--- a/EXPORTS/DOCX/published/niveau3/Dutch/RijksmuseumAmsterdam.docx
+++ b/EXPORTS/DOCX/published/niveau3/Dutch/RijksmuseumAmsterdam.docx
@@ -17,7 +17,7 @@
         <w:autoSpaceDE w:val="0"/>
         <w:widowControl/>
         <w:spacing w:line="720" w:lineRule="exact" w:before="0" w:after="0"/>
-        <w:ind w:left="20" w:right="0" w:firstLine="0"/>
+        <w:ind w:left="10" w:right="0" w:firstLine="0"/>
         <w:jc w:val="left"/>
       </w:pPr>
       <w:r>
@@ -37,7 +37,7 @@
         <w:autoSpaceDE w:val="0"/>
         <w:widowControl/>
         <w:spacing w:line="540" w:lineRule="exact" w:before="214" w:after="0"/>
-        <w:ind w:left="20" w:right="0" w:firstLine="0"/>
+        <w:ind w:left="10" w:right="0" w:firstLine="0"/>
         <w:jc w:val="left"/>
       </w:pPr>
       <w:r>
@@ -57,7 +57,7 @@
         <w:autoSpaceDE w:val="0"/>
         <w:widowControl/>
         <w:spacing w:line="288" w:lineRule="exact" w:before="292" w:after="0"/>
-        <w:ind w:left="20" w:right="0" w:firstLine="0"/>
+        <w:ind w:left="10" w:right="0" w:firstLine="0"/>
         <w:jc w:val="left"/>
       </w:pPr>
       <w:r>
@@ -120,7 +120,7 @@
         <w:autoSpaceDE w:val="0"/>
         <w:widowControl/>
         <w:spacing w:line="420" w:lineRule="exact" w:before="204" w:after="0"/>
-        <w:ind w:left="20" w:right="0" w:firstLine="0"/>
+        <w:ind w:left="10" w:right="0" w:firstLine="0"/>
         <w:jc w:val="left"/>
       </w:pPr>
       <w:r>
@@ -140,7 +140,7 @@
         <w:autoSpaceDE w:val="0"/>
         <w:widowControl/>
         <w:spacing w:line="288" w:lineRule="exact" w:before="274" w:after="0"/>
-        <w:ind w:left="20" w:right="144" w:firstLine="0"/>
+        <w:ind w:left="10" w:right="144" w:firstLine="0"/>
         <w:jc w:val="left"/>
       </w:pPr>
       <w:r>
@@ -178,7 +178,7 @@
           <w:rFonts w:ascii="Charis SIL Regular" w:hAnsi="Charis SIL Regular" w:eastAsia="Charis SIL Regular"/>
           <w:b w:val="0"/>
           <w:i w:val="0"/>
-          <w:color w:val="0066CC"/>
+          <w:color w:val="0000FF"/>
           <w:sz w:val="24"/>
           <w:u w:val="single"/>
         </w:rPr>
@@ -196,7 +196,7 @@
           <w:rFonts w:ascii="Charis SIL Regular" w:hAnsi="Charis SIL Regular" w:eastAsia="Charis SIL Regular"/>
           <w:b w:val="0"/>
           <w:i w:val="0"/>
-          <w:color w:val="0066CC"/>
+          <w:color w:val="0000FF"/>
           <w:sz w:val="24"/>
           <w:u w:val="single"/>
         </w:rPr>
@@ -207,7 +207,7 @@
           <w:rFonts w:ascii="Charis SIL Regular" w:hAnsi="Charis SIL Regular" w:eastAsia="Charis SIL Regular"/>
           <w:b w:val="0"/>
           <w:i w:val="0"/>
-          <w:color w:val="0066CC"/>
+          <w:color w:val="0000FF"/>
           <w:sz w:val="24"/>
           <w:u w:val="single"/>
         </w:rPr>
@@ -225,7 +225,7 @@
           <w:rFonts w:ascii="Charis SIL Regular" w:hAnsi="Charis SIL Regular" w:eastAsia="Charis SIL Regular"/>
           <w:b w:val="0"/>
           <w:i w:val="0"/>
-          <w:color w:val="0066CC"/>
+          <w:color w:val="0000FF"/>
           <w:sz w:val="24"/>
           <w:u w:val="single"/>
         </w:rPr>
@@ -253,7 +253,7 @@
           <w:rFonts w:ascii="Charis SIL Regular" w:hAnsi="Charis SIL Regular" w:eastAsia="Charis SIL Regular"/>
           <w:b w:val="0"/>
           <w:i w:val="0"/>
-          <w:color w:val="0066CC"/>
+          <w:color w:val="0000FF"/>
           <w:sz w:val="24"/>
           <w:u w:val="single"/>
         </w:rPr>
@@ -271,7 +271,7 @@
           <w:rFonts w:ascii="Charis SIL Regular" w:hAnsi="Charis SIL Regular" w:eastAsia="Charis SIL Regular"/>
           <w:b w:val="0"/>
           <w:i w:val="0"/>
-          <w:color w:val="0066CC"/>
+          <w:color w:val="0000FF"/>
           <w:sz w:val="24"/>
           <w:u w:val="single"/>
         </w:rPr>
@@ -282,7 +282,7 @@
           <w:rFonts w:ascii="Charis SIL Regular" w:hAnsi="Charis SIL Regular" w:eastAsia="Charis SIL Regular"/>
           <w:b w:val="0"/>
           <w:i w:val="0"/>
-          <w:color w:val="0066CC"/>
+          <w:color w:val="0000FF"/>
           <w:sz w:val="24"/>
           <w:u w:val="single"/>
         </w:rPr>
@@ -300,7 +300,7 @@
           <w:rFonts w:ascii="Charis SIL Regular" w:hAnsi="Charis SIL Regular" w:eastAsia="Charis SIL Regular"/>
           <w:b w:val="0"/>
           <w:i w:val="0"/>
-          <w:color w:val="0066CC"/>
+          <w:color w:val="0000FF"/>
           <w:sz w:val="24"/>
           <w:u w:val="single"/>
         </w:rPr>
@@ -311,7 +311,7 @@
           <w:rFonts w:ascii="Charis SIL Regular" w:hAnsi="Charis SIL Regular" w:eastAsia="Charis SIL Regular"/>
           <w:b w:val="0"/>
           <w:i w:val="0"/>
-          <w:color w:val="0066CC"/>
+          <w:color w:val="0000FF"/>
           <w:sz w:val="24"/>
           <w:u w:val="single"/>
         </w:rPr>
@@ -329,7 +329,7 @@
           <w:rFonts w:ascii="Charis SIL Regular" w:hAnsi="Charis SIL Regular" w:eastAsia="Charis SIL Regular"/>
           <w:b w:val="0"/>
           <w:i w:val="0"/>
-          <w:color w:val="0066CC"/>
+          <w:color w:val="0000FF"/>
           <w:sz w:val="24"/>
           <w:u w:val="single"/>
         </w:rPr>
@@ -340,7 +340,7 @@
           <w:rFonts w:ascii="Charis SIL Regular" w:hAnsi="Charis SIL Regular" w:eastAsia="Charis SIL Regular"/>
           <w:b w:val="0"/>
           <w:i w:val="0"/>
-          <w:color w:val="0066CC"/>
+          <w:color w:val="0000FF"/>
           <w:sz w:val="24"/>
           <w:u w:val="single"/>
         </w:rPr>
@@ -358,7 +358,7 @@
           <w:rFonts w:ascii="Charis SIL Regular" w:hAnsi="Charis SIL Regular" w:eastAsia="Charis SIL Regular"/>
           <w:b w:val="0"/>
           <w:i w:val="0"/>
-          <w:color w:val="0066CC"/>
+          <w:color w:val="0000FF"/>
           <w:sz w:val="24"/>
           <w:u w:val="single"/>
         </w:rPr>
@@ -369,7 +369,7 @@
           <w:rFonts w:ascii="Charis SIL Regular" w:hAnsi="Charis SIL Regular" w:eastAsia="Charis SIL Regular"/>
           <w:b w:val="0"/>
           <w:i w:val="0"/>
-          <w:color w:val="0066CC"/>
+          <w:color w:val="0000FF"/>
           <w:sz w:val="24"/>
           <w:u w:val="single"/>
         </w:rPr>
@@ -387,7 +387,7 @@
           <w:rFonts w:ascii="Charis SIL Regular" w:hAnsi="Charis SIL Regular" w:eastAsia="Charis SIL Regular"/>
           <w:b w:val="0"/>
           <w:i w:val="0"/>
-          <w:color w:val="0066CC"/>
+          <w:color w:val="0000FF"/>
           <w:sz w:val="24"/>
           <w:u w:val="single"/>
         </w:rPr>
@@ -398,7 +398,7 @@
           <w:rFonts w:ascii="Charis SIL Regular" w:hAnsi="Charis SIL Regular" w:eastAsia="Charis SIL Regular"/>
           <w:b w:val="0"/>
           <w:i w:val="0"/>
-          <w:color w:val="0066CC"/>
+          <w:color w:val="0000FF"/>
           <w:sz w:val="24"/>
           <w:u w:val="single"/>
         </w:rPr>
@@ -433,7 +433,7 @@
       </w:r>
       <w:r>
         <w:rPr>
-          <w:u w:val="single" w:color="0066cc"/>
+          <w:u w:val="single" w:color="0000ff"/>
           <w:rFonts w:ascii="Charis SIL Regular" w:hAnsi="Charis SIL Regular" w:eastAsia="Charis SIL Regular"/>
           <w:b w:val="0"/>
           <w:i w:val="0"/>
@@ -451,7 +451,7 @@
       </w:r>
       <w:r>
         <w:rPr>
-          <w:u w:val="single" w:color="0066cc"/>
+          <w:u w:val="single" w:color="0000ff"/>
           <w:rFonts w:ascii="Charis SIL Regular" w:hAnsi="Charis SIL Regular" w:eastAsia="Charis SIL Regular"/>
           <w:b w:val="0"/>
           <w:i w:val="0"/>
@@ -469,7 +469,7 @@
       </w:r>
       <w:r>
         <w:rPr>
-          <w:u w:val="single" w:color="0066cc"/>
+          <w:u w:val="single" w:color="0000ff"/>
           <w:rFonts w:ascii="Charis SIL Regular" w:hAnsi="Charis SIL Regular" w:eastAsia="Charis SIL Regular"/>
           <w:b w:val="0"/>
           <w:i w:val="0"/>
@@ -487,7 +487,7 @@
       </w:r>
       <w:r>
         <w:rPr>
-          <w:u w:val="single" w:color="0066cc"/>
+          <w:u w:val="single" w:color="0000ff"/>
           <w:rFonts w:ascii="Charis SIL Regular" w:hAnsi="Charis SIL Regular" w:eastAsia="Charis SIL Regular"/>
           <w:b w:val="0"/>
           <w:i w:val="0"/>
@@ -515,18 +515,61 @@
       </w:r>
       <w:r>
         <w:rPr>
-          <w:u w:val="single" w:color="0066cc"/>
+          <w:u w:val="single" w:color="0000ff"/>
           <w:rFonts w:ascii="Charis SIL Regular" w:hAnsi="Charis SIL Regular" w:eastAsia="Charis SIL Regular"/>
           <w:b w:val="0"/>
           <w:i w:val="0"/>
           <w:color w:val="000000"/>
           <w:sz w:val="24"/>
         </w:rPr>
-        <w:t>denis e</w:t>
+        <w:hyperlink r:id="rId10" w:history="1">
+          <w:r>
+            <w:rPr>
+              <w:rStyle w:val="Hyperlink"/>
+            </w:rPr>
+            <w:t>d</w:t>
+          </w:r>
+        </w:hyperlink>
       </w:r>
       <w:r>
         <w:rPr>
-          <w:u w:val="single" w:color="0066cc"/>
+          <w:u w:val="single" w:color="0000ff"/>
+          <w:rFonts w:ascii="Charis SIL Regular" w:hAnsi="Charis SIL Regular" w:eastAsia="Charis SIL Regular"/>
+          <w:b w:val="0"/>
+          <w:i w:val="0"/>
+          <w:color w:val="000000"/>
+          <w:sz w:val="24"/>
+        </w:rPr>
+        <w:hyperlink r:id="rId10" w:history="1">
+          <w:r>
+            <w:rPr>
+              <w:rStyle w:val="Hyperlink"/>
+            </w:rPr>
+            <w:t>e</w:t>
+          </w:r>
+        </w:hyperlink>
+      </w:r>
+      <w:r>
+        <w:rPr>
+          <w:u w:val="single" w:color="0000ff"/>
+          <w:rFonts w:ascii="Charis SIL Regular" w:hAnsi="Charis SIL Regular" w:eastAsia="Charis SIL Regular"/>
+          <w:b w:val="0"/>
+          <w:i w:val="0"/>
+          <w:color w:val="000000"/>
+          <w:sz w:val="24"/>
+        </w:rPr>
+        <w:hyperlink r:id="rId10" w:history="1">
+          <w:r>
+            <w:rPr>
+              <w:rStyle w:val="Hyperlink"/>
+            </w:rPr>
+            <w:t>nis e</w:t>
+          </w:r>
+        </w:hyperlink>
+      </w:r>
+      <w:r>
+        <w:rPr>
+          <w:u w:val="single" w:color="0000ff"/>
           <w:rFonts w:ascii="Charis SIL Regular" w:hAnsi="Charis SIL Regular" w:eastAsia="Charis SIL Regular"/>
           <w:b w:val="0"/>
           <w:i w:val="0"/>
@@ -544,7 +587,7 @@
       </w:r>
       <w:r>
         <w:rPr>
-          <w:u w:val="single" w:color="0066cc"/>
+          <w:u w:val="single" w:color="0000ff"/>
           <w:rFonts w:ascii="Charis SIL Regular" w:hAnsi="Charis SIL Regular" w:eastAsia="Charis SIL Regular"/>
           <w:b w:val="0"/>
           <w:i w:val="0"/>
@@ -562,7 +605,7 @@
       </w:r>
       <w:r>
         <w:rPr>
-          <w:u w:val="single" w:color="0066cc"/>
+          <w:u w:val="single" w:color="0000ff"/>
           <w:rFonts w:ascii="Charis SIL Regular" w:hAnsi="Charis SIL Regular" w:eastAsia="Charis SIL Regular"/>
           <w:b w:val="0"/>
           <w:i w:val="0"/>
@@ -583,18 +626,25 @@
           <w:rFonts w:ascii="Charis SIL Regular" w:hAnsi="Charis SIL Regular" w:eastAsia="Charis SIL Regular"/>
           <w:b w:val="0"/>
           <w:i w:val="0"/>
-          <w:color w:val="0066CC"/>
+          <w:color w:val="0000FF"/>
           <w:sz w:val="24"/>
           <w:u w:val="single"/>
         </w:rPr>
-        <w:t>Ko</w:t>
+        <w:hyperlink r:id="rId11" w:history="1">
+          <w:r>
+            <w:rPr>
+              <w:rStyle w:val="Hyperlink"/>
+            </w:rPr>
+            <w:t>Ko</w:t>
+          </w:r>
+        </w:hyperlink>
       </w:r>
       <w:r>
         <w:rPr>
           <w:rFonts w:ascii="Charis SIL Regular" w:hAnsi="Charis SIL Regular" w:eastAsia="Charis SIL Regular"/>
           <w:b w:val="0"/>
           <w:i w:val="0"/>
-          <w:color w:val="0066CC"/>
+          <w:color w:val="0000FF"/>
           <w:sz w:val="24"/>
           <w:u w:val="single"/>
         </w:rPr>
@@ -612,7 +662,7 @@
           <w:rFonts w:ascii="Charis SIL Regular" w:hAnsi="Charis SIL Regular" w:eastAsia="Charis SIL Regular"/>
           <w:b w:val="0"/>
           <w:i w:val="0"/>
-          <w:color w:val="0066CC"/>
+          <w:color w:val="0000FF"/>
           <w:sz w:val="24"/>
           <w:u w:val="single"/>
         </w:rPr>
@@ -623,9 +673,8 @@
           <w:rFonts w:ascii="Charis SIL Regular" w:hAnsi="Charis SIL Regular" w:eastAsia="Charis SIL Regular"/>
           <w:b w:val="0"/>
           <w:i w:val="0"/>
-          <w:color w:val="0066CC"/>
+          <w:color w:val="0000FF"/>
           <w:sz w:val="24"/>
-          <w:u w:val="single"/>
         </w:rPr>
         <w:t>K</w:t>
       </w:r>
@@ -634,7 +683,7 @@
           <w:rFonts w:ascii="Charis SIL Regular" w:hAnsi="Charis SIL Regular" w:eastAsia="Charis SIL Regular"/>
           <w:b w:val="0"/>
           <w:i w:val="0"/>
-          <w:color w:val="0066CC"/>
+          <w:color w:val="0000FF"/>
           <w:sz w:val="24"/>
           <w:u w:val="single"/>
         </w:rPr>
@@ -652,7 +701,7 @@
           <w:rFonts w:ascii="Charis SIL Regular" w:hAnsi="Charis SIL Regular" w:eastAsia="Charis SIL Regular"/>
           <w:b w:val="0"/>
           <w:i w:val="0"/>
-          <w:color w:val="0066CC"/>
+          <w:color w:val="0000FF"/>
           <w:sz w:val="24"/>
           <w:u w:val="single"/>
         </w:rPr>
@@ -670,7 +719,7 @@
           <w:rFonts w:ascii="Charis SIL Regular" w:hAnsi="Charis SIL Regular" w:eastAsia="Charis SIL Regular"/>
           <w:b w:val="0"/>
           <w:i w:val="0"/>
-          <w:color w:val="0066CC"/>
+          <w:color w:val="0000FF"/>
           <w:sz w:val="24"/>
           <w:u w:val="single"/>
         </w:rPr>
@@ -688,7 +737,7 @@
           <w:rFonts w:ascii="Charis SIL Regular" w:hAnsi="Charis SIL Regular" w:eastAsia="Charis SIL Regular"/>
           <w:b w:val="0"/>
           <w:i w:val="0"/>
-          <w:color w:val="0066CC"/>
+          <w:color w:val="0000FF"/>
           <w:sz w:val="24"/>
           <w:u w:val="single"/>
         </w:rPr>
@@ -699,7 +748,7 @@
           <w:rFonts w:ascii="Charis SIL Regular" w:hAnsi="Charis SIL Regular" w:eastAsia="Charis SIL Regular"/>
           <w:b w:val="0"/>
           <w:i w:val="0"/>
-          <w:color w:val="0066CC"/>
+          <w:color w:val="0000FF"/>
           <w:sz w:val="24"/>
           <w:u w:val="single"/>
         </w:rPr>
@@ -724,7 +773,7 @@
       </w:r>
       <w:r>
         <w:rPr>
-          <w:u w:val="single" w:color="0066cc"/>
+          <w:u w:val="single" w:color="0000ff"/>
           <w:rFonts w:ascii="Charis SIL Regular" w:hAnsi="Charis SIL Regular" w:eastAsia="Charis SIL Regular"/>
           <w:b w:val="0"/>
           <w:i w:val="0"/>
@@ -745,7 +794,7 @@
           <w:rFonts w:ascii="Charis SIL Regular" w:hAnsi="Charis SIL Regular" w:eastAsia="Charis SIL Regular"/>
           <w:b w:val="0"/>
           <w:i w:val="0"/>
-          <w:color w:val="0066CC"/>
+          <w:color w:val="0000FF"/>
           <w:sz w:val="24"/>
           <w:u w:val="single"/>
         </w:rPr>
@@ -763,11 +812,11 @@
           <w:rFonts w:ascii="Charis SIL Regular" w:hAnsi="Charis SIL Regular" w:eastAsia="Charis SIL Regular"/>
           <w:b w:val="0"/>
           <w:i w:val="0"/>
-          <w:color w:val="0066CC"/>
+          <w:color w:val="0000FF"/>
           <w:sz w:val="24"/>
           <w:u w:val="single"/>
         </w:rPr>
-        <w:hyperlink r:id="rId12" w:history="1">
+        <w:hyperlink r:id="rId11" w:history="1">
           <w:r>
             <w:rPr>
               <w:rStyle w:val="Hyperlink"/>
@@ -781,11 +830,11 @@
           <w:rFonts w:ascii="Charis SIL Regular" w:hAnsi="Charis SIL Regular" w:eastAsia="Charis SIL Regular"/>
           <w:b w:val="0"/>
           <w:i w:val="0"/>
-          <w:color w:val="0066CC"/>
+          <w:color w:val="0000FF"/>
           <w:sz w:val="24"/>
           <w:u w:val="single"/>
         </w:rPr>
-        <w:hyperlink r:id="rId12" w:history="1">
+        <w:hyperlink r:id="rId11" w:history="1">
           <w:r>
             <w:rPr>
               <w:rStyle w:val="Hyperlink"/>
@@ -799,7 +848,7 @@
           <w:rFonts w:ascii="Charis SIL Regular" w:hAnsi="Charis SIL Regular" w:eastAsia="Charis SIL Regular"/>
           <w:b w:val="0"/>
           <w:i w:val="0"/>
-          <w:color w:val="0066CC"/>
+          <w:color w:val="0000FF"/>
           <w:sz w:val="24"/>
           <w:u w:val="single"/>
         </w:rPr>
@@ -817,11 +866,11 @@
           <w:rFonts w:ascii="Charis SIL Regular" w:hAnsi="Charis SIL Regular" w:eastAsia="Charis SIL Regular"/>
           <w:b w:val="0"/>
           <w:i w:val="0"/>
-          <w:color w:val="0066CC"/>
+          <w:color w:val="0000FF"/>
           <w:sz w:val="24"/>
           <w:u w:val="single"/>
         </w:rPr>
-        <w:hyperlink r:id="rId12" w:history="1">
+        <w:hyperlink r:id="rId11" w:history="1">
           <w:r>
             <w:rPr>
               <w:rStyle w:val="Hyperlink"/>
@@ -835,11 +884,11 @@
           <w:rFonts w:ascii="Charis SIL Regular" w:hAnsi="Charis SIL Regular" w:eastAsia="Charis SIL Regular"/>
           <w:b w:val="0"/>
           <w:i w:val="0"/>
-          <w:color w:val="0066CC"/>
+          <w:color w:val="0000FF"/>
           <w:sz w:val="24"/>
           <w:u w:val="single"/>
         </w:rPr>
-        <w:hyperlink r:id="rId12" w:history="1">
+        <w:hyperlink r:id="rId11" w:history="1">
           <w:r>
             <w:rPr>
               <w:rStyle w:val="Hyperlink"/>
@@ -853,7 +902,7 @@
           <w:rFonts w:ascii="Charis SIL Regular" w:hAnsi="Charis SIL Regular" w:eastAsia="Charis SIL Regular"/>
           <w:b w:val="0"/>
           <w:i w:val="0"/>
-          <w:color w:val="0066CC"/>
+          <w:color w:val="0000FF"/>
           <w:sz w:val="24"/>
           <w:u w:val="single"/>
         </w:rPr>
@@ -871,7 +920,7 @@
           <w:rFonts w:ascii="Charis SIL Regular" w:hAnsi="Charis SIL Regular" w:eastAsia="Charis SIL Regular"/>
           <w:b w:val="0"/>
           <w:i w:val="0"/>
-          <w:color w:val="0066CC"/>
+          <w:color w:val="0000FF"/>
           <w:sz w:val="24"/>
           <w:u w:val="single"/>
         </w:rPr>
@@ -882,11 +931,11 @@
           <w:rFonts w:ascii="Charis SIL Regular" w:hAnsi="Charis SIL Regular" w:eastAsia="Charis SIL Regular"/>
           <w:b w:val="0"/>
           <w:i w:val="0"/>
-          <w:color w:val="0066CC"/>
+          <w:color w:val="0000FF"/>
           <w:sz w:val="24"/>
           <w:u w:val="single"/>
         </w:rPr>
-        <w:hyperlink r:id="rId11" w:history="1">
+        <w:hyperlink r:id="rId12" w:history="1">
           <w:r>
             <w:rPr>
               <w:rStyle w:val="Hyperlink"/>
@@ -900,7 +949,7 @@
           <w:rFonts w:ascii="Charis SIL Regular" w:hAnsi="Charis SIL Regular" w:eastAsia="Charis SIL Regular"/>
           <w:b w:val="0"/>
           <w:i w:val="0"/>
-          <w:color w:val="0066CC"/>
+          <w:color w:val="0000FF"/>
           <w:sz w:val="24"/>
           <w:u w:val="single"/>
         </w:rPr>
@@ -911,11 +960,11 @@
           <w:rFonts w:ascii="Charis SIL Regular" w:hAnsi="Charis SIL Regular" w:eastAsia="Charis SIL Regular"/>
           <w:b w:val="0"/>
           <w:i w:val="0"/>
-          <w:color w:val="0066CC"/>
+          <w:color w:val="0000FF"/>
           <w:sz w:val="24"/>
           <w:u w:val="single"/>
         </w:rPr>
-        <w:hyperlink r:id="rId11" w:history="1">
+        <w:hyperlink r:id="rId12" w:history="1">
           <w:r>
             <w:rPr>
               <w:rStyle w:val="Hyperlink"/>
@@ -929,7 +978,7 @@
           <w:rFonts w:ascii="Charis SIL Regular" w:hAnsi="Charis SIL Regular" w:eastAsia="Charis SIL Regular"/>
           <w:b w:val="0"/>
           <w:i w:val="0"/>
-          <w:color w:val="0066CC"/>
+          <w:color w:val="0000FF"/>
           <w:sz w:val="24"/>
           <w:u w:val="single"/>
         </w:rPr>
@@ -947,7 +996,7 @@
           <w:rFonts w:ascii="Charis SIL Regular" w:hAnsi="Charis SIL Regular" w:eastAsia="Charis SIL Regular"/>
           <w:b w:val="0"/>
           <w:i w:val="0"/>
-          <w:color w:val="0066CC"/>
+          <w:color w:val="0000FF"/>
           <w:sz w:val="24"/>
           <w:u w:val="single"/>
         </w:rPr>
@@ -958,7 +1007,7 @@
           <w:rFonts w:ascii="Charis SIL Regular" w:hAnsi="Charis SIL Regular" w:eastAsia="Charis SIL Regular"/>
           <w:b w:val="0"/>
           <w:i w:val="0"/>
-          <w:color w:val="0066CC"/>
+          <w:color w:val="0000FF"/>
           <w:sz w:val="24"/>
           <w:u w:val="single"/>
         </w:rPr>
@@ -976,7 +1025,7 @@
           <w:rFonts w:ascii="Charis SIL Regular" w:hAnsi="Charis SIL Regular" w:eastAsia="Charis SIL Regular"/>
           <w:b w:val="0"/>
           <w:i w:val="0"/>
-          <w:color w:val="0066CC"/>
+          <w:color w:val="0000FF"/>
           <w:sz w:val="24"/>
           <w:u w:val="single"/>
         </w:rPr>
@@ -987,7 +1036,7 @@
           <w:rFonts w:ascii="Charis SIL Regular" w:hAnsi="Charis SIL Regular" w:eastAsia="Charis SIL Regular"/>
           <w:b w:val="0"/>
           <w:i w:val="0"/>
-          <w:color w:val="0066CC"/>
+          <w:color w:val="0000FF"/>
           <w:sz w:val="24"/>
           <w:u w:val="single"/>
         </w:rPr>
@@ -1005,7 +1054,7 @@
           <w:rFonts w:ascii="Charis SIL Regular" w:hAnsi="Charis SIL Regular" w:eastAsia="Charis SIL Regular"/>
           <w:b w:val="0"/>
           <w:i w:val="0"/>
-          <w:color w:val="0066CC"/>
+          <w:color w:val="0000FF"/>
           <w:sz w:val="24"/>
           <w:u w:val="single"/>
         </w:rPr>
@@ -1016,7 +1065,7 @@
           <w:rFonts w:ascii="Charis SIL Regular" w:hAnsi="Charis SIL Regular" w:eastAsia="Charis SIL Regular"/>
           <w:b w:val="0"/>
           <w:i w:val="0"/>
-          <w:color w:val="0066CC"/>
+          <w:color w:val="0000FF"/>
           <w:sz w:val="24"/>
           <w:u w:val="single"/>
         </w:rPr>
@@ -1041,7 +1090,7 @@
       </w:r>
       <w:r>
         <w:rPr>
-          <w:u w:val="single" w:color="0066cc"/>
+          <w:u w:val="single" w:color="0000ff"/>
           <w:rFonts w:ascii="Charis SIL Regular" w:hAnsi="Charis SIL Regular" w:eastAsia="Charis SIL Regular"/>
           <w:b w:val="0"/>
           <w:i w:val="0"/>
@@ -1062,17 +1111,43 @@
       </w:r>
       <w:r>
         <w:rPr>
+          <w:u w:val="single" w:color="0000ff"/>
           <w:rFonts w:ascii="Charis SIL Regular" w:hAnsi="Charis SIL Regular" w:eastAsia="Charis SIL Regular"/>
           <w:b w:val="0"/>
           <w:i w:val="0"/>
           <w:color w:val="000000"/>
           <w:sz w:val="24"/>
         </w:rPr>
-        <w:t>Rijksmuseum. I</w:t>
+        <w:hyperlink r:id="rId12" w:history="1">
+          <w:r>
+            <w:rPr>
+              <w:rStyle w:val="Hyperlink"/>
+            </w:rPr>
+            <w:t>Rijksmuseu</w:t>
+          </w:r>
+        </w:hyperlink>
       </w:r>
       <w:r>
         <w:rPr>
-          <w:u w:val="single" w:color="0066cc"/>
+          <w:u w:val="single" w:color="0000ff"/>
+          <w:rFonts w:ascii="Charis SIL Regular" w:hAnsi="Charis SIL Regular" w:eastAsia="Charis SIL Regular"/>
+          <w:b w:val="0"/>
+          <w:i w:val="0"/>
+          <w:color w:val="000000"/>
+          <w:sz w:val="24"/>
+        </w:rPr>
+        <w:hyperlink r:id="rId12" w:history="1">
+          <w:r>
+            <w:rPr>
+              <w:rStyle w:val="Hyperlink"/>
+            </w:rPr>
+            <w:t>m. I</w:t>
+          </w:r>
+        </w:hyperlink>
+      </w:r>
+      <w:r>
+        <w:rPr>
+          <w:u w:val="single" w:color="0000ff"/>
           <w:rFonts w:ascii="Charis SIL Regular" w:hAnsi="Charis SIL Regular" w:eastAsia="Charis SIL Regular"/>
           <w:b w:val="0"/>
           <w:i w:val="0"/>
@@ -1090,7 +1165,7 @@
       </w:r>
       <w:r>
         <w:rPr>
-          <w:u w:val="single" w:color="0066cc"/>
+          <w:u w:val="single" w:color="0000ff"/>
           <w:rFonts w:ascii="Charis SIL Regular" w:hAnsi="Charis SIL Regular" w:eastAsia="Charis SIL Regular"/>
           <w:b w:val="0"/>
           <w:i w:val="0"/>
@@ -1108,7 +1183,7 @@
       </w:r>
       <w:r>
         <w:rPr>
-          <w:u w:val="single" w:color="0066cc"/>
+          <w:u w:val="single" w:color="0000ff"/>
           <w:rFonts w:ascii="Charis SIL Regular" w:hAnsi="Charis SIL Regular" w:eastAsia="Charis SIL Regular"/>
           <w:b w:val="0"/>
           <w:i w:val="0"/>
@@ -1126,7 +1201,7 @@
       </w:r>
       <w:r>
         <w:rPr>
-          <w:u w:val="single" w:color="0066cc"/>
+          <w:u w:val="single" w:color="0000ff"/>
           <w:rFonts w:ascii="Charis SIL Regular" w:hAnsi="Charis SIL Regular" w:eastAsia="Charis SIL Regular"/>
           <w:b w:val="0"/>
           <w:i w:val="0"/>
@@ -1144,7 +1219,7 @@
       </w:r>
       <w:r>
         <w:rPr>
-          <w:u w:val="single" w:color="0066cc"/>
+          <w:u w:val="single" w:color="0000ff"/>
           <w:rFonts w:ascii="Charis SIL Regular" w:hAnsi="Charis SIL Regular" w:eastAsia="Charis SIL Regular"/>
           <w:b w:val="0"/>
           <w:i w:val="0"/>
@@ -1162,7 +1237,7 @@
       </w:r>
       <w:r>
         <w:rPr>
-          <w:u w:val="single" w:color="0066cc"/>
+          <w:u w:val="single" w:color="0000ff"/>
           <w:rFonts w:ascii="Charis SIL Regular" w:hAnsi="Charis SIL Regular" w:eastAsia="Charis SIL Regular"/>
           <w:b w:val="0"/>
           <w:i w:val="0"/>
@@ -1180,7 +1255,7 @@
       </w:r>
       <w:r>
         <w:rPr>
-          <w:u w:val="single" w:color="0066cc"/>
+          <w:u w:val="single" w:color="0000ff"/>
           <w:rFonts w:ascii="Charis SIL Regular" w:hAnsi="Charis SIL Regular" w:eastAsia="Charis SIL Regular"/>
           <w:b w:val="0"/>
           <w:i w:val="0"/>
@@ -1233,7 +1308,7 @@
         <w:autoSpaceDE w:val="0"/>
         <w:widowControl/>
         <w:spacing w:line="352" w:lineRule="exact" w:before="176" w:after="0"/>
-        <w:ind w:left="20" w:right="0" w:firstLine="0"/>
+        <w:ind w:left="10" w:right="0" w:firstLine="0"/>
         <w:jc w:val="left"/>
       </w:pPr>
       <w:r>
@@ -1271,7 +1346,7 @@
           <w:rFonts w:ascii="Charis SIL Regular" w:hAnsi="Charis SIL Regular" w:eastAsia="Charis SIL Regular"/>
           <w:b w:val="0"/>
           <w:i w:val="0"/>
-          <w:color w:val="0066CC"/>
+          <w:color w:val="0000FF"/>
           <w:sz w:val="24"/>
           <w:u w:val="single"/>
         </w:rPr>
@@ -1289,7 +1364,7 @@
           <w:rFonts w:ascii="Charis SIL Regular" w:hAnsi="Charis SIL Regular" w:eastAsia="Charis SIL Regular"/>
           <w:b w:val="0"/>
           <w:i w:val="0"/>
-          <w:color w:val="0066CC"/>
+          <w:color w:val="0000FF"/>
           <w:sz w:val="24"/>
           <w:u w:val="single"/>
         </w:rPr>
@@ -1300,7 +1375,7 @@
           <w:rFonts w:ascii="Charis SIL Regular" w:hAnsi="Charis SIL Regular" w:eastAsia="Charis SIL Regular"/>
           <w:b w:val="0"/>
           <w:i w:val="0"/>
-          <w:color w:val="0066CC"/>
+          <w:color w:val="0000FF"/>
           <w:sz w:val="24"/>
           <w:u w:val="single"/>
         </w:rPr>
@@ -1330,7 +1405,7 @@
         <w:autoSpaceDE w:val="0"/>
         <w:widowControl/>
         <w:spacing w:line="420" w:lineRule="exact" w:before="204" w:after="0"/>
-        <w:ind w:left="20" w:right="0" w:firstLine="0"/>
+        <w:ind w:left="10" w:right="0" w:firstLine="0"/>
         <w:jc w:val="left"/>
       </w:pPr>
       <w:r>
@@ -1350,7 +1425,7 @@
         <w:autoSpaceDE w:val="0"/>
         <w:widowControl/>
         <w:spacing w:line="288" w:lineRule="exact" w:before="276" w:after="0"/>
-        <w:ind w:left="20" w:right="0" w:firstLine="0"/>
+        <w:ind w:left="10" w:right="0" w:firstLine="0"/>
         <w:jc w:val="left"/>
       </w:pPr>
       <w:r>
@@ -1381,7 +1456,7 @@
           <w:rFonts w:ascii="Charis SIL Regular" w:hAnsi="Charis SIL Regular" w:eastAsia="Charis SIL Regular"/>
           <w:b w:val="0"/>
           <w:i w:val="0"/>
-          <w:color w:val="0066CC"/>
+          <w:color w:val="0000FF"/>
           <w:sz w:val="24"/>
           <w:u w:val="single"/>
         </w:rPr>
@@ -1399,7 +1474,7 @@
           <w:rFonts w:ascii="Charis SIL Regular" w:hAnsi="Charis SIL Regular" w:eastAsia="Charis SIL Regular"/>
           <w:b w:val="0"/>
           <w:i w:val="0"/>
-          <w:color w:val="0066CC"/>
+          <w:color w:val="0000FF"/>
           <w:sz w:val="24"/>
           <w:u w:val="single"/>
         </w:rPr>
@@ -1417,7 +1492,7 @@
           <w:rFonts w:ascii="Charis SIL Regular" w:hAnsi="Charis SIL Regular" w:eastAsia="Charis SIL Regular"/>
           <w:b w:val="0"/>
           <w:i w:val="0"/>
-          <w:color w:val="0066CC"/>
+          <w:color w:val="0000FF"/>
           <w:sz w:val="24"/>
           <w:u w:val="single"/>
         </w:rPr>
@@ -1442,7 +1517,7 @@
       </w:r>
       <w:r>
         <w:rPr>
-          <w:u w:val="single" w:color="0066cc"/>
+          <w:u w:val="single" w:color="0000ff"/>
           <w:rFonts w:ascii="Charis SIL Regular" w:hAnsi="Charis SIL Regular" w:eastAsia="Charis SIL Regular"/>
           <w:b w:val="0"/>
           <w:i w:val="0"/>
@@ -1460,7 +1535,7 @@
       </w:r>
       <w:r>
         <w:rPr>
-          <w:u w:val="single" w:color="0066cc"/>
+          <w:u w:val="single" w:color="0000ff"/>
           <w:rFonts w:ascii="Charis SIL Regular" w:hAnsi="Charis SIL Regular" w:eastAsia="Charis SIL Regular"/>
           <w:b w:val="0"/>
           <w:i w:val="0"/>
@@ -1483,7 +1558,7 @@
         <w:autoSpaceDE w:val="0"/>
         <w:widowControl/>
         <w:spacing w:line="288" w:lineRule="exact" w:before="66" w:after="0"/>
-        <w:ind w:left="20" w:right="288" w:firstLine="0"/>
+        <w:ind w:left="10" w:right="288" w:firstLine="0"/>
         <w:jc w:val="left"/>
       </w:pPr>
       <w:r>
@@ -1528,7 +1603,7 @@
           <w:rFonts w:ascii="Charis SIL Regular" w:hAnsi="Charis SIL Regular" w:eastAsia="Charis SIL Regular"/>
           <w:b w:val="0"/>
           <w:i w:val="0"/>
-          <w:color w:val="0066CC"/>
+          <w:color w:val="0000FF"/>
           <w:sz w:val="24"/>
           <w:u w:val="single"/>
         </w:rPr>
@@ -1558,7 +1633,7 @@
         <w:autoSpaceDE w:val="0"/>
         <w:widowControl/>
         <w:spacing w:line="288" w:lineRule="exact" w:before="240" w:after="0"/>
-        <w:ind w:left="20" w:right="0" w:firstLine="0"/>
+        <w:ind w:left="10" w:right="0" w:firstLine="0"/>
         <w:jc w:val="left"/>
       </w:pPr>
       <w:r>
@@ -1576,7 +1651,7 @@
           <w:rFonts w:ascii="Charis SIL Regular" w:hAnsi="Charis SIL Regular" w:eastAsia="Charis SIL Regular"/>
           <w:b w:val="0"/>
           <w:i w:val="0"/>
-          <w:color w:val="0066CC"/>
+          <w:color w:val="0000FF"/>
           <w:sz w:val="24"/>
           <w:u w:val="single"/>
         </w:rPr>
@@ -1611,7 +1686,7 @@
       </w:r>
       <w:r>
         <w:rPr>
-          <w:u w:val="single" w:color="0066cc"/>
+          <w:u w:val="single" w:color="0000ff"/>
           <w:rFonts w:ascii="Charis SIL Regular" w:hAnsi="Charis SIL Regular" w:eastAsia="Charis SIL Regular"/>
           <w:b w:val="0"/>
           <w:i w:val="0"/>
@@ -1665,7 +1740,7 @@
           <w:rFonts w:ascii="Charis SIL Regular" w:hAnsi="Charis SIL Regular" w:eastAsia="Charis SIL Regular"/>
           <w:b w:val="0"/>
           <w:i w:val="0"/>
-          <w:color w:val="0066CC"/>
+          <w:color w:val="0000FF"/>
           <w:sz w:val="24"/>
           <w:u w:val="single"/>
         </w:rPr>
@@ -1693,7 +1768,7 @@
           <w:rFonts w:ascii="Charis SIL Regular" w:hAnsi="Charis SIL Regular" w:eastAsia="Charis SIL Regular"/>
           <w:b w:val="0"/>
           <w:i w:val="0"/>
-          <w:color w:val="0066CC"/>
+          <w:color w:val="0000FF"/>
           <w:sz w:val="24"/>
           <w:u w:val="single"/>
         </w:rPr>
@@ -1711,7 +1786,7 @@
           <w:rFonts w:ascii="Charis SIL Regular" w:hAnsi="Charis SIL Regular" w:eastAsia="Charis SIL Regular"/>
           <w:b w:val="0"/>
           <w:i w:val="0"/>
-          <w:color w:val="0066CC"/>
+          <w:color w:val="0000FF"/>
           <w:sz w:val="24"/>
           <w:u w:val="single"/>
         </w:rPr>
@@ -1722,7 +1797,7 @@
           <w:rFonts w:ascii="Charis SIL Regular" w:hAnsi="Charis SIL Regular" w:eastAsia="Charis SIL Regular"/>
           <w:b w:val="0"/>
           <w:i w:val="0"/>
-          <w:color w:val="0066CC"/>
+          <w:color w:val="0000FF"/>
           <w:sz w:val="24"/>
           <w:u w:val="single"/>
         </w:rPr>
@@ -1757,7 +1832,7 @@
       </w:r>
       <w:r>
         <w:rPr>
-          <w:u w:val="single" w:color="0066cc"/>
+          <w:u w:val="single" w:color="0000ff"/>
           <w:rFonts w:ascii="Charis SIL Regular" w:hAnsi="Charis SIL Regular" w:eastAsia="Charis SIL Regular"/>
           <w:b w:val="0"/>
           <w:i w:val="0"/>
@@ -1775,17 +1850,28 @@
       </w:r>
       <w:r>
         <w:rPr>
+          <w:u w:val="single" w:color="0000ff"/>
           <w:rFonts w:ascii="Charis SIL Regular" w:hAnsi="Charis SIL Regular" w:eastAsia="Charis SIL Regular"/>
           <w:b w:val="0"/>
           <w:i w:val="0"/>
           <w:color w:val="000000"/>
           <w:sz w:val="24"/>
         </w:rPr>
-        <w:t xml:space="preserve">ssen de </w:t>
+        <w:t>s</w:t>
       </w:r>
       <w:r>
         <w:rPr>
-          <w:u w:val="single" w:color="0066cc"/>
+          <w:rFonts w:ascii="Charis SIL Regular" w:hAnsi="Charis SIL Regular" w:eastAsia="Charis SIL Regular"/>
+          <w:b w:val="0"/>
+          <w:i w:val="0"/>
+          <w:color w:val="000000"/>
+          <w:sz w:val="24"/>
+        </w:rPr>
+        <w:t xml:space="preserve">sen de </w:t>
+      </w:r>
+      <w:r>
+        <w:rPr>
+          <w:u w:val="single" w:color="0000ff"/>
           <w:rFonts w:ascii="Charis SIL Regular" w:hAnsi="Charis SIL Regular" w:eastAsia="Charis SIL Regular"/>
           <w:b w:val="0"/>
           <w:i w:val="0"/>
@@ -1803,7 +1889,7 @@
       </w:r>
       <w:r>
         <w:rPr>
-          <w:u w:val="single" w:color="0066cc"/>
+          <w:u w:val="single" w:color="0000ff"/>
           <w:rFonts w:ascii="Charis SIL Regular" w:hAnsi="Charis SIL Regular" w:eastAsia="Charis SIL Regular"/>
           <w:b w:val="0"/>
           <w:i w:val="0"/>
@@ -1821,7 +1907,7 @@
       </w:r>
       <w:r>
         <w:rPr>
-          <w:u w:val="single" w:color="0066cc"/>
+          <w:u w:val="single" w:color="0000ff"/>
           <w:rFonts w:ascii="Charis SIL Regular" w:hAnsi="Charis SIL Regular" w:eastAsia="Charis SIL Regular"/>
           <w:b w:val="0"/>
           <w:i w:val="0"/>
@@ -1854,7 +1940,7 @@
         <w:autoSpaceDE w:val="0"/>
         <w:widowControl/>
         <w:spacing w:line="288" w:lineRule="exact" w:before="240" w:after="0"/>
-        <w:ind w:left="20" w:right="0" w:firstLine="0"/>
+        <w:ind w:left="10" w:right="0" w:firstLine="0"/>
         <w:jc w:val="left"/>
       </w:pPr>
       <w:r>
@@ -1872,7 +1958,7 @@
           <w:rFonts w:ascii="Charis SIL Regular" w:hAnsi="Charis SIL Regular" w:eastAsia="Charis SIL Regular"/>
           <w:b w:val="0"/>
           <w:i w:val="0"/>
-          <w:color w:val="0066CC"/>
+          <w:color w:val="0000FF"/>
           <w:sz w:val="24"/>
           <w:u w:val="single"/>
         </w:rPr>
@@ -1890,7 +1976,7 @@
           <w:rFonts w:ascii="Charis SIL Regular" w:hAnsi="Charis SIL Regular" w:eastAsia="Charis SIL Regular"/>
           <w:b w:val="0"/>
           <w:i w:val="0"/>
-          <w:color w:val="0066CC"/>
+          <w:color w:val="0000FF"/>
           <w:sz w:val="24"/>
           <w:u w:val="single"/>
         </w:rPr>
@@ -1901,7 +1987,7 @@
           <w:rFonts w:ascii="Charis SIL Regular" w:hAnsi="Charis SIL Regular" w:eastAsia="Charis SIL Regular"/>
           <w:b w:val="0"/>
           <w:i w:val="0"/>
-          <w:color w:val="0066CC"/>
+          <w:color w:val="0000FF"/>
           <w:sz w:val="24"/>
           <w:u w:val="single"/>
         </w:rPr>
@@ -1919,7 +2005,7 @@
           <w:rFonts w:ascii="Charis SIL Regular" w:hAnsi="Charis SIL Regular" w:eastAsia="Charis SIL Regular"/>
           <w:b w:val="0"/>
           <w:i w:val="0"/>
-          <w:color w:val="0066CC"/>
+          <w:color w:val="0000FF"/>
           <w:sz w:val="24"/>
           <w:u w:val="single"/>
         </w:rPr>
@@ -1930,7 +2016,7 @@
           <w:rFonts w:ascii="Charis SIL Regular" w:hAnsi="Charis SIL Regular" w:eastAsia="Charis SIL Regular"/>
           <w:b w:val="0"/>
           <w:i w:val="0"/>
-          <w:color w:val="0066CC"/>
+          <w:color w:val="0000FF"/>
           <w:sz w:val="24"/>
           <w:u w:val="single"/>
         </w:rPr>
@@ -1965,7 +2051,7 @@
       </w:r>
       <w:r>
         <w:rPr>
-          <w:u w:val="single" w:color="0066cc"/>
+          <w:u w:val="single" w:color="0000ff"/>
           <w:rFonts w:ascii="Charis SIL Regular" w:hAnsi="Charis SIL Regular" w:eastAsia="Charis SIL Regular"/>
           <w:b w:val="0"/>
           <w:i w:val="0"/>
@@ -1983,7 +2069,7 @@
       </w:r>
       <w:r>
         <w:rPr>
-          <w:u w:val="single" w:color="0066cc"/>
+          <w:u w:val="single" w:color="0000ff"/>
           <w:rFonts w:ascii="Charis SIL Regular" w:hAnsi="Charis SIL Regular" w:eastAsia="Charis SIL Regular"/>
           <w:b w:val="0"/>
           <w:i w:val="0"/>
@@ -2001,7 +2087,7 @@
       </w:r>
       <w:r>
         <w:rPr>
-          <w:u w:val="single" w:color="0066cc"/>
+          <w:u w:val="single" w:color="0000ff"/>
           <w:rFonts w:ascii="Charis SIL Regular" w:hAnsi="Charis SIL Regular" w:eastAsia="Charis SIL Regular"/>
           <w:b w:val="0"/>
           <w:i w:val="0"/>
@@ -2019,7 +2105,7 @@
       </w:r>
       <w:r>
         <w:rPr>
-          <w:u w:val="single" w:color="0066cc"/>
+          <w:u w:val="single" w:color="0000ff"/>
           <w:rFonts w:ascii="Charis SIL Regular" w:hAnsi="Charis SIL Regular" w:eastAsia="Charis SIL Regular"/>
           <w:b w:val="0"/>
           <w:i w:val="0"/>
@@ -2030,7 +2116,7 @@
       </w:r>
       <w:r>
         <w:rPr>
-          <w:u w:val="single" w:color="0066cc"/>
+          <w:u w:val="single" w:color="0000ff"/>
           <w:rFonts w:ascii="Charis SIL Regular" w:hAnsi="Charis SIL Regular" w:eastAsia="Charis SIL Regular"/>
           <w:b w:val="0"/>
           <w:i w:val="0"/>
@@ -2106,7 +2192,7 @@
         <w:autoSpaceDE w:val="0"/>
         <w:widowControl/>
         <w:spacing w:line="288" w:lineRule="exact" w:before="66" w:after="0"/>
-        <w:ind w:left="20" w:right="0" w:firstLine="0"/>
+        <w:ind w:left="10" w:right="0" w:firstLine="0"/>
         <w:jc w:val="left"/>
       </w:pPr>
       <w:r>
@@ -2134,7 +2220,7 @@
           <w:rFonts w:ascii="Charis SIL Regular" w:hAnsi="Charis SIL Regular" w:eastAsia="Charis SIL Regular"/>
           <w:b w:val="0"/>
           <w:i w:val="0"/>
-          <w:color w:val="0066CC"/>
+          <w:color w:val="0000FF"/>
           <w:sz w:val="24"/>
           <w:u w:val="single"/>
         </w:rPr>
@@ -2152,7 +2238,7 @@
           <w:rFonts w:ascii="Charis SIL Regular" w:hAnsi="Charis SIL Regular" w:eastAsia="Charis SIL Regular"/>
           <w:b w:val="0"/>
           <w:i w:val="0"/>
-          <w:color w:val="0066CC"/>
+          <w:color w:val="0000FF"/>
           <w:sz w:val="24"/>
           <w:u w:val="single"/>
         </w:rPr>
@@ -2163,7 +2249,7 @@
           <w:rFonts w:ascii="Charis SIL Regular" w:hAnsi="Charis SIL Regular" w:eastAsia="Charis SIL Regular"/>
           <w:b w:val="0"/>
           <w:i w:val="0"/>
-          <w:color w:val="0066CC"/>
+          <w:color w:val="0000FF"/>
           <w:sz w:val="24"/>
           <w:u w:val="single"/>
         </w:rPr>
@@ -2181,7 +2267,7 @@
           <w:rFonts w:ascii="Charis SIL Regular" w:hAnsi="Charis SIL Regular" w:eastAsia="Charis SIL Regular"/>
           <w:b w:val="0"/>
           <w:i w:val="0"/>
-          <w:color w:val="0066CC"/>
+          <w:color w:val="0000FF"/>
           <w:sz w:val="24"/>
           <w:u w:val="single"/>
         </w:rPr>
@@ -2192,7 +2278,7 @@
           <w:rFonts w:ascii="Charis SIL Regular" w:hAnsi="Charis SIL Regular" w:eastAsia="Charis SIL Regular"/>
           <w:b w:val="0"/>
           <w:i w:val="0"/>
-          <w:color w:val="0066CC"/>
+          <w:color w:val="0000FF"/>
           <w:sz w:val="24"/>
           <w:u w:val="single"/>
         </w:rPr>
@@ -2210,7 +2296,7 @@
           <w:rFonts w:ascii="Charis SIL Regular" w:hAnsi="Charis SIL Regular" w:eastAsia="Charis SIL Regular"/>
           <w:b w:val="0"/>
           <w:i w:val="0"/>
-          <w:color w:val="0066CC"/>
+          <w:color w:val="0000FF"/>
           <w:sz w:val="24"/>
           <w:u w:val="single"/>
         </w:rPr>
@@ -2221,7 +2307,7 @@
           <w:rFonts w:ascii="Charis SIL Regular" w:hAnsi="Charis SIL Regular" w:eastAsia="Charis SIL Regular"/>
           <w:b w:val="0"/>
           <w:i w:val="0"/>
-          <w:color w:val="0066CC"/>
+          <w:color w:val="0000FF"/>
           <w:sz w:val="24"/>
           <w:u w:val="single"/>
         </w:rPr>
@@ -2256,7 +2342,7 @@
       </w:r>
       <w:r>
         <w:rPr>
-          <w:u w:val="single" w:color="0066cc"/>
+          <w:u w:val="single" w:color="0000ff"/>
           <w:rFonts w:ascii="Charis SIL Regular" w:hAnsi="Charis SIL Regular" w:eastAsia="Charis SIL Regular"/>
           <w:b w:val="0"/>
           <w:i w:val="0"/>
@@ -2274,7 +2360,7 @@
       </w:r>
       <w:r>
         <w:rPr>
-          <w:u w:val="single" w:color="0066cc"/>
+          <w:u w:val="single" w:color="0000ff"/>
           <w:rFonts w:ascii="Charis SIL Regular" w:hAnsi="Charis SIL Regular" w:eastAsia="Charis SIL Regular"/>
           <w:b w:val="0"/>
           <w:i w:val="0"/>
@@ -2292,7 +2378,7 @@
       </w:r>
       <w:r>
         <w:rPr>
-          <w:u w:val="single" w:color="0066cc"/>
+          <w:u w:val="single" w:color="0000ff"/>
           <w:rFonts w:ascii="Charis SIL Regular" w:hAnsi="Charis SIL Regular" w:eastAsia="Charis SIL Regular"/>
           <w:b w:val="0"/>
           <w:i w:val="0"/>
@@ -2310,7 +2396,7 @@
       </w:r>
       <w:r>
         <w:rPr>
-          <w:u w:val="single" w:color="0066cc"/>
+          <w:u w:val="single" w:color="0000ff"/>
           <w:rFonts w:ascii="Charis SIL Regular" w:hAnsi="Charis SIL Regular" w:eastAsia="Charis SIL Regular"/>
           <w:b w:val="0"/>
           <w:i w:val="0"/>
@@ -2328,7 +2414,7 @@
       </w:r>
       <w:r>
         <w:rPr>
-          <w:u w:val="single" w:color="0066cc"/>
+          <w:u w:val="single" w:color="0000ff"/>
           <w:rFonts w:ascii="Charis SIL Regular" w:hAnsi="Charis SIL Regular" w:eastAsia="Charis SIL Regular"/>
           <w:b w:val="0"/>
           <w:i w:val="0"/>
@@ -2346,7 +2432,7 @@
       </w:r>
       <w:r>
         <w:rPr>
-          <w:u w:val="single" w:color="0066cc"/>
+          <w:u w:val="single" w:color="0000ff"/>
           <w:rFonts w:ascii="Charis SIL Regular" w:hAnsi="Charis SIL Regular" w:eastAsia="Charis SIL Regular"/>
           <w:b w:val="0"/>
           <w:i w:val="0"/>
@@ -2364,7 +2450,7 @@
       </w:r>
       <w:r>
         <w:rPr>
-          <w:u w:val="single" w:color="0066cc"/>
+          <w:u w:val="single" w:color="0000ff"/>
           <w:rFonts w:ascii="Charis SIL Regular" w:hAnsi="Charis SIL Regular" w:eastAsia="Charis SIL Regular"/>
           <w:b w:val="0"/>
           <w:i w:val="0"/>
@@ -2405,7 +2491,7 @@
       <w:pPr>
         <w:sectPr>
           <w:pgSz w:w="11900" w:h="16840"/>
-          <w:pgMar w:top="448" w:right="974" w:bottom="502" w:left="940" w:header="720" w:footer="720" w:gutter="0"/>
+          <w:pgMar w:top="448" w:right="974" w:bottom="502" w:left="950" w:header="720" w:footer="720" w:gutter="0"/>
           <w:cols/>
           <w:docGrid w:linePitch="360"/>
         </w:sectPr>
@@ -2454,7 +2540,7 @@
           <w:rFonts w:ascii="Charis SIL Regular" w:hAnsi="Charis SIL Regular" w:eastAsia="Charis SIL Regular"/>
           <w:b w:val="0"/>
           <w:i w:val="0"/>
-          <w:color w:val="0066CC"/>
+          <w:color w:val="0000FF"/>
           <w:sz w:val="24"/>
           <w:u w:val="single"/>
         </w:rPr>
@@ -2472,7 +2558,7 @@
           <w:rFonts w:ascii="Charis SIL Regular" w:hAnsi="Charis SIL Regular" w:eastAsia="Charis SIL Regular"/>
           <w:b w:val="0"/>
           <w:i w:val="0"/>
-          <w:color w:val="0066CC"/>
+          <w:color w:val="0000FF"/>
           <w:sz w:val="24"/>
           <w:u w:val="single"/>
         </w:rPr>
@@ -2483,7 +2569,7 @@
           <w:rFonts w:ascii="Charis SIL Regular" w:hAnsi="Charis SIL Regular" w:eastAsia="Charis SIL Regular"/>
           <w:b w:val="0"/>
           <w:i w:val="0"/>
-          <w:color w:val="0066CC"/>
+          <w:color w:val="0000FF"/>
           <w:sz w:val="24"/>
           <w:u w:val="single"/>
         </w:rPr>
@@ -2501,7 +2587,7 @@
           <w:rFonts w:ascii="Charis SIL Regular" w:hAnsi="Charis SIL Regular" w:eastAsia="Charis SIL Regular"/>
           <w:b w:val="0"/>
           <w:i w:val="0"/>
-          <w:color w:val="0066CC"/>
+          <w:color w:val="0000FF"/>
           <w:sz w:val="24"/>
           <w:u w:val="single"/>
         </w:rPr>
@@ -2512,7 +2598,7 @@
           <w:rFonts w:ascii="Charis SIL Regular" w:hAnsi="Charis SIL Regular" w:eastAsia="Charis SIL Regular"/>
           <w:b w:val="0"/>
           <w:i w:val="0"/>
-          <w:color w:val="0066CC"/>
+          <w:color w:val="0000FF"/>
           <w:sz w:val="24"/>
           <w:u w:val="single"/>
         </w:rPr>
@@ -2580,8 +2666,9 @@
           <w:rFonts w:ascii="Charis SIL Regular" w:hAnsi="Charis SIL Regular" w:eastAsia="Charis SIL Regular"/>
           <w:b w:val="0"/>
           <w:i w:val="0"/>
-          <w:color w:val="0066CC"/>
+          <w:color w:val="0000FF"/>
           <w:sz w:val="24"/>
+          <w:u w:val="single"/>
         </w:rPr>
         <w:t>Bronnen</w:t>
       </w:r>
@@ -2603,11 +2690,22 @@
           <w:rFonts w:ascii="Charis SIL Regular" w:hAnsi="Charis SIL Regular" w:eastAsia="Charis SIL Regular"/>
           <w:b w:val="0"/>
           <w:i w:val="0"/>
-          <w:color w:val="0066CC"/>
+          <w:color w:val="0000FF"/>
           <w:sz w:val="24"/>
           <w:u w:val="single"/>
         </w:rPr>
-        <w:t>Ambtenaren in gekoloniseerde gebieden</w:t>
+        <w:t>Ambtena</w:t>
+      </w:r>
+      <w:r>
+        <w:rPr>
+          <w:rFonts w:ascii="Charis SIL Regular" w:hAnsi="Charis SIL Regular" w:eastAsia="Charis SIL Regular"/>
+          <w:b w:val="0"/>
+          <w:i w:val="0"/>
+          <w:color w:val="0000FF"/>
+          <w:sz w:val="24"/>
+          <w:u w:val="single"/>
+        </w:rPr>
+        <w:t>ren in gekoloniseerde gebieden</w:t>
       </w:r>
       <w:r>
         <w:br/>
@@ -2627,7 +2725,7 @@
           <w:rFonts w:ascii="Charis SIL Regular" w:hAnsi="Charis SIL Regular" w:eastAsia="Charis SIL Regular"/>
           <w:b w:val="0"/>
           <w:i w:val="0"/>
-          <w:color w:val="0066CC"/>
+          <w:color w:val="0000FF"/>
           <w:sz w:val="24"/>
           <w:u w:val="single"/>
         </w:rPr>
@@ -2638,7 +2736,7 @@
           <w:rFonts w:ascii="Charis SIL Regular" w:hAnsi="Charis SIL Regular" w:eastAsia="Charis SIL Regular"/>
           <w:b w:val="0"/>
           <w:i w:val="0"/>
-          <w:color w:val="0066CC"/>
+          <w:color w:val="0000FF"/>
           <w:sz w:val="24"/>
           <w:u w:val="single"/>
         </w:rPr>
@@ -2659,7 +2757,7 @@
           <w:rFonts w:ascii="Charis SIL Regular" w:hAnsi="Charis SIL Regular" w:eastAsia="Charis SIL Regular"/>
           <w:b w:val="0"/>
           <w:i w:val="0"/>
-          <w:color w:val="0066CC"/>
+          <w:color w:val="0000FF"/>
           <w:sz w:val="24"/>
           <w:u w:val="single"/>
         </w:rPr>
@@ -2670,7 +2768,7 @@
           <w:rFonts w:ascii="Charis SIL Regular" w:hAnsi="Charis SIL Regular" w:eastAsia="Charis SIL Regular"/>
           <w:b w:val="0"/>
           <w:i w:val="0"/>
-          <w:color w:val="0066CC"/>
+          <w:color w:val="0000FF"/>
           <w:sz w:val="24"/>
           <w:u w:val="single"/>
         </w:rPr>
@@ -2691,7 +2789,7 @@
           <w:rFonts w:ascii="Charis SIL Regular" w:hAnsi="Charis SIL Regular" w:eastAsia="Charis SIL Regular"/>
           <w:b w:val="0"/>
           <w:i w:val="0"/>
-          <w:color w:val="0066CC"/>
+          <w:color w:val="0000FF"/>
           <w:sz w:val="24"/>
           <w:u w:val="single"/>
         </w:rPr>
@@ -2715,7 +2813,7 @@
           <w:rFonts w:ascii="Charis SIL Regular" w:hAnsi="Charis SIL Regular" w:eastAsia="Charis SIL Regular"/>
           <w:b w:val="0"/>
           <w:i w:val="0"/>
-          <w:color w:val="0066CC"/>
+          <w:color w:val="0000FF"/>
           <w:sz w:val="24"/>
           <w:u w:val="single"/>
         </w:rPr>
@@ -2739,22 +2837,22 @@
           <w:rFonts w:ascii="Charis SIL Regular" w:hAnsi="Charis SIL Regular" w:eastAsia="Charis SIL Regular"/>
           <w:b w:val="0"/>
           <w:i w:val="0"/>
-          <w:color w:val="0066CC"/>
+          <w:color w:val="0000FF"/>
           <w:sz w:val="24"/>
           <w:u w:val="single"/>
         </w:rPr>
-        <w:t>Koninklijk</w:t>
+        <w:t>Koninklij</w:t>
       </w:r>
       <w:r>
         <w:rPr>
           <w:rFonts w:ascii="Charis SIL Regular" w:hAnsi="Charis SIL Regular" w:eastAsia="Charis SIL Regular"/>
           <w:b w:val="0"/>
           <w:i w:val="0"/>
-          <w:color w:val="0066CC"/>
+          <w:color w:val="0000FF"/>
           <w:sz w:val="24"/>
           <w:u w:val="single"/>
         </w:rPr>
-        <w:t xml:space="preserve"> Kabinet van Zeldzaamheden</w:t>
+        <w:t>k Kabinet van Zeldzaamheden</w:t>
       </w:r>
       <w:r>
         <w:br/>
@@ -2774,7 +2872,7 @@
           <w:rFonts w:ascii="Charis SIL Regular" w:hAnsi="Charis SIL Regular" w:eastAsia="Charis SIL Regular"/>
           <w:b w:val="0"/>
           <w:i w:val="0"/>
-          <w:color w:val="0066CC"/>
+          <w:color w:val="0000FF"/>
           <w:sz w:val="24"/>
           <w:u w:val="single"/>
         </w:rPr>
@@ -2785,7 +2883,7 @@
           <w:rFonts w:ascii="Charis SIL Regular" w:hAnsi="Charis SIL Regular" w:eastAsia="Charis SIL Regular"/>
           <w:b w:val="0"/>
           <w:i w:val="0"/>
-          <w:color w:val="0066CC"/>
+          <w:color w:val="0000FF"/>
           <w:sz w:val="24"/>
           <w:u w:val="single"/>
         </w:rPr>
@@ -2806,7 +2904,7 @@
           <w:rFonts w:ascii="Charis SIL Regular" w:hAnsi="Charis SIL Regular" w:eastAsia="Charis SIL Regular"/>
           <w:b w:val="0"/>
           <w:i w:val="0"/>
-          <w:color w:val="0066CC"/>
+          <w:color w:val="0000FF"/>
           <w:sz w:val="24"/>
           <w:u w:val="single"/>
         </w:rPr>
@@ -2830,7 +2928,7 @@
           <w:rFonts w:ascii="Charis SIL Regular" w:hAnsi="Charis SIL Regular" w:eastAsia="Charis SIL Regular"/>
           <w:b w:val="0"/>
           <w:i w:val="0"/>
-          <w:color w:val="0066CC"/>
+          <w:color w:val="0000FF"/>
           <w:sz w:val="24"/>
           <w:u w:val="single"/>
         </w:rPr>
@@ -2854,7 +2952,7 @@
           <w:rFonts w:ascii="Charis SIL Regular" w:hAnsi="Charis SIL Regular" w:eastAsia="Charis SIL Regular"/>
           <w:b w:val="0"/>
           <w:i w:val="0"/>
-          <w:color w:val="0066CC"/>
+          <w:color w:val="0000FF"/>
           <w:sz w:val="24"/>
           <w:u w:val="single"/>
         </w:rPr>
@@ -2865,7 +2963,7 @@
           <w:rFonts w:ascii="Charis SIL Regular" w:hAnsi="Charis SIL Regular" w:eastAsia="Charis SIL Regular"/>
           <w:b w:val="0"/>
           <w:i w:val="0"/>
-          <w:color w:val="0066CC"/>
+          <w:color w:val="0000FF"/>
           <w:sz w:val="24"/>
           <w:u w:val="single"/>
         </w:rPr>
@@ -2889,7 +2987,7 @@
           <w:rFonts w:ascii="Charis SIL Regular" w:hAnsi="Charis SIL Regular" w:eastAsia="Charis SIL Regular"/>
           <w:b w:val="0"/>
           <w:i w:val="0"/>
-          <w:color w:val="0066CC"/>
+          <w:color w:val="0000FF"/>
           <w:sz w:val="24"/>
           <w:u w:val="single"/>
         </w:rPr>
@@ -2900,7 +2998,7 @@
           <w:rFonts w:ascii="Charis SIL Regular" w:hAnsi="Charis SIL Regular" w:eastAsia="Charis SIL Regular"/>
           <w:b w:val="0"/>
           <w:i w:val="0"/>
-          <w:color w:val="0066CC"/>
+          <w:color w:val="0000FF"/>
           <w:sz w:val="24"/>
           <w:u w:val="single"/>
         </w:rPr>
@@ -3031,7 +3129,7 @@
           <w:rFonts w:ascii="Charis SIL Regular" w:hAnsi="Charis SIL Regular" w:eastAsia="Charis SIL Regular"/>
           <w:b w:val="0"/>
           <w:i w:val="0"/>
-          <w:color w:val="0066CC"/>
+          <w:color w:val="0000FF"/>
           <w:sz w:val="24"/>
         </w:rPr>
         <w:hyperlink r:id="rId14" w:history="1">
@@ -3048,7 +3146,7 @@
           <w:rFonts w:ascii="Charis SIL Regular" w:hAnsi="Charis SIL Regular" w:eastAsia="Charis SIL Regular"/>
           <w:b w:val="0"/>
           <w:i w:val="0"/>
-          <w:color w:val="0066CC"/>
+          <w:color w:val="0000FF"/>
           <w:sz w:val="24"/>
         </w:rPr>
         <w:hyperlink r:id="rId14" w:history="1">
@@ -3198,7 +3296,7 @@
           <w:rFonts w:ascii="Charis SIL Regular" w:hAnsi="Charis SIL Regular" w:eastAsia="Charis SIL Regular"/>
           <w:b w:val="0"/>
           <w:i w:val="0"/>
-          <w:color w:val="0066CC"/>
+          <w:color w:val="0000FF"/>
           <w:sz w:val="24"/>
           <w:u w:val="single"/>
         </w:rPr>
@@ -3216,7 +3314,7 @@
           <w:rFonts w:ascii="Charis SIL Regular" w:hAnsi="Charis SIL Regular" w:eastAsia="Charis SIL Regular"/>
           <w:b w:val="0"/>
           <w:i w:val="0"/>
-          <w:color w:val="0066CC"/>
+          <w:color w:val="0000FF"/>
           <w:sz w:val="24"/>
           <w:u w:val="single"/>
         </w:rPr>
@@ -3234,7 +3332,7 @@
           <w:rFonts w:ascii="Charis SIL Regular" w:hAnsi="Charis SIL Regular" w:eastAsia="Charis SIL Regular"/>
           <w:b w:val="0"/>
           <w:i w:val="0"/>
-          <w:color w:val="0066CC"/>
+          <w:color w:val="0000FF"/>
           <w:sz w:val="24"/>
           <w:u w:val="single"/>
         </w:rPr>
@@ -3252,7 +3350,7 @@
           <w:rFonts w:ascii="Charis SIL Regular" w:hAnsi="Charis SIL Regular" w:eastAsia="Charis SIL Regular"/>
           <w:b w:val="0"/>
           <w:i w:val="0"/>
-          <w:color w:val="0066CC"/>
+          <w:color w:val="0000FF"/>
           <w:sz w:val="24"/>
           <w:u w:val="single"/>
         </w:rPr>

--- a/EXPORTS/DOCX/published/niveau3/Dutch/RijksmuseumAmsterdam.docx
+++ b/EXPORTS/DOCX/published/niveau3/Dutch/RijksmuseumAmsterdam.docx
@@ -628,55 +628,8 @@
           <w:i w:val="0"/>
           <w:color w:val="0000FF"/>
           <w:sz w:val="24"/>
-          <w:u w:val="single"/>
         </w:rPr>
-        <w:hyperlink r:id="rId11" w:history="1">
-          <w:r>
-            <w:rPr>
-              <w:rStyle w:val="Hyperlink"/>
-            </w:rPr>
-            <w:t>Ko</w:t>
-          </w:r>
-        </w:hyperlink>
-      </w:r>
-      <w:r>
-        <w:rPr>
-          <w:rFonts w:ascii="Charis SIL Regular" w:hAnsi="Charis SIL Regular" w:eastAsia="Charis SIL Regular"/>
-          <w:b w:val="0"/>
-          <w:i w:val="0"/>
-          <w:color w:val="0000FF"/>
-          <w:sz w:val="24"/>
-          <w:u w:val="single"/>
-        </w:rPr>
-        <w:hyperlink r:id="rId10" w:history="1">
-          <w:r>
-            <w:rPr>
-              <w:rStyle w:val="Hyperlink"/>
-            </w:rPr>
-            <w:t>ninklijk</w:t>
-          </w:r>
-        </w:hyperlink>
-      </w:r>
-      <w:r>
-        <w:rPr>
-          <w:rFonts w:ascii="Charis SIL Regular" w:hAnsi="Charis SIL Regular" w:eastAsia="Charis SIL Regular"/>
-          <w:b w:val="0"/>
-          <w:i w:val="0"/>
-          <w:color w:val="0000FF"/>
-          <w:sz w:val="24"/>
-          <w:u w:val="single"/>
-        </w:rPr>
-        <w:t xml:space="preserve"> </w:t>
-      </w:r>
-      <w:r>
-        <w:rPr>
-          <w:rFonts w:ascii="Charis SIL Regular" w:hAnsi="Charis SIL Regular" w:eastAsia="Charis SIL Regular"/>
-          <w:b w:val="0"/>
-          <w:i w:val="0"/>
-          <w:color w:val="0000FF"/>
-          <w:sz w:val="24"/>
-        </w:rPr>
-        <w:t>K</w:t>
+        <w:t>Koninklijk K</w:t>
       </w:r>
       <w:r>
         <w:rPr>

--- a/EXPORTS/DOCX/published/niveau3/Dutch/RijksmuseumAmsterdam.docx
+++ b/EXPORTS/DOCX/published/niveau3/Dutch/RijksmuseumAmsterdam.docx
@@ -628,8 +628,56 @@
           <w:i w:val="0"/>
           <w:color w:val="0000FF"/>
           <w:sz w:val="24"/>
+          <w:u w:val="single"/>
         </w:rPr>
-        <w:t>Koninklijk K</w:t>
+        <w:hyperlink r:id="rId10" w:history="1">
+          <w:r>
+            <w:rPr>
+              <w:rStyle w:val="Hyperlink"/>
+            </w:rPr>
+            <w:t>Ko</w:t>
+          </w:r>
+        </w:hyperlink>
+      </w:r>
+      <w:r>
+        <w:rPr>
+          <w:rFonts w:ascii="Charis SIL Regular" w:hAnsi="Charis SIL Regular" w:eastAsia="Charis SIL Regular"/>
+          <w:b w:val="0"/>
+          <w:i w:val="0"/>
+          <w:color w:val="0000FF"/>
+          <w:sz w:val="24"/>
+          <w:u w:val="single"/>
+        </w:rPr>
+        <w:hyperlink r:id="rId10" w:history="1">
+          <w:r>
+            <w:rPr>
+              <w:rStyle w:val="Hyperlink"/>
+            </w:rPr>
+            <w:t>ninklijk</w:t>
+          </w:r>
+        </w:hyperlink>
+      </w:r>
+      <w:r>
+        <w:rPr>
+          <w:rFonts w:ascii="Charis SIL Regular" w:hAnsi="Charis SIL Regular" w:eastAsia="Charis SIL Regular"/>
+          <w:b w:val="0"/>
+          <w:i w:val="0"/>
+          <w:color w:val="0000FF"/>
+          <w:sz w:val="24"/>
+          <w:u w:val="single"/>
+        </w:rPr>
+        <w:t xml:space="preserve"> </w:t>
+      </w:r>
+      <w:r>
+        <w:rPr>
+          <w:rFonts w:ascii="Charis SIL Regular" w:hAnsi="Charis SIL Regular" w:eastAsia="Charis SIL Regular"/>
+          <w:b w:val="0"/>
+          <w:i w:val="0"/>
+          <w:color w:val="0000FF"/>
+          <w:sz w:val="24"/>
+          <w:u w:val="single"/>
+        </w:rPr>
+        <w:t>K</w:t>
       </w:r>
       <w:r>
         <w:rPr>
@@ -751,7 +799,7 @@
           <w:sz w:val="24"/>
           <w:u w:val="single"/>
         </w:rPr>
-        <w:hyperlink r:id="rId11" w:history="1">
+        <w:hyperlink r:id="rId12" w:history="1">
           <w:r>
             <w:rPr>
               <w:rStyle w:val="Hyperlink"/>
@@ -769,7 +817,7 @@
           <w:sz w:val="24"/>
           <w:u w:val="single"/>
         </w:rPr>
-        <w:hyperlink r:id="rId11" w:history="1">
+        <w:hyperlink r:id="rId12" w:history="1">
           <w:r>
             <w:rPr>
               <w:rStyle w:val="Hyperlink"/>
@@ -787,7 +835,7 @@
           <w:sz w:val="24"/>
           <w:u w:val="single"/>
         </w:rPr>
-        <w:hyperlink r:id="rId11" w:history="1">
+        <w:hyperlink r:id="rId12" w:history="1">
           <w:r>
             <w:rPr>
               <w:rStyle w:val="Hyperlink"/>
@@ -823,7 +871,7 @@
           <w:sz w:val="24"/>
           <w:u w:val="single"/>
         </w:rPr>
-        <w:hyperlink r:id="rId11" w:history="1">
+        <w:hyperlink r:id="rId12" w:history="1">
           <w:r>
             <w:rPr>
               <w:rStyle w:val="Hyperlink"/>
@@ -888,7 +936,7 @@
           <w:sz w:val="24"/>
           <w:u w:val="single"/>
         </w:rPr>
-        <w:hyperlink r:id="rId12" w:history="1">
+        <w:hyperlink r:id="rId11" w:history="1">
           <w:r>
             <w:rPr>
               <w:rStyle w:val="Hyperlink"/>
@@ -917,7 +965,7 @@
           <w:sz w:val="24"/>
           <w:u w:val="single"/>
         </w:rPr>
-        <w:hyperlink r:id="rId12" w:history="1">
+        <w:hyperlink r:id="rId11" w:history="1">
           <w:r>
             <w:rPr>
               <w:rStyle w:val="Hyperlink"/>

--- a/EXPORTS/DOCX/published/niveau3/Dutch/RijksmuseumAmsterdam.docx
+++ b/EXPORTS/DOCX/published/niveau3/Dutch/RijksmuseumAmsterdam.docx
@@ -675,7 +675,6 @@
           <w:i w:val="0"/>
           <w:color w:val="0000FF"/>
           <w:sz w:val="24"/>
-          <w:u w:val="single"/>
         </w:rPr>
         <w:t>K</w:t>
       </w:r>
@@ -799,7 +798,7 @@
           <w:sz w:val="24"/>
           <w:u w:val="single"/>
         </w:rPr>
-        <w:hyperlink r:id="rId12" w:history="1">
+        <w:hyperlink r:id="rId11" w:history="1">
           <w:r>
             <w:rPr>
               <w:rStyle w:val="Hyperlink"/>
@@ -817,7 +816,7 @@
           <w:sz w:val="24"/>
           <w:u w:val="single"/>
         </w:rPr>
-        <w:hyperlink r:id="rId12" w:history="1">
+        <w:hyperlink r:id="rId11" w:history="1">
           <w:r>
             <w:rPr>
               <w:rStyle w:val="Hyperlink"/>
@@ -835,7 +834,7 @@
           <w:sz w:val="24"/>
           <w:u w:val="single"/>
         </w:rPr>
-        <w:hyperlink r:id="rId12" w:history="1">
+        <w:hyperlink r:id="rId11" w:history="1">
           <w:r>
             <w:rPr>
               <w:rStyle w:val="Hyperlink"/>
@@ -871,7 +870,7 @@
           <w:sz w:val="24"/>
           <w:u w:val="single"/>
         </w:rPr>
-        <w:hyperlink r:id="rId12" w:history="1">
+        <w:hyperlink r:id="rId11" w:history="1">
           <w:r>
             <w:rPr>
               <w:rStyle w:val="Hyperlink"/>
@@ -936,7 +935,7 @@
           <w:sz w:val="24"/>
           <w:u w:val="single"/>
         </w:rPr>
-        <w:hyperlink r:id="rId11" w:history="1">
+        <w:hyperlink r:id="rId12" w:history="1">
           <w:r>
             <w:rPr>
               <w:rStyle w:val="Hyperlink"/>
@@ -965,7 +964,7 @@
           <w:sz w:val="24"/>
           <w:u w:val="single"/>
         </w:rPr>
-        <w:hyperlink r:id="rId11" w:history="1">
+        <w:hyperlink r:id="rId12" w:history="1">
           <w:r>
             <w:rPr>
               <w:rStyle w:val="Hyperlink"/>
@@ -1112,21 +1111,13 @@
       </w:r>
       <w:r>
         <w:rPr>
-          <w:u w:val="single" w:color="0000ff"/>
           <w:rFonts w:ascii="Charis SIL Regular" w:hAnsi="Charis SIL Regular" w:eastAsia="Charis SIL Regular"/>
           <w:b w:val="0"/>
           <w:i w:val="0"/>
           <w:color w:val="000000"/>
           <w:sz w:val="24"/>
         </w:rPr>
-        <w:hyperlink r:id="rId12" w:history="1">
-          <w:r>
-            <w:rPr>
-              <w:rStyle w:val="Hyperlink"/>
-            </w:rPr>
-            <w:t>Rijksmuseu</w:t>
-          </w:r>
-        </w:hyperlink>
+        <w:t>Rijksmuseu</w:t>
       </w:r>
       <w:r>
         <w:rPr>

--- a/EXPORTS/DOCX/published/niveau3/Dutch/RijksmuseumAmsterdam.docx
+++ b/EXPORTS/DOCX/published/niveau3/Dutch/RijksmuseumAmsterdam.docx
@@ -675,8 +675,16 @@
           <w:i w:val="0"/>
           <w:color w:val="0000FF"/>
           <w:sz w:val="24"/>
+          <w:u w:val="single"/>
         </w:rPr>
-        <w:t>K</w:t>
+        <w:hyperlink r:id="rId11" w:history="1">
+          <w:r>
+            <w:rPr>
+              <w:rStyle w:val="Hyperlink"/>
+            </w:rPr>
+            <w:t>K</w:t>
+          </w:r>
+        </w:hyperlink>
       </w:r>
       <w:r>
         <w:rPr>
@@ -687,7 +695,7 @@
           <w:sz w:val="24"/>
           <w:u w:val="single"/>
         </w:rPr>
-        <w:hyperlink r:id="rId10" w:history="1">
+        <w:hyperlink r:id="rId11" w:history="1">
           <w:r>
             <w:rPr>
               <w:rStyle w:val="Hyperlink"/>
@@ -798,7 +806,7 @@
           <w:sz w:val="24"/>
           <w:u w:val="single"/>
         </w:rPr>
-        <w:hyperlink r:id="rId11" w:history="1">
+        <w:hyperlink r:id="rId12" w:history="1">
           <w:r>
             <w:rPr>
               <w:rStyle w:val="Hyperlink"/>
@@ -935,7 +943,7 @@
           <w:sz w:val="24"/>
           <w:u w:val="single"/>
         </w:rPr>
-        <w:hyperlink r:id="rId12" w:history="1">
+        <w:hyperlink r:id="rId11" w:history="1">
           <w:r>
             <w:rPr>
               <w:rStyle w:val="Hyperlink"/>
@@ -964,7 +972,7 @@
           <w:sz w:val="24"/>
           <w:u w:val="single"/>
         </w:rPr>
-        <w:hyperlink r:id="rId12" w:history="1">
+        <w:hyperlink r:id="rId11" w:history="1">
           <w:r>
             <w:rPr>
               <w:rStyle w:val="Hyperlink"/>
@@ -1111,13 +1119,21 @@
       </w:r>
       <w:r>
         <w:rPr>
+          <w:u w:val="single" w:color="0000ff"/>
           <w:rFonts w:ascii="Charis SIL Regular" w:hAnsi="Charis SIL Regular" w:eastAsia="Charis SIL Regular"/>
           <w:b w:val="0"/>
           <w:i w:val="0"/>
           <w:color w:val="000000"/>
           <w:sz w:val="24"/>
         </w:rPr>
-        <w:t>Rijksmuseu</w:t>
+        <w:hyperlink r:id="rId12" w:history="1">
+          <w:r>
+            <w:rPr>
+              <w:rStyle w:val="Hyperlink"/>
+            </w:rPr>
+            <w:t>Rijksmuseu</w:t>
+          </w:r>
+        </w:hyperlink>
       </w:r>
       <w:r>
         <w:rPr>

--- a/EXPORTS/DOCX/published/niveau3/Dutch/RijksmuseumAmsterdam.docx
+++ b/EXPORTS/DOCX/published/niveau3/Dutch/RijksmuseumAmsterdam.docx
@@ -630,7 +630,7 @@
           <w:sz w:val="24"/>
           <w:u w:val="single"/>
         </w:rPr>
-        <w:hyperlink r:id="rId10" w:history="1">
+        <w:hyperlink r:id="rId11" w:history="1">
           <w:r>
             <w:rPr>
               <w:rStyle w:val="Hyperlink"/>
@@ -648,7 +648,7 @@
           <w:sz w:val="24"/>
           <w:u w:val="single"/>
         </w:rPr>
-        <w:hyperlink r:id="rId10" w:history="1">
+        <w:hyperlink r:id="rId11" w:history="1">
           <w:r>
             <w:rPr>
               <w:rStyle w:val="Hyperlink"/>
@@ -695,7 +695,7 @@
           <w:sz w:val="24"/>
           <w:u w:val="single"/>
         </w:rPr>
-        <w:hyperlink r:id="rId11" w:history="1">
+        <w:hyperlink r:id="rId10" w:history="1">
           <w:r>
             <w:rPr>
               <w:rStyle w:val="Hyperlink"/>
@@ -806,7 +806,7 @@
           <w:sz w:val="24"/>
           <w:u w:val="single"/>
         </w:rPr>
-        <w:hyperlink r:id="rId12" w:history="1">
+        <w:hyperlink r:id="rId11" w:history="1">
           <w:r>
             <w:rPr>
               <w:rStyle w:val="Hyperlink"/>
@@ -972,7 +972,7 @@
           <w:sz w:val="24"/>
           <w:u w:val="single"/>
         </w:rPr>
-        <w:hyperlink r:id="rId11" w:history="1">
+        <w:hyperlink r:id="rId12" w:history="1">
           <w:r>
             <w:rPr>
               <w:rStyle w:val="Hyperlink"/>
@@ -1126,32 +1126,7 @@
           <w:color w:val="000000"/>
           <w:sz w:val="24"/>
         </w:rPr>
-        <w:hyperlink r:id="rId12" w:history="1">
-          <w:r>
-            <w:rPr>
-              <w:rStyle w:val="Hyperlink"/>
-            </w:rPr>
-            <w:t>Rijksmuseu</w:t>
-          </w:r>
-        </w:hyperlink>
-      </w:r>
-      <w:r>
-        <w:rPr>
-          <w:u w:val="single" w:color="0000ff"/>
-          <w:rFonts w:ascii="Charis SIL Regular" w:hAnsi="Charis SIL Regular" w:eastAsia="Charis SIL Regular"/>
-          <w:b w:val="0"/>
-          <w:i w:val="0"/>
-          <w:color w:val="000000"/>
-          <w:sz w:val="24"/>
-        </w:rPr>
-        <w:hyperlink r:id="rId12" w:history="1">
-          <w:r>
-            <w:rPr>
-              <w:rStyle w:val="Hyperlink"/>
-            </w:rPr>
-            <w:t>m. I</w:t>
-          </w:r>
-        </w:hyperlink>
+        <w:t>Rijksmuseum. I</w:t>
       </w:r>
       <w:r>
         <w:rPr>

--- a/EXPORTS/DOCX/published/niveau3/Dutch/RijksmuseumAmsterdam.docx
+++ b/EXPORTS/DOCX/published/niveau3/Dutch/RijksmuseumAmsterdam.docx
@@ -630,14 +630,7 @@
           <w:sz w:val="24"/>
           <w:u w:val="single"/>
         </w:rPr>
-        <w:hyperlink r:id="rId11" w:history="1">
-          <w:r>
-            <w:rPr>
-              <w:rStyle w:val="Hyperlink"/>
-            </w:rPr>
-            <w:t>Ko</w:t>
-          </w:r>
-        </w:hyperlink>
+        <w:t>Ko</w:t>
       </w:r>
       <w:r>
         <w:rPr>
@@ -648,7 +641,7 @@
           <w:sz w:val="24"/>
           <w:u w:val="single"/>
         </w:rPr>
-        <w:hyperlink r:id="rId11" w:history="1">
+        <w:hyperlink r:id="rId10" w:history="1">
           <w:r>
             <w:rPr>
               <w:rStyle w:val="Hyperlink"/>
@@ -677,14 +670,7 @@
           <w:sz w:val="24"/>
           <w:u w:val="single"/>
         </w:rPr>
-        <w:hyperlink r:id="rId11" w:history="1">
-          <w:r>
-            <w:rPr>
-              <w:rStyle w:val="Hyperlink"/>
-            </w:rPr>
-            <w:t>K</w:t>
-          </w:r>
-        </w:hyperlink>
+        <w:t>K</w:t>
       </w:r>
       <w:r>
         <w:rPr>
@@ -878,7 +864,7 @@
           <w:sz w:val="24"/>
           <w:u w:val="single"/>
         </w:rPr>
-        <w:hyperlink r:id="rId11" w:history="1">
+        <w:hyperlink r:id="rId12" w:history="1">
           <w:r>
             <w:rPr>
               <w:rStyle w:val="Hyperlink"/>
@@ -896,7 +882,7 @@
           <w:sz w:val="24"/>
           <w:u w:val="single"/>
         </w:rPr>
-        <w:hyperlink r:id="rId11" w:history="1">
+        <w:hyperlink r:id="rId12" w:history="1">
           <w:r>
             <w:rPr>
               <w:rStyle w:val="Hyperlink"/>
@@ -914,7 +900,7 @@
           <w:sz w:val="24"/>
           <w:u w:val="single"/>
         </w:rPr>
-        <w:hyperlink r:id="rId11" w:history="1">
+        <w:hyperlink r:id="rId12" w:history="1">
           <w:r>
             <w:rPr>
               <w:rStyle w:val="Hyperlink"/>
@@ -943,7 +929,7 @@
           <w:sz w:val="24"/>
           <w:u w:val="single"/>
         </w:rPr>
-        <w:hyperlink r:id="rId11" w:history="1">
+        <w:hyperlink r:id="rId12" w:history="1">
           <w:r>
             <w:rPr>
               <w:rStyle w:val="Hyperlink"/>
@@ -1126,7 +1112,32 @@
           <w:color w:val="000000"/>
           <w:sz w:val="24"/>
         </w:rPr>
-        <w:t>Rijksmuseum. I</w:t>
+        <w:hyperlink r:id="rId12" w:history="1">
+          <w:r>
+            <w:rPr>
+              <w:rStyle w:val="Hyperlink"/>
+            </w:rPr>
+            <w:t>Rijksmuseu</w:t>
+          </w:r>
+        </w:hyperlink>
+      </w:r>
+      <w:r>
+        <w:rPr>
+          <w:u w:val="single" w:color="0000ff"/>
+          <w:rFonts w:ascii="Charis SIL Regular" w:hAnsi="Charis SIL Regular" w:eastAsia="Charis SIL Regular"/>
+          <w:b w:val="0"/>
+          <w:i w:val="0"/>
+          <w:color w:val="000000"/>
+          <w:sz w:val="24"/>
+        </w:rPr>
+        <w:hyperlink r:id="rId12" w:history="1">
+          <w:r>
+            <w:rPr>
+              <w:rStyle w:val="Hyperlink"/>
+            </w:rPr>
+            <w:t>m. I</w:t>
+          </w:r>
+        </w:hyperlink>
       </w:r>
       <w:r>
         <w:rPr>

--- a/EXPORTS/DOCX/published/niveau3/Dutch/RijksmuseumAmsterdam.docx
+++ b/EXPORTS/DOCX/published/niveau3/Dutch/RijksmuseumAmsterdam.docx
@@ -630,7 +630,14 @@
           <w:sz w:val="24"/>
           <w:u w:val="single"/>
         </w:rPr>
-        <w:t>Ko</w:t>
+        <w:hyperlink r:id="rId11" w:history="1">
+          <w:r>
+            <w:rPr>
+              <w:rStyle w:val="Hyperlink"/>
+            </w:rPr>
+            <w:t>Ko</w:t>
+          </w:r>
+        </w:hyperlink>
       </w:r>
       <w:r>
         <w:rPr>
@@ -641,7 +648,7 @@
           <w:sz w:val="24"/>
           <w:u w:val="single"/>
         </w:rPr>
-        <w:hyperlink r:id="rId10" w:history="1">
+        <w:hyperlink r:id="rId11" w:history="1">
           <w:r>
             <w:rPr>
               <w:rStyle w:val="Hyperlink"/>
@@ -670,7 +677,14 @@
           <w:sz w:val="24"/>
           <w:u w:val="single"/>
         </w:rPr>
-        <w:t>K</w:t>
+        <w:hyperlink r:id="rId11" w:history="1">
+          <w:r>
+            <w:rPr>
+              <w:rStyle w:val="Hyperlink"/>
+            </w:rPr>
+            <w:t>K</w:t>
+          </w:r>
+        </w:hyperlink>
       </w:r>
       <w:r>
         <w:rPr>
@@ -681,7 +695,7 @@
           <w:sz w:val="24"/>
           <w:u w:val="single"/>
         </w:rPr>
-        <w:hyperlink r:id="rId10" w:history="1">
+        <w:hyperlink r:id="rId11" w:history="1">
           <w:r>
             <w:rPr>
               <w:rStyle w:val="Hyperlink"/>
@@ -864,7 +878,7 @@
           <w:sz w:val="24"/>
           <w:u w:val="single"/>
         </w:rPr>
-        <w:hyperlink r:id="rId12" w:history="1">
+        <w:hyperlink r:id="rId11" w:history="1">
           <w:r>
             <w:rPr>
               <w:rStyle w:val="Hyperlink"/>
@@ -882,7 +896,7 @@
           <w:sz w:val="24"/>
           <w:u w:val="single"/>
         </w:rPr>
-        <w:hyperlink r:id="rId12" w:history="1">
+        <w:hyperlink r:id="rId11" w:history="1">
           <w:r>
             <w:rPr>
               <w:rStyle w:val="Hyperlink"/>
@@ -900,7 +914,7 @@
           <w:sz w:val="24"/>
           <w:u w:val="single"/>
         </w:rPr>
-        <w:hyperlink r:id="rId12" w:history="1">
+        <w:hyperlink r:id="rId11" w:history="1">
           <w:r>
             <w:rPr>
               <w:rStyle w:val="Hyperlink"/>
@@ -929,7 +943,7 @@
           <w:sz w:val="24"/>
           <w:u w:val="single"/>
         </w:rPr>
-        <w:hyperlink r:id="rId12" w:history="1">
+        <w:hyperlink r:id="rId11" w:history="1">
           <w:r>
             <w:rPr>
               <w:rStyle w:val="Hyperlink"/>
@@ -958,7 +972,7 @@
           <w:sz w:val="24"/>
           <w:u w:val="single"/>
         </w:rPr>
-        <w:hyperlink r:id="rId12" w:history="1">
+        <w:hyperlink r:id="rId11" w:history="1">
           <w:r>
             <w:rPr>
               <w:rStyle w:val="Hyperlink"/>

--- a/EXPORTS/DOCX/published/niveau3/Dutch/RijksmuseumAmsterdam.docx
+++ b/EXPORTS/DOCX/published/niveau3/Dutch/RijksmuseumAmsterdam.docx
@@ -630,7 +630,7 @@
           <w:sz w:val="24"/>
           <w:u w:val="single"/>
         </w:rPr>
-        <w:hyperlink r:id="rId11" w:history="1">
+        <w:hyperlink r:id="rId10" w:history="1">
           <w:r>
             <w:rPr>
               <w:rStyle w:val="Hyperlink"/>
@@ -648,7 +648,7 @@
           <w:sz w:val="24"/>
           <w:u w:val="single"/>
         </w:rPr>
-        <w:hyperlink r:id="rId11" w:history="1">
+        <w:hyperlink r:id="rId10" w:history="1">
           <w:r>
             <w:rPr>
               <w:rStyle w:val="Hyperlink"/>
@@ -677,14 +677,7 @@
           <w:sz w:val="24"/>
           <w:u w:val="single"/>
         </w:rPr>
-        <w:hyperlink r:id="rId11" w:history="1">
-          <w:r>
-            <w:rPr>
-              <w:rStyle w:val="Hyperlink"/>
-            </w:rPr>
-            <w:t>K</w:t>
-          </w:r>
-        </w:hyperlink>
+        <w:t>K</w:t>
       </w:r>
       <w:r>
         <w:rPr>
@@ -695,7 +688,7 @@
           <w:sz w:val="24"/>
           <w:u w:val="single"/>
         </w:rPr>
-        <w:hyperlink r:id="rId11" w:history="1">
+        <w:hyperlink r:id="rId10" w:history="1">
           <w:r>
             <w:rPr>
               <w:rStyle w:val="Hyperlink"/>
@@ -878,7 +871,7 @@
           <w:sz w:val="24"/>
           <w:u w:val="single"/>
         </w:rPr>
-        <w:hyperlink r:id="rId11" w:history="1">
+        <w:hyperlink r:id="rId12" w:history="1">
           <w:r>
             <w:rPr>
               <w:rStyle w:val="Hyperlink"/>
@@ -896,7 +889,7 @@
           <w:sz w:val="24"/>
           <w:u w:val="single"/>
         </w:rPr>
-        <w:hyperlink r:id="rId11" w:history="1">
+        <w:hyperlink r:id="rId12" w:history="1">
           <w:r>
             <w:rPr>
               <w:rStyle w:val="Hyperlink"/>
@@ -914,7 +907,7 @@
           <w:sz w:val="24"/>
           <w:u w:val="single"/>
         </w:rPr>
-        <w:hyperlink r:id="rId11" w:history="1">
+        <w:hyperlink r:id="rId12" w:history="1">
           <w:r>
             <w:rPr>
               <w:rStyle w:val="Hyperlink"/>
@@ -943,7 +936,7 @@
           <w:sz w:val="24"/>
           <w:u w:val="single"/>
         </w:rPr>
-        <w:hyperlink r:id="rId11" w:history="1">
+        <w:hyperlink r:id="rId12" w:history="1">
           <w:r>
             <w:rPr>
               <w:rStyle w:val="Hyperlink"/>
@@ -972,7 +965,7 @@
           <w:sz w:val="24"/>
           <w:u w:val="single"/>
         </w:rPr>
-        <w:hyperlink r:id="rId11" w:history="1">
+        <w:hyperlink r:id="rId12" w:history="1">
           <w:r>
             <w:rPr>
               <w:rStyle w:val="Hyperlink"/>

--- a/EXPORTS/DOCX/published/niveau3/Dutch/RijksmuseumAmsterdam.docx
+++ b/EXPORTS/DOCX/published/niveau3/Dutch/RijksmuseumAmsterdam.docx
@@ -799,7 +799,7 @@
           <w:sz w:val="24"/>
           <w:u w:val="single"/>
         </w:rPr>
-        <w:hyperlink r:id="rId11" w:history="1">
+        <w:hyperlink r:id="rId12" w:history="1">
           <w:r>
             <w:rPr>
               <w:rStyle w:val="Hyperlink"/>
@@ -817,7 +817,7 @@
           <w:sz w:val="24"/>
           <w:u w:val="single"/>
         </w:rPr>
-        <w:hyperlink r:id="rId11" w:history="1">
+        <w:hyperlink r:id="rId12" w:history="1">
           <w:r>
             <w:rPr>
               <w:rStyle w:val="Hyperlink"/>
@@ -835,7 +835,7 @@
           <w:sz w:val="24"/>
           <w:u w:val="single"/>
         </w:rPr>
-        <w:hyperlink r:id="rId11" w:history="1">
+        <w:hyperlink r:id="rId12" w:history="1">
           <w:r>
             <w:rPr>
               <w:rStyle w:val="Hyperlink"/>
@@ -907,7 +907,7 @@
           <w:sz w:val="24"/>
           <w:u w:val="single"/>
         </w:rPr>
-        <w:hyperlink r:id="rId12" w:history="1">
+        <w:hyperlink r:id="rId11" w:history="1">
           <w:r>
             <w:rPr>
               <w:rStyle w:val="Hyperlink"/>
@@ -936,7 +936,7 @@
           <w:sz w:val="24"/>
           <w:u w:val="single"/>
         </w:rPr>
-        <w:hyperlink r:id="rId12" w:history="1">
+        <w:hyperlink r:id="rId11" w:history="1">
           <w:r>
             <w:rPr>
               <w:rStyle w:val="Hyperlink"/>
@@ -965,7 +965,7 @@
           <w:sz w:val="24"/>
           <w:u w:val="single"/>
         </w:rPr>
-        <w:hyperlink r:id="rId12" w:history="1">
+        <w:hyperlink r:id="rId11" w:history="1">
           <w:r>
             <w:rPr>
               <w:rStyle w:val="Hyperlink"/>

--- a/EXPORTS/DOCX/published/niveau3/Dutch/RijksmuseumAmsterdam.docx
+++ b/EXPORTS/DOCX/published/niveau3/Dutch/RijksmuseumAmsterdam.docx
@@ -630,7 +630,7 @@
           <w:sz w:val="24"/>
           <w:u w:val="single"/>
         </w:rPr>
-        <w:hyperlink r:id="rId10" w:history="1">
+        <w:hyperlink r:id="rId11" w:history="1">
           <w:r>
             <w:rPr>
               <w:rStyle w:val="Hyperlink"/>
@@ -648,7 +648,7 @@
           <w:sz w:val="24"/>
           <w:u w:val="single"/>
         </w:rPr>
-        <w:hyperlink r:id="rId10" w:history="1">
+        <w:hyperlink r:id="rId11" w:history="1">
           <w:r>
             <w:rPr>
               <w:rStyle w:val="Hyperlink"/>
@@ -677,7 +677,14 @@
           <w:sz w:val="24"/>
           <w:u w:val="single"/>
         </w:rPr>
-        <w:t>K</w:t>
+        <w:hyperlink r:id="rId11" w:history="1">
+          <w:r>
+            <w:rPr>
+              <w:rStyle w:val="Hyperlink"/>
+            </w:rPr>
+            <w:t>K</w:t>
+          </w:r>
+        </w:hyperlink>
       </w:r>
       <w:r>
         <w:rPr>
@@ -688,7 +695,7 @@
           <w:sz w:val="24"/>
           <w:u w:val="single"/>
         </w:rPr>
-        <w:hyperlink r:id="rId10" w:history="1">
+        <w:hyperlink r:id="rId11" w:history="1">
           <w:r>
             <w:rPr>
               <w:rStyle w:val="Hyperlink"/>
@@ -799,7 +806,7 @@
           <w:sz w:val="24"/>
           <w:u w:val="single"/>
         </w:rPr>
-        <w:hyperlink r:id="rId12" w:history="1">
+        <w:hyperlink r:id="rId11" w:history="1">
           <w:r>
             <w:rPr>
               <w:rStyle w:val="Hyperlink"/>
@@ -817,7 +824,7 @@
           <w:sz w:val="24"/>
           <w:u w:val="single"/>
         </w:rPr>
-        <w:hyperlink r:id="rId12" w:history="1">
+        <w:hyperlink r:id="rId11" w:history="1">
           <w:r>
             <w:rPr>
               <w:rStyle w:val="Hyperlink"/>
@@ -840,25 +847,7 @@
             <w:rPr>
               <w:rStyle w:val="Hyperlink"/>
             </w:rPr>
-            <w:t>ninklijk</w:t>
-          </w:r>
-        </w:hyperlink>
-      </w:r>
-      <w:r>
-        <w:rPr>
-          <w:rFonts w:ascii="Charis SIL Regular" w:hAnsi="Charis SIL Regular" w:eastAsia="Charis SIL Regular"/>
-          <w:b w:val="0"/>
-          <w:i w:val="0"/>
-          <w:color w:val="0000FF"/>
-          <w:sz w:val="24"/>
-          <w:u w:val="single"/>
-        </w:rPr>
-        <w:hyperlink r:id="rId12" w:history="1">
-          <w:r>
-            <w:rPr>
-              <w:rStyle w:val="Hyperlink"/>
-            </w:rPr>
-            <w:t xml:space="preserve">e </w:t>
+            <w:t xml:space="preserve">ninklijke </w:t>
           </w:r>
         </w:hyperlink>
       </w:r>
@@ -889,7 +878,7 @@
           <w:sz w:val="24"/>
           <w:u w:val="single"/>
         </w:rPr>
-        <w:hyperlink r:id="rId12" w:history="1">
+        <w:hyperlink r:id="rId11" w:history="1">
           <w:r>
             <w:rPr>
               <w:rStyle w:val="Hyperlink"/>
@@ -1119,32 +1108,7 @@
           <w:color w:val="000000"/>
           <w:sz w:val="24"/>
         </w:rPr>
-        <w:hyperlink r:id="rId12" w:history="1">
-          <w:r>
-            <w:rPr>
-              <w:rStyle w:val="Hyperlink"/>
-            </w:rPr>
-            <w:t>Rijksmuseu</w:t>
-          </w:r>
-        </w:hyperlink>
-      </w:r>
-      <w:r>
-        <w:rPr>
-          <w:u w:val="single" w:color="0000ff"/>
-          <w:rFonts w:ascii="Charis SIL Regular" w:hAnsi="Charis SIL Regular" w:eastAsia="Charis SIL Regular"/>
-          <w:b w:val="0"/>
-          <w:i w:val="0"/>
-          <w:color w:val="000000"/>
-          <w:sz w:val="24"/>
-        </w:rPr>
-        <w:hyperlink r:id="rId12" w:history="1">
-          <w:r>
-            <w:rPr>
-              <w:rStyle w:val="Hyperlink"/>
-            </w:rPr>
-            <w:t>m. I</w:t>
-          </w:r>
-        </w:hyperlink>
+        <w:t>Rijksmuseum. I</w:t>
       </w:r>
       <w:r>
         <w:rPr>

--- a/EXPORTS/DOCX/published/niveau3/Dutch/RijksmuseumAmsterdam.docx
+++ b/EXPORTS/DOCX/published/niveau3/Dutch/RijksmuseumAmsterdam.docx
@@ -630,7 +630,7 @@
           <w:sz w:val="24"/>
           <w:u w:val="single"/>
         </w:rPr>
-        <w:hyperlink r:id="rId11" w:history="1">
+        <w:hyperlink r:id="rId10" w:history="1">
           <w:r>
             <w:rPr>
               <w:rStyle w:val="Hyperlink"/>
@@ -648,7 +648,7 @@
           <w:sz w:val="24"/>
           <w:u w:val="single"/>
         </w:rPr>
-        <w:hyperlink r:id="rId11" w:history="1">
+        <w:hyperlink r:id="rId10" w:history="1">
           <w:r>
             <w:rPr>
               <w:rStyle w:val="Hyperlink"/>
@@ -806,7 +806,7 @@
           <w:sz w:val="24"/>
           <w:u w:val="single"/>
         </w:rPr>
-        <w:hyperlink r:id="rId11" w:history="1">
+        <w:hyperlink r:id="rId12" w:history="1">
           <w:r>
             <w:rPr>
               <w:rStyle w:val="Hyperlink"/>
@@ -824,7 +824,7 @@
           <w:sz w:val="24"/>
           <w:u w:val="single"/>
         </w:rPr>
-        <w:hyperlink r:id="rId11" w:history="1">
+        <w:hyperlink r:id="rId12" w:history="1">
           <w:r>
             <w:rPr>
               <w:rStyle w:val="Hyperlink"/>
@@ -842,12 +842,12 @@
           <w:sz w:val="24"/>
           <w:u w:val="single"/>
         </w:rPr>
-        <w:hyperlink r:id="rId12" w:history="1">
+        <w:hyperlink r:id="rId11" w:history="1">
           <w:r>
             <w:rPr>
               <w:rStyle w:val="Hyperlink"/>
             </w:rPr>
-            <w:t xml:space="preserve">ninklijke </w:t>
+            <w:t>ninklijk</w:t>
           </w:r>
         </w:hyperlink>
       </w:r>
@@ -861,6 +861,24 @@
           <w:u w:val="single"/>
         </w:rPr>
         <w:hyperlink r:id="rId12" w:history="1">
+          <w:r>
+            <w:rPr>
+              <w:rStyle w:val="Hyperlink"/>
+            </w:rPr>
+            <w:t xml:space="preserve">e </w:t>
+          </w:r>
+        </w:hyperlink>
+      </w:r>
+      <w:r>
+        <w:rPr>
+          <w:rFonts w:ascii="Charis SIL Regular" w:hAnsi="Charis SIL Regular" w:eastAsia="Charis SIL Regular"/>
+          <w:b w:val="0"/>
+          <w:i w:val="0"/>
+          <w:color w:val="0000FF"/>
+          <w:sz w:val="24"/>
+          <w:u w:val="single"/>
+        </w:rPr>
+        <w:hyperlink r:id="rId11" w:history="1">
           <w:r>
             <w:rPr>
               <w:rStyle w:val="Hyperlink"/>
@@ -1108,7 +1126,32 @@
           <w:color w:val="000000"/>
           <w:sz w:val="24"/>
         </w:rPr>
-        <w:t>Rijksmuseum. I</w:t>
+        <w:hyperlink r:id="rId12" w:history="1">
+          <w:r>
+            <w:rPr>
+              <w:rStyle w:val="Hyperlink"/>
+            </w:rPr>
+            <w:t>Rijksmuseu</w:t>
+          </w:r>
+        </w:hyperlink>
+      </w:r>
+      <w:r>
+        <w:rPr>
+          <w:u w:val="single" w:color="0000ff"/>
+          <w:rFonts w:ascii="Charis SIL Regular" w:hAnsi="Charis SIL Regular" w:eastAsia="Charis SIL Regular"/>
+          <w:b w:val="0"/>
+          <w:i w:val="0"/>
+          <w:color w:val="000000"/>
+          <w:sz w:val="24"/>
+        </w:rPr>
+        <w:hyperlink r:id="rId12" w:history="1">
+          <w:r>
+            <w:rPr>
+              <w:rStyle w:val="Hyperlink"/>
+            </w:rPr>
+            <w:t>m. I</w:t>
+          </w:r>
+        </w:hyperlink>
       </w:r>
       <w:r>
         <w:rPr>

--- a/EXPORTS/DOCX/published/niveau3/Dutch/RijksmuseumAmsterdam.docx
+++ b/EXPORTS/DOCX/published/niveau3/Dutch/RijksmuseumAmsterdam.docx
@@ -630,7 +630,7 @@
           <w:sz w:val="24"/>
           <w:u w:val="single"/>
         </w:rPr>
-        <w:hyperlink r:id="rId10" w:history="1">
+        <w:hyperlink r:id="rId11" w:history="1">
           <w:r>
             <w:rPr>
               <w:rStyle w:val="Hyperlink"/>
@@ -648,7 +648,7 @@
           <w:sz w:val="24"/>
           <w:u w:val="single"/>
         </w:rPr>
-        <w:hyperlink r:id="rId10" w:history="1">
+        <w:hyperlink r:id="rId11" w:history="1">
           <w:r>
             <w:rPr>
               <w:rStyle w:val="Hyperlink"/>
@@ -675,7 +675,6 @@
           <w:i w:val="0"/>
           <w:color w:val="0000FF"/>
           <w:sz w:val="24"/>
-          <w:u w:val="single"/>
         </w:rPr>
         <w:hyperlink r:id="rId11" w:history="1">
           <w:r>
@@ -695,7 +694,7 @@
           <w:sz w:val="24"/>
           <w:u w:val="single"/>
         </w:rPr>
-        <w:hyperlink r:id="rId11" w:history="1">
+        <w:hyperlink r:id="rId10" w:history="1">
           <w:r>
             <w:rPr>
               <w:rStyle w:val="Hyperlink"/>
@@ -806,7 +805,7 @@
           <w:sz w:val="24"/>
           <w:u w:val="single"/>
         </w:rPr>
-        <w:hyperlink r:id="rId12" w:history="1">
+        <w:hyperlink r:id="rId11" w:history="1">
           <w:r>
             <w:rPr>
               <w:rStyle w:val="Hyperlink"/>
@@ -824,7 +823,7 @@
           <w:sz w:val="24"/>
           <w:u w:val="single"/>
         </w:rPr>
-        <w:hyperlink r:id="rId12" w:history="1">
+        <w:hyperlink r:id="rId11" w:history="1">
           <w:r>
             <w:rPr>
               <w:rStyle w:val="Hyperlink"/>

--- a/EXPORTS/DOCX/published/niveau3/Dutch/RijksmuseumAmsterdam.docx
+++ b/EXPORTS/DOCX/published/niveau3/Dutch/RijksmuseumAmsterdam.docx
@@ -630,7 +630,7 @@
           <w:sz w:val="24"/>
           <w:u w:val="single"/>
         </w:rPr>
-        <w:hyperlink r:id="rId11" w:history="1">
+        <w:hyperlink r:id="rId10" w:history="1">
           <w:r>
             <w:rPr>
               <w:rStyle w:val="Hyperlink"/>
@@ -648,7 +648,7 @@
           <w:sz w:val="24"/>
           <w:u w:val="single"/>
         </w:rPr>
-        <w:hyperlink r:id="rId11" w:history="1">
+        <w:hyperlink r:id="rId10" w:history="1">
           <w:r>
             <w:rPr>
               <w:rStyle w:val="Hyperlink"/>
@@ -675,15 +675,9 @@
           <w:i w:val="0"/>
           <w:color w:val="0000FF"/>
           <w:sz w:val="24"/>
+          <w:u w:val="single"/>
         </w:rPr>
-        <w:hyperlink r:id="rId11" w:history="1">
-          <w:r>
-            <w:rPr>
-              <w:rStyle w:val="Hyperlink"/>
-            </w:rPr>
-            <w:t>K</w:t>
-          </w:r>
-        </w:hyperlink>
+        <w:t>K</w:t>
       </w:r>
       <w:r>
         <w:rPr>
@@ -877,7 +871,7 @@
           <w:sz w:val="24"/>
           <w:u w:val="single"/>
         </w:rPr>
-        <w:hyperlink r:id="rId11" w:history="1">
+        <w:hyperlink r:id="rId12" w:history="1">
           <w:r>
             <w:rPr>
               <w:rStyle w:val="Hyperlink"/>
@@ -895,7 +889,7 @@
           <w:sz w:val="24"/>
           <w:u w:val="single"/>
         </w:rPr>
-        <w:hyperlink r:id="rId11" w:history="1">
+        <w:hyperlink r:id="rId12" w:history="1">
           <w:r>
             <w:rPr>
               <w:rStyle w:val="Hyperlink"/>
@@ -913,7 +907,7 @@
           <w:sz w:val="24"/>
           <w:u w:val="single"/>
         </w:rPr>
-        <w:hyperlink r:id="rId11" w:history="1">
+        <w:hyperlink r:id="rId12" w:history="1">
           <w:r>
             <w:rPr>
               <w:rStyle w:val="Hyperlink"/>
@@ -942,7 +936,7 @@
           <w:sz w:val="24"/>
           <w:u w:val="single"/>
         </w:rPr>
-        <w:hyperlink r:id="rId11" w:history="1">
+        <w:hyperlink r:id="rId12" w:history="1">
           <w:r>
             <w:rPr>
               <w:rStyle w:val="Hyperlink"/>
@@ -971,7 +965,7 @@
           <w:sz w:val="24"/>
           <w:u w:val="single"/>
         </w:rPr>
-        <w:hyperlink r:id="rId11" w:history="1">
+        <w:hyperlink r:id="rId12" w:history="1">
           <w:r>
             <w:rPr>
               <w:rStyle w:val="Hyperlink"/>

--- a/EXPORTS/DOCX/published/niveau3/Dutch/RijksmuseumAmsterdam.docx
+++ b/EXPORTS/DOCX/published/niveau3/Dutch/RijksmuseumAmsterdam.docx
@@ -630,7 +630,7 @@
           <w:sz w:val="24"/>
           <w:u w:val="single"/>
         </w:rPr>
-        <w:hyperlink r:id="rId10" w:history="1">
+        <w:hyperlink r:id="rId11" w:history="1">
           <w:r>
             <w:rPr>
               <w:rStyle w:val="Hyperlink"/>
@@ -648,7 +648,7 @@
           <w:sz w:val="24"/>
           <w:u w:val="single"/>
         </w:rPr>
-        <w:hyperlink r:id="rId10" w:history="1">
+        <w:hyperlink r:id="rId11" w:history="1">
           <w:r>
             <w:rPr>
               <w:rStyle w:val="Hyperlink"/>
@@ -677,7 +677,14 @@
           <w:sz w:val="24"/>
           <w:u w:val="single"/>
         </w:rPr>
-        <w:t>K</w:t>
+        <w:hyperlink r:id="rId11" w:history="1">
+          <w:r>
+            <w:rPr>
+              <w:rStyle w:val="Hyperlink"/>
+            </w:rPr>
+            <w:t>K</w:t>
+          </w:r>
+        </w:hyperlink>
       </w:r>
       <w:r>
         <w:rPr>
@@ -688,7 +695,7 @@
           <w:sz w:val="24"/>
           <w:u w:val="single"/>
         </w:rPr>
-        <w:hyperlink r:id="rId10" w:history="1">
+        <w:hyperlink r:id="rId11" w:history="1">
           <w:r>
             <w:rPr>
               <w:rStyle w:val="Hyperlink"/>
@@ -871,7 +878,7 @@
           <w:sz w:val="24"/>
           <w:u w:val="single"/>
         </w:rPr>
-        <w:hyperlink r:id="rId12" w:history="1">
+        <w:hyperlink r:id="rId11" w:history="1">
           <w:r>
             <w:rPr>
               <w:rStyle w:val="Hyperlink"/>
@@ -889,7 +896,7 @@
           <w:sz w:val="24"/>
           <w:u w:val="single"/>
         </w:rPr>
-        <w:hyperlink r:id="rId12" w:history="1">
+        <w:hyperlink r:id="rId11" w:history="1">
           <w:r>
             <w:rPr>
               <w:rStyle w:val="Hyperlink"/>
@@ -907,7 +914,7 @@
           <w:sz w:val="24"/>
           <w:u w:val="single"/>
         </w:rPr>
-        <w:hyperlink r:id="rId12" w:history="1">
+        <w:hyperlink r:id="rId11" w:history="1">
           <w:r>
             <w:rPr>
               <w:rStyle w:val="Hyperlink"/>
@@ -936,7 +943,7 @@
           <w:sz w:val="24"/>
           <w:u w:val="single"/>
         </w:rPr>
-        <w:hyperlink r:id="rId12" w:history="1">
+        <w:hyperlink r:id="rId11" w:history="1">
           <w:r>
             <w:rPr>
               <w:rStyle w:val="Hyperlink"/>
@@ -965,7 +972,7 @@
           <w:sz w:val="24"/>
           <w:u w:val="single"/>
         </w:rPr>
-        <w:hyperlink r:id="rId12" w:history="1">
+        <w:hyperlink r:id="rId11" w:history="1">
           <w:r>
             <w:rPr>
               <w:rStyle w:val="Hyperlink"/>

--- a/EXPORTS/DOCX/published/niveau3/Dutch/RijksmuseumAmsterdam.docx
+++ b/EXPORTS/DOCX/published/niveau3/Dutch/RijksmuseumAmsterdam.docx
@@ -630,7 +630,7 @@
           <w:sz w:val="24"/>
           <w:u w:val="single"/>
         </w:rPr>
-        <w:hyperlink r:id="rId11" w:history="1">
+        <w:hyperlink r:id="rId10" w:history="1">
           <w:r>
             <w:rPr>
               <w:rStyle w:val="Hyperlink"/>
@@ -648,7 +648,7 @@
           <w:sz w:val="24"/>
           <w:u w:val="single"/>
         </w:rPr>
-        <w:hyperlink r:id="rId11" w:history="1">
+        <w:hyperlink r:id="rId10" w:history="1">
           <w:r>
             <w:rPr>
               <w:rStyle w:val="Hyperlink"/>
@@ -677,14 +677,7 @@
           <w:sz w:val="24"/>
           <w:u w:val="single"/>
         </w:rPr>
-        <w:hyperlink r:id="rId11" w:history="1">
-          <w:r>
-            <w:rPr>
-              <w:rStyle w:val="Hyperlink"/>
-            </w:rPr>
-            <w:t>K</w:t>
-          </w:r>
-        </w:hyperlink>
+        <w:t>K</w:t>
       </w:r>
       <w:r>
         <w:rPr>
@@ -695,7 +688,7 @@
           <w:sz w:val="24"/>
           <w:u w:val="single"/>
         </w:rPr>
-        <w:hyperlink r:id="rId11" w:history="1">
+        <w:hyperlink r:id="rId10" w:history="1">
           <w:r>
             <w:rPr>
               <w:rStyle w:val="Hyperlink"/>
@@ -806,7 +799,7 @@
           <w:sz w:val="24"/>
           <w:u w:val="single"/>
         </w:rPr>
-        <w:hyperlink r:id="rId11" w:history="1">
+        <w:hyperlink r:id="rId12" w:history="1">
           <w:r>
             <w:rPr>
               <w:rStyle w:val="Hyperlink"/>
@@ -824,7 +817,7 @@
           <w:sz w:val="24"/>
           <w:u w:val="single"/>
         </w:rPr>
-        <w:hyperlink r:id="rId11" w:history="1">
+        <w:hyperlink r:id="rId12" w:history="1">
           <w:r>
             <w:rPr>
               <w:rStyle w:val="Hyperlink"/>
@@ -842,7 +835,7 @@
           <w:sz w:val="24"/>
           <w:u w:val="single"/>
         </w:rPr>
-        <w:hyperlink r:id="rId11" w:history="1">
+        <w:hyperlink r:id="rId12" w:history="1">
           <w:r>
             <w:rPr>
               <w:rStyle w:val="Hyperlink"/>
@@ -878,7 +871,7 @@
           <w:sz w:val="24"/>
           <w:u w:val="single"/>
         </w:rPr>
-        <w:hyperlink r:id="rId11" w:history="1">
+        <w:hyperlink r:id="rId12" w:history="1">
           <w:r>
             <w:rPr>
               <w:rStyle w:val="Hyperlink"/>
@@ -896,7 +889,7 @@
           <w:sz w:val="24"/>
           <w:u w:val="single"/>
         </w:rPr>
-        <w:hyperlink r:id="rId11" w:history="1">
+        <w:hyperlink r:id="rId12" w:history="1">
           <w:r>
             <w:rPr>
               <w:rStyle w:val="Hyperlink"/>
@@ -914,7 +907,7 @@
           <w:sz w:val="24"/>
           <w:u w:val="single"/>
         </w:rPr>
-        <w:hyperlink r:id="rId11" w:history="1">
+        <w:hyperlink r:id="rId12" w:history="1">
           <w:r>
             <w:rPr>
               <w:rStyle w:val="Hyperlink"/>
@@ -943,7 +936,7 @@
           <w:sz w:val="24"/>
           <w:u w:val="single"/>
         </w:rPr>
-        <w:hyperlink r:id="rId11" w:history="1">
+        <w:hyperlink r:id="rId12" w:history="1">
           <w:r>
             <w:rPr>
               <w:rStyle w:val="Hyperlink"/>
@@ -972,7 +965,7 @@
           <w:sz w:val="24"/>
           <w:u w:val="single"/>
         </w:rPr>
-        <w:hyperlink r:id="rId11" w:history="1">
+        <w:hyperlink r:id="rId12" w:history="1">
           <w:r>
             <w:rPr>
               <w:rStyle w:val="Hyperlink"/>

--- a/EXPORTS/DOCX/published/niveau3/Dutch/RijksmuseumAmsterdam.docx
+++ b/EXPORTS/DOCX/published/niveau3/Dutch/RijksmuseumAmsterdam.docx
@@ -429,143 +429,7 @@
           <w:color w:val="000000"/>
           <w:sz w:val="24"/>
         </w:rPr>
-        <w:t>Haarlem, het Nederland</w:t>
-      </w:r>
-      <w:r>
-        <w:rPr>
-          <w:u w:val="single" w:color="0000ff"/>
-          <w:rFonts w:ascii="Charis SIL Regular" w:hAnsi="Charis SIL Regular" w:eastAsia="Charis SIL Regular"/>
-          <w:b w:val="0"/>
-          <w:i w:val="0"/>
-          <w:color w:val="000000"/>
-          <w:sz w:val="24"/>
-        </w:rPr>
-        <w:hyperlink r:id="rId9" w:history="1">
-          <w:r>
-            <w:rPr>
-              <w:rStyle w:val="Hyperlink"/>
-            </w:rPr>
-            <w:t>sch Muse</w:t>
-          </w:r>
-        </w:hyperlink>
-      </w:r>
-      <w:r>
-        <w:rPr>
-          <w:u w:val="single" w:color="0000ff"/>
-          <w:rFonts w:ascii="Charis SIL Regular" w:hAnsi="Charis SIL Regular" w:eastAsia="Charis SIL Regular"/>
-          <w:b w:val="0"/>
-          <w:i w:val="0"/>
-          <w:color w:val="000000"/>
-          <w:sz w:val="24"/>
-        </w:rPr>
-        <w:hyperlink r:id="rId9" w:history="1">
-          <w:r>
-            <w:rPr>
-              <w:rStyle w:val="Hyperlink"/>
-            </w:rPr>
-            <w:t>u</w:t>
-          </w:r>
-        </w:hyperlink>
-      </w:r>
-      <w:r>
-        <w:rPr>
-          <w:u w:val="single" w:color="0000ff"/>
-          <w:rFonts w:ascii="Charis SIL Regular" w:hAnsi="Charis SIL Regular" w:eastAsia="Charis SIL Regular"/>
-          <w:b w:val="0"/>
-          <w:i w:val="0"/>
-          <w:color w:val="000000"/>
-          <w:sz w:val="24"/>
-        </w:rPr>
-        <w:hyperlink r:id="rId9" w:history="1">
-          <w:r>
-            <w:rPr>
-              <w:rStyle w:val="Hyperlink"/>
-            </w:rPr>
-            <w:t>m van</w:t>
-          </w:r>
-        </w:hyperlink>
-      </w:r>
-      <w:r>
-        <w:rPr>
-          <w:u w:val="single" w:color="0000ff"/>
-          <w:rFonts w:ascii="Charis SIL Regular" w:hAnsi="Charis SIL Regular" w:eastAsia="Charis SIL Regular"/>
-          <w:b w:val="0"/>
-          <w:i w:val="0"/>
-          <w:color w:val="000000"/>
-          <w:sz w:val="24"/>
-        </w:rPr>
-        <w:hyperlink r:id="rId9" w:history="1">
-          <w:r>
-            <w:rPr>
-              <w:rStyle w:val="Hyperlink"/>
-            </w:rPr>
-            <w:t xml:space="preserve"> Geschi</w:t>
-          </w:r>
-        </w:hyperlink>
-      </w:r>
-      <w:r>
-        <w:rPr>
-          <w:rFonts w:ascii="Charis SIL Regular" w:hAnsi="Charis SIL Regular" w:eastAsia="Charis SIL Regular"/>
-          <w:b w:val="0"/>
-          <w:i w:val="0"/>
-          <w:color w:val="000000"/>
-          <w:sz w:val="24"/>
-        </w:rPr>
-        <w:t>e</w:t>
-      </w:r>
-      <w:r>
-        <w:rPr>
-          <w:u w:val="single" w:color="0000ff"/>
-          <w:rFonts w:ascii="Charis SIL Regular" w:hAnsi="Charis SIL Regular" w:eastAsia="Charis SIL Regular"/>
-          <w:b w:val="0"/>
-          <w:i w:val="0"/>
-          <w:color w:val="000000"/>
-          <w:sz w:val="24"/>
-        </w:rPr>
-        <w:hyperlink r:id="rId10" w:history="1">
-          <w:r>
-            <w:rPr>
-              <w:rStyle w:val="Hyperlink"/>
-            </w:rPr>
-            <w:t>d</w:t>
-          </w:r>
-        </w:hyperlink>
-      </w:r>
-      <w:r>
-        <w:rPr>
-          <w:u w:val="single" w:color="0000ff"/>
-          <w:rFonts w:ascii="Charis SIL Regular" w:hAnsi="Charis SIL Regular" w:eastAsia="Charis SIL Regular"/>
-          <w:b w:val="0"/>
-          <w:i w:val="0"/>
-          <w:color w:val="000000"/>
-          <w:sz w:val="24"/>
-        </w:rPr>
-        <w:hyperlink r:id="rId10" w:history="1">
-          <w:r>
-            <w:rPr>
-              <w:rStyle w:val="Hyperlink"/>
-            </w:rPr>
-            <w:t>e</w:t>
-          </w:r>
-        </w:hyperlink>
-      </w:r>
-      <w:r>
-        <w:rPr>
-          <w:u w:val="single" w:color="0000ff"/>
-          <w:rFonts w:ascii="Charis SIL Regular" w:hAnsi="Charis SIL Regular" w:eastAsia="Charis SIL Regular"/>
-          <w:b w:val="0"/>
-          <w:i w:val="0"/>
-          <w:color w:val="000000"/>
-          <w:sz w:val="24"/>
-        </w:rPr>
-        <w:hyperlink r:id="rId10" w:history="1">
-          <w:r>
-            <w:rPr>
-              <w:rStyle w:val="Hyperlink"/>
-            </w:rPr>
-            <w:t>nis e</w:t>
-          </w:r>
-        </w:hyperlink>
+        <w:t>Haarlem, het Nederlandsch Museum van Geschiedenis e</w:t>
       </w:r>
       <w:r>
         <w:rPr>
@@ -907,7 +771,7 @@
           <w:sz w:val="24"/>
           <w:u w:val="single"/>
         </w:rPr>
-        <w:hyperlink r:id="rId12" w:history="1">
+        <w:hyperlink r:id="rId11" w:history="1">
           <w:r>
             <w:rPr>
               <w:rStyle w:val="Hyperlink"/>
@@ -936,7 +800,7 @@
           <w:sz w:val="24"/>
           <w:u w:val="single"/>
         </w:rPr>
-        <w:hyperlink r:id="rId12" w:history="1">
+        <w:hyperlink r:id="rId11" w:history="1">
           <w:r>
             <w:rPr>
               <w:rStyle w:val="Hyperlink"/>
@@ -965,7 +829,7 @@
           <w:sz w:val="24"/>
           <w:u w:val="single"/>
         </w:rPr>
-        <w:hyperlink r:id="rId12" w:history="1">
+        <w:hyperlink r:id="rId11" w:history="1">
           <w:r>
             <w:rPr>
               <w:rStyle w:val="Hyperlink"/>

--- a/EXPORTS/DOCX/published/niveau3/Dutch/RijksmuseumAmsterdam.docx
+++ b/EXPORTS/DOCX/published/niveau3/Dutch/RijksmuseumAmsterdam.docx
@@ -429,7 +429,143 @@
           <w:color w:val="000000"/>
           <w:sz w:val="24"/>
         </w:rPr>
-        <w:t>Haarlem, het Nederlandsch Museum van Geschiedenis e</w:t>
+        <w:t>Haarlem, het Nederland</w:t>
+      </w:r>
+      <w:r>
+        <w:rPr>
+          <w:u w:val="single" w:color="0000ff"/>
+          <w:rFonts w:ascii="Charis SIL Regular" w:hAnsi="Charis SIL Regular" w:eastAsia="Charis SIL Regular"/>
+          <w:b w:val="0"/>
+          <w:i w:val="0"/>
+          <w:color w:val="000000"/>
+          <w:sz w:val="24"/>
+        </w:rPr>
+        <w:hyperlink r:id="rId9" w:history="1">
+          <w:r>
+            <w:rPr>
+              <w:rStyle w:val="Hyperlink"/>
+            </w:rPr>
+            <w:t>sch Muse</w:t>
+          </w:r>
+        </w:hyperlink>
+      </w:r>
+      <w:r>
+        <w:rPr>
+          <w:u w:val="single" w:color="0000ff"/>
+          <w:rFonts w:ascii="Charis SIL Regular" w:hAnsi="Charis SIL Regular" w:eastAsia="Charis SIL Regular"/>
+          <w:b w:val="0"/>
+          <w:i w:val="0"/>
+          <w:color w:val="000000"/>
+          <w:sz w:val="24"/>
+        </w:rPr>
+        <w:hyperlink r:id="rId9" w:history="1">
+          <w:r>
+            <w:rPr>
+              <w:rStyle w:val="Hyperlink"/>
+            </w:rPr>
+            <w:t>u</w:t>
+          </w:r>
+        </w:hyperlink>
+      </w:r>
+      <w:r>
+        <w:rPr>
+          <w:u w:val="single" w:color="0000ff"/>
+          <w:rFonts w:ascii="Charis SIL Regular" w:hAnsi="Charis SIL Regular" w:eastAsia="Charis SIL Regular"/>
+          <w:b w:val="0"/>
+          <w:i w:val="0"/>
+          <w:color w:val="000000"/>
+          <w:sz w:val="24"/>
+        </w:rPr>
+        <w:hyperlink r:id="rId9" w:history="1">
+          <w:r>
+            <w:rPr>
+              <w:rStyle w:val="Hyperlink"/>
+            </w:rPr>
+            <w:t>m van</w:t>
+          </w:r>
+        </w:hyperlink>
+      </w:r>
+      <w:r>
+        <w:rPr>
+          <w:u w:val="single" w:color="0000ff"/>
+          <w:rFonts w:ascii="Charis SIL Regular" w:hAnsi="Charis SIL Regular" w:eastAsia="Charis SIL Regular"/>
+          <w:b w:val="0"/>
+          <w:i w:val="0"/>
+          <w:color w:val="000000"/>
+          <w:sz w:val="24"/>
+        </w:rPr>
+        <w:hyperlink r:id="rId9" w:history="1">
+          <w:r>
+            <w:rPr>
+              <w:rStyle w:val="Hyperlink"/>
+            </w:rPr>
+            <w:t xml:space="preserve"> Geschi</w:t>
+          </w:r>
+        </w:hyperlink>
+      </w:r>
+      <w:r>
+        <w:rPr>
+          <w:rFonts w:ascii="Charis SIL Regular" w:hAnsi="Charis SIL Regular" w:eastAsia="Charis SIL Regular"/>
+          <w:b w:val="0"/>
+          <w:i w:val="0"/>
+          <w:color w:val="000000"/>
+          <w:sz w:val="24"/>
+        </w:rPr>
+        <w:t>e</w:t>
+      </w:r>
+      <w:r>
+        <w:rPr>
+          <w:u w:val="single" w:color="0000ff"/>
+          <w:rFonts w:ascii="Charis SIL Regular" w:hAnsi="Charis SIL Regular" w:eastAsia="Charis SIL Regular"/>
+          <w:b w:val="0"/>
+          <w:i w:val="0"/>
+          <w:color w:val="000000"/>
+          <w:sz w:val="24"/>
+        </w:rPr>
+        <w:hyperlink r:id="rId10" w:history="1">
+          <w:r>
+            <w:rPr>
+              <w:rStyle w:val="Hyperlink"/>
+            </w:rPr>
+            <w:t>d</w:t>
+          </w:r>
+        </w:hyperlink>
+      </w:r>
+      <w:r>
+        <w:rPr>
+          <w:u w:val="single" w:color="0000ff"/>
+          <w:rFonts w:ascii="Charis SIL Regular" w:hAnsi="Charis SIL Regular" w:eastAsia="Charis SIL Regular"/>
+          <w:b w:val="0"/>
+          <w:i w:val="0"/>
+          <w:color w:val="000000"/>
+          <w:sz w:val="24"/>
+        </w:rPr>
+        <w:hyperlink r:id="rId10" w:history="1">
+          <w:r>
+            <w:rPr>
+              <w:rStyle w:val="Hyperlink"/>
+            </w:rPr>
+            <w:t>e</w:t>
+          </w:r>
+        </w:hyperlink>
+      </w:r>
+      <w:r>
+        <w:rPr>
+          <w:u w:val="single" w:color="0000ff"/>
+          <w:rFonts w:ascii="Charis SIL Regular" w:hAnsi="Charis SIL Regular" w:eastAsia="Charis SIL Regular"/>
+          <w:b w:val="0"/>
+          <w:i w:val="0"/>
+          <w:color w:val="000000"/>
+          <w:sz w:val="24"/>
+        </w:rPr>
+        <w:hyperlink r:id="rId10" w:history="1">
+          <w:r>
+            <w:rPr>
+              <w:rStyle w:val="Hyperlink"/>
+            </w:rPr>
+            <w:t>nis e</w:t>
+          </w:r>
+        </w:hyperlink>
       </w:r>
       <w:r>
         <w:rPr>
@@ -492,56 +628,8 @@
           <w:i w:val="0"/>
           <w:color w:val="0000FF"/>
           <w:sz w:val="24"/>
-          <w:u w:val="single"/>
         </w:rPr>
-        <w:hyperlink r:id="rId10" w:history="1">
-          <w:r>
-            <w:rPr>
-              <w:rStyle w:val="Hyperlink"/>
-            </w:rPr>
-            <w:t>Ko</w:t>
-          </w:r>
-        </w:hyperlink>
-      </w:r>
-      <w:r>
-        <w:rPr>
-          <w:rFonts w:ascii="Charis SIL Regular" w:hAnsi="Charis SIL Regular" w:eastAsia="Charis SIL Regular"/>
-          <w:b w:val="0"/>
-          <w:i w:val="0"/>
-          <w:color w:val="0000FF"/>
-          <w:sz w:val="24"/>
-          <w:u w:val="single"/>
-        </w:rPr>
-        <w:hyperlink r:id="rId10" w:history="1">
-          <w:r>
-            <w:rPr>
-              <w:rStyle w:val="Hyperlink"/>
-            </w:rPr>
-            <w:t>ninklijk</w:t>
-          </w:r>
-        </w:hyperlink>
-      </w:r>
-      <w:r>
-        <w:rPr>
-          <w:rFonts w:ascii="Charis SIL Regular" w:hAnsi="Charis SIL Regular" w:eastAsia="Charis SIL Regular"/>
-          <w:b w:val="0"/>
-          <w:i w:val="0"/>
-          <w:color w:val="0000FF"/>
-          <w:sz w:val="24"/>
-          <w:u w:val="single"/>
-        </w:rPr>
-        <w:t xml:space="preserve"> </w:t>
-      </w:r>
-      <w:r>
-        <w:rPr>
-          <w:rFonts w:ascii="Charis SIL Regular" w:hAnsi="Charis SIL Regular" w:eastAsia="Charis SIL Regular"/>
-          <w:b w:val="0"/>
-          <w:i w:val="0"/>
-          <w:color w:val="0000FF"/>
-          <w:sz w:val="24"/>
-          <w:u w:val="single"/>
-        </w:rPr>
-        <w:t>K</w:t>
+        <w:t>Koninklijk K</w:t>
       </w:r>
       <w:r>
         <w:rPr>
@@ -663,7 +751,7 @@
           <w:sz w:val="24"/>
           <w:u w:val="single"/>
         </w:rPr>
-        <w:hyperlink r:id="rId12" w:history="1">
+        <w:hyperlink r:id="rId11" w:history="1">
           <w:r>
             <w:rPr>
               <w:rStyle w:val="Hyperlink"/>
@@ -681,7 +769,7 @@
           <w:sz w:val="24"/>
           <w:u w:val="single"/>
         </w:rPr>
-        <w:hyperlink r:id="rId12" w:history="1">
+        <w:hyperlink r:id="rId11" w:history="1">
           <w:r>
             <w:rPr>
               <w:rStyle w:val="Hyperlink"/>
@@ -704,7 +792,7 @@
             <w:rPr>
               <w:rStyle w:val="Hyperlink"/>
             </w:rPr>
-            <w:t>ninklijk</w:t>
+            <w:t xml:space="preserve">ninklijke </w:t>
           </w:r>
         </w:hyperlink>
       </w:r>
@@ -717,25 +805,7 @@
           <w:sz w:val="24"/>
           <w:u w:val="single"/>
         </w:rPr>
-        <w:hyperlink r:id="rId12" w:history="1">
-          <w:r>
-            <w:rPr>
-              <w:rStyle w:val="Hyperlink"/>
-            </w:rPr>
-            <w:t xml:space="preserve">e </w:t>
-          </w:r>
-        </w:hyperlink>
-      </w:r>
-      <w:r>
-        <w:rPr>
-          <w:rFonts w:ascii="Charis SIL Regular" w:hAnsi="Charis SIL Regular" w:eastAsia="Charis SIL Regular"/>
-          <w:b w:val="0"/>
-          <w:i w:val="0"/>
-          <w:color w:val="0000FF"/>
-          <w:sz w:val="24"/>
-          <w:u w:val="single"/>
-        </w:rPr>
-        <w:hyperlink r:id="rId12" w:history="1">
+        <w:hyperlink r:id="rId11" w:history="1">
           <w:r>
             <w:rPr>
               <w:rStyle w:val="Hyperlink"/>
@@ -753,7 +823,7 @@
           <w:sz w:val="24"/>
           <w:u w:val="single"/>
         </w:rPr>
-        <w:hyperlink r:id="rId12" w:history="1">
+        <w:hyperlink r:id="rId11" w:history="1">
           <w:r>
             <w:rPr>
               <w:rStyle w:val="Hyperlink"/>
@@ -829,7 +899,7 @@
           <w:sz w:val="24"/>
           <w:u w:val="single"/>
         </w:rPr>
-        <w:hyperlink r:id="rId11" w:history="1">
+        <w:hyperlink r:id="rId12" w:history="1">
           <w:r>
             <w:rPr>
               <w:rStyle w:val="Hyperlink"/>
@@ -976,39 +1046,13 @@
       </w:r>
       <w:r>
         <w:rPr>
-          <w:u w:val="single" w:color="0000ff"/>
           <w:rFonts w:ascii="Charis SIL Regular" w:hAnsi="Charis SIL Regular" w:eastAsia="Charis SIL Regular"/>
           <w:b w:val="0"/>
           <w:i w:val="0"/>
           <w:color w:val="000000"/>
           <w:sz w:val="24"/>
         </w:rPr>
-        <w:hyperlink r:id="rId12" w:history="1">
-          <w:r>
-            <w:rPr>
-              <w:rStyle w:val="Hyperlink"/>
-            </w:rPr>
-            <w:t>Rijksmuseu</w:t>
-          </w:r>
-        </w:hyperlink>
-      </w:r>
-      <w:r>
-        <w:rPr>
-          <w:u w:val="single" w:color="0000ff"/>
-          <w:rFonts w:ascii="Charis SIL Regular" w:hAnsi="Charis SIL Regular" w:eastAsia="Charis SIL Regular"/>
-          <w:b w:val="0"/>
-          <w:i w:val="0"/>
-          <w:color w:val="000000"/>
-          <w:sz w:val="24"/>
-        </w:rPr>
-        <w:hyperlink r:id="rId12" w:history="1">
-          <w:r>
-            <w:rPr>
-              <w:rStyle w:val="Hyperlink"/>
-            </w:rPr>
-            <w:t>m. I</w:t>
-          </w:r>
-        </w:hyperlink>
+        <w:t>Rijksmuseum. I</w:t>
       </w:r>
       <w:r>
         <w:rPr>
@@ -1715,24 +1759,13 @@
       </w:r>
       <w:r>
         <w:rPr>
-          <w:u w:val="single" w:color="0000ff"/>
           <w:rFonts w:ascii="Charis SIL Regular" w:hAnsi="Charis SIL Regular" w:eastAsia="Charis SIL Regular"/>
           <w:b w:val="0"/>
           <w:i w:val="0"/>
           <w:color w:val="000000"/>
           <w:sz w:val="24"/>
         </w:rPr>
-        <w:t>s</w:t>
-      </w:r>
-      <w:r>
-        <w:rPr>
-          <w:rFonts w:ascii="Charis SIL Regular" w:hAnsi="Charis SIL Regular" w:eastAsia="Charis SIL Regular"/>
-          <w:b w:val="0"/>
-          <w:i w:val="0"/>
-          <w:color w:val="000000"/>
-          <w:sz w:val="24"/>
-        </w:rPr>
-        <w:t xml:space="preserve">sen de </w:t>
+        <w:t xml:space="preserve">ssen de </w:t>
       </w:r>
       <w:r>
         <w:rPr>

--- a/EXPORTS/DOCX/published/niveau3/Dutch/RijksmuseumAmsterdam.docx
+++ b/EXPORTS/DOCX/published/niveau3/Dutch/RijksmuseumAmsterdam.docx
@@ -429,143 +429,7 @@
           <w:color w:val="000000"/>
           <w:sz w:val="24"/>
         </w:rPr>
-        <w:t>Haarlem, het Nederland</w:t>
-      </w:r>
-      <w:r>
-        <w:rPr>
-          <w:u w:val="single" w:color="0000ff"/>
-          <w:rFonts w:ascii="Charis SIL Regular" w:hAnsi="Charis SIL Regular" w:eastAsia="Charis SIL Regular"/>
-          <w:b w:val="0"/>
-          <w:i w:val="0"/>
-          <w:color w:val="000000"/>
-          <w:sz w:val="24"/>
-        </w:rPr>
-        <w:hyperlink r:id="rId9" w:history="1">
-          <w:r>
-            <w:rPr>
-              <w:rStyle w:val="Hyperlink"/>
-            </w:rPr>
-            <w:t>sch Muse</w:t>
-          </w:r>
-        </w:hyperlink>
-      </w:r>
-      <w:r>
-        <w:rPr>
-          <w:u w:val="single" w:color="0000ff"/>
-          <w:rFonts w:ascii="Charis SIL Regular" w:hAnsi="Charis SIL Regular" w:eastAsia="Charis SIL Regular"/>
-          <w:b w:val="0"/>
-          <w:i w:val="0"/>
-          <w:color w:val="000000"/>
-          <w:sz w:val="24"/>
-        </w:rPr>
-        <w:hyperlink r:id="rId9" w:history="1">
-          <w:r>
-            <w:rPr>
-              <w:rStyle w:val="Hyperlink"/>
-            </w:rPr>
-            <w:t>u</w:t>
-          </w:r>
-        </w:hyperlink>
-      </w:r>
-      <w:r>
-        <w:rPr>
-          <w:u w:val="single" w:color="0000ff"/>
-          <w:rFonts w:ascii="Charis SIL Regular" w:hAnsi="Charis SIL Regular" w:eastAsia="Charis SIL Regular"/>
-          <w:b w:val="0"/>
-          <w:i w:val="0"/>
-          <w:color w:val="000000"/>
-          <w:sz w:val="24"/>
-        </w:rPr>
-        <w:hyperlink r:id="rId9" w:history="1">
-          <w:r>
-            <w:rPr>
-              <w:rStyle w:val="Hyperlink"/>
-            </w:rPr>
-            <w:t>m van</w:t>
-          </w:r>
-        </w:hyperlink>
-      </w:r>
-      <w:r>
-        <w:rPr>
-          <w:u w:val="single" w:color="0000ff"/>
-          <w:rFonts w:ascii="Charis SIL Regular" w:hAnsi="Charis SIL Regular" w:eastAsia="Charis SIL Regular"/>
-          <w:b w:val="0"/>
-          <w:i w:val="0"/>
-          <w:color w:val="000000"/>
-          <w:sz w:val="24"/>
-        </w:rPr>
-        <w:hyperlink r:id="rId9" w:history="1">
-          <w:r>
-            <w:rPr>
-              <w:rStyle w:val="Hyperlink"/>
-            </w:rPr>
-            <w:t xml:space="preserve"> Geschi</w:t>
-          </w:r>
-        </w:hyperlink>
-      </w:r>
-      <w:r>
-        <w:rPr>
-          <w:rFonts w:ascii="Charis SIL Regular" w:hAnsi="Charis SIL Regular" w:eastAsia="Charis SIL Regular"/>
-          <w:b w:val="0"/>
-          <w:i w:val="0"/>
-          <w:color w:val="000000"/>
-          <w:sz w:val="24"/>
-        </w:rPr>
-        <w:t>e</w:t>
-      </w:r>
-      <w:r>
-        <w:rPr>
-          <w:u w:val="single" w:color="0000ff"/>
-          <w:rFonts w:ascii="Charis SIL Regular" w:hAnsi="Charis SIL Regular" w:eastAsia="Charis SIL Regular"/>
-          <w:b w:val="0"/>
-          <w:i w:val="0"/>
-          <w:color w:val="000000"/>
-          <w:sz w:val="24"/>
-        </w:rPr>
-        <w:hyperlink r:id="rId10" w:history="1">
-          <w:r>
-            <w:rPr>
-              <w:rStyle w:val="Hyperlink"/>
-            </w:rPr>
-            <w:t>d</w:t>
-          </w:r>
-        </w:hyperlink>
-      </w:r>
-      <w:r>
-        <w:rPr>
-          <w:u w:val="single" w:color="0000ff"/>
-          <w:rFonts w:ascii="Charis SIL Regular" w:hAnsi="Charis SIL Regular" w:eastAsia="Charis SIL Regular"/>
-          <w:b w:val="0"/>
-          <w:i w:val="0"/>
-          <w:color w:val="000000"/>
-          <w:sz w:val="24"/>
-        </w:rPr>
-        <w:hyperlink r:id="rId10" w:history="1">
-          <w:r>
-            <w:rPr>
-              <w:rStyle w:val="Hyperlink"/>
-            </w:rPr>
-            <w:t>e</w:t>
-          </w:r>
-        </w:hyperlink>
-      </w:r>
-      <w:r>
-        <w:rPr>
-          <w:u w:val="single" w:color="0000ff"/>
-          <w:rFonts w:ascii="Charis SIL Regular" w:hAnsi="Charis SIL Regular" w:eastAsia="Charis SIL Regular"/>
-          <w:b w:val="0"/>
-          <w:i w:val="0"/>
-          <w:color w:val="000000"/>
-          <w:sz w:val="24"/>
-        </w:rPr>
-        <w:hyperlink r:id="rId10" w:history="1">
-          <w:r>
-            <w:rPr>
-              <w:rStyle w:val="Hyperlink"/>
-            </w:rPr>
-            <w:t>nis e</w:t>
-          </w:r>
-        </w:hyperlink>
+        <w:t>Haarlem, het Nederlandsch Museum van Geschiedenis e</w:t>
       </w:r>
       <w:r>
         <w:rPr>
@@ -628,8 +492,56 @@
           <w:i w:val="0"/>
           <w:color w:val="0000FF"/>
           <w:sz w:val="24"/>
+          <w:u w:val="single"/>
         </w:rPr>
-        <w:t>Koninklijk K</w:t>
+        <w:hyperlink r:id="rId10" w:history="1">
+          <w:r>
+            <w:rPr>
+              <w:rStyle w:val="Hyperlink"/>
+            </w:rPr>
+            <w:t>Ko</w:t>
+          </w:r>
+        </w:hyperlink>
+      </w:r>
+      <w:r>
+        <w:rPr>
+          <w:rFonts w:ascii="Charis SIL Regular" w:hAnsi="Charis SIL Regular" w:eastAsia="Charis SIL Regular"/>
+          <w:b w:val="0"/>
+          <w:i w:val="0"/>
+          <w:color w:val="0000FF"/>
+          <w:sz w:val="24"/>
+          <w:u w:val="single"/>
+        </w:rPr>
+        <w:hyperlink r:id="rId10" w:history="1">
+          <w:r>
+            <w:rPr>
+              <w:rStyle w:val="Hyperlink"/>
+            </w:rPr>
+            <w:t>ninklijk</w:t>
+          </w:r>
+        </w:hyperlink>
+      </w:r>
+      <w:r>
+        <w:rPr>
+          <w:rFonts w:ascii="Charis SIL Regular" w:hAnsi="Charis SIL Regular" w:eastAsia="Charis SIL Regular"/>
+          <w:b w:val="0"/>
+          <w:i w:val="0"/>
+          <w:color w:val="0000FF"/>
+          <w:sz w:val="24"/>
+          <w:u w:val="single"/>
+        </w:rPr>
+        <w:t xml:space="preserve"> </w:t>
+      </w:r>
+      <w:r>
+        <w:rPr>
+          <w:rFonts w:ascii="Charis SIL Regular" w:hAnsi="Charis SIL Regular" w:eastAsia="Charis SIL Regular"/>
+          <w:b w:val="0"/>
+          <w:i w:val="0"/>
+          <w:color w:val="0000FF"/>
+          <w:sz w:val="24"/>
+          <w:u w:val="single"/>
+        </w:rPr>
+        <w:t>K</w:t>
       </w:r>
       <w:r>
         <w:rPr>
@@ -751,7 +663,7 @@
           <w:sz w:val="24"/>
           <w:u w:val="single"/>
         </w:rPr>
-        <w:hyperlink r:id="rId11" w:history="1">
+        <w:hyperlink r:id="rId12" w:history="1">
           <w:r>
             <w:rPr>
               <w:rStyle w:val="Hyperlink"/>
@@ -769,7 +681,7 @@
           <w:sz w:val="24"/>
           <w:u w:val="single"/>
         </w:rPr>
-        <w:hyperlink r:id="rId11" w:history="1">
+        <w:hyperlink r:id="rId12" w:history="1">
           <w:r>
             <w:rPr>
               <w:rStyle w:val="Hyperlink"/>
@@ -792,7 +704,7 @@
             <w:rPr>
               <w:rStyle w:val="Hyperlink"/>
             </w:rPr>
-            <w:t xml:space="preserve">ninklijke </w:t>
+            <w:t>ninklijk</w:t>
           </w:r>
         </w:hyperlink>
       </w:r>
@@ -805,7 +717,25 @@
           <w:sz w:val="24"/>
           <w:u w:val="single"/>
         </w:rPr>
-        <w:hyperlink r:id="rId11" w:history="1">
+        <w:hyperlink r:id="rId12" w:history="1">
+          <w:r>
+            <w:rPr>
+              <w:rStyle w:val="Hyperlink"/>
+            </w:rPr>
+            <w:t xml:space="preserve">e </w:t>
+          </w:r>
+        </w:hyperlink>
+      </w:r>
+      <w:r>
+        <w:rPr>
+          <w:rFonts w:ascii="Charis SIL Regular" w:hAnsi="Charis SIL Regular" w:eastAsia="Charis SIL Regular"/>
+          <w:b w:val="0"/>
+          <w:i w:val="0"/>
+          <w:color w:val="0000FF"/>
+          <w:sz w:val="24"/>
+          <w:u w:val="single"/>
+        </w:rPr>
+        <w:hyperlink r:id="rId12" w:history="1">
           <w:r>
             <w:rPr>
               <w:rStyle w:val="Hyperlink"/>
@@ -823,7 +753,7 @@
           <w:sz w:val="24"/>
           <w:u w:val="single"/>
         </w:rPr>
-        <w:hyperlink r:id="rId11" w:history="1">
+        <w:hyperlink r:id="rId12" w:history="1">
           <w:r>
             <w:rPr>
               <w:rStyle w:val="Hyperlink"/>
@@ -841,7 +771,7 @@
           <w:sz w:val="24"/>
           <w:u w:val="single"/>
         </w:rPr>
-        <w:hyperlink r:id="rId11" w:history="1">
+        <w:hyperlink r:id="rId12" w:history="1">
           <w:r>
             <w:rPr>
               <w:rStyle w:val="Hyperlink"/>
@@ -870,7 +800,7 @@
           <w:sz w:val="24"/>
           <w:u w:val="single"/>
         </w:rPr>
-        <w:hyperlink r:id="rId11" w:history="1">
+        <w:hyperlink r:id="rId12" w:history="1">
           <w:r>
             <w:rPr>
               <w:rStyle w:val="Hyperlink"/>
@@ -1046,13 +976,39 @@
       </w:r>
       <w:r>
         <w:rPr>
+          <w:u w:val="single" w:color="0000ff"/>
           <w:rFonts w:ascii="Charis SIL Regular" w:hAnsi="Charis SIL Regular" w:eastAsia="Charis SIL Regular"/>
           <w:b w:val="0"/>
           <w:i w:val="0"/>
           <w:color w:val="000000"/>
           <w:sz w:val="24"/>
         </w:rPr>
-        <w:t>Rijksmuseum. I</w:t>
+        <w:hyperlink r:id="rId12" w:history="1">
+          <w:r>
+            <w:rPr>
+              <w:rStyle w:val="Hyperlink"/>
+            </w:rPr>
+            <w:t>Rijksmuseu</w:t>
+          </w:r>
+        </w:hyperlink>
+      </w:r>
+      <w:r>
+        <w:rPr>
+          <w:u w:val="single" w:color="0000ff"/>
+          <w:rFonts w:ascii="Charis SIL Regular" w:hAnsi="Charis SIL Regular" w:eastAsia="Charis SIL Regular"/>
+          <w:b w:val="0"/>
+          <w:i w:val="0"/>
+          <w:color w:val="000000"/>
+          <w:sz w:val="24"/>
+        </w:rPr>
+        <w:hyperlink r:id="rId12" w:history="1">
+          <w:r>
+            <w:rPr>
+              <w:rStyle w:val="Hyperlink"/>
+            </w:rPr>
+            <w:t>m. I</w:t>
+          </w:r>
+        </w:hyperlink>
       </w:r>
       <w:r>
         <w:rPr>
@@ -1759,13 +1715,24 @@
       </w:r>
       <w:r>
         <w:rPr>
+          <w:u w:val="single" w:color="0000ff"/>
           <w:rFonts w:ascii="Charis SIL Regular" w:hAnsi="Charis SIL Regular" w:eastAsia="Charis SIL Regular"/>
           <w:b w:val="0"/>
           <w:i w:val="0"/>
           <w:color w:val="000000"/>
           <w:sz w:val="24"/>
         </w:rPr>
-        <w:t xml:space="preserve">ssen de </w:t>
+        <w:t>s</w:t>
+      </w:r>
+      <w:r>
+        <w:rPr>
+          <w:rFonts w:ascii="Charis SIL Regular" w:hAnsi="Charis SIL Regular" w:eastAsia="Charis SIL Regular"/>
+          <w:b w:val="0"/>
+          <w:i w:val="0"/>
+          <w:color w:val="000000"/>
+          <w:sz w:val="24"/>
+        </w:rPr>
+        <w:t xml:space="preserve">sen de </w:t>
       </w:r>
       <w:r>
         <w:rPr>

--- a/EXPORTS/DOCX/published/niveau3/Dutch/RijksmuseumAmsterdam.docx
+++ b/EXPORTS/DOCX/published/niveau3/Dutch/RijksmuseumAmsterdam.docx
@@ -429,7 +429,143 @@
           <w:color w:val="000000"/>
           <w:sz w:val="24"/>
         </w:rPr>
-        <w:t>Haarlem, het Nederlandsch Museum van Geschiedenis e</w:t>
+        <w:t>Haarlem, het Nederland</w:t>
+      </w:r>
+      <w:r>
+        <w:rPr>
+          <w:u w:val="single" w:color="0000ff"/>
+          <w:rFonts w:ascii="Charis SIL Regular" w:hAnsi="Charis SIL Regular" w:eastAsia="Charis SIL Regular"/>
+          <w:b w:val="0"/>
+          <w:i w:val="0"/>
+          <w:color w:val="000000"/>
+          <w:sz w:val="24"/>
+        </w:rPr>
+        <w:hyperlink r:id="rId9" w:history="1">
+          <w:r>
+            <w:rPr>
+              <w:rStyle w:val="Hyperlink"/>
+            </w:rPr>
+            <w:t>sch Muse</w:t>
+          </w:r>
+        </w:hyperlink>
+      </w:r>
+      <w:r>
+        <w:rPr>
+          <w:u w:val="single" w:color="0000ff"/>
+          <w:rFonts w:ascii="Charis SIL Regular" w:hAnsi="Charis SIL Regular" w:eastAsia="Charis SIL Regular"/>
+          <w:b w:val="0"/>
+          <w:i w:val="0"/>
+          <w:color w:val="000000"/>
+          <w:sz w:val="24"/>
+        </w:rPr>
+        <w:hyperlink r:id="rId9" w:history="1">
+          <w:r>
+            <w:rPr>
+              <w:rStyle w:val="Hyperlink"/>
+            </w:rPr>
+            <w:t>u</w:t>
+          </w:r>
+        </w:hyperlink>
+      </w:r>
+      <w:r>
+        <w:rPr>
+          <w:u w:val="single" w:color="0000ff"/>
+          <w:rFonts w:ascii="Charis SIL Regular" w:hAnsi="Charis SIL Regular" w:eastAsia="Charis SIL Regular"/>
+          <w:b w:val="0"/>
+          <w:i w:val="0"/>
+          <w:color w:val="000000"/>
+          <w:sz w:val="24"/>
+        </w:rPr>
+        <w:hyperlink r:id="rId9" w:history="1">
+          <w:r>
+            <w:rPr>
+              <w:rStyle w:val="Hyperlink"/>
+            </w:rPr>
+            <w:t>m van</w:t>
+          </w:r>
+        </w:hyperlink>
+      </w:r>
+      <w:r>
+        <w:rPr>
+          <w:u w:val="single" w:color="0000ff"/>
+          <w:rFonts w:ascii="Charis SIL Regular" w:hAnsi="Charis SIL Regular" w:eastAsia="Charis SIL Regular"/>
+          <w:b w:val="0"/>
+          <w:i w:val="0"/>
+          <w:color w:val="000000"/>
+          <w:sz w:val="24"/>
+        </w:rPr>
+        <w:hyperlink r:id="rId9" w:history="1">
+          <w:r>
+            <w:rPr>
+              <w:rStyle w:val="Hyperlink"/>
+            </w:rPr>
+            <w:t xml:space="preserve"> Geschi</w:t>
+          </w:r>
+        </w:hyperlink>
+      </w:r>
+      <w:r>
+        <w:rPr>
+          <w:rFonts w:ascii="Charis SIL Regular" w:hAnsi="Charis SIL Regular" w:eastAsia="Charis SIL Regular"/>
+          <w:b w:val="0"/>
+          <w:i w:val="0"/>
+          <w:color w:val="000000"/>
+          <w:sz w:val="24"/>
+        </w:rPr>
+        <w:t>e</w:t>
+      </w:r>
+      <w:r>
+        <w:rPr>
+          <w:u w:val="single" w:color="0000ff"/>
+          <w:rFonts w:ascii="Charis SIL Regular" w:hAnsi="Charis SIL Regular" w:eastAsia="Charis SIL Regular"/>
+          <w:b w:val="0"/>
+          <w:i w:val="0"/>
+          <w:color w:val="000000"/>
+          <w:sz w:val="24"/>
+        </w:rPr>
+        <w:hyperlink r:id="rId10" w:history="1">
+          <w:r>
+            <w:rPr>
+              <w:rStyle w:val="Hyperlink"/>
+            </w:rPr>
+            <w:t>d</w:t>
+          </w:r>
+        </w:hyperlink>
+      </w:r>
+      <w:r>
+        <w:rPr>
+          <w:u w:val="single" w:color="0000ff"/>
+          <w:rFonts w:ascii="Charis SIL Regular" w:hAnsi="Charis SIL Regular" w:eastAsia="Charis SIL Regular"/>
+          <w:b w:val="0"/>
+          <w:i w:val="0"/>
+          <w:color w:val="000000"/>
+          <w:sz w:val="24"/>
+        </w:rPr>
+        <w:hyperlink r:id="rId10" w:history="1">
+          <w:r>
+            <w:rPr>
+              <w:rStyle w:val="Hyperlink"/>
+            </w:rPr>
+            <w:t>e</w:t>
+          </w:r>
+        </w:hyperlink>
+      </w:r>
+      <w:r>
+        <w:rPr>
+          <w:u w:val="single" w:color="0000ff"/>
+          <w:rFonts w:ascii="Charis SIL Regular" w:hAnsi="Charis SIL Regular" w:eastAsia="Charis SIL Regular"/>
+          <w:b w:val="0"/>
+          <w:i w:val="0"/>
+          <w:color w:val="000000"/>
+          <w:sz w:val="24"/>
+        </w:rPr>
+        <w:hyperlink r:id="rId10" w:history="1">
+          <w:r>
+            <w:rPr>
+              <w:rStyle w:val="Hyperlink"/>
+            </w:rPr>
+            <w:t>nis e</w:t>
+          </w:r>
+        </w:hyperlink>
       </w:r>
       <w:r>
         <w:rPr>
@@ -539,7 +675,6 @@
           <w:i w:val="0"/>
           <w:color w:val="0000FF"/>
           <w:sz w:val="24"/>
-          <w:u w:val="single"/>
         </w:rPr>
         <w:t>K</w:t>
       </w:r>
@@ -663,7 +798,7 @@
           <w:sz w:val="24"/>
           <w:u w:val="single"/>
         </w:rPr>
-        <w:hyperlink r:id="rId12" w:history="1">
+        <w:hyperlink r:id="rId11" w:history="1">
           <w:r>
             <w:rPr>
               <w:rStyle w:val="Hyperlink"/>
@@ -681,7 +816,7 @@
           <w:sz w:val="24"/>
           <w:u w:val="single"/>
         </w:rPr>
-        <w:hyperlink r:id="rId12" w:history="1">
+        <w:hyperlink r:id="rId11" w:history="1">
           <w:r>
             <w:rPr>
               <w:rStyle w:val="Hyperlink"/>
@@ -699,7 +834,7 @@
           <w:sz w:val="24"/>
           <w:u w:val="single"/>
         </w:rPr>
-        <w:hyperlink r:id="rId12" w:history="1">
+        <w:hyperlink r:id="rId11" w:history="1">
           <w:r>
             <w:rPr>
               <w:rStyle w:val="Hyperlink"/>
@@ -735,7 +870,7 @@
           <w:sz w:val="24"/>
           <w:u w:val="single"/>
         </w:rPr>
-        <w:hyperlink r:id="rId12" w:history="1">
+        <w:hyperlink r:id="rId11" w:history="1">
           <w:r>
             <w:rPr>
               <w:rStyle w:val="Hyperlink"/>
@@ -976,21 +1111,13 @@
       </w:r>
       <w:r>
         <w:rPr>
-          <w:u w:val="single" w:color="0000ff"/>
           <w:rFonts w:ascii="Charis SIL Regular" w:hAnsi="Charis SIL Regular" w:eastAsia="Charis SIL Regular"/>
           <w:b w:val="0"/>
           <w:i w:val="0"/>
           <w:color w:val="000000"/>
           <w:sz w:val="24"/>
         </w:rPr>
-        <w:hyperlink r:id="rId12" w:history="1">
-          <w:r>
-            <w:rPr>
-              <w:rStyle w:val="Hyperlink"/>
-            </w:rPr>
-            <w:t>Rijksmuseu</w:t>
-          </w:r>
-        </w:hyperlink>
+        <w:t>Rijksmuseu</w:t>
       </w:r>
       <w:r>
         <w:rPr>

--- a/EXPORTS/DOCX/published/niveau3/Dutch/RijksmuseumAmsterdam.docx
+++ b/EXPORTS/DOCX/published/niveau3/Dutch/RijksmuseumAmsterdam.docx
@@ -630,7 +630,7 @@
           <w:sz w:val="24"/>
           <w:u w:val="single"/>
         </w:rPr>
-        <w:hyperlink r:id="rId10" w:history="1">
+        <w:hyperlink r:id="rId11" w:history="1">
           <w:r>
             <w:rPr>
               <w:rStyle w:val="Hyperlink"/>
@@ -648,7 +648,7 @@
           <w:sz w:val="24"/>
           <w:u w:val="single"/>
         </w:rPr>
-        <w:hyperlink r:id="rId10" w:history="1">
+        <w:hyperlink r:id="rId11" w:history="1">
           <w:r>
             <w:rPr>
               <w:rStyle w:val="Hyperlink"/>
@@ -675,8 +675,16 @@
           <w:i w:val="0"/>
           <w:color w:val="0000FF"/>
           <w:sz w:val="24"/>
+          <w:u w:val="single"/>
         </w:rPr>
-        <w:t>K</w:t>
+        <w:hyperlink r:id="rId11" w:history="1">
+          <w:r>
+            <w:rPr>
+              <w:rStyle w:val="Hyperlink"/>
+            </w:rPr>
+            <w:t>K</w:t>
+          </w:r>
+        </w:hyperlink>
       </w:r>
       <w:r>
         <w:rPr>
@@ -687,7 +695,7 @@
           <w:sz w:val="24"/>
           <w:u w:val="single"/>
         </w:rPr>
-        <w:hyperlink r:id="rId10" w:history="1">
+        <w:hyperlink r:id="rId11" w:history="1">
           <w:r>
             <w:rPr>
               <w:rStyle w:val="Hyperlink"/>
@@ -888,7 +896,7 @@
           <w:sz w:val="24"/>
           <w:u w:val="single"/>
         </w:rPr>
-        <w:hyperlink r:id="rId12" w:history="1">
+        <w:hyperlink r:id="rId11" w:history="1">
           <w:r>
             <w:rPr>
               <w:rStyle w:val="Hyperlink"/>
@@ -906,7 +914,7 @@
           <w:sz w:val="24"/>
           <w:u w:val="single"/>
         </w:rPr>
-        <w:hyperlink r:id="rId12" w:history="1">
+        <w:hyperlink r:id="rId11" w:history="1">
           <w:r>
             <w:rPr>
               <w:rStyle w:val="Hyperlink"/>
@@ -935,7 +943,7 @@
           <w:sz w:val="24"/>
           <w:u w:val="single"/>
         </w:rPr>
-        <w:hyperlink r:id="rId12" w:history="1">
+        <w:hyperlink r:id="rId11" w:history="1">
           <w:r>
             <w:rPr>
               <w:rStyle w:val="Hyperlink"/>
@@ -964,7 +972,7 @@
           <w:sz w:val="24"/>
           <w:u w:val="single"/>
         </w:rPr>
-        <w:hyperlink r:id="rId12" w:history="1">
+        <w:hyperlink r:id="rId11" w:history="1">
           <w:r>
             <w:rPr>
               <w:rStyle w:val="Hyperlink"/>
@@ -1111,13 +1119,21 @@
       </w:r>
       <w:r>
         <w:rPr>
+          <w:u w:val="single" w:color="0000ff"/>
           <w:rFonts w:ascii="Charis SIL Regular" w:hAnsi="Charis SIL Regular" w:eastAsia="Charis SIL Regular"/>
           <w:b w:val="0"/>
           <w:i w:val="0"/>
           <w:color w:val="000000"/>
           <w:sz w:val="24"/>
         </w:rPr>
-        <w:t>Rijksmuseu</w:t>
+        <w:hyperlink r:id="rId12" w:history="1">
+          <w:r>
+            <w:rPr>
+              <w:rStyle w:val="Hyperlink"/>
+            </w:rPr>
+            <w:t>Rijksmuseu</w:t>
+          </w:r>
+        </w:hyperlink>
       </w:r>
       <w:r>
         <w:rPr>

--- a/EXPORTS/DOCX/published/niveau3/Dutch/RijksmuseumAmsterdam.docx
+++ b/EXPORTS/DOCX/published/niveau3/Dutch/RijksmuseumAmsterdam.docx
@@ -628,16 +628,8 @@
           <w:i w:val="0"/>
           <w:color w:val="0000FF"/>
           <w:sz w:val="24"/>
-          <w:u w:val="single"/>
         </w:rPr>
-        <w:hyperlink r:id="rId11" w:history="1">
-          <w:r>
-            <w:rPr>
-              <w:rStyle w:val="Hyperlink"/>
-            </w:rPr>
-            <w:t>Ko</w:t>
-          </w:r>
-        </w:hyperlink>
+        <w:t>Ko</w:t>
       </w:r>
       <w:r>
         <w:rPr>
@@ -648,7 +640,7 @@
           <w:sz w:val="24"/>
           <w:u w:val="single"/>
         </w:rPr>
-        <w:hyperlink r:id="rId11" w:history="1">
+        <w:hyperlink r:id="rId10" w:history="1">
           <w:r>
             <w:rPr>
               <w:rStyle w:val="Hyperlink"/>
@@ -675,16 +667,8 @@
           <w:i w:val="0"/>
           <w:color w:val="0000FF"/>
           <w:sz w:val="24"/>
-          <w:u w:val="single"/>
         </w:rPr>
-        <w:hyperlink r:id="rId11" w:history="1">
-          <w:r>
-            <w:rPr>
-              <w:rStyle w:val="Hyperlink"/>
-            </w:rPr>
-            <w:t>K</w:t>
-          </w:r>
-        </w:hyperlink>
+        <w:t>K</w:t>
       </w:r>
       <w:r>
         <w:rPr>
@@ -695,7 +679,7 @@
           <w:sz w:val="24"/>
           <w:u w:val="single"/>
         </w:rPr>
-        <w:hyperlink r:id="rId11" w:history="1">
+        <w:hyperlink r:id="rId10" w:history="1">
           <w:r>
             <w:rPr>
               <w:rStyle w:val="Hyperlink"/>
@@ -878,7 +862,7 @@
           <w:sz w:val="24"/>
           <w:u w:val="single"/>
         </w:rPr>
-        <w:hyperlink r:id="rId11" w:history="1">
+        <w:hyperlink r:id="rId12" w:history="1">
           <w:r>
             <w:rPr>
               <w:rStyle w:val="Hyperlink"/>
@@ -896,7 +880,7 @@
           <w:sz w:val="24"/>
           <w:u w:val="single"/>
         </w:rPr>
-        <w:hyperlink r:id="rId11" w:history="1">
+        <w:hyperlink r:id="rId12" w:history="1">
           <w:r>
             <w:rPr>
               <w:rStyle w:val="Hyperlink"/>
@@ -914,7 +898,7 @@
           <w:sz w:val="24"/>
           <w:u w:val="single"/>
         </w:rPr>
-        <w:hyperlink r:id="rId11" w:history="1">
+        <w:hyperlink r:id="rId12" w:history="1">
           <w:r>
             <w:rPr>
               <w:rStyle w:val="Hyperlink"/>
@@ -943,7 +927,7 @@
           <w:sz w:val="24"/>
           <w:u w:val="single"/>
         </w:rPr>
-        <w:hyperlink r:id="rId11" w:history="1">
+        <w:hyperlink r:id="rId12" w:history="1">
           <w:r>
             <w:rPr>
               <w:rStyle w:val="Hyperlink"/>
@@ -972,7 +956,7 @@
           <w:sz w:val="24"/>
           <w:u w:val="single"/>
         </w:rPr>
-        <w:hyperlink r:id="rId11" w:history="1">
+        <w:hyperlink r:id="rId12" w:history="1">
           <w:r>
             <w:rPr>
               <w:rStyle w:val="Hyperlink"/>

--- a/EXPORTS/DOCX/published/niveau3/Dutch/RijksmuseumAmsterdam.docx
+++ b/EXPORTS/DOCX/published/niveau3/Dutch/RijksmuseumAmsterdam.docx
@@ -628,8 +628,16 @@
           <w:i w:val="0"/>
           <w:color w:val="0000FF"/>
           <w:sz w:val="24"/>
+          <w:u w:val="single"/>
         </w:rPr>
-        <w:t>Ko</w:t>
+        <w:hyperlink r:id="rId11" w:history="1">
+          <w:r>
+            <w:rPr>
+              <w:rStyle w:val="Hyperlink"/>
+            </w:rPr>
+            <w:t>Ko</w:t>
+          </w:r>
+        </w:hyperlink>
       </w:r>
       <w:r>
         <w:rPr>
@@ -862,7 +870,7 @@
           <w:sz w:val="24"/>
           <w:u w:val="single"/>
         </w:rPr>
-        <w:hyperlink r:id="rId12" w:history="1">
+        <w:hyperlink r:id="rId11" w:history="1">
           <w:r>
             <w:rPr>
               <w:rStyle w:val="Hyperlink"/>
@@ -880,7 +888,7 @@
           <w:sz w:val="24"/>
           <w:u w:val="single"/>
         </w:rPr>
-        <w:hyperlink r:id="rId12" w:history="1">
+        <w:hyperlink r:id="rId11" w:history="1">
           <w:r>
             <w:rPr>
               <w:rStyle w:val="Hyperlink"/>
@@ -898,7 +906,7 @@
           <w:sz w:val="24"/>
           <w:u w:val="single"/>
         </w:rPr>
-        <w:hyperlink r:id="rId12" w:history="1">
+        <w:hyperlink r:id="rId11" w:history="1">
           <w:r>
             <w:rPr>
               <w:rStyle w:val="Hyperlink"/>
@@ -927,7 +935,7 @@
           <w:sz w:val="24"/>
           <w:u w:val="single"/>
         </w:rPr>
-        <w:hyperlink r:id="rId12" w:history="1">
+        <w:hyperlink r:id="rId11" w:history="1">
           <w:r>
             <w:rPr>
               <w:rStyle w:val="Hyperlink"/>
@@ -1110,32 +1118,7 @@
           <w:color w:val="000000"/>
           <w:sz w:val="24"/>
         </w:rPr>
-        <w:hyperlink r:id="rId12" w:history="1">
-          <w:r>
-            <w:rPr>
-              <w:rStyle w:val="Hyperlink"/>
-            </w:rPr>
-            <w:t>Rijksmuseu</w:t>
-          </w:r>
-        </w:hyperlink>
-      </w:r>
-      <w:r>
-        <w:rPr>
-          <w:u w:val="single" w:color="0000ff"/>
-          <w:rFonts w:ascii="Charis SIL Regular" w:hAnsi="Charis SIL Regular" w:eastAsia="Charis SIL Regular"/>
-          <w:b w:val="0"/>
-          <w:i w:val="0"/>
-          <w:color w:val="000000"/>
-          <w:sz w:val="24"/>
-        </w:rPr>
-        <w:hyperlink r:id="rId12" w:history="1">
-          <w:r>
-            <w:rPr>
-              <w:rStyle w:val="Hyperlink"/>
-            </w:rPr>
-            <w:t>m. I</w:t>
-          </w:r>
-        </w:hyperlink>
+        <w:t>Rijksmuseum. I</w:t>
       </w:r>
       <w:r>
         <w:rPr>

--- a/EXPORTS/DOCX/published/niveau3/Dutch/RijksmuseumAmsterdam.docx
+++ b/EXPORTS/DOCX/published/niveau3/Dutch/RijksmuseumAmsterdam.docx
@@ -429,89 +429,7 @@
           <w:color w:val="000000"/>
           <w:sz w:val="24"/>
         </w:rPr>
-        <w:t>Haarlem, het Nederland</w:t>
-      </w:r>
-      <w:r>
-        <w:rPr>
-          <w:u w:val="single" w:color="0000ff"/>
-          <w:rFonts w:ascii="Charis SIL Regular" w:hAnsi="Charis SIL Regular" w:eastAsia="Charis SIL Regular"/>
-          <w:b w:val="0"/>
-          <w:i w:val="0"/>
-          <w:color w:val="000000"/>
-          <w:sz w:val="24"/>
-        </w:rPr>
-        <w:hyperlink r:id="rId9" w:history="1">
-          <w:r>
-            <w:rPr>
-              <w:rStyle w:val="Hyperlink"/>
-            </w:rPr>
-            <w:t>sch Muse</w:t>
-          </w:r>
-        </w:hyperlink>
-      </w:r>
-      <w:r>
-        <w:rPr>
-          <w:u w:val="single" w:color="0000ff"/>
-          <w:rFonts w:ascii="Charis SIL Regular" w:hAnsi="Charis SIL Regular" w:eastAsia="Charis SIL Regular"/>
-          <w:b w:val="0"/>
-          <w:i w:val="0"/>
-          <w:color w:val="000000"/>
-          <w:sz w:val="24"/>
-        </w:rPr>
-        <w:hyperlink r:id="rId9" w:history="1">
-          <w:r>
-            <w:rPr>
-              <w:rStyle w:val="Hyperlink"/>
-            </w:rPr>
-            <w:t>u</w:t>
-          </w:r>
-        </w:hyperlink>
-      </w:r>
-      <w:r>
-        <w:rPr>
-          <w:u w:val="single" w:color="0000ff"/>
-          <w:rFonts w:ascii="Charis SIL Regular" w:hAnsi="Charis SIL Regular" w:eastAsia="Charis SIL Regular"/>
-          <w:b w:val="0"/>
-          <w:i w:val="0"/>
-          <w:color w:val="000000"/>
-          <w:sz w:val="24"/>
-        </w:rPr>
-        <w:hyperlink r:id="rId9" w:history="1">
-          <w:r>
-            <w:rPr>
-              <w:rStyle w:val="Hyperlink"/>
-            </w:rPr>
-            <w:t>m van</w:t>
-          </w:r>
-        </w:hyperlink>
-      </w:r>
-      <w:r>
-        <w:rPr>
-          <w:u w:val="single" w:color="0000ff"/>
-          <w:rFonts w:ascii="Charis SIL Regular" w:hAnsi="Charis SIL Regular" w:eastAsia="Charis SIL Regular"/>
-          <w:b w:val="0"/>
-          <w:i w:val="0"/>
-          <w:color w:val="000000"/>
-          <w:sz w:val="24"/>
-        </w:rPr>
-        <w:hyperlink r:id="rId9" w:history="1">
-          <w:r>
-            <w:rPr>
-              <w:rStyle w:val="Hyperlink"/>
-            </w:rPr>
-            <w:t xml:space="preserve"> Geschi</w:t>
-          </w:r>
-        </w:hyperlink>
-      </w:r>
-      <w:r>
-        <w:rPr>
-          <w:rFonts w:ascii="Charis SIL Regular" w:hAnsi="Charis SIL Regular" w:eastAsia="Charis SIL Regular"/>
-          <w:b w:val="0"/>
-          <w:i w:val="0"/>
-          <w:color w:val="000000"/>
-          <w:sz w:val="24"/>
-        </w:rPr>
-        <w:t>e</w:t>
+        <w:t>Haarlem, het Nederlandsch Museum van Geschie</w:t>
       </w:r>
       <w:r>
         <w:rPr>
@@ -630,7 +548,7 @@
           <w:sz w:val="24"/>
           <w:u w:val="single"/>
         </w:rPr>
-        <w:hyperlink r:id="rId11" w:history="1">
+        <w:hyperlink r:id="rId10" w:history="1">
           <w:r>
             <w:rPr>
               <w:rStyle w:val="Hyperlink"/>
@@ -675,6 +593,7 @@
           <w:i w:val="0"/>
           <w:color w:val="0000FF"/>
           <w:sz w:val="24"/>
+          <w:u w:val="single"/>
         </w:rPr>
         <w:t>K</w:t>
       </w:r>
@@ -798,66 +717,12 @@
           <w:sz w:val="24"/>
           <w:u w:val="single"/>
         </w:rPr>
-        <w:hyperlink r:id="rId11" w:history="1">
-          <w:r>
-            <w:rPr>
-              <w:rStyle w:val="Hyperlink"/>
-            </w:rPr>
-            <w:t>K</w:t>
-          </w:r>
-        </w:hyperlink>
-      </w:r>
-      <w:r>
-        <w:rPr>
-          <w:rFonts w:ascii="Charis SIL Regular" w:hAnsi="Charis SIL Regular" w:eastAsia="Charis SIL Regular"/>
-          <w:b w:val="0"/>
-          <w:i w:val="0"/>
-          <w:color w:val="0000FF"/>
-          <w:sz w:val="24"/>
-          <w:u w:val="single"/>
-        </w:rPr>
-        <w:hyperlink r:id="rId11" w:history="1">
-          <w:r>
-            <w:rPr>
-              <w:rStyle w:val="Hyperlink"/>
-            </w:rPr>
-            <w:t>o</w:t>
-          </w:r>
-        </w:hyperlink>
-      </w:r>
-      <w:r>
-        <w:rPr>
-          <w:rFonts w:ascii="Charis SIL Regular" w:hAnsi="Charis SIL Regular" w:eastAsia="Charis SIL Regular"/>
-          <w:b w:val="0"/>
-          <w:i w:val="0"/>
-          <w:color w:val="0000FF"/>
-          <w:sz w:val="24"/>
-          <w:u w:val="single"/>
-        </w:rPr>
-        <w:hyperlink r:id="rId11" w:history="1">
-          <w:r>
-            <w:rPr>
-              <w:rStyle w:val="Hyperlink"/>
-            </w:rPr>
-            <w:t>ninklijk</w:t>
-          </w:r>
-        </w:hyperlink>
-      </w:r>
-      <w:r>
-        <w:rPr>
-          <w:rFonts w:ascii="Charis SIL Regular" w:hAnsi="Charis SIL Regular" w:eastAsia="Charis SIL Regular"/>
-          <w:b w:val="0"/>
-          <w:i w:val="0"/>
-          <w:color w:val="0000FF"/>
-          <w:sz w:val="24"/>
-          <w:u w:val="single"/>
-        </w:rPr>
         <w:hyperlink r:id="rId12" w:history="1">
           <w:r>
             <w:rPr>
               <w:rStyle w:val="Hyperlink"/>
             </w:rPr>
-            <w:t xml:space="preserve">e </w:t>
+            <w:t xml:space="preserve">Koninklijke </w:t>
           </w:r>
         </w:hyperlink>
       </w:r>
@@ -964,7 +829,7 @@
           <w:sz w:val="24"/>
           <w:u w:val="single"/>
         </w:rPr>
-        <w:hyperlink r:id="rId12" w:history="1">
+        <w:hyperlink r:id="rId11" w:history="1">
           <w:r>
             <w:rPr>
               <w:rStyle w:val="Hyperlink"/>
@@ -1118,7 +983,32 @@
           <w:color w:val="000000"/>
           <w:sz w:val="24"/>
         </w:rPr>
-        <w:t>Rijksmuseum. I</w:t>
+        <w:hyperlink r:id="rId12" w:history="1">
+          <w:r>
+            <w:rPr>
+              <w:rStyle w:val="Hyperlink"/>
+            </w:rPr>
+            <w:t>Rijksmuseu</w:t>
+          </w:r>
+        </w:hyperlink>
+      </w:r>
+      <w:r>
+        <w:rPr>
+          <w:u w:val="single" w:color="0000ff"/>
+          <w:rFonts w:ascii="Charis SIL Regular" w:hAnsi="Charis SIL Regular" w:eastAsia="Charis SIL Regular"/>
+          <w:b w:val="0"/>
+          <w:i w:val="0"/>
+          <w:color w:val="000000"/>
+          <w:sz w:val="24"/>
+        </w:rPr>
+        <w:hyperlink r:id="rId12" w:history="1">
+          <w:r>
+            <w:rPr>
+              <w:rStyle w:val="Hyperlink"/>
+            </w:rPr>
+            <w:t>m. I</w:t>
+          </w:r>
+        </w:hyperlink>
       </w:r>
       <w:r>
         <w:rPr>

--- a/EXPORTS/DOCX/published/niveau3/Dutch/RijksmuseumAmsterdam.docx
+++ b/EXPORTS/DOCX/published/niveau3/Dutch/RijksmuseumAmsterdam.docx
@@ -429,7 +429,89 @@
           <w:color w:val="000000"/>
           <w:sz w:val="24"/>
         </w:rPr>
-        <w:t>Haarlem, het Nederlandsch Museum van Geschie</w:t>
+        <w:t>Haarlem, het Nederland</w:t>
+      </w:r>
+      <w:r>
+        <w:rPr>
+          <w:u w:val="single" w:color="0000ff"/>
+          <w:rFonts w:ascii="Charis SIL Regular" w:hAnsi="Charis SIL Regular" w:eastAsia="Charis SIL Regular"/>
+          <w:b w:val="0"/>
+          <w:i w:val="0"/>
+          <w:color w:val="000000"/>
+          <w:sz w:val="24"/>
+        </w:rPr>
+        <w:hyperlink r:id="rId9" w:history="1">
+          <w:r>
+            <w:rPr>
+              <w:rStyle w:val="Hyperlink"/>
+            </w:rPr>
+            <w:t>sch Muse</w:t>
+          </w:r>
+        </w:hyperlink>
+      </w:r>
+      <w:r>
+        <w:rPr>
+          <w:u w:val="single" w:color="0000ff"/>
+          <w:rFonts w:ascii="Charis SIL Regular" w:hAnsi="Charis SIL Regular" w:eastAsia="Charis SIL Regular"/>
+          <w:b w:val="0"/>
+          <w:i w:val="0"/>
+          <w:color w:val="000000"/>
+          <w:sz w:val="24"/>
+        </w:rPr>
+        <w:hyperlink r:id="rId9" w:history="1">
+          <w:r>
+            <w:rPr>
+              <w:rStyle w:val="Hyperlink"/>
+            </w:rPr>
+            <w:t>u</w:t>
+          </w:r>
+        </w:hyperlink>
+      </w:r>
+      <w:r>
+        <w:rPr>
+          <w:u w:val="single" w:color="0000ff"/>
+          <w:rFonts w:ascii="Charis SIL Regular" w:hAnsi="Charis SIL Regular" w:eastAsia="Charis SIL Regular"/>
+          <w:b w:val="0"/>
+          <w:i w:val="0"/>
+          <w:color w:val="000000"/>
+          <w:sz w:val="24"/>
+        </w:rPr>
+        <w:hyperlink r:id="rId9" w:history="1">
+          <w:r>
+            <w:rPr>
+              <w:rStyle w:val="Hyperlink"/>
+            </w:rPr>
+            <w:t>m van</w:t>
+          </w:r>
+        </w:hyperlink>
+      </w:r>
+      <w:r>
+        <w:rPr>
+          <w:u w:val="single" w:color="0000ff"/>
+          <w:rFonts w:ascii="Charis SIL Regular" w:hAnsi="Charis SIL Regular" w:eastAsia="Charis SIL Regular"/>
+          <w:b w:val="0"/>
+          <w:i w:val="0"/>
+          <w:color w:val="000000"/>
+          <w:sz w:val="24"/>
+        </w:rPr>
+        <w:hyperlink r:id="rId9" w:history="1">
+          <w:r>
+            <w:rPr>
+              <w:rStyle w:val="Hyperlink"/>
+            </w:rPr>
+            <w:t xml:space="preserve"> Geschi</w:t>
+          </w:r>
+        </w:hyperlink>
+      </w:r>
+      <w:r>
+        <w:rPr>
+          <w:rFonts w:ascii="Charis SIL Regular" w:hAnsi="Charis SIL Regular" w:eastAsia="Charis SIL Regular"/>
+          <w:b w:val="0"/>
+          <w:i w:val="0"/>
+          <w:color w:val="000000"/>
+          <w:sz w:val="24"/>
+        </w:rPr>
+        <w:t>e</w:t>
       </w:r>
       <w:r>
         <w:rPr>
@@ -546,56 +628,8 @@
           <w:i w:val="0"/>
           <w:color w:val="0000FF"/>
           <w:sz w:val="24"/>
-          <w:u w:val="single"/>
         </w:rPr>
-        <w:hyperlink r:id="rId10" w:history="1">
-          <w:r>
-            <w:rPr>
-              <w:rStyle w:val="Hyperlink"/>
-            </w:rPr>
-            <w:t>Ko</w:t>
-          </w:r>
-        </w:hyperlink>
-      </w:r>
-      <w:r>
-        <w:rPr>
-          <w:rFonts w:ascii="Charis SIL Regular" w:hAnsi="Charis SIL Regular" w:eastAsia="Charis SIL Regular"/>
-          <w:b w:val="0"/>
-          <w:i w:val="0"/>
-          <w:color w:val="0000FF"/>
-          <w:sz w:val="24"/>
-          <w:u w:val="single"/>
-        </w:rPr>
-        <w:hyperlink r:id="rId10" w:history="1">
-          <w:r>
-            <w:rPr>
-              <w:rStyle w:val="Hyperlink"/>
-            </w:rPr>
-            <w:t>ninklijk</w:t>
-          </w:r>
-        </w:hyperlink>
-      </w:r>
-      <w:r>
-        <w:rPr>
-          <w:rFonts w:ascii="Charis SIL Regular" w:hAnsi="Charis SIL Regular" w:eastAsia="Charis SIL Regular"/>
-          <w:b w:val="0"/>
-          <w:i w:val="0"/>
-          <w:color w:val="0000FF"/>
-          <w:sz w:val="24"/>
-          <w:u w:val="single"/>
-        </w:rPr>
-        <w:t xml:space="preserve"> </w:t>
-      </w:r>
-      <w:r>
-        <w:rPr>
-          <w:rFonts w:ascii="Charis SIL Regular" w:hAnsi="Charis SIL Regular" w:eastAsia="Charis SIL Regular"/>
-          <w:b w:val="0"/>
-          <w:i w:val="0"/>
-          <w:color w:val="0000FF"/>
-          <w:sz w:val="24"/>
-          <w:u w:val="single"/>
-        </w:rPr>
-        <w:t>K</w:t>
+        <w:t>Koninklijk K</w:t>
       </w:r>
       <w:r>
         <w:rPr>
@@ -717,12 +751,66 @@
           <w:sz w:val="24"/>
           <w:u w:val="single"/>
         </w:rPr>
+        <w:hyperlink r:id="rId11" w:history="1">
+          <w:r>
+            <w:rPr>
+              <w:rStyle w:val="Hyperlink"/>
+            </w:rPr>
+            <w:t>K</w:t>
+          </w:r>
+        </w:hyperlink>
+      </w:r>
+      <w:r>
+        <w:rPr>
+          <w:rFonts w:ascii="Charis SIL Regular" w:hAnsi="Charis SIL Regular" w:eastAsia="Charis SIL Regular"/>
+          <w:b w:val="0"/>
+          <w:i w:val="0"/>
+          <w:color w:val="0000FF"/>
+          <w:sz w:val="24"/>
+          <w:u w:val="single"/>
+        </w:rPr>
+        <w:hyperlink r:id="rId11" w:history="1">
+          <w:r>
+            <w:rPr>
+              <w:rStyle w:val="Hyperlink"/>
+            </w:rPr>
+            <w:t>o</w:t>
+          </w:r>
+        </w:hyperlink>
+      </w:r>
+      <w:r>
+        <w:rPr>
+          <w:rFonts w:ascii="Charis SIL Regular" w:hAnsi="Charis SIL Regular" w:eastAsia="Charis SIL Regular"/>
+          <w:b w:val="0"/>
+          <w:i w:val="0"/>
+          <w:color w:val="0000FF"/>
+          <w:sz w:val="24"/>
+          <w:u w:val="single"/>
+        </w:rPr>
+        <w:hyperlink r:id="rId11" w:history="1">
+          <w:r>
+            <w:rPr>
+              <w:rStyle w:val="Hyperlink"/>
+            </w:rPr>
+            <w:t>ninklijk</w:t>
+          </w:r>
+        </w:hyperlink>
+      </w:r>
+      <w:r>
+        <w:rPr>
+          <w:rFonts w:ascii="Charis SIL Regular" w:hAnsi="Charis SIL Regular" w:eastAsia="Charis SIL Regular"/>
+          <w:b w:val="0"/>
+          <w:i w:val="0"/>
+          <w:color w:val="0000FF"/>
+          <w:sz w:val="24"/>
+          <w:u w:val="single"/>
+        </w:rPr>
         <w:hyperlink r:id="rId12" w:history="1">
           <w:r>
             <w:rPr>
               <w:rStyle w:val="Hyperlink"/>
             </w:rPr>
-            <w:t xml:space="preserve">Koninklijke </w:t>
+            <w:t xml:space="preserve">e </w:t>
           </w:r>
         </w:hyperlink>
       </w:r>
@@ -829,7 +917,7 @@
           <w:sz w:val="24"/>
           <w:u w:val="single"/>
         </w:rPr>
-        <w:hyperlink r:id="rId11" w:history="1">
+        <w:hyperlink r:id="rId12" w:history="1">
           <w:r>
             <w:rPr>
               <w:rStyle w:val="Hyperlink"/>
@@ -976,39 +1064,13 @@
       </w:r>
       <w:r>
         <w:rPr>
-          <w:u w:val="single" w:color="0000ff"/>
           <w:rFonts w:ascii="Charis SIL Regular" w:hAnsi="Charis SIL Regular" w:eastAsia="Charis SIL Regular"/>
           <w:b w:val="0"/>
           <w:i w:val="0"/>
           <w:color w:val="000000"/>
           <w:sz w:val="24"/>
         </w:rPr>
-        <w:hyperlink r:id="rId12" w:history="1">
-          <w:r>
-            <w:rPr>
-              <w:rStyle w:val="Hyperlink"/>
-            </w:rPr>
-            <w:t>Rijksmuseu</w:t>
-          </w:r>
-        </w:hyperlink>
-      </w:r>
-      <w:r>
-        <w:rPr>
-          <w:u w:val="single" w:color="0000ff"/>
-          <w:rFonts w:ascii="Charis SIL Regular" w:hAnsi="Charis SIL Regular" w:eastAsia="Charis SIL Regular"/>
-          <w:b w:val="0"/>
-          <w:i w:val="0"/>
-          <w:color w:val="000000"/>
-          <w:sz w:val="24"/>
-        </w:rPr>
-        <w:hyperlink r:id="rId12" w:history="1">
-          <w:r>
-            <w:rPr>
-              <w:rStyle w:val="Hyperlink"/>
-            </w:rPr>
-            <w:t>m. I</w:t>
-          </w:r>
-        </w:hyperlink>
+        <w:t>Rijksmuseum. I</w:t>
       </w:r>
       <w:r>
         <w:rPr>

--- a/EXPORTS/DOCX/published/niveau3/Dutch/RijksmuseumAmsterdam.docx
+++ b/EXPORTS/DOCX/published/niveau3/Dutch/RijksmuseumAmsterdam.docx
@@ -629,7 +629,46 @@
           <w:color w:val="0000FF"/>
           <w:sz w:val="24"/>
         </w:rPr>
-        <w:t>Koninklijk K</w:t>
+        <w:t>Ko</w:t>
+      </w:r>
+      <w:r>
+        <w:rPr>
+          <w:rFonts w:ascii="Charis SIL Regular" w:hAnsi="Charis SIL Regular" w:eastAsia="Charis SIL Regular"/>
+          <w:b w:val="0"/>
+          <w:i w:val="0"/>
+          <w:color w:val="0000FF"/>
+          <w:sz w:val="24"/>
+          <w:u w:val="single"/>
+        </w:rPr>
+        <w:hyperlink r:id="rId10" w:history="1">
+          <w:r>
+            <w:rPr>
+              <w:rStyle w:val="Hyperlink"/>
+            </w:rPr>
+            <w:t>ninklijk</w:t>
+          </w:r>
+        </w:hyperlink>
+      </w:r>
+      <w:r>
+        <w:rPr>
+          <w:rFonts w:ascii="Charis SIL Regular" w:hAnsi="Charis SIL Regular" w:eastAsia="Charis SIL Regular"/>
+          <w:b w:val="0"/>
+          <w:i w:val="0"/>
+          <w:color w:val="0000FF"/>
+          <w:sz w:val="24"/>
+          <w:u w:val="single"/>
+        </w:rPr>
+        <w:t xml:space="preserve"> </w:t>
+      </w:r>
+      <w:r>
+        <w:rPr>
+          <w:rFonts w:ascii="Charis SIL Regular" w:hAnsi="Charis SIL Regular" w:eastAsia="Charis SIL Regular"/>
+          <w:b w:val="0"/>
+          <w:i w:val="0"/>
+          <w:color w:val="0000FF"/>
+          <w:sz w:val="24"/>
+        </w:rPr>
+        <w:t>K</w:t>
       </w:r>
       <w:r>
         <w:rPr>
@@ -823,7 +862,7 @@
           <w:sz w:val="24"/>
           <w:u w:val="single"/>
         </w:rPr>
-        <w:hyperlink r:id="rId11" w:history="1">
+        <w:hyperlink r:id="rId12" w:history="1">
           <w:r>
             <w:rPr>
               <w:rStyle w:val="Hyperlink"/>
@@ -841,7 +880,7 @@
           <w:sz w:val="24"/>
           <w:u w:val="single"/>
         </w:rPr>
-        <w:hyperlink r:id="rId11" w:history="1">
+        <w:hyperlink r:id="rId12" w:history="1">
           <w:r>
             <w:rPr>
               <w:rStyle w:val="Hyperlink"/>
@@ -859,7 +898,7 @@
           <w:sz w:val="24"/>
           <w:u w:val="single"/>
         </w:rPr>
-        <w:hyperlink r:id="rId11" w:history="1">
+        <w:hyperlink r:id="rId12" w:history="1">
           <w:r>
             <w:rPr>
               <w:rStyle w:val="Hyperlink"/>
@@ -888,7 +927,7 @@
           <w:sz w:val="24"/>
           <w:u w:val="single"/>
         </w:rPr>
-        <w:hyperlink r:id="rId11" w:history="1">
+        <w:hyperlink r:id="rId12" w:history="1">
           <w:r>
             <w:rPr>
               <w:rStyle w:val="Hyperlink"/>
@@ -1064,13 +1103,39 @@
       </w:r>
       <w:r>
         <w:rPr>
+          <w:u w:val="single" w:color="0000ff"/>
           <w:rFonts w:ascii="Charis SIL Regular" w:hAnsi="Charis SIL Regular" w:eastAsia="Charis SIL Regular"/>
           <w:b w:val="0"/>
           <w:i w:val="0"/>
           <w:color w:val="000000"/>
           <w:sz w:val="24"/>
         </w:rPr>
-        <w:t>Rijksmuseum. I</w:t>
+        <w:hyperlink r:id="rId12" w:history="1">
+          <w:r>
+            <w:rPr>
+              <w:rStyle w:val="Hyperlink"/>
+            </w:rPr>
+            <w:t>Rijksmuseu</w:t>
+          </w:r>
+        </w:hyperlink>
+      </w:r>
+      <w:r>
+        <w:rPr>
+          <w:u w:val="single" w:color="0000ff"/>
+          <w:rFonts w:ascii="Charis SIL Regular" w:hAnsi="Charis SIL Regular" w:eastAsia="Charis SIL Regular"/>
+          <w:b w:val="0"/>
+          <w:i w:val="0"/>
+          <w:color w:val="000000"/>
+          <w:sz w:val="24"/>
+        </w:rPr>
+        <w:hyperlink r:id="rId12" w:history="1">
+          <w:r>
+            <w:rPr>
+              <w:rStyle w:val="Hyperlink"/>
+            </w:rPr>
+            <w:t>m. I</w:t>
+          </w:r>
+        </w:hyperlink>
       </w:r>
       <w:r>
         <w:rPr>

--- a/EXPORTS/DOCX/published/niveau3/Dutch/RijksmuseumAmsterdam.docx
+++ b/EXPORTS/DOCX/published/niveau3/Dutch/RijksmuseumAmsterdam.docx
@@ -429,7 +429,7 @@
           <w:color w:val="000000"/>
           <w:sz w:val="24"/>
         </w:rPr>
-        <w:t>Haarlem, het Nederlandsch Museum van Geschie</w:t>
+        <w:t>Haarlem, het Nederland</w:t>
       </w:r>
       <w:r>
         <w:rPr>
@@ -440,7 +440,114 @@
           <w:color w:val="000000"/>
           <w:sz w:val="24"/>
         </w:rPr>
-        <w:t>denis e</w:t>
+        <w:hyperlink r:id="rId9" w:history="1">
+          <w:r>
+            <w:rPr>
+              <w:rStyle w:val="Hyperlink"/>
+            </w:rPr>
+            <w:t>sch Muse</w:t>
+          </w:r>
+        </w:hyperlink>
+      </w:r>
+      <w:r>
+        <w:rPr>
+          <w:u w:val="single" w:color="0000ff"/>
+          <w:rFonts w:ascii="Charis SIL Regular" w:hAnsi="Charis SIL Regular" w:eastAsia="Charis SIL Regular"/>
+          <w:b w:val="0"/>
+          <w:i w:val="0"/>
+          <w:color w:val="000000"/>
+          <w:sz w:val="24"/>
+        </w:rPr>
+        <w:hyperlink r:id="rId9" w:history="1">
+          <w:r>
+            <w:rPr>
+              <w:rStyle w:val="Hyperlink"/>
+            </w:rPr>
+            <w:t>u</w:t>
+          </w:r>
+        </w:hyperlink>
+      </w:r>
+      <w:r>
+        <w:rPr>
+          <w:u w:val="single" w:color="0000ff"/>
+          <w:rFonts w:ascii="Charis SIL Regular" w:hAnsi="Charis SIL Regular" w:eastAsia="Charis SIL Regular"/>
+          <w:b w:val="0"/>
+          <w:i w:val="0"/>
+          <w:color w:val="000000"/>
+          <w:sz w:val="24"/>
+        </w:rPr>
+        <w:hyperlink r:id="rId9" w:history="1">
+          <w:r>
+            <w:rPr>
+              <w:rStyle w:val="Hyperlink"/>
+            </w:rPr>
+            <w:t>m van</w:t>
+          </w:r>
+        </w:hyperlink>
+      </w:r>
+      <w:r>
+        <w:rPr>
+          <w:rFonts w:ascii="Charis SIL Regular" w:hAnsi="Charis SIL Regular" w:eastAsia="Charis SIL Regular"/>
+          <w:b w:val="0"/>
+          <w:i w:val="0"/>
+          <w:color w:val="000000"/>
+          <w:sz w:val="24"/>
+        </w:rPr>
+        <w:t xml:space="preserve"> Geschie</w:t>
+      </w:r>
+      <w:r>
+        <w:rPr>
+          <w:u w:val="single" w:color="0000ff"/>
+          <w:rFonts w:ascii="Charis SIL Regular" w:hAnsi="Charis SIL Regular" w:eastAsia="Charis SIL Regular"/>
+          <w:b w:val="0"/>
+          <w:i w:val="0"/>
+          <w:color w:val="000000"/>
+          <w:sz w:val="24"/>
+        </w:rPr>
+        <w:hyperlink r:id="rId10" w:history="1">
+          <w:r>
+            <w:rPr>
+              <w:rStyle w:val="Hyperlink"/>
+            </w:rPr>
+            <w:t>d</w:t>
+          </w:r>
+        </w:hyperlink>
+      </w:r>
+      <w:r>
+        <w:rPr>
+          <w:u w:val="single" w:color="0000ff"/>
+          <w:rFonts w:ascii="Charis SIL Regular" w:hAnsi="Charis SIL Regular" w:eastAsia="Charis SIL Regular"/>
+          <w:b w:val="0"/>
+          <w:i w:val="0"/>
+          <w:color w:val="000000"/>
+          <w:sz w:val="24"/>
+        </w:rPr>
+        <w:hyperlink r:id="rId10" w:history="1">
+          <w:r>
+            <w:rPr>
+              <w:rStyle w:val="Hyperlink"/>
+            </w:rPr>
+            <w:t>e</w:t>
+          </w:r>
+        </w:hyperlink>
+      </w:r>
+      <w:r>
+        <w:rPr>
+          <w:u w:val="single" w:color="0000ff"/>
+          <w:rFonts w:ascii="Charis SIL Regular" w:hAnsi="Charis SIL Regular" w:eastAsia="Charis SIL Regular"/>
+          <w:b w:val="0"/>
+          <w:i w:val="0"/>
+          <w:color w:val="000000"/>
+          <w:sz w:val="24"/>
+        </w:rPr>
+        <w:hyperlink r:id="rId10" w:history="1">
+          <w:r>
+            <w:rPr>
+              <w:rStyle w:val="Hyperlink"/>
+            </w:rPr>
+            <w:t>nis e</w:t>
+          </w:r>
+        </w:hyperlink>
       </w:r>
       <w:r>
         <w:rPr>
@@ -505,7 +612,7 @@
           <w:sz w:val="24"/>
           <w:u w:val="single"/>
         </w:rPr>
-        <w:hyperlink r:id="rId10" w:history="1">
+        <w:hyperlink r:id="rId11" w:history="1">
           <w:r>
             <w:rPr>
               <w:rStyle w:val="Hyperlink"/>
@@ -523,7 +630,7 @@
           <w:sz w:val="24"/>
           <w:u w:val="single"/>
         </w:rPr>
-        <w:hyperlink r:id="rId10" w:history="1">
+        <w:hyperlink r:id="rId11" w:history="1">
           <w:r>
             <w:rPr>
               <w:rStyle w:val="Hyperlink"/>
@@ -552,7 +659,14 @@
           <w:sz w:val="24"/>
           <w:u w:val="single"/>
         </w:rPr>
-        <w:t>K</w:t>
+        <w:hyperlink r:id="rId11" w:history="1">
+          <w:r>
+            <w:rPr>
+              <w:rStyle w:val="Hyperlink"/>
+            </w:rPr>
+            <w:t>K</w:t>
+          </w:r>
+        </w:hyperlink>
       </w:r>
       <w:r>
         <w:rPr>
@@ -563,7 +677,7 @@
           <w:sz w:val="24"/>
           <w:u w:val="single"/>
         </w:rPr>
-        <w:hyperlink r:id="rId10" w:history="1">
+        <w:hyperlink r:id="rId11" w:history="1">
           <w:r>
             <w:rPr>
               <w:rStyle w:val="Hyperlink"/>
@@ -674,7 +788,7 @@
           <w:sz w:val="24"/>
           <w:u w:val="single"/>
         </w:rPr>
-        <w:hyperlink r:id="rId12" w:history="1">
+        <w:hyperlink r:id="rId11" w:history="1">
           <w:r>
             <w:rPr>
               <w:rStyle w:val="Hyperlink"/>
@@ -692,7 +806,7 @@
           <w:sz w:val="24"/>
           <w:u w:val="single"/>
         </w:rPr>
-        <w:hyperlink r:id="rId12" w:history="1">
+        <w:hyperlink r:id="rId11" w:history="1">
           <w:r>
             <w:rPr>
               <w:rStyle w:val="Hyperlink"/>
@@ -710,7 +824,7 @@
           <w:sz w:val="24"/>
           <w:u w:val="single"/>
         </w:rPr>
-        <w:hyperlink r:id="rId12" w:history="1">
+        <w:hyperlink r:id="rId11" w:history="1">
           <w:r>
             <w:rPr>
               <w:rStyle w:val="Hyperlink"/>
@@ -746,7 +860,7 @@
           <w:sz w:val="24"/>
           <w:u w:val="single"/>
         </w:rPr>
-        <w:hyperlink r:id="rId12" w:history="1">
+        <w:hyperlink r:id="rId11" w:history="1">
           <w:r>
             <w:rPr>
               <w:rStyle w:val="Hyperlink"/>
@@ -764,7 +878,7 @@
           <w:sz w:val="24"/>
           <w:u w:val="single"/>
         </w:rPr>
-        <w:hyperlink r:id="rId12" w:history="1">
+        <w:hyperlink r:id="rId11" w:history="1">
           <w:r>
             <w:rPr>
               <w:rStyle w:val="Hyperlink"/>
@@ -840,7 +954,7 @@
           <w:sz w:val="24"/>
           <w:u w:val="single"/>
         </w:rPr>
-        <w:hyperlink r:id="rId11" w:history="1">
+        <w:hyperlink r:id="rId12" w:history="1">
           <w:r>
             <w:rPr>
               <w:rStyle w:val="Hyperlink"/>
@@ -987,39 +1101,13 @@
       </w:r>
       <w:r>
         <w:rPr>
-          <w:u w:val="single" w:color="0000ff"/>
           <w:rFonts w:ascii="Charis SIL Regular" w:hAnsi="Charis SIL Regular" w:eastAsia="Charis SIL Regular"/>
           <w:b w:val="0"/>
           <w:i w:val="0"/>
           <w:color w:val="000000"/>
           <w:sz w:val="24"/>
         </w:rPr>
-        <w:hyperlink r:id="rId12" w:history="1">
-          <w:r>
-            <w:rPr>
-              <w:rStyle w:val="Hyperlink"/>
-            </w:rPr>
-            <w:t>Rijksmuseu</w:t>
-          </w:r>
-        </w:hyperlink>
-      </w:r>
-      <w:r>
-        <w:rPr>
-          <w:u w:val="single" w:color="0000ff"/>
-          <w:rFonts w:ascii="Charis SIL Regular" w:hAnsi="Charis SIL Regular" w:eastAsia="Charis SIL Regular"/>
-          <w:b w:val="0"/>
-          <w:i w:val="0"/>
-          <w:color w:val="000000"/>
-          <w:sz w:val="24"/>
-        </w:rPr>
-        <w:hyperlink r:id="rId12" w:history="1">
-          <w:r>
-            <w:rPr>
-              <w:rStyle w:val="Hyperlink"/>
-            </w:rPr>
-            <w:t>m. I</w:t>
-          </w:r>
-        </w:hyperlink>
+        <w:t>Rijksmuseum. I</w:t>
       </w:r>
       <w:r>
         <w:rPr>

--- a/EXPORTS/DOCX/published/niveau3/Dutch/RijksmuseumAmsterdam.docx
+++ b/EXPORTS/DOCX/published/niveau3/Dutch/RijksmuseumAmsterdam.docx
@@ -487,13 +487,31 @@
       </w:r>
       <w:r>
         <w:rPr>
+          <w:u w:val="single" w:color="0000ff"/>
           <w:rFonts w:ascii="Charis SIL Regular" w:hAnsi="Charis SIL Regular" w:eastAsia="Charis SIL Regular"/>
           <w:b w:val="0"/>
           <w:i w:val="0"/>
           <w:color w:val="000000"/>
           <w:sz w:val="24"/>
         </w:rPr>
-        <w:t xml:space="preserve"> Geschie</w:t>
+        <w:hyperlink r:id="rId9" w:history="1">
+          <w:r>
+            <w:rPr>
+              <w:rStyle w:val="Hyperlink"/>
+            </w:rPr>
+            <w:t xml:space="preserve"> Geschi</w:t>
+          </w:r>
+        </w:hyperlink>
+      </w:r>
+      <w:r>
+        <w:rPr>
+          <w:rFonts w:ascii="Charis SIL Regular" w:hAnsi="Charis SIL Regular" w:eastAsia="Charis SIL Regular"/>
+          <w:b w:val="0"/>
+          <w:i w:val="0"/>
+          <w:color w:val="000000"/>
+          <w:sz w:val="24"/>
+        </w:rPr>
+        <w:t>e</w:t>
       </w:r>
       <w:r>
         <w:rPr>
@@ -612,7 +630,7 @@
           <w:sz w:val="24"/>
           <w:u w:val="single"/>
         </w:rPr>
-        <w:hyperlink r:id="rId11" w:history="1">
+        <w:hyperlink r:id="rId10" w:history="1">
           <w:r>
             <w:rPr>
               <w:rStyle w:val="Hyperlink"/>
@@ -630,7 +648,7 @@
           <w:sz w:val="24"/>
           <w:u w:val="single"/>
         </w:rPr>
-        <w:hyperlink r:id="rId11" w:history="1">
+        <w:hyperlink r:id="rId10" w:history="1">
           <w:r>
             <w:rPr>
               <w:rStyle w:val="Hyperlink"/>
@@ -657,16 +675,8 @@
           <w:i w:val="0"/>
           <w:color w:val="0000FF"/>
           <w:sz w:val="24"/>
-          <w:u w:val="single"/>
         </w:rPr>
-        <w:hyperlink r:id="rId11" w:history="1">
-          <w:r>
-            <w:rPr>
-              <w:rStyle w:val="Hyperlink"/>
-            </w:rPr>
-            <w:t>K</w:t>
-          </w:r>
-        </w:hyperlink>
+        <w:t>K</w:t>
       </w:r>
       <w:r>
         <w:rPr>
@@ -677,7 +687,7 @@
           <w:sz w:val="24"/>
           <w:u w:val="single"/>
         </w:rPr>
-        <w:hyperlink r:id="rId11" w:history="1">
+        <w:hyperlink r:id="rId10" w:history="1">
           <w:r>
             <w:rPr>
               <w:rStyle w:val="Hyperlink"/>
@@ -925,7 +935,7 @@
           <w:sz w:val="24"/>
           <w:u w:val="single"/>
         </w:rPr>
-        <w:hyperlink r:id="rId11" w:history="1">
+        <w:hyperlink r:id="rId12" w:history="1">
           <w:r>
             <w:rPr>
               <w:rStyle w:val="Hyperlink"/>
@@ -1107,7 +1117,25 @@
           <w:color w:val="000000"/>
           <w:sz w:val="24"/>
         </w:rPr>
-        <w:t>Rijksmuseum. I</w:t>
+        <w:t>Rijksmuseu</w:t>
+      </w:r>
+      <w:r>
+        <w:rPr>
+          <w:u w:val="single" w:color="0000ff"/>
+          <w:rFonts w:ascii="Charis SIL Regular" w:hAnsi="Charis SIL Regular" w:eastAsia="Charis SIL Regular"/>
+          <w:b w:val="0"/>
+          <w:i w:val="0"/>
+          <w:color w:val="000000"/>
+          <w:sz w:val="24"/>
+        </w:rPr>
+        <w:hyperlink r:id="rId12" w:history="1">
+          <w:r>
+            <w:rPr>
+              <w:rStyle w:val="Hyperlink"/>
+            </w:rPr>
+            <w:t>m. I</w:t>
+          </w:r>
+        </w:hyperlink>
       </w:r>
       <w:r>
         <w:rPr>

--- a/EXPORTS/DOCX/published/niveau3/Dutch/RijksmuseumAmsterdam.docx
+++ b/EXPORTS/DOCX/published/niveau3/Dutch/RijksmuseumAmsterdam.docx
@@ -628,16 +628,8 @@
           <w:i w:val="0"/>
           <w:color w:val="0000FF"/>
           <w:sz w:val="24"/>
-          <w:u w:val="single"/>
         </w:rPr>
-        <w:hyperlink r:id="rId10" w:history="1">
-          <w:r>
-            <w:rPr>
-              <w:rStyle w:val="Hyperlink"/>
-            </w:rPr>
-            <w:t>Ko</w:t>
-          </w:r>
-        </w:hyperlink>
+        <w:t>Ko</w:t>
       </w:r>
       <w:r>
         <w:rPr>

--- a/EXPORTS/DOCX/published/niveau3/Dutch/RijksmuseumAmsterdam.docx
+++ b/EXPORTS/DOCX/published/niveau3/Dutch/RijksmuseumAmsterdam.docx
@@ -628,8 +628,16 @@
           <w:i w:val="0"/>
           <w:color w:val="0000FF"/>
           <w:sz w:val="24"/>
+          <w:u w:val="single"/>
         </w:rPr>
-        <w:t>Ko</w:t>
+        <w:hyperlink r:id="rId11" w:history="1">
+          <w:r>
+            <w:rPr>
+              <w:rStyle w:val="Hyperlink"/>
+            </w:rPr>
+            <w:t>Ko</w:t>
+          </w:r>
+        </w:hyperlink>
       </w:r>
       <w:r>
         <w:rPr>
@@ -640,7 +648,7 @@
           <w:sz w:val="24"/>
           <w:u w:val="single"/>
         </w:rPr>
-        <w:hyperlink r:id="rId10" w:history="1">
+        <w:hyperlink r:id="rId11" w:history="1">
           <w:r>
             <w:rPr>
               <w:rStyle w:val="Hyperlink"/>
@@ -667,8 +675,16 @@
           <w:i w:val="0"/>
           <w:color w:val="0000FF"/>
           <w:sz w:val="24"/>
+          <w:u w:val="single"/>
         </w:rPr>
-        <w:t>K</w:t>
+        <w:hyperlink r:id="rId11" w:history="1">
+          <w:r>
+            <w:rPr>
+              <w:rStyle w:val="Hyperlink"/>
+            </w:rPr>
+            <w:t>K</w:t>
+          </w:r>
+        </w:hyperlink>
       </w:r>
       <w:r>
         <w:rPr>
@@ -679,7 +695,7 @@
           <w:sz w:val="24"/>
           <w:u w:val="single"/>
         </w:rPr>
-        <w:hyperlink r:id="rId10" w:history="1">
+        <w:hyperlink r:id="rId11" w:history="1">
           <w:r>
             <w:rPr>
               <w:rStyle w:val="Hyperlink"/>
@@ -790,7 +806,7 @@
           <w:sz w:val="24"/>
           <w:u w:val="single"/>
         </w:rPr>
-        <w:hyperlink r:id="rId11" w:history="1">
+        <w:hyperlink r:id="rId12" w:history="1">
           <w:r>
             <w:rPr>
               <w:rStyle w:val="Hyperlink"/>
@@ -808,7 +824,7 @@
           <w:sz w:val="24"/>
           <w:u w:val="single"/>
         </w:rPr>
-        <w:hyperlink r:id="rId11" w:history="1">
+        <w:hyperlink r:id="rId12" w:history="1">
           <w:r>
             <w:rPr>
               <w:rStyle w:val="Hyperlink"/>
@@ -927,7 +943,7 @@
           <w:sz w:val="24"/>
           <w:u w:val="single"/>
         </w:rPr>
-        <w:hyperlink r:id="rId12" w:history="1">
+        <w:hyperlink r:id="rId11" w:history="1">
           <w:r>
             <w:rPr>
               <w:rStyle w:val="Hyperlink"/>
@@ -956,7 +972,7 @@
           <w:sz w:val="24"/>
           <w:u w:val="single"/>
         </w:rPr>
-        <w:hyperlink r:id="rId12" w:history="1">
+        <w:hyperlink r:id="rId11" w:history="1">
           <w:r>
             <w:rPr>
               <w:rStyle w:val="Hyperlink"/>
@@ -1103,13 +1119,21 @@
       </w:r>
       <w:r>
         <w:rPr>
+          <w:u w:val="single" w:color="0000ff"/>
           <w:rFonts w:ascii="Charis SIL Regular" w:hAnsi="Charis SIL Regular" w:eastAsia="Charis SIL Regular"/>
           <w:b w:val="0"/>
           <w:i w:val="0"/>
           <w:color w:val="000000"/>
           <w:sz w:val="24"/>
         </w:rPr>
-        <w:t>Rijksmuseu</w:t>
+        <w:hyperlink r:id="rId12" w:history="1">
+          <w:r>
+            <w:rPr>
+              <w:rStyle w:val="Hyperlink"/>
+            </w:rPr>
+            <w:t>Rijksmuseu</w:t>
+          </w:r>
+        </w:hyperlink>
       </w:r>
       <w:r>
         <w:rPr>

--- a/EXPORTS/DOCX/published/niveau3/Dutch/RijksmuseumAmsterdam.docx
+++ b/EXPORTS/DOCX/published/niveau3/Dutch/RijksmuseumAmsterdam.docx
@@ -806,7 +806,7 @@
           <w:sz w:val="24"/>
           <w:u w:val="single"/>
         </w:rPr>
-        <w:hyperlink r:id="rId12" w:history="1">
+        <w:hyperlink r:id="rId11" w:history="1">
           <w:r>
             <w:rPr>
               <w:rStyle w:val="Hyperlink"/>
@@ -824,7 +824,7 @@
           <w:sz w:val="24"/>
           <w:u w:val="single"/>
         </w:rPr>
-        <w:hyperlink r:id="rId12" w:history="1">
+        <w:hyperlink r:id="rId11" w:history="1">
           <w:r>
             <w:rPr>
               <w:rStyle w:val="Hyperlink"/>

--- a/EXPORTS/DOCX/published/niveau3/Dutch/RijksmuseumAmsterdam.docx
+++ b/EXPORTS/DOCX/published/niveau3/Dutch/RijksmuseumAmsterdam.docx
@@ -429,143 +429,7 @@
           <w:color w:val="000000"/>
           <w:sz w:val="24"/>
         </w:rPr>
-        <w:t>Haarlem, het Nederland</w:t>
-      </w:r>
-      <w:r>
-        <w:rPr>
-          <w:u w:val="single" w:color="0000ff"/>
-          <w:rFonts w:ascii="Charis SIL Regular" w:hAnsi="Charis SIL Regular" w:eastAsia="Charis SIL Regular"/>
-          <w:b w:val="0"/>
-          <w:i w:val="0"/>
-          <w:color w:val="000000"/>
-          <w:sz w:val="24"/>
-        </w:rPr>
-        <w:hyperlink r:id="rId9" w:history="1">
-          <w:r>
-            <w:rPr>
-              <w:rStyle w:val="Hyperlink"/>
-            </w:rPr>
-            <w:t>sch Muse</w:t>
-          </w:r>
-        </w:hyperlink>
-      </w:r>
-      <w:r>
-        <w:rPr>
-          <w:u w:val="single" w:color="0000ff"/>
-          <w:rFonts w:ascii="Charis SIL Regular" w:hAnsi="Charis SIL Regular" w:eastAsia="Charis SIL Regular"/>
-          <w:b w:val="0"/>
-          <w:i w:val="0"/>
-          <w:color w:val="000000"/>
-          <w:sz w:val="24"/>
-        </w:rPr>
-        <w:hyperlink r:id="rId9" w:history="1">
-          <w:r>
-            <w:rPr>
-              <w:rStyle w:val="Hyperlink"/>
-            </w:rPr>
-            <w:t>u</w:t>
-          </w:r>
-        </w:hyperlink>
-      </w:r>
-      <w:r>
-        <w:rPr>
-          <w:u w:val="single" w:color="0000ff"/>
-          <w:rFonts w:ascii="Charis SIL Regular" w:hAnsi="Charis SIL Regular" w:eastAsia="Charis SIL Regular"/>
-          <w:b w:val="0"/>
-          <w:i w:val="0"/>
-          <w:color w:val="000000"/>
-          <w:sz w:val="24"/>
-        </w:rPr>
-        <w:hyperlink r:id="rId9" w:history="1">
-          <w:r>
-            <w:rPr>
-              <w:rStyle w:val="Hyperlink"/>
-            </w:rPr>
-            <w:t>m van</w:t>
-          </w:r>
-        </w:hyperlink>
-      </w:r>
-      <w:r>
-        <w:rPr>
-          <w:u w:val="single" w:color="0000ff"/>
-          <w:rFonts w:ascii="Charis SIL Regular" w:hAnsi="Charis SIL Regular" w:eastAsia="Charis SIL Regular"/>
-          <w:b w:val="0"/>
-          <w:i w:val="0"/>
-          <w:color w:val="000000"/>
-          <w:sz w:val="24"/>
-        </w:rPr>
-        <w:hyperlink r:id="rId9" w:history="1">
-          <w:r>
-            <w:rPr>
-              <w:rStyle w:val="Hyperlink"/>
-            </w:rPr>
-            <w:t xml:space="preserve"> Geschi</w:t>
-          </w:r>
-        </w:hyperlink>
-      </w:r>
-      <w:r>
-        <w:rPr>
-          <w:rFonts w:ascii="Charis SIL Regular" w:hAnsi="Charis SIL Regular" w:eastAsia="Charis SIL Regular"/>
-          <w:b w:val="0"/>
-          <w:i w:val="0"/>
-          <w:color w:val="000000"/>
-          <w:sz w:val="24"/>
-        </w:rPr>
-        <w:t>e</w:t>
-      </w:r>
-      <w:r>
-        <w:rPr>
-          <w:u w:val="single" w:color="0000ff"/>
-          <w:rFonts w:ascii="Charis SIL Regular" w:hAnsi="Charis SIL Regular" w:eastAsia="Charis SIL Regular"/>
-          <w:b w:val="0"/>
-          <w:i w:val="0"/>
-          <w:color w:val="000000"/>
-          <w:sz w:val="24"/>
-        </w:rPr>
-        <w:hyperlink r:id="rId10" w:history="1">
-          <w:r>
-            <w:rPr>
-              <w:rStyle w:val="Hyperlink"/>
-            </w:rPr>
-            <w:t>d</w:t>
-          </w:r>
-        </w:hyperlink>
-      </w:r>
-      <w:r>
-        <w:rPr>
-          <w:u w:val="single" w:color="0000ff"/>
-          <w:rFonts w:ascii="Charis SIL Regular" w:hAnsi="Charis SIL Regular" w:eastAsia="Charis SIL Regular"/>
-          <w:b w:val="0"/>
-          <w:i w:val="0"/>
-          <w:color w:val="000000"/>
-          <w:sz w:val="24"/>
-        </w:rPr>
-        <w:hyperlink r:id="rId10" w:history="1">
-          <w:r>
-            <w:rPr>
-              <w:rStyle w:val="Hyperlink"/>
-            </w:rPr>
-            <w:t>e</w:t>
-          </w:r>
-        </w:hyperlink>
-      </w:r>
-      <w:r>
-        <w:rPr>
-          <w:u w:val="single" w:color="0000ff"/>
-          <w:rFonts w:ascii="Charis SIL Regular" w:hAnsi="Charis SIL Regular" w:eastAsia="Charis SIL Regular"/>
-          <w:b w:val="0"/>
-          <w:i w:val="0"/>
-          <w:color w:val="000000"/>
-          <w:sz w:val="24"/>
-        </w:rPr>
-        <w:hyperlink r:id="rId10" w:history="1">
-          <w:r>
-            <w:rPr>
-              <w:rStyle w:val="Hyperlink"/>
-            </w:rPr>
-            <w:t>nis e</w:t>
-          </w:r>
-        </w:hyperlink>
+        <w:t>Haarlem, het Nederlandsch Museum van Geschiedenis e</w:t>
       </w:r>
       <w:r>
         <w:rPr>
@@ -630,7 +494,7 @@
           <w:sz w:val="24"/>
           <w:u w:val="single"/>
         </w:rPr>
-        <w:hyperlink r:id="rId11" w:history="1">
+        <w:hyperlink r:id="rId10" w:history="1">
           <w:r>
             <w:rPr>
               <w:rStyle w:val="Hyperlink"/>
@@ -648,7 +512,7 @@
           <w:sz w:val="24"/>
           <w:u w:val="single"/>
         </w:rPr>
-        <w:hyperlink r:id="rId11" w:history="1">
+        <w:hyperlink r:id="rId10" w:history="1">
           <w:r>
             <w:rPr>
               <w:rStyle w:val="Hyperlink"/>
@@ -677,14 +541,7 @@
           <w:sz w:val="24"/>
           <w:u w:val="single"/>
         </w:rPr>
-        <w:hyperlink r:id="rId11" w:history="1">
-          <w:r>
-            <w:rPr>
-              <w:rStyle w:val="Hyperlink"/>
-            </w:rPr>
-            <w:t>K</w:t>
-          </w:r>
-        </w:hyperlink>
+        <w:t>K</w:t>
       </w:r>
       <w:r>
         <w:rPr>
@@ -695,7 +552,7 @@
           <w:sz w:val="24"/>
           <w:u w:val="single"/>
         </w:rPr>
-        <w:hyperlink r:id="rId11" w:history="1">
+        <w:hyperlink r:id="rId10" w:history="1">
           <w:r>
             <w:rPr>
               <w:rStyle w:val="Hyperlink"/>
@@ -806,7 +663,7 @@
           <w:sz w:val="24"/>
           <w:u w:val="single"/>
         </w:rPr>
-        <w:hyperlink r:id="rId11" w:history="1">
+        <w:hyperlink r:id="rId12" w:history="1">
           <w:r>
             <w:rPr>
               <w:rStyle w:val="Hyperlink"/>
@@ -824,7 +681,7 @@
           <w:sz w:val="24"/>
           <w:u w:val="single"/>
         </w:rPr>
-        <w:hyperlink r:id="rId11" w:history="1">
+        <w:hyperlink r:id="rId12" w:history="1">
           <w:r>
             <w:rPr>
               <w:rStyle w:val="Hyperlink"/>
@@ -842,7 +699,7 @@
           <w:sz w:val="24"/>
           <w:u w:val="single"/>
         </w:rPr>
-        <w:hyperlink r:id="rId11" w:history="1">
+        <w:hyperlink r:id="rId12" w:history="1">
           <w:r>
             <w:rPr>
               <w:rStyle w:val="Hyperlink"/>
@@ -878,7 +735,7 @@
           <w:sz w:val="24"/>
           <w:u w:val="single"/>
         </w:rPr>
-        <w:hyperlink r:id="rId11" w:history="1">
+        <w:hyperlink r:id="rId12" w:history="1">
           <w:r>
             <w:rPr>
               <w:rStyle w:val="Hyperlink"/>
@@ -896,7 +753,7 @@
           <w:sz w:val="24"/>
           <w:u w:val="single"/>
         </w:rPr>
-        <w:hyperlink r:id="rId11" w:history="1">
+        <w:hyperlink r:id="rId12" w:history="1">
           <w:r>
             <w:rPr>
               <w:rStyle w:val="Hyperlink"/>

--- a/EXPORTS/DOCX/published/niveau3/Dutch/RijksmuseumAmsterdam.docx
+++ b/EXPORTS/DOCX/published/niveau3/Dutch/RijksmuseumAmsterdam.docx
@@ -429,7 +429,143 @@
           <w:color w:val="000000"/>
           <w:sz w:val="24"/>
         </w:rPr>
-        <w:t>Haarlem, het Nederlandsch Museum van Geschiedenis e</w:t>
+        <w:t>Haarlem, het Nederland</w:t>
+      </w:r>
+      <w:r>
+        <w:rPr>
+          <w:u w:val="single" w:color="0000ff"/>
+          <w:rFonts w:ascii="Charis SIL Regular" w:hAnsi="Charis SIL Regular" w:eastAsia="Charis SIL Regular"/>
+          <w:b w:val="0"/>
+          <w:i w:val="0"/>
+          <w:color w:val="000000"/>
+          <w:sz w:val="24"/>
+        </w:rPr>
+        <w:hyperlink r:id="rId9" w:history="1">
+          <w:r>
+            <w:rPr>
+              <w:rStyle w:val="Hyperlink"/>
+            </w:rPr>
+            <w:t>sch Muse</w:t>
+          </w:r>
+        </w:hyperlink>
+      </w:r>
+      <w:r>
+        <w:rPr>
+          <w:u w:val="single" w:color="0000ff"/>
+          <w:rFonts w:ascii="Charis SIL Regular" w:hAnsi="Charis SIL Regular" w:eastAsia="Charis SIL Regular"/>
+          <w:b w:val="0"/>
+          <w:i w:val="0"/>
+          <w:color w:val="000000"/>
+          <w:sz w:val="24"/>
+        </w:rPr>
+        <w:hyperlink r:id="rId9" w:history="1">
+          <w:r>
+            <w:rPr>
+              <w:rStyle w:val="Hyperlink"/>
+            </w:rPr>
+            <w:t>u</w:t>
+          </w:r>
+        </w:hyperlink>
+      </w:r>
+      <w:r>
+        <w:rPr>
+          <w:u w:val="single" w:color="0000ff"/>
+          <w:rFonts w:ascii="Charis SIL Regular" w:hAnsi="Charis SIL Regular" w:eastAsia="Charis SIL Regular"/>
+          <w:b w:val="0"/>
+          <w:i w:val="0"/>
+          <w:color w:val="000000"/>
+          <w:sz w:val="24"/>
+        </w:rPr>
+        <w:hyperlink r:id="rId9" w:history="1">
+          <w:r>
+            <w:rPr>
+              <w:rStyle w:val="Hyperlink"/>
+            </w:rPr>
+            <w:t>m van</w:t>
+          </w:r>
+        </w:hyperlink>
+      </w:r>
+      <w:r>
+        <w:rPr>
+          <w:u w:val="single" w:color="0000ff"/>
+          <w:rFonts w:ascii="Charis SIL Regular" w:hAnsi="Charis SIL Regular" w:eastAsia="Charis SIL Regular"/>
+          <w:b w:val="0"/>
+          <w:i w:val="0"/>
+          <w:color w:val="000000"/>
+          <w:sz w:val="24"/>
+        </w:rPr>
+        <w:hyperlink r:id="rId9" w:history="1">
+          <w:r>
+            <w:rPr>
+              <w:rStyle w:val="Hyperlink"/>
+            </w:rPr>
+            <w:t xml:space="preserve"> Geschi</w:t>
+          </w:r>
+        </w:hyperlink>
+      </w:r>
+      <w:r>
+        <w:rPr>
+          <w:rFonts w:ascii="Charis SIL Regular" w:hAnsi="Charis SIL Regular" w:eastAsia="Charis SIL Regular"/>
+          <w:b w:val="0"/>
+          <w:i w:val="0"/>
+          <w:color w:val="000000"/>
+          <w:sz w:val="24"/>
+        </w:rPr>
+        <w:t>e</w:t>
+      </w:r>
+      <w:r>
+        <w:rPr>
+          <w:u w:val="single" w:color="0000ff"/>
+          <w:rFonts w:ascii="Charis SIL Regular" w:hAnsi="Charis SIL Regular" w:eastAsia="Charis SIL Regular"/>
+          <w:b w:val="0"/>
+          <w:i w:val="0"/>
+          <w:color w:val="000000"/>
+          <w:sz w:val="24"/>
+        </w:rPr>
+        <w:hyperlink r:id="rId10" w:history="1">
+          <w:r>
+            <w:rPr>
+              <w:rStyle w:val="Hyperlink"/>
+            </w:rPr>
+            <w:t>d</w:t>
+          </w:r>
+        </w:hyperlink>
+      </w:r>
+      <w:r>
+        <w:rPr>
+          <w:u w:val="single" w:color="0000ff"/>
+          <w:rFonts w:ascii="Charis SIL Regular" w:hAnsi="Charis SIL Regular" w:eastAsia="Charis SIL Regular"/>
+          <w:b w:val="0"/>
+          <w:i w:val="0"/>
+          <w:color w:val="000000"/>
+          <w:sz w:val="24"/>
+        </w:rPr>
+        <w:hyperlink r:id="rId10" w:history="1">
+          <w:r>
+            <w:rPr>
+              <w:rStyle w:val="Hyperlink"/>
+            </w:rPr>
+            <w:t>e</w:t>
+          </w:r>
+        </w:hyperlink>
+      </w:r>
+      <w:r>
+        <w:rPr>
+          <w:u w:val="single" w:color="0000ff"/>
+          <w:rFonts w:ascii="Charis SIL Regular" w:hAnsi="Charis SIL Regular" w:eastAsia="Charis SIL Regular"/>
+          <w:b w:val="0"/>
+          <w:i w:val="0"/>
+          <w:color w:val="000000"/>
+          <w:sz w:val="24"/>
+        </w:rPr>
+        <w:hyperlink r:id="rId10" w:history="1">
+          <w:r>
+            <w:rPr>
+              <w:rStyle w:val="Hyperlink"/>
+            </w:rPr>
+            <w:t>nis e</w:t>
+          </w:r>
+        </w:hyperlink>
       </w:r>
       <w:r>
         <w:rPr>
@@ -735,7 +871,7 @@
           <w:sz w:val="24"/>
           <w:u w:val="single"/>
         </w:rPr>
-        <w:hyperlink r:id="rId12" w:history="1">
+        <w:hyperlink r:id="rId11" w:history="1">
           <w:r>
             <w:rPr>
               <w:rStyle w:val="Hyperlink"/>
@@ -753,7 +889,7 @@
           <w:sz w:val="24"/>
           <w:u w:val="single"/>
         </w:rPr>
-        <w:hyperlink r:id="rId12" w:history="1">
+        <w:hyperlink r:id="rId11" w:history="1">
           <w:r>
             <w:rPr>
               <w:rStyle w:val="Hyperlink"/>

--- a/EXPORTS/DOCX/published/niveau3/Dutch/RijksmuseumAmsterdam.docx
+++ b/EXPORTS/DOCX/published/niveau3/Dutch/RijksmuseumAmsterdam.docx
@@ -646,38 +646,8 @@
           <w:i w:val="0"/>
           <w:color w:val="0000FF"/>
           <w:sz w:val="24"/>
-          <w:u w:val="single"/>
         </w:rPr>
-        <w:hyperlink r:id="rId10" w:history="1">
-          <w:r>
-            <w:rPr>
-              <w:rStyle w:val="Hyperlink"/>
-            </w:rPr>
-            <w:t>ninklijk</w:t>
-          </w:r>
-        </w:hyperlink>
-      </w:r>
-      <w:r>
-        <w:rPr>
-          <w:rFonts w:ascii="Charis SIL Regular" w:hAnsi="Charis SIL Regular" w:eastAsia="Charis SIL Regular"/>
-          <w:b w:val="0"/>
-          <w:i w:val="0"/>
-          <w:color w:val="0000FF"/>
-          <w:sz w:val="24"/>
-          <w:u w:val="single"/>
-        </w:rPr>
-        <w:t xml:space="preserve"> </w:t>
-      </w:r>
-      <w:r>
-        <w:rPr>
-          <w:rFonts w:ascii="Charis SIL Regular" w:hAnsi="Charis SIL Regular" w:eastAsia="Charis SIL Regular"/>
-          <w:b w:val="0"/>
-          <w:i w:val="0"/>
-          <w:color w:val="0000FF"/>
-          <w:sz w:val="24"/>
-          <w:u w:val="single"/>
-        </w:rPr>
-        <w:t>K</w:t>
+        <w:t>ninklijk K</w:t>
       </w:r>
       <w:r>
         <w:rPr>
@@ -799,7 +769,7 @@
           <w:sz w:val="24"/>
           <w:u w:val="single"/>
         </w:rPr>
-        <w:hyperlink r:id="rId12" w:history="1">
+        <w:hyperlink r:id="rId11" w:history="1">
           <w:r>
             <w:rPr>
               <w:rStyle w:val="Hyperlink"/>
@@ -817,7 +787,7 @@
           <w:sz w:val="24"/>
           <w:u w:val="single"/>
         </w:rPr>
-        <w:hyperlink r:id="rId12" w:history="1">
+        <w:hyperlink r:id="rId11" w:history="1">
           <w:r>
             <w:rPr>
               <w:rStyle w:val="Hyperlink"/>
@@ -835,7 +805,7 @@
           <w:sz w:val="24"/>
           <w:u w:val="single"/>
         </w:rPr>
-        <w:hyperlink r:id="rId12" w:history="1">
+        <w:hyperlink r:id="rId11" w:history="1">
           <w:r>
             <w:rPr>
               <w:rStyle w:val="Hyperlink"/>
@@ -965,7 +935,7 @@
           <w:sz w:val="24"/>
           <w:u w:val="single"/>
         </w:rPr>
-        <w:hyperlink r:id="rId11" w:history="1">
+        <w:hyperlink r:id="rId12" w:history="1">
           <w:r>
             <w:rPr>
               <w:rStyle w:val="Hyperlink"/>
@@ -1119,32 +1089,7 @@
           <w:color w:val="000000"/>
           <w:sz w:val="24"/>
         </w:rPr>
-        <w:hyperlink r:id="rId12" w:history="1">
-          <w:r>
-            <w:rPr>
-              <w:rStyle w:val="Hyperlink"/>
-            </w:rPr>
-            <w:t>Rijksmuseu</w:t>
-          </w:r>
-        </w:hyperlink>
-      </w:r>
-      <w:r>
-        <w:rPr>
-          <w:u w:val="single" w:color="0000ff"/>
-          <w:rFonts w:ascii="Charis SIL Regular" w:hAnsi="Charis SIL Regular" w:eastAsia="Charis SIL Regular"/>
-          <w:b w:val="0"/>
-          <w:i w:val="0"/>
-          <w:color w:val="000000"/>
-          <w:sz w:val="24"/>
-        </w:rPr>
-        <w:hyperlink r:id="rId12" w:history="1">
-          <w:r>
-            <w:rPr>
-              <w:rStyle w:val="Hyperlink"/>
-            </w:rPr>
-            <w:t>m. I</w:t>
-          </w:r>
-        </w:hyperlink>
+        <w:t>Rijksmuseum. I</w:t>
       </w:r>
       <w:r>
         <w:rPr>

--- a/EXPORTS/DOCX/published/niveau3/Dutch/RijksmuseumAmsterdam.docx
+++ b/EXPORTS/DOCX/published/niveau3/Dutch/RijksmuseumAmsterdam.docx
@@ -646,8 +646,38 @@
           <w:i w:val="0"/>
           <w:color w:val="0000FF"/>
           <w:sz w:val="24"/>
+          <w:u w:val="single"/>
         </w:rPr>
-        <w:t>ninklijk K</w:t>
+        <w:hyperlink r:id="rId10" w:history="1">
+          <w:r>
+            <w:rPr>
+              <w:rStyle w:val="Hyperlink"/>
+            </w:rPr>
+            <w:t>ninklijk</w:t>
+          </w:r>
+        </w:hyperlink>
+      </w:r>
+      <w:r>
+        <w:rPr>
+          <w:rFonts w:ascii="Charis SIL Regular" w:hAnsi="Charis SIL Regular" w:eastAsia="Charis SIL Regular"/>
+          <w:b w:val="0"/>
+          <w:i w:val="0"/>
+          <w:color w:val="0000FF"/>
+          <w:sz w:val="24"/>
+          <w:u w:val="single"/>
+        </w:rPr>
+        <w:t xml:space="preserve"> </w:t>
+      </w:r>
+      <w:r>
+        <w:rPr>
+          <w:rFonts w:ascii="Charis SIL Regular" w:hAnsi="Charis SIL Regular" w:eastAsia="Charis SIL Regular"/>
+          <w:b w:val="0"/>
+          <w:i w:val="0"/>
+          <w:color w:val="0000FF"/>
+          <w:sz w:val="24"/>
+          <w:u w:val="single"/>
+        </w:rPr>
+        <w:t>K</w:t>
       </w:r>
       <w:r>
         <w:rPr>
@@ -841,7 +871,7 @@
           <w:sz w:val="24"/>
           <w:u w:val="single"/>
         </w:rPr>
-        <w:hyperlink r:id="rId11" w:history="1">
+        <w:hyperlink r:id="rId12" w:history="1">
           <w:r>
             <w:rPr>
               <w:rStyle w:val="Hyperlink"/>
@@ -859,7 +889,7 @@
           <w:sz w:val="24"/>
           <w:u w:val="single"/>
         </w:rPr>
-        <w:hyperlink r:id="rId11" w:history="1">
+        <w:hyperlink r:id="rId12" w:history="1">
           <w:r>
             <w:rPr>
               <w:rStyle w:val="Hyperlink"/>
@@ -877,7 +907,7 @@
           <w:sz w:val="24"/>
           <w:u w:val="single"/>
         </w:rPr>
-        <w:hyperlink r:id="rId11" w:history="1">
+        <w:hyperlink r:id="rId12" w:history="1">
           <w:r>
             <w:rPr>
               <w:rStyle w:val="Hyperlink"/>
@@ -906,7 +936,7 @@
           <w:sz w:val="24"/>
           <w:u w:val="single"/>
         </w:rPr>
-        <w:hyperlink r:id="rId11" w:history="1">
+        <w:hyperlink r:id="rId12" w:history="1">
           <w:r>
             <w:rPr>
               <w:rStyle w:val="Hyperlink"/>
@@ -1089,7 +1119,32 @@
           <w:color w:val="000000"/>
           <w:sz w:val="24"/>
         </w:rPr>
-        <w:t>Rijksmuseum. I</w:t>
+        <w:hyperlink r:id="rId12" w:history="1">
+          <w:r>
+            <w:rPr>
+              <w:rStyle w:val="Hyperlink"/>
+            </w:rPr>
+            <w:t>Rijksmuseu</w:t>
+          </w:r>
+        </w:hyperlink>
+      </w:r>
+      <w:r>
+        <w:rPr>
+          <w:u w:val="single" w:color="0000ff"/>
+          <w:rFonts w:ascii="Charis SIL Regular" w:hAnsi="Charis SIL Regular" w:eastAsia="Charis SIL Regular"/>
+          <w:b w:val="0"/>
+          <w:i w:val="0"/>
+          <w:color w:val="000000"/>
+          <w:sz w:val="24"/>
+        </w:rPr>
+        <w:hyperlink r:id="rId12" w:history="1">
+          <w:r>
+            <w:rPr>
+              <w:rStyle w:val="Hyperlink"/>
+            </w:rPr>
+            <w:t>m. I</w:t>
+          </w:r>
+        </w:hyperlink>
       </w:r>
       <w:r>
         <w:rPr>

--- a/EXPORTS/DOCX/published/niveau3/Dutch/RijksmuseumAmsterdam.docx
+++ b/EXPORTS/DOCX/published/niveau3/Dutch/RijksmuseumAmsterdam.docx
@@ -799,12 +799,12 @@
           <w:sz w:val="24"/>
           <w:u w:val="single"/>
         </w:rPr>
-        <w:hyperlink r:id="rId11" w:history="1">
+        <w:hyperlink r:id="rId12" w:history="1">
           <w:r>
             <w:rPr>
               <w:rStyle w:val="Hyperlink"/>
             </w:rPr>
-            <w:t>K</w:t>
+            <w:t xml:space="preserve">Koninklijke </w:t>
           </w:r>
         </w:hyperlink>
       </w:r>
@@ -822,7 +822,7 @@
             <w:rPr>
               <w:rStyle w:val="Hyperlink"/>
             </w:rPr>
-            <w:t>o</w:t>
+            <w:t>Ver</w:t>
           </w:r>
         </w:hyperlink>
       </w:r>
@@ -840,60 +840,6 @@
             <w:rPr>
               <w:rStyle w:val="Hyperlink"/>
             </w:rPr>
-            <w:t>ninklijk</w:t>
-          </w:r>
-        </w:hyperlink>
-      </w:r>
-      <w:r>
-        <w:rPr>
-          <w:rFonts w:ascii="Charis SIL Regular" w:hAnsi="Charis SIL Regular" w:eastAsia="Charis SIL Regular"/>
-          <w:b w:val="0"/>
-          <w:i w:val="0"/>
-          <w:color w:val="0000FF"/>
-          <w:sz w:val="24"/>
-          <w:u w:val="single"/>
-        </w:rPr>
-        <w:hyperlink r:id="rId12" w:history="1">
-          <w:r>
-            <w:rPr>
-              <w:rStyle w:val="Hyperlink"/>
-            </w:rPr>
-            <w:t xml:space="preserve">e </w:t>
-          </w:r>
-        </w:hyperlink>
-      </w:r>
-      <w:r>
-        <w:rPr>
-          <w:rFonts w:ascii="Charis SIL Regular" w:hAnsi="Charis SIL Regular" w:eastAsia="Charis SIL Regular"/>
-          <w:b w:val="0"/>
-          <w:i w:val="0"/>
-          <w:color w:val="0000FF"/>
-          <w:sz w:val="24"/>
-          <w:u w:val="single"/>
-        </w:rPr>
-        <w:hyperlink r:id="rId12" w:history="1">
-          <w:r>
-            <w:rPr>
-              <w:rStyle w:val="Hyperlink"/>
-            </w:rPr>
-            <w:t>Ver</w:t>
-          </w:r>
-        </w:hyperlink>
-      </w:r>
-      <w:r>
-        <w:rPr>
-          <w:rFonts w:ascii="Charis SIL Regular" w:hAnsi="Charis SIL Regular" w:eastAsia="Charis SIL Regular"/>
-          <w:b w:val="0"/>
-          <w:i w:val="0"/>
-          <w:color w:val="0000FF"/>
-          <w:sz w:val="24"/>
-          <w:u w:val="single"/>
-        </w:rPr>
-        <w:hyperlink r:id="rId12" w:history="1">
-          <w:r>
-            <w:rPr>
-              <w:rStyle w:val="Hyperlink"/>
-            </w:rPr>
             <w:t>e</w:t>
           </w:r>
         </w:hyperlink>
@@ -907,7 +853,7 @@
           <w:sz w:val="24"/>
           <w:u w:val="single"/>
         </w:rPr>
-        <w:hyperlink r:id="rId12" w:history="1">
+        <w:hyperlink r:id="rId11" w:history="1">
           <w:r>
             <w:rPr>
               <w:rStyle w:val="Hyperlink"/>
@@ -936,7 +882,7 @@
           <w:sz w:val="24"/>
           <w:u w:val="single"/>
         </w:rPr>
-        <w:hyperlink r:id="rId12" w:history="1">
+        <w:hyperlink r:id="rId11" w:history="1">
           <w:r>
             <w:rPr>
               <w:rStyle w:val="Hyperlink"/>
@@ -965,7 +911,7 @@
           <w:sz w:val="24"/>
           <w:u w:val="single"/>
         </w:rPr>
-        <w:hyperlink r:id="rId12" w:history="1">
+        <w:hyperlink r:id="rId11" w:history="1">
           <w:r>
             <w:rPr>
               <w:rStyle w:val="Hyperlink"/>

--- a/EXPORTS/DOCX/published/niveau3/Dutch/RijksmuseumAmsterdam.docx
+++ b/EXPORTS/DOCX/published/niveau3/Dutch/RijksmuseumAmsterdam.docx
@@ -630,7 +630,7 @@
           <w:sz w:val="24"/>
           <w:u w:val="single"/>
         </w:rPr>
-        <w:hyperlink r:id="rId10" w:history="1">
+        <w:hyperlink r:id="rId11" w:history="1">
           <w:r>
             <w:rPr>
               <w:rStyle w:val="Hyperlink"/>
@@ -648,7 +648,7 @@
           <w:sz w:val="24"/>
           <w:u w:val="single"/>
         </w:rPr>
-        <w:hyperlink r:id="rId10" w:history="1">
+        <w:hyperlink r:id="rId11" w:history="1">
           <w:r>
             <w:rPr>
               <w:rStyle w:val="Hyperlink"/>
@@ -677,7 +677,14 @@
           <w:sz w:val="24"/>
           <w:u w:val="single"/>
         </w:rPr>
-        <w:t>K</w:t>
+        <w:hyperlink r:id="rId11" w:history="1">
+          <w:r>
+            <w:rPr>
+              <w:rStyle w:val="Hyperlink"/>
+            </w:rPr>
+            <w:t>K</w:t>
+          </w:r>
+        </w:hyperlink>
       </w:r>
       <w:r>
         <w:rPr>
@@ -799,12 +806,66 @@
           <w:sz w:val="24"/>
           <w:u w:val="single"/>
         </w:rPr>
+        <w:hyperlink r:id="rId11" w:history="1">
+          <w:r>
+            <w:rPr>
+              <w:rStyle w:val="Hyperlink"/>
+            </w:rPr>
+            <w:t>K</w:t>
+          </w:r>
+        </w:hyperlink>
+      </w:r>
+      <w:r>
+        <w:rPr>
+          <w:rFonts w:ascii="Charis SIL Regular" w:hAnsi="Charis SIL Regular" w:eastAsia="Charis SIL Regular"/>
+          <w:b w:val="0"/>
+          <w:i w:val="0"/>
+          <w:color w:val="0000FF"/>
+          <w:sz w:val="24"/>
+          <w:u w:val="single"/>
+        </w:rPr>
+        <w:hyperlink r:id="rId11" w:history="1">
+          <w:r>
+            <w:rPr>
+              <w:rStyle w:val="Hyperlink"/>
+            </w:rPr>
+            <w:t>o</w:t>
+          </w:r>
+        </w:hyperlink>
+      </w:r>
+      <w:r>
+        <w:rPr>
+          <w:rFonts w:ascii="Charis SIL Regular" w:hAnsi="Charis SIL Regular" w:eastAsia="Charis SIL Regular"/>
+          <w:b w:val="0"/>
+          <w:i w:val="0"/>
+          <w:color w:val="0000FF"/>
+          <w:sz w:val="24"/>
+          <w:u w:val="single"/>
+        </w:rPr>
+        <w:hyperlink r:id="rId11" w:history="1">
+          <w:r>
+            <w:rPr>
+              <w:rStyle w:val="Hyperlink"/>
+            </w:rPr>
+            <w:t>ninklijk</w:t>
+          </w:r>
+        </w:hyperlink>
+      </w:r>
+      <w:r>
+        <w:rPr>
+          <w:rFonts w:ascii="Charis SIL Regular" w:hAnsi="Charis SIL Regular" w:eastAsia="Charis SIL Regular"/>
+          <w:b w:val="0"/>
+          <w:i w:val="0"/>
+          <w:color w:val="0000FF"/>
+          <w:sz w:val="24"/>
+          <w:u w:val="single"/>
+        </w:rPr>
         <w:hyperlink r:id="rId12" w:history="1">
           <w:r>
             <w:rPr>
               <w:rStyle w:val="Hyperlink"/>
             </w:rPr>
-            <w:t xml:space="preserve">Koninklijke </w:t>
+            <w:t xml:space="preserve">e </w:t>
           </w:r>
         </w:hyperlink>
       </w:r>

--- a/EXPORTS/DOCX/published/niveau3/Dutch/RijksmuseumAmsterdam.docx
+++ b/EXPORTS/DOCX/published/niveau3/Dutch/RijksmuseumAmsterdam.docx
@@ -630,7 +630,7 @@
           <w:sz w:val="24"/>
           <w:u w:val="single"/>
         </w:rPr>
-        <w:hyperlink r:id="rId11" w:history="1">
+        <w:hyperlink r:id="rId10" w:history="1">
           <w:r>
             <w:rPr>
               <w:rStyle w:val="Hyperlink"/>
@@ -648,7 +648,7 @@
           <w:sz w:val="24"/>
           <w:u w:val="single"/>
         </w:rPr>
-        <w:hyperlink r:id="rId11" w:history="1">
+        <w:hyperlink r:id="rId10" w:history="1">
           <w:r>
             <w:rPr>
               <w:rStyle w:val="Hyperlink"/>
@@ -677,14 +677,7 @@
           <w:sz w:val="24"/>
           <w:u w:val="single"/>
         </w:rPr>
-        <w:hyperlink r:id="rId11" w:history="1">
-          <w:r>
-            <w:rPr>
-              <w:rStyle w:val="Hyperlink"/>
-            </w:rPr>
-            <w:t>K</w:t>
-          </w:r>
-        </w:hyperlink>
+        <w:t>K</w:t>
       </w:r>
       <w:r>
         <w:rPr>
@@ -806,7 +799,7 @@
           <w:sz w:val="24"/>
           <w:u w:val="single"/>
         </w:rPr>
-        <w:hyperlink r:id="rId11" w:history="1">
+        <w:hyperlink r:id="rId12" w:history="1">
           <w:r>
             <w:rPr>
               <w:rStyle w:val="Hyperlink"/>
@@ -824,7 +817,7 @@
           <w:sz w:val="24"/>
           <w:u w:val="single"/>
         </w:rPr>
-        <w:hyperlink r:id="rId11" w:history="1">
+        <w:hyperlink r:id="rId12" w:history="1">
           <w:r>
             <w:rPr>
               <w:rStyle w:val="Hyperlink"/>
@@ -842,7 +835,7 @@
           <w:sz w:val="24"/>
           <w:u w:val="single"/>
         </w:rPr>
-        <w:hyperlink r:id="rId11" w:history="1">
+        <w:hyperlink r:id="rId12" w:history="1">
           <w:r>
             <w:rPr>
               <w:rStyle w:val="Hyperlink"/>
@@ -878,7 +871,7 @@
           <w:sz w:val="24"/>
           <w:u w:val="single"/>
         </w:rPr>
-        <w:hyperlink r:id="rId11" w:history="1">
+        <w:hyperlink r:id="rId12" w:history="1">
           <w:r>
             <w:rPr>
               <w:rStyle w:val="Hyperlink"/>

--- a/EXPORTS/DOCX/published/niveau3/Dutch/RijksmuseumAmsterdam.docx
+++ b/EXPORTS/DOCX/published/niveau3/Dutch/RijksmuseumAmsterdam.docx
@@ -630,7 +630,7 @@
           <w:sz w:val="24"/>
           <w:u w:val="single"/>
         </w:rPr>
-        <w:hyperlink r:id="rId10" w:history="1">
+        <w:hyperlink r:id="rId11" w:history="1">
           <w:r>
             <w:rPr>
               <w:rStyle w:val="Hyperlink"/>
@@ -675,7 +675,6 @@
           <w:i w:val="0"/>
           <w:color w:val="0000FF"/>
           <w:sz w:val="24"/>
-          <w:u w:val="single"/>
         </w:rPr>
         <w:t>K</w:t>
       </w:r>
@@ -799,7 +798,7 @@
           <w:sz w:val="24"/>
           <w:u w:val="single"/>
         </w:rPr>
-        <w:hyperlink r:id="rId12" w:history="1">
+        <w:hyperlink r:id="rId11" w:history="1">
           <w:r>
             <w:rPr>
               <w:rStyle w:val="Hyperlink"/>
@@ -817,7 +816,7 @@
           <w:sz w:val="24"/>
           <w:u w:val="single"/>
         </w:rPr>
-        <w:hyperlink r:id="rId12" w:history="1">
+        <w:hyperlink r:id="rId11" w:history="1">
           <w:r>
             <w:rPr>
               <w:rStyle w:val="Hyperlink"/>
@@ -835,7 +834,7 @@
           <w:sz w:val="24"/>
           <w:u w:val="single"/>
         </w:rPr>
-        <w:hyperlink r:id="rId12" w:history="1">
+        <w:hyperlink r:id="rId11" w:history="1">
           <w:r>
             <w:rPr>
               <w:rStyle w:val="Hyperlink"/>
@@ -871,7 +870,7 @@
           <w:sz w:val="24"/>
           <w:u w:val="single"/>
         </w:rPr>
-        <w:hyperlink r:id="rId12" w:history="1">
+        <w:hyperlink r:id="rId11" w:history="1">
           <w:r>
             <w:rPr>
               <w:rStyle w:val="Hyperlink"/>
@@ -936,7 +935,7 @@
           <w:sz w:val="24"/>
           <w:u w:val="single"/>
         </w:rPr>
-        <w:hyperlink r:id="rId11" w:history="1">
+        <w:hyperlink r:id="rId12" w:history="1">
           <w:r>
             <w:rPr>
               <w:rStyle w:val="Hyperlink"/>
@@ -965,7 +964,7 @@
           <w:sz w:val="24"/>
           <w:u w:val="single"/>
         </w:rPr>
-        <w:hyperlink r:id="rId11" w:history="1">
+        <w:hyperlink r:id="rId12" w:history="1">
           <w:r>
             <w:rPr>
               <w:rStyle w:val="Hyperlink"/>
@@ -1112,21 +1111,13 @@
       </w:r>
       <w:r>
         <w:rPr>
-          <w:u w:val="single" w:color="0000ff"/>
           <w:rFonts w:ascii="Charis SIL Regular" w:hAnsi="Charis SIL Regular" w:eastAsia="Charis SIL Regular"/>
           <w:b w:val="0"/>
           <w:i w:val="0"/>
           <w:color w:val="000000"/>
           <w:sz w:val="24"/>
         </w:rPr>
-        <w:hyperlink r:id="rId12" w:history="1">
-          <w:r>
-            <w:rPr>
-              <w:rStyle w:val="Hyperlink"/>
-            </w:rPr>
-            <w:t>Rijksmuseu</w:t>
-          </w:r>
-        </w:hyperlink>
+        <w:t>Rijksmuseu</w:t>
       </w:r>
       <w:r>
         <w:rPr>

--- a/EXPORTS/DOCX/published/niveau3/Dutch/RijksmuseumAmsterdam.docx
+++ b/EXPORTS/DOCX/published/niveau3/Dutch/RijksmuseumAmsterdam.docx
@@ -630,7 +630,7 @@
           <w:sz w:val="24"/>
           <w:u w:val="single"/>
         </w:rPr>
-        <w:hyperlink r:id="rId11" w:history="1">
+        <w:hyperlink r:id="rId10" w:history="1">
           <w:r>
             <w:rPr>
               <w:rStyle w:val="Hyperlink"/>
@@ -675,6 +675,7 @@
           <w:i w:val="0"/>
           <w:color w:val="0000FF"/>
           <w:sz w:val="24"/>
+          <w:u w:val="single"/>
         </w:rPr>
         <w:t>K</w:t>
       </w:r>
@@ -798,7 +799,7 @@
           <w:sz w:val="24"/>
           <w:u w:val="single"/>
         </w:rPr>
-        <w:hyperlink r:id="rId11" w:history="1">
+        <w:hyperlink r:id="rId12" w:history="1">
           <w:r>
             <w:rPr>
               <w:rStyle w:val="Hyperlink"/>
@@ -816,7 +817,7 @@
           <w:sz w:val="24"/>
           <w:u w:val="single"/>
         </w:rPr>
-        <w:hyperlink r:id="rId11" w:history="1">
+        <w:hyperlink r:id="rId12" w:history="1">
           <w:r>
             <w:rPr>
               <w:rStyle w:val="Hyperlink"/>
@@ -834,7 +835,7 @@
           <w:sz w:val="24"/>
           <w:u w:val="single"/>
         </w:rPr>
-        <w:hyperlink r:id="rId11" w:history="1">
+        <w:hyperlink r:id="rId12" w:history="1">
           <w:r>
             <w:rPr>
               <w:rStyle w:val="Hyperlink"/>
@@ -870,7 +871,7 @@
           <w:sz w:val="24"/>
           <w:u w:val="single"/>
         </w:rPr>
-        <w:hyperlink r:id="rId11" w:history="1">
+        <w:hyperlink r:id="rId12" w:history="1">
           <w:r>
             <w:rPr>
               <w:rStyle w:val="Hyperlink"/>
@@ -888,7 +889,7 @@
           <w:sz w:val="24"/>
           <w:u w:val="single"/>
         </w:rPr>
-        <w:hyperlink r:id="rId11" w:history="1">
+        <w:hyperlink r:id="rId12" w:history="1">
           <w:r>
             <w:rPr>
               <w:rStyle w:val="Hyperlink"/>
@@ -906,7 +907,7 @@
           <w:sz w:val="24"/>
           <w:u w:val="single"/>
         </w:rPr>
-        <w:hyperlink r:id="rId11" w:history="1">
+        <w:hyperlink r:id="rId12" w:history="1">
           <w:r>
             <w:rPr>
               <w:rStyle w:val="Hyperlink"/>
@@ -1111,13 +1112,21 @@
       </w:r>
       <w:r>
         <w:rPr>
+          <w:u w:val="single" w:color="0000ff"/>
           <w:rFonts w:ascii="Charis SIL Regular" w:hAnsi="Charis SIL Regular" w:eastAsia="Charis SIL Regular"/>
           <w:b w:val="0"/>
           <w:i w:val="0"/>
           <w:color w:val="000000"/>
           <w:sz w:val="24"/>
         </w:rPr>
-        <w:t>Rijksmuseu</w:t>
+        <w:hyperlink r:id="rId12" w:history="1">
+          <w:r>
+            <w:rPr>
+              <w:rStyle w:val="Hyperlink"/>
+            </w:rPr>
+            <w:t>Rijksmuseu</w:t>
+          </w:r>
+        </w:hyperlink>
       </w:r>
       <w:r>
         <w:rPr>

--- a/EXPORTS/DOCX/published/niveau3/Dutch/RijksmuseumAmsterdam.docx
+++ b/EXPORTS/DOCX/published/niveau3/Dutch/RijksmuseumAmsterdam.docx
@@ -630,7 +630,7 @@
           <w:sz w:val="24"/>
           <w:u w:val="single"/>
         </w:rPr>
-        <w:hyperlink r:id="rId10" w:history="1">
+        <w:hyperlink r:id="rId11" w:history="1">
           <w:r>
             <w:rPr>
               <w:rStyle w:val="Hyperlink"/>
@@ -648,7 +648,7 @@
           <w:sz w:val="24"/>
           <w:u w:val="single"/>
         </w:rPr>
-        <w:hyperlink r:id="rId10" w:history="1">
+        <w:hyperlink r:id="rId11" w:history="1">
           <w:r>
             <w:rPr>
               <w:rStyle w:val="Hyperlink"/>
@@ -677,7 +677,14 @@
           <w:sz w:val="24"/>
           <w:u w:val="single"/>
         </w:rPr>
-        <w:t>K</w:t>
+        <w:hyperlink r:id="rId11" w:history="1">
+          <w:r>
+            <w:rPr>
+              <w:rStyle w:val="Hyperlink"/>
+            </w:rPr>
+            <w:t>K</w:t>
+          </w:r>
+        </w:hyperlink>
       </w:r>
       <w:r>
         <w:rPr>
@@ -688,7 +695,7 @@
           <w:sz w:val="24"/>
           <w:u w:val="single"/>
         </w:rPr>
-        <w:hyperlink r:id="rId10" w:history="1">
+        <w:hyperlink r:id="rId11" w:history="1">
           <w:r>
             <w:rPr>
               <w:rStyle w:val="Hyperlink"/>
@@ -799,7 +806,7 @@
           <w:sz w:val="24"/>
           <w:u w:val="single"/>
         </w:rPr>
-        <w:hyperlink r:id="rId12" w:history="1">
+        <w:hyperlink r:id="rId11" w:history="1">
           <w:r>
             <w:rPr>
               <w:rStyle w:val="Hyperlink"/>
@@ -817,7 +824,7 @@
           <w:sz w:val="24"/>
           <w:u w:val="single"/>
         </w:rPr>
-        <w:hyperlink r:id="rId12" w:history="1">
+        <w:hyperlink r:id="rId11" w:history="1">
           <w:r>
             <w:rPr>
               <w:rStyle w:val="Hyperlink"/>
@@ -835,7 +842,7 @@
           <w:sz w:val="24"/>
           <w:u w:val="single"/>
         </w:rPr>
-        <w:hyperlink r:id="rId12" w:history="1">
+        <w:hyperlink r:id="rId11" w:history="1">
           <w:r>
             <w:rPr>
               <w:rStyle w:val="Hyperlink"/>
@@ -871,7 +878,7 @@
           <w:sz w:val="24"/>
           <w:u w:val="single"/>
         </w:rPr>
-        <w:hyperlink r:id="rId12" w:history="1">
+        <w:hyperlink r:id="rId11" w:history="1">
           <w:r>
             <w:rPr>
               <w:rStyle w:val="Hyperlink"/>
@@ -889,7 +896,7 @@
           <w:sz w:val="24"/>
           <w:u w:val="single"/>
         </w:rPr>
-        <w:hyperlink r:id="rId12" w:history="1">
+        <w:hyperlink r:id="rId11" w:history="1">
           <w:r>
             <w:rPr>
               <w:rStyle w:val="Hyperlink"/>
@@ -907,7 +914,7 @@
           <w:sz w:val="24"/>
           <w:u w:val="single"/>
         </w:rPr>
-        <w:hyperlink r:id="rId12" w:history="1">
+        <w:hyperlink r:id="rId11" w:history="1">
           <w:r>
             <w:rPr>
               <w:rStyle w:val="Hyperlink"/>
@@ -936,7 +943,7 @@
           <w:sz w:val="24"/>
           <w:u w:val="single"/>
         </w:rPr>
-        <w:hyperlink r:id="rId12" w:history="1">
+        <w:hyperlink r:id="rId11" w:history="1">
           <w:r>
             <w:rPr>
               <w:rStyle w:val="Hyperlink"/>
@@ -965,7 +972,7 @@
           <w:sz w:val="24"/>
           <w:u w:val="single"/>
         </w:rPr>
-        <w:hyperlink r:id="rId12" w:history="1">
+        <w:hyperlink r:id="rId11" w:history="1">
           <w:r>
             <w:rPr>
               <w:rStyle w:val="Hyperlink"/>

--- a/EXPORTS/DOCX/published/niveau3/Dutch/RijksmuseumAmsterdam.docx
+++ b/EXPORTS/DOCX/published/niveau3/Dutch/RijksmuseumAmsterdam.docx
@@ -648,7 +648,7 @@
           <w:sz w:val="24"/>
           <w:u w:val="single"/>
         </w:rPr>
-        <w:hyperlink r:id="rId11" w:history="1">
+        <w:hyperlink r:id="rId10" w:history="1">
           <w:r>
             <w:rPr>
               <w:rStyle w:val="Hyperlink"/>
@@ -675,16 +675,8 @@
           <w:i w:val="0"/>
           <w:color w:val="0000FF"/>
           <w:sz w:val="24"/>
-          <w:u w:val="single"/>
         </w:rPr>
-        <w:hyperlink r:id="rId11" w:history="1">
-          <w:r>
-            <w:rPr>
-              <w:rStyle w:val="Hyperlink"/>
-            </w:rPr>
-            <w:t>K</w:t>
-          </w:r>
-        </w:hyperlink>
+        <w:t>K</w:t>
       </w:r>
       <w:r>
         <w:rPr>
@@ -695,7 +687,7 @@
           <w:sz w:val="24"/>
           <w:u w:val="single"/>
         </w:rPr>
-        <w:hyperlink r:id="rId11" w:history="1">
+        <w:hyperlink r:id="rId10" w:history="1">
           <w:r>
             <w:rPr>
               <w:rStyle w:val="Hyperlink"/>
@@ -972,7 +964,7 @@
           <w:sz w:val="24"/>
           <w:u w:val="single"/>
         </w:rPr>
-        <w:hyperlink r:id="rId11" w:history="1">
+        <w:hyperlink r:id="rId12" w:history="1">
           <w:r>
             <w:rPr>
               <w:rStyle w:val="Hyperlink"/>
@@ -1126,32 +1118,7 @@
           <w:color w:val="000000"/>
           <w:sz w:val="24"/>
         </w:rPr>
-        <w:hyperlink r:id="rId12" w:history="1">
-          <w:r>
-            <w:rPr>
-              <w:rStyle w:val="Hyperlink"/>
-            </w:rPr>
-            <w:t>Rijksmuseu</w:t>
-          </w:r>
-        </w:hyperlink>
-      </w:r>
-      <w:r>
-        <w:rPr>
-          <w:u w:val="single" w:color="0000ff"/>
-          <w:rFonts w:ascii="Charis SIL Regular" w:hAnsi="Charis SIL Regular" w:eastAsia="Charis SIL Regular"/>
-          <w:b w:val="0"/>
-          <w:i w:val="0"/>
-          <w:color w:val="000000"/>
-          <w:sz w:val="24"/>
-        </w:rPr>
-        <w:hyperlink r:id="rId12" w:history="1">
-          <w:r>
-            <w:rPr>
-              <w:rStyle w:val="Hyperlink"/>
-            </w:rPr>
-            <w:t>m. I</w:t>
-          </w:r>
-        </w:hyperlink>
+        <w:t>Rijksmuseum. I</w:t>
       </w:r>
       <w:r>
         <w:rPr>

--- a/EXPORTS/DOCX/published/niveau3/Dutch/RijksmuseumAmsterdam.docx
+++ b/EXPORTS/DOCX/published/niveau3/Dutch/RijksmuseumAmsterdam.docx
@@ -648,7 +648,7 @@
           <w:sz w:val="24"/>
           <w:u w:val="single"/>
         </w:rPr>
-        <w:hyperlink r:id="rId10" w:history="1">
+        <w:hyperlink r:id="rId11" w:history="1">
           <w:r>
             <w:rPr>
               <w:rStyle w:val="Hyperlink"/>
@@ -675,8 +675,16 @@
           <w:i w:val="0"/>
           <w:color w:val="0000FF"/>
           <w:sz w:val="24"/>
+          <w:u w:val="single"/>
         </w:rPr>
-        <w:t>K</w:t>
+        <w:hyperlink r:id="rId11" w:history="1">
+          <w:r>
+            <w:rPr>
+              <w:rStyle w:val="Hyperlink"/>
+            </w:rPr>
+            <w:t>K</w:t>
+          </w:r>
+        </w:hyperlink>
       </w:r>
       <w:r>
         <w:rPr>
@@ -964,7 +972,7 @@
           <w:sz w:val="24"/>
           <w:u w:val="single"/>
         </w:rPr>
-        <w:hyperlink r:id="rId12" w:history="1">
+        <w:hyperlink r:id="rId11" w:history="1">
           <w:r>
             <w:rPr>
               <w:rStyle w:val="Hyperlink"/>
@@ -1118,7 +1126,32 @@
           <w:color w:val="000000"/>
           <w:sz w:val="24"/>
         </w:rPr>
-        <w:t>Rijksmuseum. I</w:t>
+        <w:hyperlink r:id="rId12" w:history="1">
+          <w:r>
+            <w:rPr>
+              <w:rStyle w:val="Hyperlink"/>
+            </w:rPr>
+            <w:t>Rijksmuseu</w:t>
+          </w:r>
+        </w:hyperlink>
+      </w:r>
+      <w:r>
+        <w:rPr>
+          <w:u w:val="single" w:color="0000ff"/>
+          <w:rFonts w:ascii="Charis SIL Regular" w:hAnsi="Charis SIL Regular" w:eastAsia="Charis SIL Regular"/>
+          <w:b w:val="0"/>
+          <w:i w:val="0"/>
+          <w:color w:val="000000"/>
+          <w:sz w:val="24"/>
+        </w:rPr>
+        <w:hyperlink r:id="rId12" w:history="1">
+          <w:r>
+            <w:rPr>
+              <w:rStyle w:val="Hyperlink"/>
+            </w:rPr>
+            <w:t>m. I</w:t>
+          </w:r>
+        </w:hyperlink>
       </w:r>
       <w:r>
         <w:rPr>

--- a/EXPORTS/DOCX/published/niveau3/Dutch/RijksmuseumAmsterdam.docx
+++ b/EXPORTS/DOCX/published/niveau3/Dutch/RijksmuseumAmsterdam.docx
@@ -695,7 +695,7 @@
           <w:sz w:val="24"/>
           <w:u w:val="single"/>
         </w:rPr>
-        <w:hyperlink r:id="rId10" w:history="1">
+        <w:hyperlink r:id="rId11" w:history="1">
           <w:r>
             <w:rPr>
               <w:rStyle w:val="Hyperlink"/>
@@ -972,7 +972,7 @@
           <w:sz w:val="24"/>
           <w:u w:val="single"/>
         </w:rPr>
-        <w:hyperlink r:id="rId11" w:history="1">
+        <w:hyperlink r:id="rId12" w:history="1">
           <w:r>
             <w:rPr>
               <w:rStyle w:val="Hyperlink"/>
@@ -1119,39 +1119,13 @@
       </w:r>
       <w:r>
         <w:rPr>
-          <w:u w:val="single" w:color="0000ff"/>
           <w:rFonts w:ascii="Charis SIL Regular" w:hAnsi="Charis SIL Regular" w:eastAsia="Charis SIL Regular"/>
           <w:b w:val="0"/>
           <w:i w:val="0"/>
           <w:color w:val="000000"/>
           <w:sz w:val="24"/>
         </w:rPr>
-        <w:hyperlink r:id="rId12" w:history="1">
-          <w:r>
-            <w:rPr>
-              <w:rStyle w:val="Hyperlink"/>
-            </w:rPr>
-            <w:t>Rijksmuseu</w:t>
-          </w:r>
-        </w:hyperlink>
-      </w:r>
-      <w:r>
-        <w:rPr>
-          <w:u w:val="single" w:color="0000ff"/>
-          <w:rFonts w:ascii="Charis SIL Regular" w:hAnsi="Charis SIL Regular" w:eastAsia="Charis SIL Regular"/>
-          <w:b w:val="0"/>
-          <w:i w:val="0"/>
-          <w:color w:val="000000"/>
-          <w:sz w:val="24"/>
-        </w:rPr>
-        <w:hyperlink r:id="rId12" w:history="1">
-          <w:r>
-            <w:rPr>
-              <w:rStyle w:val="Hyperlink"/>
-            </w:rPr>
-            <w:t>m. I</w:t>
-          </w:r>
-        </w:hyperlink>
+        <w:t>Rijksmuseum. I</w:t>
       </w:r>
       <w:r>
         <w:rPr>

--- a/EXPORTS/DOCX/published/niveau3/Dutch/RijksmuseumAmsterdam.docx
+++ b/EXPORTS/DOCX/published/niveau3/Dutch/RijksmuseumAmsterdam.docx
@@ -628,16 +628,8 @@
           <w:i w:val="0"/>
           <w:color w:val="0000FF"/>
           <w:sz w:val="24"/>
-          <w:u w:val="single"/>
         </w:rPr>
-        <w:hyperlink r:id="rId11" w:history="1">
-          <w:r>
-            <w:rPr>
-              <w:rStyle w:val="Hyperlink"/>
-            </w:rPr>
-            <w:t>Ko</w:t>
-          </w:r>
-        </w:hyperlink>
+        <w:t>Koninklijk K</w:t>
       </w:r>
       <w:r>
         <w:rPr>
@@ -648,54 +640,7 @@
           <w:sz w:val="24"/>
           <w:u w:val="single"/>
         </w:rPr>
-        <w:hyperlink r:id="rId11" w:history="1">
-          <w:r>
-            <w:rPr>
-              <w:rStyle w:val="Hyperlink"/>
-            </w:rPr>
-            <w:t>ninklijk</w:t>
-          </w:r>
-        </w:hyperlink>
-      </w:r>
-      <w:r>
-        <w:rPr>
-          <w:rFonts w:ascii="Charis SIL Regular" w:hAnsi="Charis SIL Regular" w:eastAsia="Charis SIL Regular"/>
-          <w:b w:val="0"/>
-          <w:i w:val="0"/>
-          <w:color w:val="0000FF"/>
-          <w:sz w:val="24"/>
-          <w:u w:val="single"/>
-        </w:rPr>
-        <w:t xml:space="preserve"> </w:t>
-      </w:r>
-      <w:r>
-        <w:rPr>
-          <w:rFonts w:ascii="Charis SIL Regular" w:hAnsi="Charis SIL Regular" w:eastAsia="Charis SIL Regular"/>
-          <w:b w:val="0"/>
-          <w:i w:val="0"/>
-          <w:color w:val="0000FF"/>
-          <w:sz w:val="24"/>
-          <w:u w:val="single"/>
-        </w:rPr>
-        <w:hyperlink r:id="rId11" w:history="1">
-          <w:r>
-            <w:rPr>
-              <w:rStyle w:val="Hyperlink"/>
-            </w:rPr>
-            <w:t>K</w:t>
-          </w:r>
-        </w:hyperlink>
-      </w:r>
-      <w:r>
-        <w:rPr>
-          <w:rFonts w:ascii="Charis SIL Regular" w:hAnsi="Charis SIL Regular" w:eastAsia="Charis SIL Regular"/>
-          <w:b w:val="0"/>
-          <w:i w:val="0"/>
-          <w:color w:val="0000FF"/>
-          <w:sz w:val="24"/>
-          <w:u w:val="single"/>
-        </w:rPr>
-        <w:hyperlink r:id="rId11" w:history="1">
+        <w:hyperlink r:id="rId10" w:history="1">
           <w:r>
             <w:rPr>
               <w:rStyle w:val="Hyperlink"/>
@@ -943,7 +888,7 @@
           <w:sz w:val="24"/>
           <w:u w:val="single"/>
         </w:rPr>
-        <w:hyperlink r:id="rId11" w:history="1">
+        <w:hyperlink r:id="rId12" w:history="1">
           <w:r>
             <w:rPr>
               <w:rStyle w:val="Hyperlink"/>
@@ -1125,7 +1070,25 @@
           <w:color w:val="000000"/>
           <w:sz w:val="24"/>
         </w:rPr>
-        <w:t>Rijksmuseum. I</w:t>
+        <w:t>Rijksmuseu</w:t>
+      </w:r>
+      <w:r>
+        <w:rPr>
+          <w:u w:val="single" w:color="0000ff"/>
+          <w:rFonts w:ascii="Charis SIL Regular" w:hAnsi="Charis SIL Regular" w:eastAsia="Charis SIL Regular"/>
+          <w:b w:val="0"/>
+          <w:i w:val="0"/>
+          <w:color w:val="000000"/>
+          <w:sz w:val="24"/>
+        </w:rPr>
+        <w:hyperlink r:id="rId12" w:history="1">
+          <w:r>
+            <w:rPr>
+              <w:rStyle w:val="Hyperlink"/>
+            </w:rPr>
+            <w:t>m. I</w:t>
+          </w:r>
+        </w:hyperlink>
       </w:r>
       <w:r>
         <w:rPr>

--- a/EXPORTS/DOCX/published/niveau3/Dutch/RijksmuseumAmsterdam.docx
+++ b/EXPORTS/DOCX/published/niveau3/Dutch/RijksmuseumAmsterdam.docx
@@ -888,7 +888,7 @@
           <w:sz w:val="24"/>
           <w:u w:val="single"/>
         </w:rPr>
-        <w:hyperlink r:id="rId12" w:history="1">
+        <w:hyperlink r:id="rId11" w:history="1">
           <w:r>
             <w:rPr>
               <w:rStyle w:val="Hyperlink"/>
@@ -1064,13 +1064,21 @@
       </w:r>
       <w:r>
         <w:rPr>
+          <w:u w:val="single" w:color="0000ff"/>
           <w:rFonts w:ascii="Charis SIL Regular" w:hAnsi="Charis SIL Regular" w:eastAsia="Charis SIL Regular"/>
           <w:b w:val="0"/>
           <w:i w:val="0"/>
           <w:color w:val="000000"/>
           <w:sz w:val="24"/>
         </w:rPr>
-        <w:t>Rijksmuseu</w:t>
+        <w:hyperlink r:id="rId12" w:history="1">
+          <w:r>
+            <w:rPr>
+              <w:rStyle w:val="Hyperlink"/>
+            </w:rPr>
+            <w:t>Rijksmuseu</w:t>
+          </w:r>
+        </w:hyperlink>
       </w:r>
       <w:r>
         <w:rPr>

--- a/EXPORTS/DOCX/published/niveau3/Dutch/RijksmuseumAmsterdam.docx
+++ b/EXPORTS/DOCX/published/niveau3/Dutch/RijksmuseumAmsterdam.docx
@@ -628,8 +628,56 @@
           <w:i w:val="0"/>
           <w:color w:val="0000FF"/>
           <w:sz w:val="24"/>
+          <w:u w:val="single"/>
         </w:rPr>
-        <w:t>Koninklijk K</w:t>
+        <w:hyperlink r:id="rId10" w:history="1">
+          <w:r>
+            <w:rPr>
+              <w:rStyle w:val="Hyperlink"/>
+            </w:rPr>
+            <w:t>Ko</w:t>
+          </w:r>
+        </w:hyperlink>
+      </w:r>
+      <w:r>
+        <w:rPr>
+          <w:rFonts w:ascii="Charis SIL Regular" w:hAnsi="Charis SIL Regular" w:eastAsia="Charis SIL Regular"/>
+          <w:b w:val="0"/>
+          <w:i w:val="0"/>
+          <w:color w:val="0000FF"/>
+          <w:sz w:val="24"/>
+          <w:u w:val="single"/>
+        </w:rPr>
+        <w:hyperlink r:id="rId10" w:history="1">
+          <w:r>
+            <w:rPr>
+              <w:rStyle w:val="Hyperlink"/>
+            </w:rPr>
+            <w:t>ninklijk</w:t>
+          </w:r>
+        </w:hyperlink>
+      </w:r>
+      <w:r>
+        <w:rPr>
+          <w:rFonts w:ascii="Charis SIL Regular" w:hAnsi="Charis SIL Regular" w:eastAsia="Charis SIL Regular"/>
+          <w:b w:val="0"/>
+          <w:i w:val="0"/>
+          <w:color w:val="0000FF"/>
+          <w:sz w:val="24"/>
+          <w:u w:val="single"/>
+        </w:rPr>
+        <w:t xml:space="preserve"> </w:t>
+      </w:r>
+      <w:r>
+        <w:rPr>
+          <w:rFonts w:ascii="Charis SIL Regular" w:hAnsi="Charis SIL Regular" w:eastAsia="Charis SIL Regular"/>
+          <w:b w:val="0"/>
+          <w:i w:val="0"/>
+          <w:color w:val="0000FF"/>
+          <w:sz w:val="24"/>
+          <w:u w:val="single"/>
+        </w:rPr>
+        <w:t>K</w:t>
       </w:r>
       <w:r>
         <w:rPr>
@@ -751,66 +799,12 @@
           <w:sz w:val="24"/>
           <w:u w:val="single"/>
         </w:rPr>
-        <w:hyperlink r:id="rId11" w:history="1">
-          <w:r>
-            <w:rPr>
-              <w:rStyle w:val="Hyperlink"/>
-            </w:rPr>
-            <w:t>K</w:t>
-          </w:r>
-        </w:hyperlink>
-      </w:r>
-      <w:r>
-        <w:rPr>
-          <w:rFonts w:ascii="Charis SIL Regular" w:hAnsi="Charis SIL Regular" w:eastAsia="Charis SIL Regular"/>
-          <w:b w:val="0"/>
-          <w:i w:val="0"/>
-          <w:color w:val="0000FF"/>
-          <w:sz w:val="24"/>
-          <w:u w:val="single"/>
-        </w:rPr>
-        <w:hyperlink r:id="rId11" w:history="1">
-          <w:r>
-            <w:rPr>
-              <w:rStyle w:val="Hyperlink"/>
-            </w:rPr>
-            <w:t>o</w:t>
-          </w:r>
-        </w:hyperlink>
-      </w:r>
-      <w:r>
-        <w:rPr>
-          <w:rFonts w:ascii="Charis SIL Regular" w:hAnsi="Charis SIL Regular" w:eastAsia="Charis SIL Regular"/>
-          <w:b w:val="0"/>
-          <w:i w:val="0"/>
-          <w:color w:val="0000FF"/>
-          <w:sz w:val="24"/>
-          <w:u w:val="single"/>
-        </w:rPr>
-        <w:hyperlink r:id="rId11" w:history="1">
-          <w:r>
-            <w:rPr>
-              <w:rStyle w:val="Hyperlink"/>
-            </w:rPr>
-            <w:t>ninklijk</w:t>
-          </w:r>
-        </w:hyperlink>
-      </w:r>
-      <w:r>
-        <w:rPr>
-          <w:rFonts w:ascii="Charis SIL Regular" w:hAnsi="Charis SIL Regular" w:eastAsia="Charis SIL Regular"/>
-          <w:b w:val="0"/>
-          <w:i w:val="0"/>
-          <w:color w:val="0000FF"/>
-          <w:sz w:val="24"/>
-          <w:u w:val="single"/>
-        </w:rPr>
         <w:hyperlink r:id="rId12" w:history="1">
           <w:r>
             <w:rPr>
               <w:rStyle w:val="Hyperlink"/>
             </w:rPr>
-            <w:t xml:space="preserve">e </w:t>
+            <w:t xml:space="preserve">Koninklijke </w:t>
           </w:r>
         </w:hyperlink>
       </w:r>
@@ -917,7 +911,7 @@
           <w:sz w:val="24"/>
           <w:u w:val="single"/>
         </w:rPr>
-        <w:hyperlink r:id="rId12" w:history="1">
+        <w:hyperlink r:id="rId11" w:history="1">
           <w:r>
             <w:rPr>
               <w:rStyle w:val="Hyperlink"/>

--- a/EXPORTS/DOCX/published/niveau3/Dutch/RijksmuseumAmsterdam.docx
+++ b/EXPORTS/DOCX/published/niveau3/Dutch/RijksmuseumAmsterdam.docx
@@ -429,89 +429,7 @@
           <w:color w:val="000000"/>
           <w:sz w:val="24"/>
         </w:rPr>
-        <w:t>Haarlem, het Nederland</w:t>
-      </w:r>
-      <w:r>
-        <w:rPr>
-          <w:u w:val="single" w:color="0000ff"/>
-          <w:rFonts w:ascii="Charis SIL Regular" w:hAnsi="Charis SIL Regular" w:eastAsia="Charis SIL Regular"/>
-          <w:b w:val="0"/>
-          <w:i w:val="0"/>
-          <w:color w:val="000000"/>
-          <w:sz w:val="24"/>
-        </w:rPr>
-        <w:hyperlink r:id="rId9" w:history="1">
-          <w:r>
-            <w:rPr>
-              <w:rStyle w:val="Hyperlink"/>
-            </w:rPr>
-            <w:t>sch Muse</w:t>
-          </w:r>
-        </w:hyperlink>
-      </w:r>
-      <w:r>
-        <w:rPr>
-          <w:u w:val="single" w:color="0000ff"/>
-          <w:rFonts w:ascii="Charis SIL Regular" w:hAnsi="Charis SIL Regular" w:eastAsia="Charis SIL Regular"/>
-          <w:b w:val="0"/>
-          <w:i w:val="0"/>
-          <w:color w:val="000000"/>
-          <w:sz w:val="24"/>
-        </w:rPr>
-        <w:hyperlink r:id="rId9" w:history="1">
-          <w:r>
-            <w:rPr>
-              <w:rStyle w:val="Hyperlink"/>
-            </w:rPr>
-            <w:t>u</w:t>
-          </w:r>
-        </w:hyperlink>
-      </w:r>
-      <w:r>
-        <w:rPr>
-          <w:u w:val="single" w:color="0000ff"/>
-          <w:rFonts w:ascii="Charis SIL Regular" w:hAnsi="Charis SIL Regular" w:eastAsia="Charis SIL Regular"/>
-          <w:b w:val="0"/>
-          <w:i w:val="0"/>
-          <w:color w:val="000000"/>
-          <w:sz w:val="24"/>
-        </w:rPr>
-        <w:hyperlink r:id="rId9" w:history="1">
-          <w:r>
-            <w:rPr>
-              <w:rStyle w:val="Hyperlink"/>
-            </w:rPr>
-            <w:t>m van</w:t>
-          </w:r>
-        </w:hyperlink>
-      </w:r>
-      <w:r>
-        <w:rPr>
-          <w:u w:val="single" w:color="0000ff"/>
-          <w:rFonts w:ascii="Charis SIL Regular" w:hAnsi="Charis SIL Regular" w:eastAsia="Charis SIL Regular"/>
-          <w:b w:val="0"/>
-          <w:i w:val="0"/>
-          <w:color w:val="000000"/>
-          <w:sz w:val="24"/>
-        </w:rPr>
-        <w:hyperlink r:id="rId9" w:history="1">
-          <w:r>
-            <w:rPr>
-              <w:rStyle w:val="Hyperlink"/>
-            </w:rPr>
-            <w:t xml:space="preserve"> Geschi</w:t>
-          </w:r>
-        </w:hyperlink>
-      </w:r>
-      <w:r>
-        <w:rPr>
-          <w:rFonts w:ascii="Charis SIL Regular" w:hAnsi="Charis SIL Regular" w:eastAsia="Charis SIL Regular"/>
-          <w:b w:val="0"/>
-          <w:i w:val="0"/>
-          <w:color w:val="000000"/>
-          <w:sz w:val="24"/>
-        </w:rPr>
-        <w:t>e</w:t>
+        <w:t>Haarlem, het Nederlandsch Museum van Geschie</w:t>
       </w:r>
       <w:r>
         <w:rPr>

--- a/EXPORTS/DOCX/published/niveau3/Dutch/RijksmuseumAmsterdam.docx
+++ b/EXPORTS/DOCX/published/niveau3/Dutch/RijksmuseumAmsterdam.docx
@@ -429,7 +429,89 @@
           <w:color w:val="000000"/>
           <w:sz w:val="24"/>
         </w:rPr>
-        <w:t>Haarlem, het Nederlandsch Museum van Geschie</w:t>
+        <w:t>Haarlem, het Nederland</w:t>
+      </w:r>
+      <w:r>
+        <w:rPr>
+          <w:u w:val="single" w:color="0000ff"/>
+          <w:rFonts w:ascii="Charis SIL Regular" w:hAnsi="Charis SIL Regular" w:eastAsia="Charis SIL Regular"/>
+          <w:b w:val="0"/>
+          <w:i w:val="0"/>
+          <w:color w:val="000000"/>
+          <w:sz w:val="24"/>
+        </w:rPr>
+        <w:hyperlink r:id="rId9" w:history="1">
+          <w:r>
+            <w:rPr>
+              <w:rStyle w:val="Hyperlink"/>
+            </w:rPr>
+            <w:t>sch Muse</w:t>
+          </w:r>
+        </w:hyperlink>
+      </w:r>
+      <w:r>
+        <w:rPr>
+          <w:u w:val="single" w:color="0000ff"/>
+          <w:rFonts w:ascii="Charis SIL Regular" w:hAnsi="Charis SIL Regular" w:eastAsia="Charis SIL Regular"/>
+          <w:b w:val="0"/>
+          <w:i w:val="0"/>
+          <w:color w:val="000000"/>
+          <w:sz w:val="24"/>
+        </w:rPr>
+        <w:hyperlink r:id="rId9" w:history="1">
+          <w:r>
+            <w:rPr>
+              <w:rStyle w:val="Hyperlink"/>
+            </w:rPr>
+            <w:t>u</w:t>
+          </w:r>
+        </w:hyperlink>
+      </w:r>
+      <w:r>
+        <w:rPr>
+          <w:u w:val="single" w:color="0000ff"/>
+          <w:rFonts w:ascii="Charis SIL Regular" w:hAnsi="Charis SIL Regular" w:eastAsia="Charis SIL Regular"/>
+          <w:b w:val="0"/>
+          <w:i w:val="0"/>
+          <w:color w:val="000000"/>
+          <w:sz w:val="24"/>
+        </w:rPr>
+        <w:hyperlink r:id="rId9" w:history="1">
+          <w:r>
+            <w:rPr>
+              <w:rStyle w:val="Hyperlink"/>
+            </w:rPr>
+            <w:t>m van</w:t>
+          </w:r>
+        </w:hyperlink>
+      </w:r>
+      <w:r>
+        <w:rPr>
+          <w:u w:val="single" w:color="0000ff"/>
+          <w:rFonts w:ascii="Charis SIL Regular" w:hAnsi="Charis SIL Regular" w:eastAsia="Charis SIL Regular"/>
+          <w:b w:val="0"/>
+          <w:i w:val="0"/>
+          <w:color w:val="000000"/>
+          <w:sz w:val="24"/>
+        </w:rPr>
+        <w:hyperlink r:id="rId9" w:history="1">
+          <w:r>
+            <w:rPr>
+              <w:rStyle w:val="Hyperlink"/>
+            </w:rPr>
+            <w:t xml:space="preserve"> Geschi</w:t>
+          </w:r>
+        </w:hyperlink>
+      </w:r>
+      <w:r>
+        <w:rPr>
+          <w:rFonts w:ascii="Charis SIL Regular" w:hAnsi="Charis SIL Regular" w:eastAsia="Charis SIL Regular"/>
+          <w:b w:val="0"/>
+          <w:i w:val="0"/>
+          <w:color w:val="000000"/>
+          <w:sz w:val="24"/>
+        </w:rPr>
+        <w:t>e</w:t>
       </w:r>
       <w:r>
         <w:rPr>
@@ -548,7 +630,7 @@
           <w:sz w:val="24"/>
           <w:u w:val="single"/>
         </w:rPr>
-        <w:hyperlink r:id="rId10" w:history="1">
+        <w:hyperlink r:id="rId11" w:history="1">
           <w:r>
             <w:rPr>
               <w:rStyle w:val="Hyperlink"/>
@@ -566,7 +648,7 @@
           <w:sz w:val="24"/>
           <w:u w:val="single"/>
         </w:rPr>
-        <w:hyperlink r:id="rId10" w:history="1">
+        <w:hyperlink r:id="rId11" w:history="1">
           <w:r>
             <w:rPr>
               <w:rStyle w:val="Hyperlink"/>
@@ -595,7 +677,14 @@
           <w:sz w:val="24"/>
           <w:u w:val="single"/>
         </w:rPr>
-        <w:t>K</w:t>
+        <w:hyperlink r:id="rId11" w:history="1">
+          <w:r>
+            <w:rPr>
+              <w:rStyle w:val="Hyperlink"/>
+            </w:rPr>
+            <w:t>K</w:t>
+          </w:r>
+        </w:hyperlink>
       </w:r>
       <w:r>
         <w:rPr>
@@ -717,12 +806,66 @@
           <w:sz w:val="24"/>
           <w:u w:val="single"/>
         </w:rPr>
+        <w:hyperlink r:id="rId11" w:history="1">
+          <w:r>
+            <w:rPr>
+              <w:rStyle w:val="Hyperlink"/>
+            </w:rPr>
+            <w:t>K</w:t>
+          </w:r>
+        </w:hyperlink>
+      </w:r>
+      <w:r>
+        <w:rPr>
+          <w:rFonts w:ascii="Charis SIL Regular" w:hAnsi="Charis SIL Regular" w:eastAsia="Charis SIL Regular"/>
+          <w:b w:val="0"/>
+          <w:i w:val="0"/>
+          <w:color w:val="0000FF"/>
+          <w:sz w:val="24"/>
+          <w:u w:val="single"/>
+        </w:rPr>
+        <w:hyperlink r:id="rId11" w:history="1">
+          <w:r>
+            <w:rPr>
+              <w:rStyle w:val="Hyperlink"/>
+            </w:rPr>
+            <w:t>o</w:t>
+          </w:r>
+        </w:hyperlink>
+      </w:r>
+      <w:r>
+        <w:rPr>
+          <w:rFonts w:ascii="Charis SIL Regular" w:hAnsi="Charis SIL Regular" w:eastAsia="Charis SIL Regular"/>
+          <w:b w:val="0"/>
+          <w:i w:val="0"/>
+          <w:color w:val="0000FF"/>
+          <w:sz w:val="24"/>
+          <w:u w:val="single"/>
+        </w:rPr>
+        <w:hyperlink r:id="rId11" w:history="1">
+          <w:r>
+            <w:rPr>
+              <w:rStyle w:val="Hyperlink"/>
+            </w:rPr>
+            <w:t>ninklijk</w:t>
+          </w:r>
+        </w:hyperlink>
+      </w:r>
+      <w:r>
+        <w:rPr>
+          <w:rFonts w:ascii="Charis SIL Regular" w:hAnsi="Charis SIL Regular" w:eastAsia="Charis SIL Regular"/>
+          <w:b w:val="0"/>
+          <w:i w:val="0"/>
+          <w:color w:val="0000FF"/>
+          <w:sz w:val="24"/>
+          <w:u w:val="single"/>
+        </w:rPr>
         <w:hyperlink r:id="rId12" w:history="1">
           <w:r>
             <w:rPr>
               <w:rStyle w:val="Hyperlink"/>
             </w:rPr>
-            <w:t xml:space="preserve">Koninklijke </w:t>
+            <w:t xml:space="preserve">e </w:t>
           </w:r>
         </w:hyperlink>
       </w:r>
@@ -829,7 +972,7 @@
           <w:sz w:val="24"/>
           <w:u w:val="single"/>
         </w:rPr>
-        <w:hyperlink r:id="rId11" w:history="1">
+        <w:hyperlink r:id="rId12" w:history="1">
           <w:r>
             <w:rPr>
               <w:rStyle w:val="Hyperlink"/>
@@ -1715,24 +1858,13 @@
       </w:r>
       <w:r>
         <w:rPr>
-          <w:u w:val="single" w:color="0000ff"/>
           <w:rFonts w:ascii="Charis SIL Regular" w:hAnsi="Charis SIL Regular" w:eastAsia="Charis SIL Regular"/>
           <w:b w:val="0"/>
           <w:i w:val="0"/>
           <w:color w:val="000000"/>
           <w:sz w:val="24"/>
         </w:rPr>
-        <w:t>s</w:t>
-      </w:r>
-      <w:r>
-        <w:rPr>
-          <w:rFonts w:ascii="Charis SIL Regular" w:hAnsi="Charis SIL Regular" w:eastAsia="Charis SIL Regular"/>
-          <w:b w:val="0"/>
-          <w:i w:val="0"/>
-          <w:color w:val="000000"/>
-          <w:sz w:val="24"/>
-        </w:rPr>
-        <w:t xml:space="preserve">sen de </w:t>
+        <w:t xml:space="preserve">ssen de </w:t>
       </w:r>
       <w:r>
         <w:rPr>

--- a/EXPORTS/DOCX/published/niveau3/Dutch/RijksmuseumAmsterdam.docx
+++ b/EXPORTS/DOCX/published/niveau3/Dutch/RijksmuseumAmsterdam.docx
@@ -628,63 +628,8 @@
           <w:i w:val="0"/>
           <w:color w:val="0000FF"/>
           <w:sz w:val="24"/>
-          <w:u w:val="single"/>
         </w:rPr>
-        <w:hyperlink r:id="rId11" w:history="1">
-          <w:r>
-            <w:rPr>
-              <w:rStyle w:val="Hyperlink"/>
-            </w:rPr>
-            <w:t>Ko</w:t>
-          </w:r>
-        </w:hyperlink>
-      </w:r>
-      <w:r>
-        <w:rPr>
-          <w:rFonts w:ascii="Charis SIL Regular" w:hAnsi="Charis SIL Regular" w:eastAsia="Charis SIL Regular"/>
-          <w:b w:val="0"/>
-          <w:i w:val="0"/>
-          <w:color w:val="0000FF"/>
-          <w:sz w:val="24"/>
-          <w:u w:val="single"/>
-        </w:rPr>
-        <w:hyperlink r:id="rId11" w:history="1">
-          <w:r>
-            <w:rPr>
-              <w:rStyle w:val="Hyperlink"/>
-            </w:rPr>
-            <w:t>ninklijk</w:t>
-          </w:r>
-        </w:hyperlink>
-      </w:r>
-      <w:r>
-        <w:rPr>
-          <w:rFonts w:ascii="Charis SIL Regular" w:hAnsi="Charis SIL Regular" w:eastAsia="Charis SIL Regular"/>
-          <w:b w:val="0"/>
-          <w:i w:val="0"/>
-          <w:color w:val="0000FF"/>
-          <w:sz w:val="24"/>
-          <w:u w:val="single"/>
-        </w:rPr>
-        <w:t xml:space="preserve"> </w:t>
-      </w:r>
-      <w:r>
-        <w:rPr>
-          <w:rFonts w:ascii="Charis SIL Regular" w:hAnsi="Charis SIL Regular" w:eastAsia="Charis SIL Regular"/>
-          <w:b w:val="0"/>
-          <w:i w:val="0"/>
-          <w:color w:val="0000FF"/>
-          <w:sz w:val="24"/>
-          <w:u w:val="single"/>
-        </w:rPr>
-        <w:hyperlink r:id="rId11" w:history="1">
-          <w:r>
-            <w:rPr>
-              <w:rStyle w:val="Hyperlink"/>
-            </w:rPr>
-            <w:t>K</w:t>
-          </w:r>
-        </w:hyperlink>
+        <w:t>Koninklijk K</w:t>
       </w:r>
       <w:r>
         <w:rPr>
@@ -1126,32 +1071,7 @@
           <w:color w:val="000000"/>
           <w:sz w:val="24"/>
         </w:rPr>
-        <w:hyperlink r:id="rId12" w:history="1">
-          <w:r>
-            <w:rPr>
-              <w:rStyle w:val="Hyperlink"/>
-            </w:rPr>
-            <w:t>Rijksmuseu</w:t>
-          </w:r>
-        </w:hyperlink>
-      </w:r>
-      <w:r>
-        <w:rPr>
-          <w:u w:val="single" w:color="0000ff"/>
-          <w:rFonts w:ascii="Charis SIL Regular" w:hAnsi="Charis SIL Regular" w:eastAsia="Charis SIL Regular"/>
-          <w:b w:val="0"/>
-          <w:i w:val="0"/>
-          <w:color w:val="000000"/>
-          <w:sz w:val="24"/>
-        </w:rPr>
-        <w:hyperlink r:id="rId12" w:history="1">
-          <w:r>
-            <w:rPr>
-              <w:rStyle w:val="Hyperlink"/>
-            </w:rPr>
-            <w:t>m. I</w:t>
-          </w:r>
-        </w:hyperlink>
+        <w:t>Rijksmuseum. I</w:t>
       </w:r>
       <w:r>
         <w:rPr>
@@ -1858,13 +1778,24 @@
       </w:r>
       <w:r>
         <w:rPr>
+          <w:u w:val="single" w:color="0000ff"/>
           <w:rFonts w:ascii="Charis SIL Regular" w:hAnsi="Charis SIL Regular" w:eastAsia="Charis SIL Regular"/>
           <w:b w:val="0"/>
           <w:i w:val="0"/>
           <w:color w:val="000000"/>
           <w:sz w:val="24"/>
         </w:rPr>
-        <w:t xml:space="preserve">ssen de </w:t>
+        <w:t>s</w:t>
+      </w:r>
+      <w:r>
+        <w:rPr>
+          <w:rFonts w:ascii="Charis SIL Regular" w:hAnsi="Charis SIL Regular" w:eastAsia="Charis SIL Regular"/>
+          <w:b w:val="0"/>
+          <w:i w:val="0"/>
+          <w:color w:val="000000"/>
+          <w:sz w:val="24"/>
+        </w:rPr>
+        <w:t xml:space="preserve">sen de </w:t>
       </w:r>
       <w:r>
         <w:rPr>

--- a/EXPORTS/DOCX/published/niveau3/Dutch/RijksmuseumAmsterdam.docx
+++ b/EXPORTS/DOCX/published/niveau3/Dutch/RijksmuseumAmsterdam.docx
@@ -628,8 +628,55 @@
           <w:i w:val="0"/>
           <w:color w:val="0000FF"/>
           <w:sz w:val="24"/>
+          <w:u w:val="single"/>
         </w:rPr>
-        <w:t>Koninklijk K</w:t>
+        <w:hyperlink r:id="rId10" w:history="1">
+          <w:r>
+            <w:rPr>
+              <w:rStyle w:val="Hyperlink"/>
+            </w:rPr>
+            <w:t>Ko</w:t>
+          </w:r>
+        </w:hyperlink>
+      </w:r>
+      <w:r>
+        <w:rPr>
+          <w:rFonts w:ascii="Charis SIL Regular" w:hAnsi="Charis SIL Regular" w:eastAsia="Charis SIL Regular"/>
+          <w:b w:val="0"/>
+          <w:i w:val="0"/>
+          <w:color w:val="0000FF"/>
+          <w:sz w:val="24"/>
+          <w:u w:val="single"/>
+        </w:rPr>
+        <w:hyperlink r:id="rId10" w:history="1">
+          <w:r>
+            <w:rPr>
+              <w:rStyle w:val="Hyperlink"/>
+            </w:rPr>
+            <w:t>ninklijk</w:t>
+          </w:r>
+        </w:hyperlink>
+      </w:r>
+      <w:r>
+        <w:rPr>
+          <w:rFonts w:ascii="Charis SIL Regular" w:hAnsi="Charis SIL Regular" w:eastAsia="Charis SIL Regular"/>
+          <w:b w:val="0"/>
+          <w:i w:val="0"/>
+          <w:color w:val="0000FF"/>
+          <w:sz w:val="24"/>
+          <w:u w:val="single"/>
+        </w:rPr>
+        <w:t xml:space="preserve"> </w:t>
+      </w:r>
+      <w:r>
+        <w:rPr>
+          <w:rFonts w:ascii="Charis SIL Regular" w:hAnsi="Charis SIL Regular" w:eastAsia="Charis SIL Regular"/>
+          <w:b w:val="0"/>
+          <w:i w:val="0"/>
+          <w:color w:val="0000FF"/>
+          <w:sz w:val="24"/>
+        </w:rPr>
+        <w:t>K</w:t>
       </w:r>
       <w:r>
         <w:rPr>
@@ -823,7 +870,7 @@
           <w:sz w:val="24"/>
           <w:u w:val="single"/>
         </w:rPr>
-        <w:hyperlink r:id="rId11" w:history="1">
+        <w:hyperlink r:id="rId12" w:history="1">
           <w:r>
             <w:rPr>
               <w:rStyle w:val="Hyperlink"/>
@@ -841,7 +888,7 @@
           <w:sz w:val="24"/>
           <w:u w:val="single"/>
         </w:rPr>
-        <w:hyperlink r:id="rId11" w:history="1">
+        <w:hyperlink r:id="rId12" w:history="1">
           <w:r>
             <w:rPr>
               <w:rStyle w:val="Hyperlink"/>
@@ -859,7 +906,7 @@
           <w:sz w:val="24"/>
           <w:u w:val="single"/>
         </w:rPr>
-        <w:hyperlink r:id="rId11" w:history="1">
+        <w:hyperlink r:id="rId12" w:history="1">
           <w:r>
             <w:rPr>
               <w:rStyle w:val="Hyperlink"/>
@@ -888,7 +935,7 @@
           <w:sz w:val="24"/>
           <w:u w:val="single"/>
         </w:rPr>
-        <w:hyperlink r:id="rId11" w:history="1">
+        <w:hyperlink r:id="rId12" w:history="1">
           <w:r>
             <w:rPr>
               <w:rStyle w:val="Hyperlink"/>
@@ -1071,7 +1118,32 @@
           <w:color w:val="000000"/>
           <w:sz w:val="24"/>
         </w:rPr>
-        <w:t>Rijksmuseum. I</w:t>
+        <w:hyperlink r:id="rId12" w:history="1">
+          <w:r>
+            <w:rPr>
+              <w:rStyle w:val="Hyperlink"/>
+            </w:rPr>
+            <w:t>Rijksmuseu</w:t>
+          </w:r>
+        </w:hyperlink>
+      </w:r>
+      <w:r>
+        <w:rPr>
+          <w:u w:val="single" w:color="0000ff"/>
+          <w:rFonts w:ascii="Charis SIL Regular" w:hAnsi="Charis SIL Regular" w:eastAsia="Charis SIL Regular"/>
+          <w:b w:val="0"/>
+          <w:i w:val="0"/>
+          <w:color w:val="000000"/>
+          <w:sz w:val="24"/>
+        </w:rPr>
+        <w:hyperlink r:id="rId12" w:history="1">
+          <w:r>
+            <w:rPr>
+              <w:rStyle w:val="Hyperlink"/>
+            </w:rPr>
+            <w:t>m. I</w:t>
+          </w:r>
+        </w:hyperlink>
       </w:r>
       <w:r>
         <w:rPr>

--- a/EXPORTS/DOCX/published/niveau3/Dutch/RijksmuseumAmsterdam.docx
+++ b/EXPORTS/DOCX/published/niveau3/Dutch/RijksmuseumAmsterdam.docx
@@ -675,8 +675,16 @@
           <w:i w:val="0"/>
           <w:color w:val="0000FF"/>
           <w:sz w:val="24"/>
+          <w:u w:val="single"/>
         </w:rPr>
-        <w:t>K</w:t>
+        <w:hyperlink r:id="rId11" w:history="1">
+          <w:r>
+            <w:rPr>
+              <w:rStyle w:val="Hyperlink"/>
+            </w:rPr>
+            <w:t>K</w:t>
+          </w:r>
+        </w:hyperlink>
       </w:r>
       <w:r>
         <w:rPr>
@@ -687,7 +695,7 @@
           <w:sz w:val="24"/>
           <w:u w:val="single"/>
         </w:rPr>
-        <w:hyperlink r:id="rId10" w:history="1">
+        <w:hyperlink r:id="rId11" w:history="1">
           <w:r>
             <w:rPr>
               <w:rStyle w:val="Hyperlink"/>
@@ -798,7 +806,7 @@
           <w:sz w:val="24"/>
           <w:u w:val="single"/>
         </w:rPr>
-        <w:hyperlink r:id="rId11" w:history="1">
+        <w:hyperlink r:id="rId12" w:history="1">
           <w:r>
             <w:rPr>
               <w:rStyle w:val="Hyperlink"/>
@@ -870,7 +878,7 @@
           <w:sz w:val="24"/>
           <w:u w:val="single"/>
         </w:rPr>
-        <w:hyperlink r:id="rId12" w:history="1">
+        <w:hyperlink r:id="rId11" w:history="1">
           <w:r>
             <w:rPr>
               <w:rStyle w:val="Hyperlink"/>
@@ -888,7 +896,7 @@
           <w:sz w:val="24"/>
           <w:u w:val="single"/>
         </w:rPr>
-        <w:hyperlink r:id="rId12" w:history="1">
+        <w:hyperlink r:id="rId11" w:history="1">
           <w:r>
             <w:rPr>
               <w:rStyle w:val="Hyperlink"/>
@@ -906,7 +914,7 @@
           <w:sz w:val="24"/>
           <w:u w:val="single"/>
         </w:rPr>
-        <w:hyperlink r:id="rId12" w:history="1">
+        <w:hyperlink r:id="rId11" w:history="1">
           <w:r>
             <w:rPr>
               <w:rStyle w:val="Hyperlink"/>
@@ -935,7 +943,7 @@
           <w:sz w:val="24"/>
           <w:u w:val="single"/>
         </w:rPr>
-        <w:hyperlink r:id="rId12" w:history="1">
+        <w:hyperlink r:id="rId11" w:history="1">
           <w:r>
             <w:rPr>
               <w:rStyle w:val="Hyperlink"/>
@@ -964,7 +972,7 @@
           <w:sz w:val="24"/>
           <w:u w:val="single"/>
         </w:rPr>
-        <w:hyperlink r:id="rId12" w:history="1">
+        <w:hyperlink r:id="rId11" w:history="1">
           <w:r>
             <w:rPr>
               <w:rStyle w:val="Hyperlink"/>

--- a/EXPORTS/DOCX/published/niveau3/Dutch/RijksmuseumAmsterdam.docx
+++ b/EXPORTS/DOCX/published/niveau3/Dutch/RijksmuseumAmsterdam.docx
@@ -675,16 +675,8 @@
           <w:i w:val="0"/>
           <w:color w:val="0000FF"/>
           <w:sz w:val="24"/>
-          <w:u w:val="single"/>
         </w:rPr>
-        <w:hyperlink r:id="rId11" w:history="1">
-          <w:r>
-            <w:rPr>
-              <w:rStyle w:val="Hyperlink"/>
-            </w:rPr>
-            <w:t>K</w:t>
-          </w:r>
-        </w:hyperlink>
+        <w:t>K</w:t>
       </w:r>
       <w:r>
         <w:rPr>
@@ -695,7 +687,7 @@
           <w:sz w:val="24"/>
           <w:u w:val="single"/>
         </w:rPr>
-        <w:hyperlink r:id="rId11" w:history="1">
+        <w:hyperlink r:id="rId10" w:history="1">
           <w:r>
             <w:rPr>
               <w:rStyle w:val="Hyperlink"/>
@@ -806,7 +798,7 @@
           <w:sz w:val="24"/>
           <w:u w:val="single"/>
         </w:rPr>
-        <w:hyperlink r:id="rId12" w:history="1">
+        <w:hyperlink r:id="rId11" w:history="1">
           <w:r>
             <w:rPr>
               <w:rStyle w:val="Hyperlink"/>
@@ -878,7 +870,7 @@
           <w:sz w:val="24"/>
           <w:u w:val="single"/>
         </w:rPr>
-        <w:hyperlink r:id="rId11" w:history="1">
+        <w:hyperlink r:id="rId12" w:history="1">
           <w:r>
             <w:rPr>
               <w:rStyle w:val="Hyperlink"/>
@@ -896,7 +888,7 @@
           <w:sz w:val="24"/>
           <w:u w:val="single"/>
         </w:rPr>
-        <w:hyperlink r:id="rId11" w:history="1">
+        <w:hyperlink r:id="rId12" w:history="1">
           <w:r>
             <w:rPr>
               <w:rStyle w:val="Hyperlink"/>
@@ -914,7 +906,7 @@
           <w:sz w:val="24"/>
           <w:u w:val="single"/>
         </w:rPr>
-        <w:hyperlink r:id="rId11" w:history="1">
+        <w:hyperlink r:id="rId12" w:history="1">
           <w:r>
             <w:rPr>
               <w:rStyle w:val="Hyperlink"/>
@@ -943,7 +935,7 @@
           <w:sz w:val="24"/>
           <w:u w:val="single"/>
         </w:rPr>
-        <w:hyperlink r:id="rId11" w:history="1">
+        <w:hyperlink r:id="rId12" w:history="1">
           <w:r>
             <w:rPr>
               <w:rStyle w:val="Hyperlink"/>
@@ -972,7 +964,7 @@
           <w:sz w:val="24"/>
           <w:u w:val="single"/>
         </w:rPr>
-        <w:hyperlink r:id="rId11" w:history="1">
+        <w:hyperlink r:id="rId12" w:history="1">
           <w:r>
             <w:rPr>
               <w:rStyle w:val="Hyperlink"/>

--- a/EXPORTS/DOCX/published/niveau3/Dutch/RijksmuseumAmsterdam.docx
+++ b/EXPORTS/DOCX/published/niveau3/Dutch/RijksmuseumAmsterdam.docx
@@ -675,6 +675,7 @@
           <w:i w:val="0"/>
           <w:color w:val="0000FF"/>
           <w:sz w:val="24"/>
+          <w:u w:val="single"/>
         </w:rPr>
         <w:t>K</w:t>
       </w:r>
@@ -798,7 +799,7 @@
           <w:sz w:val="24"/>
           <w:u w:val="single"/>
         </w:rPr>
-        <w:hyperlink r:id="rId11" w:history="1">
+        <w:hyperlink r:id="rId12" w:history="1">
           <w:r>
             <w:rPr>
               <w:rStyle w:val="Hyperlink"/>
@@ -816,7 +817,7 @@
           <w:sz w:val="24"/>
           <w:u w:val="single"/>
         </w:rPr>
-        <w:hyperlink r:id="rId11" w:history="1">
+        <w:hyperlink r:id="rId12" w:history="1">
           <w:r>
             <w:rPr>
               <w:rStyle w:val="Hyperlink"/>
@@ -834,7 +835,7 @@
           <w:sz w:val="24"/>
           <w:u w:val="single"/>
         </w:rPr>
-        <w:hyperlink r:id="rId11" w:history="1">
+        <w:hyperlink r:id="rId12" w:history="1">
           <w:r>
             <w:rPr>
               <w:rStyle w:val="Hyperlink"/>
@@ -870,7 +871,7 @@
           <w:sz w:val="24"/>
           <w:u w:val="single"/>
         </w:rPr>
-        <w:hyperlink r:id="rId12" w:history="1">
+        <w:hyperlink r:id="rId11" w:history="1">
           <w:r>
             <w:rPr>
               <w:rStyle w:val="Hyperlink"/>
@@ -888,7 +889,7 @@
           <w:sz w:val="24"/>
           <w:u w:val="single"/>
         </w:rPr>
-        <w:hyperlink r:id="rId12" w:history="1">
+        <w:hyperlink r:id="rId11" w:history="1">
           <w:r>
             <w:rPr>
               <w:rStyle w:val="Hyperlink"/>
@@ -906,7 +907,7 @@
           <w:sz w:val="24"/>
           <w:u w:val="single"/>
         </w:rPr>
-        <w:hyperlink r:id="rId12" w:history="1">
+        <w:hyperlink r:id="rId11" w:history="1">
           <w:r>
             <w:rPr>
               <w:rStyle w:val="Hyperlink"/>
@@ -935,7 +936,7 @@
           <w:sz w:val="24"/>
           <w:u w:val="single"/>
         </w:rPr>
-        <w:hyperlink r:id="rId12" w:history="1">
+        <w:hyperlink r:id="rId11" w:history="1">
           <w:r>
             <w:rPr>
               <w:rStyle w:val="Hyperlink"/>
@@ -964,7 +965,7 @@
           <w:sz w:val="24"/>
           <w:u w:val="single"/>
         </w:rPr>
-        <w:hyperlink r:id="rId12" w:history="1">
+        <w:hyperlink r:id="rId11" w:history="1">
           <w:r>
             <w:rPr>
               <w:rStyle w:val="Hyperlink"/>

--- a/EXPORTS/DOCX/published/niveau3/Dutch/RijksmuseumAmsterdam.docx
+++ b/EXPORTS/DOCX/published/niveau3/Dutch/RijksmuseumAmsterdam.docx
@@ -630,7 +630,7 @@
           <w:sz w:val="24"/>
           <w:u w:val="single"/>
         </w:rPr>
-        <w:hyperlink r:id="rId11" w:history="1">
+        <w:hyperlink r:id="rId10" w:history="1">
           <w:r>
             <w:rPr>
               <w:rStyle w:val="Hyperlink"/>
@@ -648,7 +648,7 @@
           <w:sz w:val="24"/>
           <w:u w:val="single"/>
         </w:rPr>
-        <w:hyperlink r:id="rId11" w:history="1">
+        <w:hyperlink r:id="rId10" w:history="1">
           <w:r>
             <w:rPr>
               <w:rStyle w:val="Hyperlink"/>
@@ -806,7 +806,7 @@
           <w:sz w:val="24"/>
           <w:u w:val="single"/>
         </w:rPr>
-        <w:hyperlink r:id="rId11" w:history="1">
+        <w:hyperlink r:id="rId12" w:history="1">
           <w:r>
             <w:rPr>
               <w:rStyle w:val="Hyperlink"/>
@@ -824,7 +824,7 @@
           <w:sz w:val="24"/>
           <w:u w:val="single"/>
         </w:rPr>
-        <w:hyperlink r:id="rId11" w:history="1">
+        <w:hyperlink r:id="rId12" w:history="1">
           <w:r>
             <w:rPr>
               <w:rStyle w:val="Hyperlink"/>
@@ -1858,13 +1858,24 @@
       </w:r>
       <w:r>
         <w:rPr>
+          <w:u w:val="single" w:color="0000ff"/>
           <w:rFonts w:ascii="Charis SIL Regular" w:hAnsi="Charis SIL Regular" w:eastAsia="Charis SIL Regular"/>
           <w:b w:val="0"/>
           <w:i w:val="0"/>
           <w:color w:val="000000"/>
           <w:sz w:val="24"/>
         </w:rPr>
-        <w:t xml:space="preserve">ssen de </w:t>
+        <w:t>s</w:t>
+      </w:r>
+      <w:r>
+        <w:rPr>
+          <w:rFonts w:ascii="Charis SIL Regular" w:hAnsi="Charis SIL Regular" w:eastAsia="Charis SIL Regular"/>
+          <w:b w:val="0"/>
+          <w:i w:val="0"/>
+          <w:color w:val="000000"/>
+          <w:sz w:val="24"/>
+        </w:rPr>
+        <w:t xml:space="preserve">sen de </w:t>
       </w:r>
       <w:r>
         <w:rPr>

--- a/EXPORTS/DOCX/published/niveau3/Dutch/RijksmuseumAmsterdam.docx
+++ b/EXPORTS/DOCX/published/niveau3/Dutch/RijksmuseumAmsterdam.docx
@@ -630,7 +630,7 @@
           <w:sz w:val="24"/>
           <w:u w:val="single"/>
         </w:rPr>
-        <w:hyperlink r:id="rId10" w:history="1">
+        <w:hyperlink r:id="rId11" w:history="1">
           <w:r>
             <w:rPr>
               <w:rStyle w:val="Hyperlink"/>
@@ -677,14 +677,7 @@
           <w:sz w:val="24"/>
           <w:u w:val="single"/>
         </w:rPr>
-        <w:hyperlink r:id="rId11" w:history="1">
-          <w:r>
-            <w:rPr>
-              <w:rStyle w:val="Hyperlink"/>
-            </w:rPr>
-            <w:t>K</w:t>
-          </w:r>
-        </w:hyperlink>
+        <w:t>K</w:t>
       </w:r>
       <w:r>
         <w:rPr>
@@ -695,7 +688,7 @@
           <w:sz w:val="24"/>
           <w:u w:val="single"/>
         </w:rPr>
-        <w:hyperlink r:id="rId11" w:history="1">
+        <w:hyperlink r:id="rId10" w:history="1">
           <w:r>
             <w:rPr>
               <w:rStyle w:val="Hyperlink"/>
@@ -806,7 +799,7 @@
           <w:sz w:val="24"/>
           <w:u w:val="single"/>
         </w:rPr>
-        <w:hyperlink r:id="rId12" w:history="1">
+        <w:hyperlink r:id="rId11" w:history="1">
           <w:r>
             <w:rPr>
               <w:rStyle w:val="Hyperlink"/>
@@ -824,7 +817,7 @@
           <w:sz w:val="24"/>
           <w:u w:val="single"/>
         </w:rPr>
-        <w:hyperlink r:id="rId12" w:history="1">
+        <w:hyperlink r:id="rId11" w:history="1">
           <w:r>
             <w:rPr>
               <w:rStyle w:val="Hyperlink"/>
@@ -943,7 +936,7 @@
           <w:sz w:val="24"/>
           <w:u w:val="single"/>
         </w:rPr>
-        <w:hyperlink r:id="rId11" w:history="1">
+        <w:hyperlink r:id="rId12" w:history="1">
           <w:r>
             <w:rPr>
               <w:rStyle w:val="Hyperlink"/>
@@ -972,7 +965,7 @@
           <w:sz w:val="24"/>
           <w:u w:val="single"/>
         </w:rPr>
-        <w:hyperlink r:id="rId11" w:history="1">
+        <w:hyperlink r:id="rId12" w:history="1">
           <w:r>
             <w:rPr>
               <w:rStyle w:val="Hyperlink"/>
@@ -1119,21 +1112,13 @@
       </w:r>
       <w:r>
         <w:rPr>
-          <w:u w:val="single" w:color="0000ff"/>
           <w:rFonts w:ascii="Charis SIL Regular" w:hAnsi="Charis SIL Regular" w:eastAsia="Charis SIL Regular"/>
           <w:b w:val="0"/>
           <w:i w:val="0"/>
           <w:color w:val="000000"/>
           <w:sz w:val="24"/>
         </w:rPr>
-        <w:hyperlink r:id="rId12" w:history="1">
-          <w:r>
-            <w:rPr>
-              <w:rStyle w:val="Hyperlink"/>
-            </w:rPr>
-            <w:t>Rijksmuseu</w:t>
-          </w:r>
-        </w:hyperlink>
+        <w:t>Rijksmuseu</w:t>
       </w:r>
       <w:r>
         <w:rPr>

--- a/EXPORTS/DOCX/published/niveau3/Dutch/RijksmuseumAmsterdam.docx
+++ b/EXPORTS/DOCX/published/niveau3/Dutch/RijksmuseumAmsterdam.docx
@@ -630,7 +630,7 @@
           <w:sz w:val="24"/>
           <w:u w:val="single"/>
         </w:rPr>
-        <w:hyperlink r:id="rId11" w:history="1">
+        <w:hyperlink r:id="rId10" w:history="1">
           <w:r>
             <w:rPr>
               <w:rStyle w:val="Hyperlink"/>
@@ -799,48 +799,12 @@
           <w:sz w:val="24"/>
           <w:u w:val="single"/>
         </w:rPr>
-        <w:hyperlink r:id="rId11" w:history="1">
+        <w:hyperlink r:id="rId12" w:history="1">
           <w:r>
             <w:rPr>
               <w:rStyle w:val="Hyperlink"/>
             </w:rPr>
-            <w:t>K</w:t>
-          </w:r>
-        </w:hyperlink>
-      </w:r>
-      <w:r>
-        <w:rPr>
-          <w:rFonts w:ascii="Charis SIL Regular" w:hAnsi="Charis SIL Regular" w:eastAsia="Charis SIL Regular"/>
-          <w:b w:val="0"/>
-          <w:i w:val="0"/>
-          <w:color w:val="0000FF"/>
-          <w:sz w:val="24"/>
-          <w:u w:val="single"/>
-        </w:rPr>
-        <w:hyperlink r:id="rId11" w:history="1">
-          <w:r>
-            <w:rPr>
-              <w:rStyle w:val="Hyperlink"/>
-            </w:rPr>
-            <w:t>o</w:t>
-          </w:r>
-        </w:hyperlink>
-      </w:r>
-      <w:r>
-        <w:rPr>
-          <w:rFonts w:ascii="Charis SIL Regular" w:hAnsi="Charis SIL Regular" w:eastAsia="Charis SIL Regular"/>
-          <w:b w:val="0"/>
-          <w:i w:val="0"/>
-          <w:color w:val="0000FF"/>
-          <w:sz w:val="24"/>
-          <w:u w:val="single"/>
-        </w:rPr>
-        <w:hyperlink r:id="rId11" w:history="1">
-          <w:r>
-            <w:rPr>
-              <w:rStyle w:val="Hyperlink"/>
-            </w:rPr>
-            <w:t>ninklijk</w:t>
+            <w:t xml:space="preserve">Koninklijke </w:t>
           </w:r>
         </w:hyperlink>
       </w:r>
@@ -858,24 +822,6 @@
             <w:rPr>
               <w:rStyle w:val="Hyperlink"/>
             </w:rPr>
-            <w:t xml:space="preserve">e </w:t>
-          </w:r>
-        </w:hyperlink>
-      </w:r>
-      <w:r>
-        <w:rPr>
-          <w:rFonts w:ascii="Charis SIL Regular" w:hAnsi="Charis SIL Regular" w:eastAsia="Charis SIL Regular"/>
-          <w:b w:val="0"/>
-          <w:i w:val="0"/>
-          <w:color w:val="0000FF"/>
-          <w:sz w:val="24"/>
-          <w:u w:val="single"/>
-        </w:rPr>
-        <w:hyperlink r:id="rId11" w:history="1">
-          <w:r>
-            <w:rPr>
-              <w:rStyle w:val="Hyperlink"/>
-            </w:rPr>
             <w:t>Ver</w:t>
           </w:r>
         </w:hyperlink>
@@ -889,7 +835,7 @@
           <w:sz w:val="24"/>
           <w:u w:val="single"/>
         </w:rPr>
-        <w:hyperlink r:id="rId11" w:history="1">
+        <w:hyperlink r:id="rId12" w:history="1">
           <w:r>
             <w:rPr>
               <w:rStyle w:val="Hyperlink"/>
@@ -936,7 +882,7 @@
           <w:sz w:val="24"/>
           <w:u w:val="single"/>
         </w:rPr>
-        <w:hyperlink r:id="rId12" w:history="1">
+        <w:hyperlink r:id="rId11" w:history="1">
           <w:r>
             <w:rPr>
               <w:rStyle w:val="Hyperlink"/>
@@ -965,7 +911,7 @@
           <w:sz w:val="24"/>
           <w:u w:val="single"/>
         </w:rPr>
-        <w:hyperlink r:id="rId12" w:history="1">
+        <w:hyperlink r:id="rId11" w:history="1">
           <w:r>
             <w:rPr>
               <w:rStyle w:val="Hyperlink"/>
@@ -1112,13 +1058,21 @@
       </w:r>
       <w:r>
         <w:rPr>
+          <w:u w:val="single" w:color="0000ff"/>
           <w:rFonts w:ascii="Charis SIL Regular" w:hAnsi="Charis SIL Regular" w:eastAsia="Charis SIL Regular"/>
           <w:b w:val="0"/>
           <w:i w:val="0"/>
           <w:color w:val="000000"/>
           <w:sz w:val="24"/>
         </w:rPr>
-        <w:t>Rijksmuseu</w:t>
+        <w:hyperlink r:id="rId12" w:history="1">
+          <w:r>
+            <w:rPr>
+              <w:rStyle w:val="Hyperlink"/>
+            </w:rPr>
+            <w:t>Rijksmuseu</w:t>
+          </w:r>
+        </w:hyperlink>
       </w:r>
       <w:r>
         <w:rPr>
@@ -3362,7 +3316,7 @@
         <w:autoSpaceDN w:val="0"/>
         <w:autoSpaceDE w:val="0"/>
         <w:widowControl/>
-        <w:spacing w:line="540" w:lineRule="exact" w:before="476" w:after="0"/>
+        <w:spacing w:line="540" w:lineRule="exact" w:before="456" w:after="0"/>
         <w:ind w:left="10" w:right="0" w:firstLine="0"/>
         <w:jc w:val="left"/>
       </w:pPr>
@@ -3429,7 +3383,7 @@
     </w:p>
     <w:sectPr>
       <w:pgSz w:w="11900" w:h="16840"/>
-      <w:pgMar w:top="324" w:right="940" w:bottom="370" w:left="950" w:header="720" w:footer="720" w:gutter="0"/>
+      <w:pgMar w:top="324" w:right="940" w:bottom="380" w:left="950" w:header="720" w:footer="720" w:gutter="0"/>
       <w:cols/>
       <w:docGrid w:linePitch="360"/>
     </w:sectPr>

--- a/EXPORTS/DOCX/published/niveau3/Dutch/RijksmuseumAmsterdam.docx
+++ b/EXPORTS/DOCX/published/niveau3/Dutch/RijksmuseumAmsterdam.docx
@@ -675,7 +675,6 @@
           <w:i w:val="0"/>
           <w:color w:val="0000FF"/>
           <w:sz w:val="24"/>
-          <w:u w:val="single"/>
         </w:rPr>
         <w:t>K</w:t>
       </w:r>
@@ -799,12 +798,48 @@
           <w:sz w:val="24"/>
           <w:u w:val="single"/>
         </w:rPr>
-        <w:hyperlink r:id="rId12" w:history="1">
+        <w:hyperlink r:id="rId11" w:history="1">
           <w:r>
             <w:rPr>
               <w:rStyle w:val="Hyperlink"/>
             </w:rPr>
-            <w:t xml:space="preserve">Koninklijke </w:t>
+            <w:t>K</w:t>
+          </w:r>
+        </w:hyperlink>
+      </w:r>
+      <w:r>
+        <w:rPr>
+          <w:rFonts w:ascii="Charis SIL Regular" w:hAnsi="Charis SIL Regular" w:eastAsia="Charis SIL Regular"/>
+          <w:b w:val="0"/>
+          <w:i w:val="0"/>
+          <w:color w:val="0000FF"/>
+          <w:sz w:val="24"/>
+          <w:u w:val="single"/>
+        </w:rPr>
+        <w:hyperlink r:id="rId11" w:history="1">
+          <w:r>
+            <w:rPr>
+              <w:rStyle w:val="Hyperlink"/>
+            </w:rPr>
+            <w:t>o</w:t>
+          </w:r>
+        </w:hyperlink>
+      </w:r>
+      <w:r>
+        <w:rPr>
+          <w:rFonts w:ascii="Charis SIL Regular" w:hAnsi="Charis SIL Regular" w:eastAsia="Charis SIL Regular"/>
+          <w:b w:val="0"/>
+          <w:i w:val="0"/>
+          <w:color w:val="0000FF"/>
+          <w:sz w:val="24"/>
+          <w:u w:val="single"/>
+        </w:rPr>
+        <w:hyperlink r:id="rId11" w:history="1">
+          <w:r>
+            <w:rPr>
+              <w:rStyle w:val="Hyperlink"/>
+            </w:rPr>
+            <w:t>ninklijk</w:t>
           </w:r>
         </w:hyperlink>
       </w:r>
@@ -822,6 +857,24 @@
             <w:rPr>
               <w:rStyle w:val="Hyperlink"/>
             </w:rPr>
+            <w:t xml:space="preserve">e </w:t>
+          </w:r>
+        </w:hyperlink>
+      </w:r>
+      <w:r>
+        <w:rPr>
+          <w:rFonts w:ascii="Charis SIL Regular" w:hAnsi="Charis SIL Regular" w:eastAsia="Charis SIL Regular"/>
+          <w:b w:val="0"/>
+          <w:i w:val="0"/>
+          <w:color w:val="0000FF"/>
+          <w:sz w:val="24"/>
+          <w:u w:val="single"/>
+        </w:rPr>
+        <w:hyperlink r:id="rId11" w:history="1">
+          <w:r>
+            <w:rPr>
+              <w:rStyle w:val="Hyperlink"/>
+            </w:rPr>
             <w:t>Ver</w:t>
           </w:r>
         </w:hyperlink>
@@ -835,7 +888,7 @@
           <w:sz w:val="24"/>
           <w:u w:val="single"/>
         </w:rPr>
-        <w:hyperlink r:id="rId12" w:history="1">
+        <w:hyperlink r:id="rId11" w:history="1">
           <w:r>
             <w:rPr>
               <w:rStyle w:val="Hyperlink"/>
@@ -882,7 +935,7 @@
           <w:sz w:val="24"/>
           <w:u w:val="single"/>
         </w:rPr>
-        <w:hyperlink r:id="rId11" w:history="1">
+        <w:hyperlink r:id="rId12" w:history="1">
           <w:r>
             <w:rPr>
               <w:rStyle w:val="Hyperlink"/>
@@ -911,7 +964,7 @@
           <w:sz w:val="24"/>
           <w:u w:val="single"/>
         </w:rPr>
-        <w:hyperlink r:id="rId11" w:history="1">
+        <w:hyperlink r:id="rId12" w:history="1">
           <w:r>
             <w:rPr>
               <w:rStyle w:val="Hyperlink"/>
@@ -1058,21 +1111,13 @@
       </w:r>
       <w:r>
         <w:rPr>
-          <w:u w:val="single" w:color="0000ff"/>
           <w:rFonts w:ascii="Charis SIL Regular" w:hAnsi="Charis SIL Regular" w:eastAsia="Charis SIL Regular"/>
           <w:b w:val="0"/>
           <w:i w:val="0"/>
           <w:color w:val="000000"/>
           <w:sz w:val="24"/>
         </w:rPr>
-        <w:hyperlink r:id="rId12" w:history="1">
-          <w:r>
-            <w:rPr>
-              <w:rStyle w:val="Hyperlink"/>
-            </w:rPr>
-            <w:t>Rijksmuseu</w:t>
-          </w:r>
-        </w:hyperlink>
+        <w:t>Rijksmuseu</w:t>
       </w:r>
       <w:r>
         <w:rPr>

--- a/EXPORTS/DOCX/published/niveau3/Dutch/RijksmuseumAmsterdam.docx
+++ b/EXPORTS/DOCX/published/niveau3/Dutch/RijksmuseumAmsterdam.docx
@@ -429,143 +429,7 @@
           <w:color w:val="000000"/>
           <w:sz w:val="24"/>
         </w:rPr>
-        <w:t>Haarlem, het Nederland</w:t>
-      </w:r>
-      <w:r>
-        <w:rPr>
-          <w:u w:val="single" w:color="0000ff"/>
-          <w:rFonts w:ascii="Charis SIL Regular" w:hAnsi="Charis SIL Regular" w:eastAsia="Charis SIL Regular"/>
-          <w:b w:val="0"/>
-          <w:i w:val="0"/>
-          <w:color w:val="000000"/>
-          <w:sz w:val="24"/>
-        </w:rPr>
-        <w:hyperlink r:id="rId9" w:history="1">
-          <w:r>
-            <w:rPr>
-              <w:rStyle w:val="Hyperlink"/>
-            </w:rPr>
-            <w:t>sch Muse</w:t>
-          </w:r>
-        </w:hyperlink>
-      </w:r>
-      <w:r>
-        <w:rPr>
-          <w:u w:val="single" w:color="0000ff"/>
-          <w:rFonts w:ascii="Charis SIL Regular" w:hAnsi="Charis SIL Regular" w:eastAsia="Charis SIL Regular"/>
-          <w:b w:val="0"/>
-          <w:i w:val="0"/>
-          <w:color w:val="000000"/>
-          <w:sz w:val="24"/>
-        </w:rPr>
-        <w:hyperlink r:id="rId9" w:history="1">
-          <w:r>
-            <w:rPr>
-              <w:rStyle w:val="Hyperlink"/>
-            </w:rPr>
-            <w:t>u</w:t>
-          </w:r>
-        </w:hyperlink>
-      </w:r>
-      <w:r>
-        <w:rPr>
-          <w:u w:val="single" w:color="0000ff"/>
-          <w:rFonts w:ascii="Charis SIL Regular" w:hAnsi="Charis SIL Regular" w:eastAsia="Charis SIL Regular"/>
-          <w:b w:val="0"/>
-          <w:i w:val="0"/>
-          <w:color w:val="000000"/>
-          <w:sz w:val="24"/>
-        </w:rPr>
-        <w:hyperlink r:id="rId9" w:history="1">
-          <w:r>
-            <w:rPr>
-              <w:rStyle w:val="Hyperlink"/>
-            </w:rPr>
-            <w:t>m van</w:t>
-          </w:r>
-        </w:hyperlink>
-      </w:r>
-      <w:r>
-        <w:rPr>
-          <w:u w:val="single" w:color="0000ff"/>
-          <w:rFonts w:ascii="Charis SIL Regular" w:hAnsi="Charis SIL Regular" w:eastAsia="Charis SIL Regular"/>
-          <w:b w:val="0"/>
-          <w:i w:val="0"/>
-          <w:color w:val="000000"/>
-          <w:sz w:val="24"/>
-        </w:rPr>
-        <w:hyperlink r:id="rId9" w:history="1">
-          <w:r>
-            <w:rPr>
-              <w:rStyle w:val="Hyperlink"/>
-            </w:rPr>
-            <w:t xml:space="preserve"> Geschi</w:t>
-          </w:r>
-        </w:hyperlink>
-      </w:r>
-      <w:r>
-        <w:rPr>
-          <w:rFonts w:ascii="Charis SIL Regular" w:hAnsi="Charis SIL Regular" w:eastAsia="Charis SIL Regular"/>
-          <w:b w:val="0"/>
-          <w:i w:val="0"/>
-          <w:color w:val="000000"/>
-          <w:sz w:val="24"/>
-        </w:rPr>
-        <w:t>e</w:t>
-      </w:r>
-      <w:r>
-        <w:rPr>
-          <w:u w:val="single" w:color="0000ff"/>
-          <w:rFonts w:ascii="Charis SIL Regular" w:hAnsi="Charis SIL Regular" w:eastAsia="Charis SIL Regular"/>
-          <w:b w:val="0"/>
-          <w:i w:val="0"/>
-          <w:color w:val="000000"/>
-          <w:sz w:val="24"/>
-        </w:rPr>
-        <w:hyperlink r:id="rId10" w:history="1">
-          <w:r>
-            <w:rPr>
-              <w:rStyle w:val="Hyperlink"/>
-            </w:rPr>
-            <w:t>d</w:t>
-          </w:r>
-        </w:hyperlink>
-      </w:r>
-      <w:r>
-        <w:rPr>
-          <w:u w:val="single" w:color="0000ff"/>
-          <w:rFonts w:ascii="Charis SIL Regular" w:hAnsi="Charis SIL Regular" w:eastAsia="Charis SIL Regular"/>
-          <w:b w:val="0"/>
-          <w:i w:val="0"/>
-          <w:color w:val="000000"/>
-          <w:sz w:val="24"/>
-        </w:rPr>
-        <w:hyperlink r:id="rId10" w:history="1">
-          <w:r>
-            <w:rPr>
-              <w:rStyle w:val="Hyperlink"/>
-            </w:rPr>
-            <w:t>e</w:t>
-          </w:r>
-        </w:hyperlink>
-      </w:r>
-      <w:r>
-        <w:rPr>
-          <w:u w:val="single" w:color="0000ff"/>
-          <w:rFonts w:ascii="Charis SIL Regular" w:hAnsi="Charis SIL Regular" w:eastAsia="Charis SIL Regular"/>
-          <w:b w:val="0"/>
-          <w:i w:val="0"/>
-          <w:color w:val="000000"/>
-          <w:sz w:val="24"/>
-        </w:rPr>
-        <w:hyperlink r:id="rId10" w:history="1">
-          <w:r>
-            <w:rPr>
-              <w:rStyle w:val="Hyperlink"/>
-            </w:rPr>
-            <w:t>nis e</w:t>
-          </w:r>
-        </w:hyperlink>
+        <w:t>Haarlem, het Nederlandsch Museum van Geschiedenis e</w:t>
       </w:r>
       <w:r>
         <w:rPr>
@@ -675,6 +539,7 @@
           <w:i w:val="0"/>
           <w:color w:val="0000FF"/>
           <w:sz w:val="24"/>
+          <w:u w:val="single"/>
         </w:rPr>
         <w:t>K</w:t>
       </w:r>
@@ -798,7 +663,7 @@
           <w:sz w:val="24"/>
           <w:u w:val="single"/>
         </w:rPr>
-        <w:hyperlink r:id="rId11" w:history="1">
+        <w:hyperlink r:id="rId12" w:history="1">
           <w:r>
             <w:rPr>
               <w:rStyle w:val="Hyperlink"/>
@@ -816,7 +681,7 @@
           <w:sz w:val="24"/>
           <w:u w:val="single"/>
         </w:rPr>
-        <w:hyperlink r:id="rId11" w:history="1">
+        <w:hyperlink r:id="rId12" w:history="1">
           <w:r>
             <w:rPr>
               <w:rStyle w:val="Hyperlink"/>
@@ -834,7 +699,7 @@
           <w:sz w:val="24"/>
           <w:u w:val="single"/>
         </w:rPr>
-        <w:hyperlink r:id="rId11" w:history="1">
+        <w:hyperlink r:id="rId12" w:history="1">
           <w:r>
             <w:rPr>
               <w:rStyle w:val="Hyperlink"/>
@@ -870,7 +735,7 @@
           <w:sz w:val="24"/>
           <w:u w:val="single"/>
         </w:rPr>
-        <w:hyperlink r:id="rId11" w:history="1">
+        <w:hyperlink r:id="rId12" w:history="1">
           <w:r>
             <w:rPr>
               <w:rStyle w:val="Hyperlink"/>
@@ -888,7 +753,7 @@
           <w:sz w:val="24"/>
           <w:u w:val="single"/>
         </w:rPr>
-        <w:hyperlink r:id="rId11" w:history="1">
+        <w:hyperlink r:id="rId12" w:history="1">
           <w:r>
             <w:rPr>
               <w:rStyle w:val="Hyperlink"/>
@@ -906,7 +771,7 @@
           <w:sz w:val="24"/>
           <w:u w:val="single"/>
         </w:rPr>
-        <w:hyperlink r:id="rId11" w:history="1">
+        <w:hyperlink r:id="rId12" w:history="1">
           <w:r>
             <w:rPr>
               <w:rStyle w:val="Hyperlink"/>
@@ -1111,13 +976,21 @@
       </w:r>
       <w:r>
         <w:rPr>
+          <w:u w:val="single" w:color="0000ff"/>
           <w:rFonts w:ascii="Charis SIL Regular" w:hAnsi="Charis SIL Regular" w:eastAsia="Charis SIL Regular"/>
           <w:b w:val="0"/>
           <w:i w:val="0"/>
           <w:color w:val="000000"/>
           <w:sz w:val="24"/>
         </w:rPr>
-        <w:t>Rijksmuseu</w:t>
+        <w:hyperlink r:id="rId12" w:history="1">
+          <w:r>
+            <w:rPr>
+              <w:rStyle w:val="Hyperlink"/>
+            </w:rPr>
+            <w:t>Rijksmuseu</w:t>
+          </w:r>
+        </w:hyperlink>
       </w:r>
       <w:r>
         <w:rPr>

--- a/EXPORTS/DOCX/published/niveau3/Dutch/RijksmuseumAmsterdam.docx
+++ b/EXPORTS/DOCX/published/niveau3/Dutch/RijksmuseumAmsterdam.docx
@@ -429,7 +429,143 @@
           <w:color w:val="000000"/>
           <w:sz w:val="24"/>
         </w:rPr>
-        <w:t>Haarlem, het Nederlandsch Museum van Geschiedenis e</w:t>
+        <w:t>Haarlem, het Nederland</w:t>
+      </w:r>
+      <w:r>
+        <w:rPr>
+          <w:u w:val="single" w:color="0000ff"/>
+          <w:rFonts w:ascii="Charis SIL Regular" w:hAnsi="Charis SIL Regular" w:eastAsia="Charis SIL Regular"/>
+          <w:b w:val="0"/>
+          <w:i w:val="0"/>
+          <w:color w:val="000000"/>
+          <w:sz w:val="24"/>
+        </w:rPr>
+        <w:hyperlink r:id="rId9" w:history="1">
+          <w:r>
+            <w:rPr>
+              <w:rStyle w:val="Hyperlink"/>
+            </w:rPr>
+            <w:t>sch Muse</w:t>
+          </w:r>
+        </w:hyperlink>
+      </w:r>
+      <w:r>
+        <w:rPr>
+          <w:u w:val="single" w:color="0000ff"/>
+          <w:rFonts w:ascii="Charis SIL Regular" w:hAnsi="Charis SIL Regular" w:eastAsia="Charis SIL Regular"/>
+          <w:b w:val="0"/>
+          <w:i w:val="0"/>
+          <w:color w:val="000000"/>
+          <w:sz w:val="24"/>
+        </w:rPr>
+        <w:hyperlink r:id="rId9" w:history="1">
+          <w:r>
+            <w:rPr>
+              <w:rStyle w:val="Hyperlink"/>
+            </w:rPr>
+            <w:t>u</w:t>
+          </w:r>
+        </w:hyperlink>
+      </w:r>
+      <w:r>
+        <w:rPr>
+          <w:u w:val="single" w:color="0000ff"/>
+          <w:rFonts w:ascii="Charis SIL Regular" w:hAnsi="Charis SIL Regular" w:eastAsia="Charis SIL Regular"/>
+          <w:b w:val="0"/>
+          <w:i w:val="0"/>
+          <w:color w:val="000000"/>
+          <w:sz w:val="24"/>
+        </w:rPr>
+        <w:hyperlink r:id="rId9" w:history="1">
+          <w:r>
+            <w:rPr>
+              <w:rStyle w:val="Hyperlink"/>
+            </w:rPr>
+            <w:t>m van</w:t>
+          </w:r>
+        </w:hyperlink>
+      </w:r>
+      <w:r>
+        <w:rPr>
+          <w:u w:val="single" w:color="0000ff"/>
+          <w:rFonts w:ascii="Charis SIL Regular" w:hAnsi="Charis SIL Regular" w:eastAsia="Charis SIL Regular"/>
+          <w:b w:val="0"/>
+          <w:i w:val="0"/>
+          <w:color w:val="000000"/>
+          <w:sz w:val="24"/>
+        </w:rPr>
+        <w:hyperlink r:id="rId9" w:history="1">
+          <w:r>
+            <w:rPr>
+              <w:rStyle w:val="Hyperlink"/>
+            </w:rPr>
+            <w:t xml:space="preserve"> Geschi</w:t>
+          </w:r>
+        </w:hyperlink>
+      </w:r>
+      <w:r>
+        <w:rPr>
+          <w:rFonts w:ascii="Charis SIL Regular" w:hAnsi="Charis SIL Regular" w:eastAsia="Charis SIL Regular"/>
+          <w:b w:val="0"/>
+          <w:i w:val="0"/>
+          <w:color w:val="000000"/>
+          <w:sz w:val="24"/>
+        </w:rPr>
+        <w:t>e</w:t>
+      </w:r>
+      <w:r>
+        <w:rPr>
+          <w:u w:val="single" w:color="0000ff"/>
+          <w:rFonts w:ascii="Charis SIL Regular" w:hAnsi="Charis SIL Regular" w:eastAsia="Charis SIL Regular"/>
+          <w:b w:val="0"/>
+          <w:i w:val="0"/>
+          <w:color w:val="000000"/>
+          <w:sz w:val="24"/>
+        </w:rPr>
+        <w:hyperlink r:id="rId10" w:history="1">
+          <w:r>
+            <w:rPr>
+              <w:rStyle w:val="Hyperlink"/>
+            </w:rPr>
+            <w:t>d</w:t>
+          </w:r>
+        </w:hyperlink>
+      </w:r>
+      <w:r>
+        <w:rPr>
+          <w:u w:val="single" w:color="0000ff"/>
+          <w:rFonts w:ascii="Charis SIL Regular" w:hAnsi="Charis SIL Regular" w:eastAsia="Charis SIL Regular"/>
+          <w:b w:val="0"/>
+          <w:i w:val="0"/>
+          <w:color w:val="000000"/>
+          <w:sz w:val="24"/>
+        </w:rPr>
+        <w:hyperlink r:id="rId10" w:history="1">
+          <w:r>
+            <w:rPr>
+              <w:rStyle w:val="Hyperlink"/>
+            </w:rPr>
+            <w:t>e</w:t>
+          </w:r>
+        </w:hyperlink>
+      </w:r>
+      <w:r>
+        <w:rPr>
+          <w:u w:val="single" w:color="0000ff"/>
+          <w:rFonts w:ascii="Charis SIL Regular" w:hAnsi="Charis SIL Regular" w:eastAsia="Charis SIL Regular"/>
+          <w:b w:val="0"/>
+          <w:i w:val="0"/>
+          <w:color w:val="000000"/>
+          <w:sz w:val="24"/>
+        </w:rPr>
+        <w:hyperlink r:id="rId10" w:history="1">
+          <w:r>
+            <w:rPr>
+              <w:rStyle w:val="Hyperlink"/>
+            </w:rPr>
+            <w:t>nis e</w:t>
+          </w:r>
+        </w:hyperlink>
       </w:r>
       <w:r>
         <w:rPr>
@@ -663,7 +799,7 @@
           <w:sz w:val="24"/>
           <w:u w:val="single"/>
         </w:rPr>
-        <w:hyperlink r:id="rId12" w:history="1">
+        <w:hyperlink r:id="rId11" w:history="1">
           <w:r>
             <w:rPr>
               <w:rStyle w:val="Hyperlink"/>
@@ -681,7 +817,7 @@
           <w:sz w:val="24"/>
           <w:u w:val="single"/>
         </w:rPr>
-        <w:hyperlink r:id="rId12" w:history="1">
+        <w:hyperlink r:id="rId11" w:history="1">
           <w:r>
             <w:rPr>
               <w:rStyle w:val="Hyperlink"/>
@@ -699,7 +835,7 @@
           <w:sz w:val="24"/>
           <w:u w:val="single"/>
         </w:rPr>
-        <w:hyperlink r:id="rId12" w:history="1">
+        <w:hyperlink r:id="rId11" w:history="1">
           <w:r>
             <w:rPr>
               <w:rStyle w:val="Hyperlink"/>

--- a/EXPORTS/DOCX/published/niveau3/Dutch/RijksmuseumAmsterdam.docx
+++ b/EXPORTS/DOCX/published/niveau3/Dutch/RijksmuseumAmsterdam.docx
@@ -675,7 +675,6 @@
           <w:i w:val="0"/>
           <w:color w:val="0000FF"/>
           <w:sz w:val="24"/>
-          <w:u w:val="single"/>
         </w:rPr>
         <w:t>K</w:t>
       </w:r>

--- a/EXPORTS/DOCX/published/niveau3/Dutch/RijksmuseumAmsterdam.docx
+++ b/EXPORTS/DOCX/published/niveau3/Dutch/RijksmuseumAmsterdam.docx
@@ -628,55 +628,8 @@
           <w:i w:val="0"/>
           <w:color w:val="0000FF"/>
           <w:sz w:val="24"/>
-          <w:u w:val="single"/>
         </w:rPr>
-        <w:hyperlink r:id="rId10" w:history="1">
-          <w:r>
-            <w:rPr>
-              <w:rStyle w:val="Hyperlink"/>
-            </w:rPr>
-            <w:t>Ko</w:t>
-          </w:r>
-        </w:hyperlink>
-      </w:r>
-      <w:r>
-        <w:rPr>
-          <w:rFonts w:ascii="Charis SIL Regular" w:hAnsi="Charis SIL Regular" w:eastAsia="Charis SIL Regular"/>
-          <w:b w:val="0"/>
-          <w:i w:val="0"/>
-          <w:color w:val="0000FF"/>
-          <w:sz w:val="24"/>
-          <w:u w:val="single"/>
-        </w:rPr>
-        <w:hyperlink r:id="rId10" w:history="1">
-          <w:r>
-            <w:rPr>
-              <w:rStyle w:val="Hyperlink"/>
-            </w:rPr>
-            <w:t>ninklijk</w:t>
-          </w:r>
-        </w:hyperlink>
-      </w:r>
-      <w:r>
-        <w:rPr>
-          <w:rFonts w:ascii="Charis SIL Regular" w:hAnsi="Charis SIL Regular" w:eastAsia="Charis SIL Regular"/>
-          <w:b w:val="0"/>
-          <w:i w:val="0"/>
-          <w:color w:val="0000FF"/>
-          <w:sz w:val="24"/>
-          <w:u w:val="single"/>
-        </w:rPr>
-        <w:t xml:space="preserve"> </w:t>
-      </w:r>
-      <w:r>
-        <w:rPr>
-          <w:rFonts w:ascii="Charis SIL Regular" w:hAnsi="Charis SIL Regular" w:eastAsia="Charis SIL Regular"/>
-          <w:b w:val="0"/>
-          <w:i w:val="0"/>
-          <w:color w:val="0000FF"/>
-          <w:sz w:val="24"/>
-        </w:rPr>
-        <w:t>K</w:t>
+        <w:t>Koninklijk K</w:t>
       </w:r>
       <w:r>
         <w:rPr>
@@ -870,7 +823,7 @@
           <w:sz w:val="24"/>
           <w:u w:val="single"/>
         </w:rPr>
-        <w:hyperlink r:id="rId12" w:history="1">
+        <w:hyperlink r:id="rId11" w:history="1">
           <w:r>
             <w:rPr>
               <w:rStyle w:val="Hyperlink"/>
@@ -888,7 +841,7 @@
           <w:sz w:val="24"/>
           <w:u w:val="single"/>
         </w:rPr>
-        <w:hyperlink r:id="rId12" w:history="1">
+        <w:hyperlink r:id="rId11" w:history="1">
           <w:r>
             <w:rPr>
               <w:rStyle w:val="Hyperlink"/>
@@ -906,7 +859,7 @@
           <w:sz w:val="24"/>
           <w:u w:val="single"/>
         </w:rPr>
-        <w:hyperlink r:id="rId12" w:history="1">
+        <w:hyperlink r:id="rId11" w:history="1">
           <w:r>
             <w:rPr>
               <w:rStyle w:val="Hyperlink"/>
@@ -935,7 +888,7 @@
           <w:sz w:val="24"/>
           <w:u w:val="single"/>
         </w:rPr>
-        <w:hyperlink r:id="rId12" w:history="1">
+        <w:hyperlink r:id="rId11" w:history="1">
           <w:r>
             <w:rPr>
               <w:rStyle w:val="Hyperlink"/>

--- a/EXPORTS/DOCX/published/niveau3/Dutch/RijksmuseumAmsterdam.docx
+++ b/EXPORTS/DOCX/published/niveau3/Dutch/RijksmuseumAmsterdam.docx
@@ -628,8 +628,56 @@
           <w:i w:val="0"/>
           <w:color w:val="0000FF"/>
           <w:sz w:val="24"/>
+          <w:u w:val="single"/>
         </w:rPr>
-        <w:t>Koninklijk K</w:t>
+        <w:hyperlink r:id="rId10" w:history="1">
+          <w:r>
+            <w:rPr>
+              <w:rStyle w:val="Hyperlink"/>
+            </w:rPr>
+            <w:t>Ko</w:t>
+          </w:r>
+        </w:hyperlink>
+      </w:r>
+      <w:r>
+        <w:rPr>
+          <w:rFonts w:ascii="Charis SIL Regular" w:hAnsi="Charis SIL Regular" w:eastAsia="Charis SIL Regular"/>
+          <w:b w:val="0"/>
+          <w:i w:val="0"/>
+          <w:color w:val="0000FF"/>
+          <w:sz w:val="24"/>
+          <w:u w:val="single"/>
+        </w:rPr>
+        <w:hyperlink r:id="rId10" w:history="1">
+          <w:r>
+            <w:rPr>
+              <w:rStyle w:val="Hyperlink"/>
+            </w:rPr>
+            <w:t>ninklijk</w:t>
+          </w:r>
+        </w:hyperlink>
+      </w:r>
+      <w:r>
+        <w:rPr>
+          <w:rFonts w:ascii="Charis SIL Regular" w:hAnsi="Charis SIL Regular" w:eastAsia="Charis SIL Regular"/>
+          <w:b w:val="0"/>
+          <w:i w:val="0"/>
+          <w:color w:val="0000FF"/>
+          <w:sz w:val="24"/>
+          <w:u w:val="single"/>
+        </w:rPr>
+        <w:t xml:space="preserve"> </w:t>
+      </w:r>
+      <w:r>
+        <w:rPr>
+          <w:rFonts w:ascii="Charis SIL Regular" w:hAnsi="Charis SIL Regular" w:eastAsia="Charis SIL Regular"/>
+          <w:b w:val="0"/>
+          <w:i w:val="0"/>
+          <w:color w:val="0000FF"/>
+          <w:sz w:val="24"/>
+          <w:u w:val="single"/>
+        </w:rPr>
+        <w:t>K</w:t>
       </w:r>
       <w:r>
         <w:rPr>
@@ -751,7 +799,7 @@
           <w:sz w:val="24"/>
           <w:u w:val="single"/>
         </w:rPr>
-        <w:hyperlink r:id="rId11" w:history="1">
+        <w:hyperlink r:id="rId12" w:history="1">
           <w:r>
             <w:rPr>
               <w:rStyle w:val="Hyperlink"/>
@@ -769,7 +817,7 @@
           <w:sz w:val="24"/>
           <w:u w:val="single"/>
         </w:rPr>
-        <w:hyperlink r:id="rId11" w:history="1">
+        <w:hyperlink r:id="rId12" w:history="1">
           <w:r>
             <w:rPr>
               <w:rStyle w:val="Hyperlink"/>
@@ -787,7 +835,7 @@
           <w:sz w:val="24"/>
           <w:u w:val="single"/>
         </w:rPr>
-        <w:hyperlink r:id="rId11" w:history="1">
+        <w:hyperlink r:id="rId12" w:history="1">
           <w:r>
             <w:rPr>
               <w:rStyle w:val="Hyperlink"/>
@@ -823,7 +871,7 @@
           <w:sz w:val="24"/>
           <w:u w:val="single"/>
         </w:rPr>
-        <w:hyperlink r:id="rId11" w:history="1">
+        <w:hyperlink r:id="rId12" w:history="1">
           <w:r>
             <w:rPr>
               <w:rStyle w:val="Hyperlink"/>
@@ -841,7 +889,7 @@
           <w:sz w:val="24"/>
           <w:u w:val="single"/>
         </w:rPr>
-        <w:hyperlink r:id="rId11" w:history="1">
+        <w:hyperlink r:id="rId12" w:history="1">
           <w:r>
             <w:rPr>
               <w:rStyle w:val="Hyperlink"/>
@@ -917,7 +965,7 @@
           <w:sz w:val="24"/>
           <w:u w:val="single"/>
         </w:rPr>
-        <w:hyperlink r:id="rId12" w:history="1">
+        <w:hyperlink r:id="rId11" w:history="1">
           <w:r>
             <w:rPr>
               <w:rStyle w:val="Hyperlink"/>

--- a/EXPORTS/DOCX/published/niveau3/Dutch/RijksmuseumAmsterdam.docx
+++ b/EXPORTS/DOCX/published/niveau3/Dutch/RijksmuseumAmsterdam.docx
@@ -628,56 +628,8 @@
           <w:i w:val="0"/>
           <w:color w:val="0000FF"/>
           <w:sz w:val="24"/>
-          <w:u w:val="single"/>
         </w:rPr>
-        <w:hyperlink r:id="rId10" w:history="1">
-          <w:r>
-            <w:rPr>
-              <w:rStyle w:val="Hyperlink"/>
-            </w:rPr>
-            <w:t>Ko</w:t>
-          </w:r>
-        </w:hyperlink>
-      </w:r>
-      <w:r>
-        <w:rPr>
-          <w:rFonts w:ascii="Charis SIL Regular" w:hAnsi="Charis SIL Regular" w:eastAsia="Charis SIL Regular"/>
-          <w:b w:val="0"/>
-          <w:i w:val="0"/>
-          <w:color w:val="0000FF"/>
-          <w:sz w:val="24"/>
-          <w:u w:val="single"/>
-        </w:rPr>
-        <w:hyperlink r:id="rId10" w:history="1">
-          <w:r>
-            <w:rPr>
-              <w:rStyle w:val="Hyperlink"/>
-            </w:rPr>
-            <w:t>ninklijk</w:t>
-          </w:r>
-        </w:hyperlink>
-      </w:r>
-      <w:r>
-        <w:rPr>
-          <w:rFonts w:ascii="Charis SIL Regular" w:hAnsi="Charis SIL Regular" w:eastAsia="Charis SIL Regular"/>
-          <w:b w:val="0"/>
-          <w:i w:val="0"/>
-          <w:color w:val="0000FF"/>
-          <w:sz w:val="24"/>
-          <w:u w:val="single"/>
-        </w:rPr>
-        <w:t xml:space="preserve"> </w:t>
-      </w:r>
-      <w:r>
-        <w:rPr>
-          <w:rFonts w:ascii="Charis SIL Regular" w:hAnsi="Charis SIL Regular" w:eastAsia="Charis SIL Regular"/>
-          <w:b w:val="0"/>
-          <w:i w:val="0"/>
-          <w:color w:val="0000FF"/>
-          <w:sz w:val="24"/>
-          <w:u w:val="single"/>
-        </w:rPr>
-        <w:t>K</w:t>
+        <w:t>Koninklijk K</w:t>
       </w:r>
       <w:r>
         <w:rPr>
@@ -799,7 +751,7 @@
           <w:sz w:val="24"/>
           <w:u w:val="single"/>
         </w:rPr>
-        <w:hyperlink r:id="rId12" w:history="1">
+        <w:hyperlink r:id="rId11" w:history="1">
           <w:r>
             <w:rPr>
               <w:rStyle w:val="Hyperlink"/>
@@ -817,7 +769,7 @@
           <w:sz w:val="24"/>
           <w:u w:val="single"/>
         </w:rPr>
-        <w:hyperlink r:id="rId12" w:history="1">
+        <w:hyperlink r:id="rId11" w:history="1">
           <w:r>
             <w:rPr>
               <w:rStyle w:val="Hyperlink"/>
@@ -835,7 +787,7 @@
           <w:sz w:val="24"/>
           <w:u w:val="single"/>
         </w:rPr>
-        <w:hyperlink r:id="rId12" w:history="1">
+        <w:hyperlink r:id="rId11" w:history="1">
           <w:r>
             <w:rPr>
               <w:rStyle w:val="Hyperlink"/>
@@ -871,7 +823,7 @@
           <w:sz w:val="24"/>
           <w:u w:val="single"/>
         </w:rPr>
-        <w:hyperlink r:id="rId12" w:history="1">
+        <w:hyperlink r:id="rId11" w:history="1">
           <w:r>
             <w:rPr>
               <w:rStyle w:val="Hyperlink"/>
@@ -889,7 +841,7 @@
           <w:sz w:val="24"/>
           <w:u w:val="single"/>
         </w:rPr>
-        <w:hyperlink r:id="rId12" w:history="1">
+        <w:hyperlink r:id="rId11" w:history="1">
           <w:r>
             <w:rPr>
               <w:rStyle w:val="Hyperlink"/>
@@ -965,7 +917,7 @@
           <w:sz w:val="24"/>
           <w:u w:val="single"/>
         </w:rPr>
-        <w:hyperlink r:id="rId11" w:history="1">
+        <w:hyperlink r:id="rId12" w:history="1">
           <w:r>
             <w:rPr>
               <w:rStyle w:val="Hyperlink"/>
@@ -1119,32 +1071,7 @@
           <w:color w:val="000000"/>
           <w:sz w:val="24"/>
         </w:rPr>
-        <w:hyperlink r:id="rId12" w:history="1">
-          <w:r>
-            <w:rPr>
-              <w:rStyle w:val="Hyperlink"/>
-            </w:rPr>
-            <w:t>Rijksmuseu</w:t>
-          </w:r>
-        </w:hyperlink>
-      </w:r>
-      <w:r>
-        <w:rPr>
-          <w:u w:val="single" w:color="0000ff"/>
-          <w:rFonts w:ascii="Charis SIL Regular" w:hAnsi="Charis SIL Regular" w:eastAsia="Charis SIL Regular"/>
-          <w:b w:val="0"/>
-          <w:i w:val="0"/>
-          <w:color w:val="000000"/>
-          <w:sz w:val="24"/>
-        </w:rPr>
-        <w:hyperlink r:id="rId12" w:history="1">
-          <w:r>
-            <w:rPr>
-              <w:rStyle w:val="Hyperlink"/>
-            </w:rPr>
-            <w:t>m. I</w:t>
-          </w:r>
-        </w:hyperlink>
+        <w:t>Rijksmuseum. I</w:t>
       </w:r>
       <w:r>
         <w:rPr>

--- a/EXPORTS/DOCX/published/niveau3/Dutch/RijksmuseumAmsterdam.docx
+++ b/EXPORTS/DOCX/published/niveau3/Dutch/RijksmuseumAmsterdam.docx
@@ -628,8 +628,16 @@
           <w:i w:val="0"/>
           <w:color w:val="0000FF"/>
           <w:sz w:val="24"/>
+          <w:u w:val="single"/>
         </w:rPr>
-        <w:t>Koninklijk K</w:t>
+        <w:hyperlink r:id="rId10" w:history="1">
+          <w:r>
+            <w:rPr>
+              <w:rStyle w:val="Hyperlink"/>
+            </w:rPr>
+            <w:t>Ko</w:t>
+          </w:r>
+        </w:hyperlink>
       </w:r>
       <w:r>
         <w:rPr>
@@ -641,6 +649,53 @@
           <w:u w:val="single"/>
         </w:rPr>
         <w:hyperlink r:id="rId10" w:history="1">
+          <w:r>
+            <w:rPr>
+              <w:rStyle w:val="Hyperlink"/>
+            </w:rPr>
+            <w:t>ninklijk</w:t>
+          </w:r>
+        </w:hyperlink>
+      </w:r>
+      <w:r>
+        <w:rPr>
+          <w:rFonts w:ascii="Charis SIL Regular" w:hAnsi="Charis SIL Regular" w:eastAsia="Charis SIL Regular"/>
+          <w:b w:val="0"/>
+          <w:i w:val="0"/>
+          <w:color w:val="0000FF"/>
+          <w:sz w:val="24"/>
+          <w:u w:val="single"/>
+        </w:rPr>
+        <w:t xml:space="preserve"> </w:t>
+      </w:r>
+      <w:r>
+        <w:rPr>
+          <w:rFonts w:ascii="Charis SIL Regular" w:hAnsi="Charis SIL Regular" w:eastAsia="Charis SIL Regular"/>
+          <w:b w:val="0"/>
+          <w:i w:val="0"/>
+          <w:color w:val="0000FF"/>
+          <w:sz w:val="24"/>
+          <w:u w:val="single"/>
+        </w:rPr>
+        <w:hyperlink r:id="rId11" w:history="1">
+          <w:r>
+            <w:rPr>
+              <w:rStyle w:val="Hyperlink"/>
+            </w:rPr>
+            <w:t>K</w:t>
+          </w:r>
+        </w:hyperlink>
+      </w:r>
+      <w:r>
+        <w:rPr>
+          <w:rFonts w:ascii="Charis SIL Regular" w:hAnsi="Charis SIL Regular" w:eastAsia="Charis SIL Regular"/>
+          <w:b w:val="0"/>
+          <w:i w:val="0"/>
+          <w:color w:val="0000FF"/>
+          <w:sz w:val="24"/>
+          <w:u w:val="single"/>
+        </w:rPr>
+        <w:hyperlink r:id="rId11" w:history="1">
           <w:r>
             <w:rPr>
               <w:rStyle w:val="Hyperlink"/>
@@ -751,7 +806,7 @@
           <w:sz w:val="24"/>
           <w:u w:val="single"/>
         </w:rPr>
-        <w:hyperlink r:id="rId11" w:history="1">
+        <w:hyperlink r:id="rId12" w:history="1">
           <w:r>
             <w:rPr>
               <w:rStyle w:val="Hyperlink"/>
@@ -769,7 +824,7 @@
           <w:sz w:val="24"/>
           <w:u w:val="single"/>
         </w:rPr>
-        <w:hyperlink r:id="rId11" w:history="1">
+        <w:hyperlink r:id="rId12" w:history="1">
           <w:r>
             <w:rPr>
               <w:rStyle w:val="Hyperlink"/>
@@ -917,7 +972,7 @@
           <w:sz w:val="24"/>
           <w:u w:val="single"/>
         </w:rPr>
-        <w:hyperlink r:id="rId12" w:history="1">
+        <w:hyperlink r:id="rId11" w:history="1">
           <w:r>
             <w:rPr>
               <w:rStyle w:val="Hyperlink"/>
@@ -1071,7 +1126,32 @@
           <w:color w:val="000000"/>
           <w:sz w:val="24"/>
         </w:rPr>
-        <w:t>Rijksmuseum. I</w:t>
+        <w:hyperlink r:id="rId12" w:history="1">
+          <w:r>
+            <w:rPr>
+              <w:rStyle w:val="Hyperlink"/>
+            </w:rPr>
+            <w:t>Rijksmuseu</w:t>
+          </w:r>
+        </w:hyperlink>
+      </w:r>
+      <w:r>
+        <w:rPr>
+          <w:u w:val="single" w:color="0000ff"/>
+          <w:rFonts w:ascii="Charis SIL Regular" w:hAnsi="Charis SIL Regular" w:eastAsia="Charis SIL Regular"/>
+          <w:b w:val="0"/>
+          <w:i w:val="0"/>
+          <w:color w:val="000000"/>
+          <w:sz w:val="24"/>
+        </w:rPr>
+        <w:hyperlink r:id="rId12" w:history="1">
+          <w:r>
+            <w:rPr>
+              <w:rStyle w:val="Hyperlink"/>
+            </w:rPr>
+            <w:t>m. I</w:t>
+          </w:r>
+        </w:hyperlink>
       </w:r>
       <w:r>
         <w:rPr>

--- a/EXPORTS/DOCX/published/niveau3/Dutch/RijksmuseumAmsterdam.docx
+++ b/EXPORTS/DOCX/published/niveau3/Dutch/RijksmuseumAmsterdam.docx
@@ -558,14 +558,7 @@
           <w:color w:val="000000"/>
           <w:sz w:val="24"/>
         </w:rPr>
-        <w:hyperlink r:id="rId10" w:history="1">
-          <w:r>
-            <w:rPr>
-              <w:rStyle w:val="Hyperlink"/>
-            </w:rPr>
-            <w:t>nis e</w:t>
-          </w:r>
-        </w:hyperlink>
+        <w:t>nis e</w:t>
       </w:r>
       <w:r>
         <w:rPr>
@@ -630,14 +623,7 @@
           <w:sz w:val="24"/>
           <w:u w:val="single"/>
         </w:rPr>
-        <w:hyperlink r:id="rId10" w:history="1">
-          <w:r>
-            <w:rPr>
-              <w:rStyle w:val="Hyperlink"/>
-            </w:rPr>
-            <w:t>Ko</w:t>
-          </w:r>
-        </w:hyperlink>
+        <w:t>Koninklijk K</w:t>
       </w:r>
       <w:r>
         <w:rPr>
@@ -649,53 +635,6 @@
           <w:u w:val="single"/>
         </w:rPr>
         <w:hyperlink r:id="rId10" w:history="1">
-          <w:r>
-            <w:rPr>
-              <w:rStyle w:val="Hyperlink"/>
-            </w:rPr>
-            <w:t>ninklijk</w:t>
-          </w:r>
-        </w:hyperlink>
-      </w:r>
-      <w:r>
-        <w:rPr>
-          <w:rFonts w:ascii="Charis SIL Regular" w:hAnsi="Charis SIL Regular" w:eastAsia="Charis SIL Regular"/>
-          <w:b w:val="0"/>
-          <w:i w:val="0"/>
-          <w:color w:val="0000FF"/>
-          <w:sz w:val="24"/>
-          <w:u w:val="single"/>
-        </w:rPr>
-        <w:t xml:space="preserve"> </w:t>
-      </w:r>
-      <w:r>
-        <w:rPr>
-          <w:rFonts w:ascii="Charis SIL Regular" w:hAnsi="Charis SIL Regular" w:eastAsia="Charis SIL Regular"/>
-          <w:b w:val="0"/>
-          <w:i w:val="0"/>
-          <w:color w:val="0000FF"/>
-          <w:sz w:val="24"/>
-          <w:u w:val="single"/>
-        </w:rPr>
-        <w:hyperlink r:id="rId11" w:history="1">
-          <w:r>
-            <w:rPr>
-              <w:rStyle w:val="Hyperlink"/>
-            </w:rPr>
-            <w:t>K</w:t>
-          </w:r>
-        </w:hyperlink>
-      </w:r>
-      <w:r>
-        <w:rPr>
-          <w:rFonts w:ascii="Charis SIL Regular" w:hAnsi="Charis SIL Regular" w:eastAsia="Charis SIL Regular"/>
-          <w:b w:val="0"/>
-          <w:i w:val="0"/>
-          <w:color w:val="0000FF"/>
-          <w:sz w:val="24"/>
-          <w:u w:val="single"/>
-        </w:rPr>
-        <w:hyperlink r:id="rId11" w:history="1">
           <w:r>
             <w:rPr>
               <w:rStyle w:val="Hyperlink"/>
@@ -811,61 +750,7 @@
             <w:rPr>
               <w:rStyle w:val="Hyperlink"/>
             </w:rPr>
-            <w:t>K</w:t>
-          </w:r>
-        </w:hyperlink>
-      </w:r>
-      <w:r>
-        <w:rPr>
-          <w:rFonts w:ascii="Charis SIL Regular" w:hAnsi="Charis SIL Regular" w:eastAsia="Charis SIL Regular"/>
-          <w:b w:val="0"/>
-          <w:i w:val="0"/>
-          <w:color w:val="0000FF"/>
-          <w:sz w:val="24"/>
-          <w:u w:val="single"/>
-        </w:rPr>
-        <w:hyperlink r:id="rId12" w:history="1">
-          <w:r>
-            <w:rPr>
-              <w:rStyle w:val="Hyperlink"/>
-            </w:rPr>
-            <w:t>o</w:t>
-          </w:r>
-        </w:hyperlink>
-      </w:r>
-      <w:r>
-        <w:rPr>
-          <w:rFonts w:ascii="Charis SIL Regular" w:hAnsi="Charis SIL Regular" w:eastAsia="Charis SIL Regular"/>
-          <w:b w:val="0"/>
-          <w:i w:val="0"/>
-          <w:color w:val="0000FF"/>
-          <w:sz w:val="24"/>
-          <w:u w:val="single"/>
-        </w:rPr>
-        <w:hyperlink r:id="rId11" w:history="1">
-          <w:r>
-            <w:rPr>
-              <w:rStyle w:val="Hyperlink"/>
-            </w:rPr>
-            <w:t>ninklijk</w:t>
-          </w:r>
-        </w:hyperlink>
-      </w:r>
-      <w:r>
-        <w:rPr>
-          <w:rFonts w:ascii="Charis SIL Regular" w:hAnsi="Charis SIL Regular" w:eastAsia="Charis SIL Regular"/>
-          <w:b w:val="0"/>
-          <w:i w:val="0"/>
-          <w:color w:val="0000FF"/>
-          <w:sz w:val="24"/>
-          <w:u w:val="single"/>
-        </w:rPr>
-        <w:hyperlink r:id="rId12" w:history="1">
-          <w:r>
-            <w:rPr>
-              <w:rStyle w:val="Hyperlink"/>
-            </w:rPr>
-            <w:t xml:space="preserve">e </w:t>
+            <w:t xml:space="preserve">Koninklijke </w:t>
           </w:r>
         </w:hyperlink>
       </w:r>
@@ -1119,21 +1004,13 @@
       </w:r>
       <w:r>
         <w:rPr>
-          <w:u w:val="single" w:color="0000ff"/>
           <w:rFonts w:ascii="Charis SIL Regular" w:hAnsi="Charis SIL Regular" w:eastAsia="Charis SIL Regular"/>
           <w:b w:val="0"/>
           <w:i w:val="0"/>
           <w:color w:val="000000"/>
           <w:sz w:val="24"/>
         </w:rPr>
-        <w:hyperlink r:id="rId12" w:history="1">
-          <w:r>
-            <w:rPr>
-              <w:rStyle w:val="Hyperlink"/>
-            </w:rPr>
-            <w:t>Rijksmuseu</w:t>
-          </w:r>
-        </w:hyperlink>
+        <w:t>Rijksmuseu</w:t>
       </w:r>
       <w:r>
         <w:rPr>

--- a/EXPORTS/DOCX/published/niveau3/Dutch/RijksmuseumAmsterdam.docx
+++ b/EXPORTS/DOCX/published/niveau3/Dutch/RijksmuseumAmsterdam.docx
@@ -558,7 +558,14 @@
           <w:color w:val="000000"/>
           <w:sz w:val="24"/>
         </w:rPr>
-        <w:t>nis e</w:t>
+        <w:hyperlink r:id="rId10" w:history="1">
+          <w:r>
+            <w:rPr>
+              <w:rStyle w:val="Hyperlink"/>
+            </w:rPr>
+            <w:t>nis e</w:t>
+          </w:r>
+        </w:hyperlink>
       </w:r>
       <w:r>
         <w:rPr>
@@ -623,7 +630,53 @@
           <w:sz w:val="24"/>
           <w:u w:val="single"/>
         </w:rPr>
-        <w:t>Koninklijk K</w:t>
+        <w:hyperlink r:id="rId11" w:history="1">
+          <w:r>
+            <w:rPr>
+              <w:rStyle w:val="Hyperlink"/>
+            </w:rPr>
+            <w:t>Ko</w:t>
+          </w:r>
+        </w:hyperlink>
+      </w:r>
+      <w:r>
+        <w:rPr>
+          <w:rFonts w:ascii="Charis SIL Regular" w:hAnsi="Charis SIL Regular" w:eastAsia="Charis SIL Regular"/>
+          <w:b w:val="0"/>
+          <w:i w:val="0"/>
+          <w:color w:val="0000FF"/>
+          <w:sz w:val="24"/>
+          <w:u w:val="single"/>
+        </w:rPr>
+        <w:hyperlink r:id="rId10" w:history="1">
+          <w:r>
+            <w:rPr>
+              <w:rStyle w:val="Hyperlink"/>
+            </w:rPr>
+            <w:t>ninklijk</w:t>
+          </w:r>
+        </w:hyperlink>
+      </w:r>
+      <w:r>
+        <w:rPr>
+          <w:rFonts w:ascii="Charis SIL Regular" w:hAnsi="Charis SIL Regular" w:eastAsia="Charis SIL Regular"/>
+          <w:b w:val="0"/>
+          <w:i w:val="0"/>
+          <w:color w:val="0000FF"/>
+          <w:sz w:val="24"/>
+          <w:u w:val="single"/>
+        </w:rPr>
+        <w:t xml:space="preserve"> </w:t>
+      </w:r>
+      <w:r>
+        <w:rPr>
+          <w:rFonts w:ascii="Charis SIL Regular" w:hAnsi="Charis SIL Regular" w:eastAsia="Charis SIL Regular"/>
+          <w:b w:val="0"/>
+          <w:i w:val="0"/>
+          <w:color w:val="0000FF"/>
+          <w:sz w:val="24"/>
+        </w:rPr>
+        <w:t>K</w:t>
       </w:r>
       <w:r>
         <w:rPr>
@@ -745,12 +798,66 @@
           <w:sz w:val="24"/>
           <w:u w:val="single"/>
         </w:rPr>
+        <w:hyperlink r:id="rId11" w:history="1">
+          <w:r>
+            <w:rPr>
+              <w:rStyle w:val="Hyperlink"/>
+            </w:rPr>
+            <w:t>K</w:t>
+          </w:r>
+        </w:hyperlink>
+      </w:r>
+      <w:r>
+        <w:rPr>
+          <w:rFonts w:ascii="Charis SIL Regular" w:hAnsi="Charis SIL Regular" w:eastAsia="Charis SIL Regular"/>
+          <w:b w:val="0"/>
+          <w:i w:val="0"/>
+          <w:color w:val="0000FF"/>
+          <w:sz w:val="24"/>
+          <w:u w:val="single"/>
+        </w:rPr>
+        <w:hyperlink r:id="rId11" w:history="1">
+          <w:r>
+            <w:rPr>
+              <w:rStyle w:val="Hyperlink"/>
+            </w:rPr>
+            <w:t>o</w:t>
+          </w:r>
+        </w:hyperlink>
+      </w:r>
+      <w:r>
+        <w:rPr>
+          <w:rFonts w:ascii="Charis SIL Regular" w:hAnsi="Charis SIL Regular" w:eastAsia="Charis SIL Regular"/>
+          <w:b w:val="0"/>
+          <w:i w:val="0"/>
+          <w:color w:val="0000FF"/>
+          <w:sz w:val="24"/>
+          <w:u w:val="single"/>
+        </w:rPr>
+        <w:hyperlink r:id="rId11" w:history="1">
+          <w:r>
+            <w:rPr>
+              <w:rStyle w:val="Hyperlink"/>
+            </w:rPr>
+            <w:t>ninklijk</w:t>
+          </w:r>
+        </w:hyperlink>
+      </w:r>
+      <w:r>
+        <w:rPr>
+          <w:rFonts w:ascii="Charis SIL Regular" w:hAnsi="Charis SIL Regular" w:eastAsia="Charis SIL Regular"/>
+          <w:b w:val="0"/>
+          <w:i w:val="0"/>
+          <w:color w:val="0000FF"/>
+          <w:sz w:val="24"/>
+          <w:u w:val="single"/>
+        </w:rPr>
         <w:hyperlink r:id="rId12" w:history="1">
           <w:r>
             <w:rPr>
               <w:rStyle w:val="Hyperlink"/>
             </w:rPr>
-            <w:t xml:space="preserve">Koninklijke </w:t>
+            <w:t xml:space="preserve">e </w:t>
           </w:r>
         </w:hyperlink>
       </w:r>
@@ -857,7 +964,7 @@
           <w:sz w:val="24"/>
           <w:u w:val="single"/>
         </w:rPr>
-        <w:hyperlink r:id="rId11" w:history="1">
+        <w:hyperlink r:id="rId12" w:history="1">
           <w:r>
             <w:rPr>
               <w:rStyle w:val="Hyperlink"/>
@@ -1004,16 +1111,6 @@
       </w:r>
       <w:r>
         <w:rPr>
-          <w:rFonts w:ascii="Charis SIL Regular" w:hAnsi="Charis SIL Regular" w:eastAsia="Charis SIL Regular"/>
-          <w:b w:val="0"/>
-          <w:i w:val="0"/>
-          <w:color w:val="000000"/>
-          <w:sz w:val="24"/>
-        </w:rPr>
-        <w:t>Rijksmuseu</w:t>
-      </w:r>
-      <w:r>
-        <w:rPr>
           <w:u w:val="single" w:color="0000ff"/>
           <w:rFonts w:ascii="Charis SIL Regular" w:hAnsi="Charis SIL Regular" w:eastAsia="Charis SIL Regular"/>
           <w:b w:val="0"/>
@@ -1021,14 +1118,7 @@
           <w:color w:val="000000"/>
           <w:sz w:val="24"/>
         </w:rPr>
-        <w:hyperlink r:id="rId12" w:history="1">
-          <w:r>
-            <w:rPr>
-              <w:rStyle w:val="Hyperlink"/>
-            </w:rPr>
-            <w:t>m. I</w:t>
-          </w:r>
-        </w:hyperlink>
+        <w:t>Rijksmuseum. I</w:t>
       </w:r>
       <w:r>
         <w:rPr>

--- a/EXPORTS/DOCX/published/niveau3/Dutch/RijksmuseumAmsterdam.docx
+++ b/EXPORTS/DOCX/published/niveau3/Dutch/RijksmuseumAmsterdam.docx
@@ -630,7 +630,7 @@
           <w:sz w:val="24"/>
           <w:u w:val="single"/>
         </w:rPr>
-        <w:hyperlink r:id="rId11" w:history="1">
+        <w:hyperlink r:id="rId10" w:history="1">
           <w:r>
             <w:rPr>
               <w:rStyle w:val="Hyperlink"/>
@@ -648,7 +648,7 @@
           <w:sz w:val="24"/>
           <w:u w:val="single"/>
         </w:rPr>
-        <w:hyperlink r:id="rId10" w:history="1">
+        <w:hyperlink r:id="rId11" w:history="1">
           <w:r>
             <w:rPr>
               <w:rStyle w:val="Hyperlink"/>
@@ -675,8 +675,16 @@
           <w:i w:val="0"/>
           <w:color w:val="0000FF"/>
           <w:sz w:val="24"/>
+          <w:u w:val="single"/>
         </w:rPr>
-        <w:t>K</w:t>
+        <w:hyperlink r:id="rId11" w:history="1">
+          <w:r>
+            <w:rPr>
+              <w:rStyle w:val="Hyperlink"/>
+            </w:rPr>
+            <w:t>K</w:t>
+          </w:r>
+        </w:hyperlink>
       </w:r>
       <w:r>
         <w:rPr>
@@ -687,7 +695,7 @@
           <w:sz w:val="24"/>
           <w:u w:val="single"/>
         </w:rPr>
-        <w:hyperlink r:id="rId10" w:history="1">
+        <w:hyperlink r:id="rId11" w:history="1">
           <w:r>
             <w:rPr>
               <w:rStyle w:val="Hyperlink"/>
@@ -798,7 +806,7 @@
           <w:sz w:val="24"/>
           <w:u w:val="single"/>
         </w:rPr>
-        <w:hyperlink r:id="rId11" w:history="1">
+        <w:hyperlink r:id="rId12" w:history="1">
           <w:r>
             <w:rPr>
               <w:rStyle w:val="Hyperlink"/>
@@ -870,7 +878,7 @@
           <w:sz w:val="24"/>
           <w:u w:val="single"/>
         </w:rPr>
-        <w:hyperlink r:id="rId11" w:history="1">
+        <w:hyperlink r:id="rId12" w:history="1">
           <w:r>
             <w:rPr>
               <w:rStyle w:val="Hyperlink"/>
@@ -888,7 +896,7 @@
           <w:sz w:val="24"/>
           <w:u w:val="single"/>
         </w:rPr>
-        <w:hyperlink r:id="rId11" w:history="1">
+        <w:hyperlink r:id="rId12" w:history="1">
           <w:r>
             <w:rPr>
               <w:rStyle w:val="Hyperlink"/>
@@ -906,7 +914,7 @@
           <w:sz w:val="24"/>
           <w:u w:val="single"/>
         </w:rPr>
-        <w:hyperlink r:id="rId11" w:history="1">
+        <w:hyperlink r:id="rId12" w:history="1">
           <w:r>
             <w:rPr>
               <w:rStyle w:val="Hyperlink"/>

--- a/EXPORTS/DOCX/published/niveau3/Dutch/RijksmuseumAmsterdam.docx
+++ b/EXPORTS/DOCX/published/niveau3/Dutch/RijksmuseumAmsterdam.docx
@@ -648,7 +648,7 @@
           <w:sz w:val="24"/>
           <w:u w:val="single"/>
         </w:rPr>
-        <w:hyperlink r:id="rId11" w:history="1">
+        <w:hyperlink r:id="rId10" w:history="1">
           <w:r>
             <w:rPr>
               <w:rStyle w:val="Hyperlink"/>
@@ -677,14 +677,7 @@
           <w:sz w:val="24"/>
           <w:u w:val="single"/>
         </w:rPr>
-        <w:hyperlink r:id="rId11" w:history="1">
-          <w:r>
-            <w:rPr>
-              <w:rStyle w:val="Hyperlink"/>
-            </w:rPr>
-            <w:t>K</w:t>
-          </w:r>
-        </w:hyperlink>
+        <w:t>K</w:t>
       </w:r>
       <w:r>
         <w:rPr>
@@ -695,7 +688,7 @@
           <w:sz w:val="24"/>
           <w:u w:val="single"/>
         </w:rPr>
-        <w:hyperlink r:id="rId11" w:history="1">
+        <w:hyperlink r:id="rId10" w:history="1">
           <w:r>
             <w:rPr>
               <w:rStyle w:val="Hyperlink"/>
@@ -824,7 +817,7 @@
           <w:sz w:val="24"/>
           <w:u w:val="single"/>
         </w:rPr>
-        <w:hyperlink r:id="rId11" w:history="1">
+        <w:hyperlink r:id="rId12" w:history="1">
           <w:r>
             <w:rPr>
               <w:rStyle w:val="Hyperlink"/>
@@ -842,7 +835,7 @@
           <w:sz w:val="24"/>
           <w:u w:val="single"/>
         </w:rPr>
-        <w:hyperlink r:id="rId11" w:history="1">
+        <w:hyperlink r:id="rId12" w:history="1">
           <w:r>
             <w:rPr>
               <w:rStyle w:val="Hyperlink"/>
@@ -943,7 +936,7 @@
           <w:sz w:val="24"/>
           <w:u w:val="single"/>
         </w:rPr>
-        <w:hyperlink r:id="rId11" w:history="1">
+        <w:hyperlink r:id="rId12" w:history="1">
           <w:r>
             <w:rPr>
               <w:rStyle w:val="Hyperlink"/>
@@ -1126,7 +1119,32 @@
           <w:color w:val="000000"/>
           <w:sz w:val="24"/>
         </w:rPr>
-        <w:t>Rijksmuseum. I</w:t>
+        <w:hyperlink r:id="rId12" w:history="1">
+          <w:r>
+            <w:rPr>
+              <w:rStyle w:val="Hyperlink"/>
+            </w:rPr>
+            <w:t>Rijksmuseu</w:t>
+          </w:r>
+        </w:hyperlink>
+      </w:r>
+      <w:r>
+        <w:rPr>
+          <w:u w:val="single" w:color="0000ff"/>
+          <w:rFonts w:ascii="Charis SIL Regular" w:hAnsi="Charis SIL Regular" w:eastAsia="Charis SIL Regular"/>
+          <w:b w:val="0"/>
+          <w:i w:val="0"/>
+          <w:color w:val="000000"/>
+          <w:sz w:val="24"/>
+        </w:rPr>
+        <w:hyperlink r:id="rId12" w:history="1">
+          <w:r>
+            <w:rPr>
+              <w:rStyle w:val="Hyperlink"/>
+            </w:rPr>
+            <w:t>m. I</w:t>
+          </w:r>
+        </w:hyperlink>
       </w:r>
       <w:r>
         <w:rPr>

--- a/EXPORTS/DOCX/published/niveau3/Dutch/RijksmuseumAmsterdam.docx
+++ b/EXPORTS/DOCX/published/niveau3/Dutch/RijksmuseumAmsterdam.docx
@@ -628,56 +628,8 @@
           <w:i w:val="0"/>
           <w:color w:val="0000FF"/>
           <w:sz w:val="24"/>
-          <w:u w:val="single"/>
         </w:rPr>
-        <w:hyperlink r:id="rId10" w:history="1">
-          <w:r>
-            <w:rPr>
-              <w:rStyle w:val="Hyperlink"/>
-            </w:rPr>
-            <w:t>Ko</w:t>
-          </w:r>
-        </w:hyperlink>
-      </w:r>
-      <w:r>
-        <w:rPr>
-          <w:rFonts w:ascii="Charis SIL Regular" w:hAnsi="Charis SIL Regular" w:eastAsia="Charis SIL Regular"/>
-          <w:b w:val="0"/>
-          <w:i w:val="0"/>
-          <w:color w:val="0000FF"/>
-          <w:sz w:val="24"/>
-          <w:u w:val="single"/>
-        </w:rPr>
-        <w:hyperlink r:id="rId10" w:history="1">
-          <w:r>
-            <w:rPr>
-              <w:rStyle w:val="Hyperlink"/>
-            </w:rPr>
-            <w:t>ninklijk</w:t>
-          </w:r>
-        </w:hyperlink>
-      </w:r>
-      <w:r>
-        <w:rPr>
-          <w:rFonts w:ascii="Charis SIL Regular" w:hAnsi="Charis SIL Regular" w:eastAsia="Charis SIL Regular"/>
-          <w:b w:val="0"/>
-          <w:i w:val="0"/>
-          <w:color w:val="0000FF"/>
-          <w:sz w:val="24"/>
-          <w:u w:val="single"/>
-        </w:rPr>
-        <w:t xml:space="preserve"> </w:t>
-      </w:r>
-      <w:r>
-        <w:rPr>
-          <w:rFonts w:ascii="Charis SIL Regular" w:hAnsi="Charis SIL Regular" w:eastAsia="Charis SIL Regular"/>
-          <w:b w:val="0"/>
-          <w:i w:val="0"/>
-          <w:color w:val="0000FF"/>
-          <w:sz w:val="24"/>
-          <w:u w:val="single"/>
-        </w:rPr>
-        <w:t>K</w:t>
+        <w:t>Koninklijk K</w:t>
       </w:r>
       <w:r>
         <w:rPr>
@@ -799,7 +751,7 @@
           <w:sz w:val="24"/>
           <w:u w:val="single"/>
         </w:rPr>
-        <w:hyperlink r:id="rId12" w:history="1">
+        <w:hyperlink r:id="rId11" w:history="1">
           <w:r>
             <w:rPr>
               <w:rStyle w:val="Hyperlink"/>
@@ -817,7 +769,7 @@
           <w:sz w:val="24"/>
           <w:u w:val="single"/>
         </w:rPr>
-        <w:hyperlink r:id="rId12" w:history="1">
+        <w:hyperlink r:id="rId11" w:history="1">
           <w:r>
             <w:rPr>
               <w:rStyle w:val="Hyperlink"/>
@@ -835,7 +787,7 @@
           <w:sz w:val="24"/>
           <w:u w:val="single"/>
         </w:rPr>
-        <w:hyperlink r:id="rId12" w:history="1">
+        <w:hyperlink r:id="rId11" w:history="1">
           <w:r>
             <w:rPr>
               <w:rStyle w:val="Hyperlink"/>
@@ -871,7 +823,7 @@
           <w:sz w:val="24"/>
           <w:u w:val="single"/>
         </w:rPr>
-        <w:hyperlink r:id="rId12" w:history="1">
+        <w:hyperlink r:id="rId11" w:history="1">
           <w:r>
             <w:rPr>
               <w:rStyle w:val="Hyperlink"/>
@@ -889,7 +841,7 @@
           <w:sz w:val="24"/>
           <w:u w:val="single"/>
         </w:rPr>
-        <w:hyperlink r:id="rId12" w:history="1">
+        <w:hyperlink r:id="rId11" w:history="1">
           <w:r>
             <w:rPr>
               <w:rStyle w:val="Hyperlink"/>
@@ -907,7 +859,7 @@
           <w:sz w:val="24"/>
           <w:u w:val="single"/>
         </w:rPr>
-        <w:hyperlink r:id="rId12" w:history="1">
+        <w:hyperlink r:id="rId11" w:history="1">
           <w:r>
             <w:rPr>
               <w:rStyle w:val="Hyperlink"/>
@@ -936,7 +888,7 @@
           <w:sz w:val="24"/>
           <w:u w:val="single"/>
         </w:rPr>
-        <w:hyperlink r:id="rId12" w:history="1">
+        <w:hyperlink r:id="rId11" w:history="1">
           <w:r>
             <w:rPr>
               <w:rStyle w:val="Hyperlink"/>
@@ -1112,39 +1064,13 @@
       </w:r>
       <w:r>
         <w:rPr>
-          <w:u w:val="single" w:color="0000ff"/>
           <w:rFonts w:ascii="Charis SIL Regular" w:hAnsi="Charis SIL Regular" w:eastAsia="Charis SIL Regular"/>
           <w:b w:val="0"/>
           <w:i w:val="0"/>
           <w:color w:val="000000"/>
           <w:sz w:val="24"/>
         </w:rPr>
-        <w:hyperlink r:id="rId12" w:history="1">
-          <w:r>
-            <w:rPr>
-              <w:rStyle w:val="Hyperlink"/>
-            </w:rPr>
-            <w:t>Rijksmuseu</w:t>
-          </w:r>
-        </w:hyperlink>
-      </w:r>
-      <w:r>
-        <w:rPr>
-          <w:u w:val="single" w:color="0000ff"/>
-          <w:rFonts w:ascii="Charis SIL Regular" w:hAnsi="Charis SIL Regular" w:eastAsia="Charis SIL Regular"/>
-          <w:b w:val="0"/>
-          <w:i w:val="0"/>
-          <w:color w:val="000000"/>
-          <w:sz w:val="24"/>
-        </w:rPr>
-        <w:hyperlink r:id="rId12" w:history="1">
-          <w:r>
-            <w:rPr>
-              <w:rStyle w:val="Hyperlink"/>
-            </w:rPr>
-            <w:t>m. I</w:t>
-          </w:r>
-        </w:hyperlink>
+        <w:t>Rijksmuseum. I</w:t>
       </w:r>
       <w:r>
         <w:rPr>

--- a/EXPORTS/DOCX/published/niveau3/Dutch/RijksmuseumAmsterdam.docx
+++ b/EXPORTS/DOCX/published/niveau3/Dutch/RijksmuseumAmsterdam.docx
@@ -429,89 +429,7 @@
           <w:color w:val="000000"/>
           <w:sz w:val="24"/>
         </w:rPr>
-        <w:t>Haarlem, het Nederland</w:t>
-      </w:r>
-      <w:r>
-        <w:rPr>
-          <w:u w:val="single" w:color="0000ff"/>
-          <w:rFonts w:ascii="Charis SIL Regular" w:hAnsi="Charis SIL Regular" w:eastAsia="Charis SIL Regular"/>
-          <w:b w:val="0"/>
-          <w:i w:val="0"/>
-          <w:color w:val="000000"/>
-          <w:sz w:val="24"/>
-        </w:rPr>
-        <w:hyperlink r:id="rId9" w:history="1">
-          <w:r>
-            <w:rPr>
-              <w:rStyle w:val="Hyperlink"/>
-            </w:rPr>
-            <w:t>sch Muse</w:t>
-          </w:r>
-        </w:hyperlink>
-      </w:r>
-      <w:r>
-        <w:rPr>
-          <w:u w:val="single" w:color="0000ff"/>
-          <w:rFonts w:ascii="Charis SIL Regular" w:hAnsi="Charis SIL Regular" w:eastAsia="Charis SIL Regular"/>
-          <w:b w:val="0"/>
-          <w:i w:val="0"/>
-          <w:color w:val="000000"/>
-          <w:sz w:val="24"/>
-        </w:rPr>
-        <w:hyperlink r:id="rId9" w:history="1">
-          <w:r>
-            <w:rPr>
-              <w:rStyle w:val="Hyperlink"/>
-            </w:rPr>
-            <w:t>u</w:t>
-          </w:r>
-        </w:hyperlink>
-      </w:r>
-      <w:r>
-        <w:rPr>
-          <w:u w:val="single" w:color="0000ff"/>
-          <w:rFonts w:ascii="Charis SIL Regular" w:hAnsi="Charis SIL Regular" w:eastAsia="Charis SIL Regular"/>
-          <w:b w:val="0"/>
-          <w:i w:val="0"/>
-          <w:color w:val="000000"/>
-          <w:sz w:val="24"/>
-        </w:rPr>
-        <w:hyperlink r:id="rId9" w:history="1">
-          <w:r>
-            <w:rPr>
-              <w:rStyle w:val="Hyperlink"/>
-            </w:rPr>
-            <w:t>m van</w:t>
-          </w:r>
-        </w:hyperlink>
-      </w:r>
-      <w:r>
-        <w:rPr>
-          <w:u w:val="single" w:color="0000ff"/>
-          <w:rFonts w:ascii="Charis SIL Regular" w:hAnsi="Charis SIL Regular" w:eastAsia="Charis SIL Regular"/>
-          <w:b w:val="0"/>
-          <w:i w:val="0"/>
-          <w:color w:val="000000"/>
-          <w:sz w:val="24"/>
-        </w:rPr>
-        <w:hyperlink r:id="rId9" w:history="1">
-          <w:r>
-            <w:rPr>
-              <w:rStyle w:val="Hyperlink"/>
-            </w:rPr>
-            <w:t xml:space="preserve"> Geschi</w:t>
-          </w:r>
-        </w:hyperlink>
-      </w:r>
-      <w:r>
-        <w:rPr>
-          <w:rFonts w:ascii="Charis SIL Regular" w:hAnsi="Charis SIL Regular" w:eastAsia="Charis SIL Regular"/>
-          <w:b w:val="0"/>
-          <w:i w:val="0"/>
-          <w:color w:val="000000"/>
-          <w:sz w:val="24"/>
-        </w:rPr>
-        <w:t>e</w:t>
+        <w:t>Haarlem, het Nederlandsch Museum van Geschie</w:t>
       </w:r>
       <w:r>
         <w:rPr>
@@ -628,8 +546,56 @@
           <w:i w:val="0"/>
           <w:color w:val="0000FF"/>
           <w:sz w:val="24"/>
+          <w:u w:val="single"/>
         </w:rPr>
-        <w:t>Koninklijk K</w:t>
+        <w:hyperlink r:id="rId10" w:history="1">
+          <w:r>
+            <w:rPr>
+              <w:rStyle w:val="Hyperlink"/>
+            </w:rPr>
+            <w:t>Ko</w:t>
+          </w:r>
+        </w:hyperlink>
+      </w:r>
+      <w:r>
+        <w:rPr>
+          <w:rFonts w:ascii="Charis SIL Regular" w:hAnsi="Charis SIL Regular" w:eastAsia="Charis SIL Regular"/>
+          <w:b w:val="0"/>
+          <w:i w:val="0"/>
+          <w:color w:val="0000FF"/>
+          <w:sz w:val="24"/>
+          <w:u w:val="single"/>
+        </w:rPr>
+        <w:hyperlink r:id="rId10" w:history="1">
+          <w:r>
+            <w:rPr>
+              <w:rStyle w:val="Hyperlink"/>
+            </w:rPr>
+            <w:t>ninklijk</w:t>
+          </w:r>
+        </w:hyperlink>
+      </w:r>
+      <w:r>
+        <w:rPr>
+          <w:rFonts w:ascii="Charis SIL Regular" w:hAnsi="Charis SIL Regular" w:eastAsia="Charis SIL Regular"/>
+          <w:b w:val="0"/>
+          <w:i w:val="0"/>
+          <w:color w:val="0000FF"/>
+          <w:sz w:val="24"/>
+          <w:u w:val="single"/>
+        </w:rPr>
+        <w:t xml:space="preserve"> </w:t>
+      </w:r>
+      <w:r>
+        <w:rPr>
+          <w:rFonts w:ascii="Charis SIL Regular" w:hAnsi="Charis SIL Regular" w:eastAsia="Charis SIL Regular"/>
+          <w:b w:val="0"/>
+          <w:i w:val="0"/>
+          <w:color w:val="0000FF"/>
+          <w:sz w:val="24"/>
+          <w:u w:val="single"/>
+        </w:rPr>
+        <w:t>K</w:t>
       </w:r>
       <w:r>
         <w:rPr>
@@ -751,7 +717,7 @@
           <w:sz w:val="24"/>
           <w:u w:val="single"/>
         </w:rPr>
-        <w:hyperlink r:id="rId11" w:history="1">
+        <w:hyperlink r:id="rId12" w:history="1">
           <w:r>
             <w:rPr>
               <w:rStyle w:val="Hyperlink"/>
@@ -769,7 +735,7 @@
           <w:sz w:val="24"/>
           <w:u w:val="single"/>
         </w:rPr>
-        <w:hyperlink r:id="rId11" w:history="1">
+        <w:hyperlink r:id="rId12" w:history="1">
           <w:r>
             <w:rPr>
               <w:rStyle w:val="Hyperlink"/>
@@ -787,7 +753,7 @@
           <w:sz w:val="24"/>
           <w:u w:val="single"/>
         </w:rPr>
-        <w:hyperlink r:id="rId11" w:history="1">
+        <w:hyperlink r:id="rId12" w:history="1">
           <w:r>
             <w:rPr>
               <w:rStyle w:val="Hyperlink"/>
@@ -917,7 +883,7 @@
           <w:sz w:val="24"/>
           <w:u w:val="single"/>
         </w:rPr>
-        <w:hyperlink r:id="rId12" w:history="1">
+        <w:hyperlink r:id="rId11" w:history="1">
           <w:r>
             <w:rPr>
               <w:rStyle w:val="Hyperlink"/>
@@ -1064,13 +1030,39 @@
       </w:r>
       <w:r>
         <w:rPr>
+          <w:u w:val="single" w:color="0000ff"/>
           <w:rFonts w:ascii="Charis SIL Regular" w:hAnsi="Charis SIL Regular" w:eastAsia="Charis SIL Regular"/>
           <w:b w:val="0"/>
           <w:i w:val="0"/>
           <w:color w:val="000000"/>
           <w:sz w:val="24"/>
         </w:rPr>
-        <w:t>Rijksmuseum. I</w:t>
+        <w:hyperlink r:id="rId12" w:history="1">
+          <w:r>
+            <w:rPr>
+              <w:rStyle w:val="Hyperlink"/>
+            </w:rPr>
+            <w:t>Rijksmuseu</w:t>
+          </w:r>
+        </w:hyperlink>
+      </w:r>
+      <w:r>
+        <w:rPr>
+          <w:u w:val="single" w:color="0000ff"/>
+          <w:rFonts w:ascii="Charis SIL Regular" w:hAnsi="Charis SIL Regular" w:eastAsia="Charis SIL Regular"/>
+          <w:b w:val="0"/>
+          <w:i w:val="0"/>
+          <w:color w:val="000000"/>
+          <w:sz w:val="24"/>
+        </w:rPr>
+        <w:hyperlink r:id="rId12" w:history="1">
+          <w:r>
+            <w:rPr>
+              <w:rStyle w:val="Hyperlink"/>
+            </w:rPr>
+            <w:t>m. I</w:t>
+          </w:r>
+        </w:hyperlink>
       </w:r>
       <w:r>
         <w:rPr>

--- a/EXPORTS/DOCX/published/niveau3/Dutch/RijksmuseumAmsterdam.docx
+++ b/EXPORTS/DOCX/published/niveau3/Dutch/RijksmuseumAmsterdam.docx
@@ -429,7 +429,7 @@
           <w:color w:val="000000"/>
           <w:sz w:val="24"/>
         </w:rPr>
-        <w:t>Haarlem, het Nederlandsch Museum van Geschie</w:t>
+        <w:t>Haarlem, het Nederland</w:t>
       </w:r>
       <w:r>
         <w:rPr>
@@ -440,12 +440,12 @@
           <w:color w:val="000000"/>
           <w:sz w:val="24"/>
         </w:rPr>
-        <w:hyperlink r:id="rId10" w:history="1">
+        <w:hyperlink r:id="rId9" w:history="1">
           <w:r>
             <w:rPr>
               <w:rStyle w:val="Hyperlink"/>
             </w:rPr>
-            <w:t>d</w:t>
+            <w:t>sch Muse</w:t>
           </w:r>
         </w:hyperlink>
       </w:r>
@@ -458,12 +458,12 @@
           <w:color w:val="000000"/>
           <w:sz w:val="24"/>
         </w:rPr>
-        <w:hyperlink r:id="rId10" w:history="1">
+        <w:hyperlink r:id="rId9" w:history="1">
           <w:r>
             <w:rPr>
               <w:rStyle w:val="Hyperlink"/>
             </w:rPr>
-            <w:t>e</w:t>
+            <w:t>u</w:t>
           </w:r>
         </w:hyperlink>
       </w:r>
@@ -476,14 +476,53 @@
           <w:color w:val="000000"/>
           <w:sz w:val="24"/>
         </w:rPr>
-        <w:hyperlink r:id="rId10" w:history="1">
+        <w:hyperlink r:id="rId9" w:history="1">
           <w:r>
             <w:rPr>
               <w:rStyle w:val="Hyperlink"/>
             </w:rPr>
-            <w:t>nis e</w:t>
+            <w:t>m van</w:t>
           </w:r>
         </w:hyperlink>
+      </w:r>
+      <w:r>
+        <w:rPr>
+          <w:u w:val="single" w:color="0000ff"/>
+          <w:rFonts w:ascii="Charis SIL Regular" w:hAnsi="Charis SIL Regular" w:eastAsia="Charis SIL Regular"/>
+          <w:b w:val="0"/>
+          <w:i w:val="0"/>
+          <w:color w:val="000000"/>
+          <w:sz w:val="24"/>
+        </w:rPr>
+        <w:hyperlink r:id="rId9" w:history="1">
+          <w:r>
+            <w:rPr>
+              <w:rStyle w:val="Hyperlink"/>
+            </w:rPr>
+            <w:t xml:space="preserve"> Geschi</w:t>
+          </w:r>
+        </w:hyperlink>
+      </w:r>
+      <w:r>
+        <w:rPr>
+          <w:rFonts w:ascii="Charis SIL Regular" w:hAnsi="Charis SIL Regular" w:eastAsia="Charis SIL Regular"/>
+          <w:b w:val="0"/>
+          <w:i w:val="0"/>
+          <w:color w:val="000000"/>
+          <w:sz w:val="24"/>
+        </w:rPr>
+        <w:t>e</w:t>
+      </w:r>
+      <w:r>
+        <w:rPr>
+          <w:u w:val="single" w:color="0000ff"/>
+          <w:rFonts w:ascii="Charis SIL Regular" w:hAnsi="Charis SIL Regular" w:eastAsia="Charis SIL Regular"/>
+          <w:b w:val="0"/>
+          <w:i w:val="0"/>
+          <w:color w:val="000000"/>
+          <w:sz w:val="24"/>
+        </w:rPr>
+        <w:t>denis e</w:t>
       </w:r>
       <w:r>
         <w:rPr>
@@ -789,7 +828,7 @@
           <w:sz w:val="24"/>
           <w:u w:val="single"/>
         </w:rPr>
-        <w:hyperlink r:id="rId11" w:history="1">
+        <w:hyperlink r:id="rId12" w:history="1">
           <w:r>
             <w:rPr>
               <w:rStyle w:val="Hyperlink"/>

--- a/EXPORTS/DOCX/published/niveau3/Dutch/RijksmuseumAmsterdam.docx
+++ b/EXPORTS/DOCX/published/niveau3/Dutch/RijksmuseumAmsterdam.docx
@@ -522,7 +522,50 @@
           <w:color w:val="000000"/>
           <w:sz w:val="24"/>
         </w:rPr>
-        <w:t>denis e</w:t>
+        <w:hyperlink r:id="rId10" w:history="1">
+          <w:r>
+            <w:rPr>
+              <w:rStyle w:val="Hyperlink"/>
+            </w:rPr>
+            <w:t>d</w:t>
+          </w:r>
+        </w:hyperlink>
+      </w:r>
+      <w:r>
+        <w:rPr>
+          <w:u w:val="single" w:color="0000ff"/>
+          <w:rFonts w:ascii="Charis SIL Regular" w:hAnsi="Charis SIL Regular" w:eastAsia="Charis SIL Regular"/>
+          <w:b w:val="0"/>
+          <w:i w:val="0"/>
+          <w:color w:val="000000"/>
+          <w:sz w:val="24"/>
+        </w:rPr>
+        <w:hyperlink r:id="rId10" w:history="1">
+          <w:r>
+            <w:rPr>
+              <w:rStyle w:val="Hyperlink"/>
+            </w:rPr>
+            <w:t>e</w:t>
+          </w:r>
+        </w:hyperlink>
+      </w:r>
+      <w:r>
+        <w:rPr>
+          <w:u w:val="single" w:color="0000ff"/>
+          <w:rFonts w:ascii="Charis SIL Regular" w:hAnsi="Charis SIL Regular" w:eastAsia="Charis SIL Regular"/>
+          <w:b w:val="0"/>
+          <w:i w:val="0"/>
+          <w:color w:val="000000"/>
+          <w:sz w:val="24"/>
+        </w:rPr>
+        <w:hyperlink r:id="rId10" w:history="1">
+          <w:r>
+            <w:rPr>
+              <w:rStyle w:val="Hyperlink"/>
+            </w:rPr>
+            <w:t>nis e</w:t>
+          </w:r>
+        </w:hyperlink>
       </w:r>
       <w:r>
         <w:rPr>
@@ -587,7 +630,7 @@
           <w:sz w:val="24"/>
           <w:u w:val="single"/>
         </w:rPr>
-        <w:hyperlink r:id="rId10" w:history="1">
+        <w:hyperlink r:id="rId11" w:history="1">
           <w:r>
             <w:rPr>
               <w:rStyle w:val="Hyperlink"/>
@@ -756,7 +799,7 @@
           <w:sz w:val="24"/>
           <w:u w:val="single"/>
         </w:rPr>
-        <w:hyperlink r:id="rId12" w:history="1">
+        <w:hyperlink r:id="rId11" w:history="1">
           <w:r>
             <w:rPr>
               <w:rStyle w:val="Hyperlink"/>
@@ -774,7 +817,7 @@
           <w:sz w:val="24"/>
           <w:u w:val="single"/>
         </w:rPr>
-        <w:hyperlink r:id="rId12" w:history="1">
+        <w:hyperlink r:id="rId11" w:history="1">
           <w:r>
             <w:rPr>
               <w:rStyle w:val="Hyperlink"/>
@@ -792,7 +835,7 @@
           <w:sz w:val="24"/>
           <w:u w:val="single"/>
         </w:rPr>
-        <w:hyperlink r:id="rId12" w:history="1">
+        <w:hyperlink r:id="rId11" w:history="1">
           <w:r>
             <w:rPr>
               <w:rStyle w:val="Hyperlink"/>
@@ -828,7 +871,7 @@
           <w:sz w:val="24"/>
           <w:u w:val="single"/>
         </w:rPr>
-        <w:hyperlink r:id="rId12" w:history="1">
+        <w:hyperlink r:id="rId11" w:history="1">
           <w:r>
             <w:rPr>
               <w:rStyle w:val="Hyperlink"/>
@@ -893,7 +936,7 @@
           <w:sz w:val="24"/>
           <w:u w:val="single"/>
         </w:rPr>
-        <w:hyperlink r:id="rId11" w:history="1">
+        <w:hyperlink r:id="rId12" w:history="1">
           <w:r>
             <w:rPr>
               <w:rStyle w:val="Hyperlink"/>
@@ -922,7 +965,7 @@
           <w:sz w:val="24"/>
           <w:u w:val="single"/>
         </w:rPr>
-        <w:hyperlink r:id="rId11" w:history="1">
+        <w:hyperlink r:id="rId12" w:history="1">
           <w:r>
             <w:rPr>
               <w:rStyle w:val="Hyperlink"/>

--- a/EXPORTS/DOCX/published/niveau3/Dutch/RijksmuseumAmsterdam.docx
+++ b/EXPORTS/DOCX/published/niveau3/Dutch/RijksmuseumAmsterdam.docx
@@ -630,7 +630,7 @@
           <w:sz w:val="24"/>
           <w:u w:val="single"/>
         </w:rPr>
-        <w:hyperlink r:id="rId11" w:history="1">
+        <w:hyperlink r:id="rId10" w:history="1">
           <w:r>
             <w:rPr>
               <w:rStyle w:val="Hyperlink"/>
@@ -677,7 +677,14 @@
           <w:sz w:val="24"/>
           <w:u w:val="single"/>
         </w:rPr>
-        <w:t>K</w:t>
+        <w:hyperlink r:id="rId11" w:history="1">
+          <w:r>
+            <w:rPr>
+              <w:rStyle w:val="Hyperlink"/>
+            </w:rPr>
+            <w:t>K</w:t>
+          </w:r>
+        </w:hyperlink>
       </w:r>
       <w:r>
         <w:rPr>
@@ -688,7 +695,7 @@
           <w:sz w:val="24"/>
           <w:u w:val="single"/>
         </w:rPr>
-        <w:hyperlink r:id="rId10" w:history="1">
+        <w:hyperlink r:id="rId11" w:history="1">
           <w:r>
             <w:rPr>
               <w:rStyle w:val="Hyperlink"/>
@@ -799,7 +806,7 @@
           <w:sz w:val="24"/>
           <w:u w:val="single"/>
         </w:rPr>
-        <w:hyperlink r:id="rId11" w:history="1">
+        <w:hyperlink r:id="rId12" w:history="1">
           <w:r>
             <w:rPr>
               <w:rStyle w:val="Hyperlink"/>
@@ -936,7 +943,7 @@
           <w:sz w:val="24"/>
           <w:u w:val="single"/>
         </w:rPr>
-        <w:hyperlink r:id="rId12" w:history="1">
+        <w:hyperlink r:id="rId11" w:history="1">
           <w:r>
             <w:rPr>
               <w:rStyle w:val="Hyperlink"/>
@@ -965,7 +972,7 @@
           <w:sz w:val="24"/>
           <w:u w:val="single"/>
         </w:rPr>
-        <w:hyperlink r:id="rId12" w:history="1">
+        <w:hyperlink r:id="rId11" w:history="1">
           <w:r>
             <w:rPr>
               <w:rStyle w:val="Hyperlink"/>

--- a/EXPORTS/DOCX/published/niveau3/Dutch/RijksmuseumAmsterdam.docx
+++ b/EXPORTS/DOCX/published/niveau3/Dutch/RijksmuseumAmsterdam.docx
@@ -630,7 +630,7 @@
           <w:sz w:val="24"/>
           <w:u w:val="single"/>
         </w:rPr>
-        <w:hyperlink r:id="rId10" w:history="1">
+        <w:hyperlink r:id="rId11" w:history="1">
           <w:r>
             <w:rPr>
               <w:rStyle w:val="Hyperlink"/>
@@ -648,7 +648,7 @@
           <w:sz w:val="24"/>
           <w:u w:val="single"/>
         </w:rPr>
-        <w:hyperlink r:id="rId10" w:history="1">
+        <w:hyperlink r:id="rId11" w:history="1">
           <w:r>
             <w:rPr>
               <w:rStyle w:val="Hyperlink"/>
@@ -695,7 +695,7 @@
           <w:sz w:val="24"/>
           <w:u w:val="single"/>
         </w:rPr>
-        <w:hyperlink r:id="rId11" w:history="1">
+        <w:hyperlink r:id="rId10" w:history="1">
           <w:r>
             <w:rPr>
               <w:rStyle w:val="Hyperlink"/>
@@ -806,7 +806,7 @@
           <w:sz w:val="24"/>
           <w:u w:val="single"/>
         </w:rPr>
-        <w:hyperlink r:id="rId12" w:history="1">
+        <w:hyperlink r:id="rId11" w:history="1">
           <w:r>
             <w:rPr>
               <w:rStyle w:val="Hyperlink"/>

--- a/EXPORTS/DOCX/published/niveau3/Dutch/RijksmuseumAmsterdam.docx
+++ b/EXPORTS/DOCX/published/niveau3/Dutch/RijksmuseumAmsterdam.docx
@@ -630,7 +630,7 @@
           <w:sz w:val="24"/>
           <w:u w:val="single"/>
         </w:rPr>
-        <w:hyperlink r:id="rId11" w:history="1">
+        <w:hyperlink r:id="rId10" w:history="1">
           <w:r>
             <w:rPr>
               <w:rStyle w:val="Hyperlink"/>
@@ -648,7 +648,7 @@
           <w:sz w:val="24"/>
           <w:u w:val="single"/>
         </w:rPr>
-        <w:hyperlink r:id="rId11" w:history="1">
+        <w:hyperlink r:id="rId10" w:history="1">
           <w:r>
             <w:rPr>
               <w:rStyle w:val="Hyperlink"/>
@@ -695,7 +695,7 @@
           <w:sz w:val="24"/>
           <w:u w:val="single"/>
         </w:rPr>
-        <w:hyperlink r:id="rId10" w:history="1">
+        <w:hyperlink r:id="rId11" w:history="1">
           <w:r>
             <w:rPr>
               <w:rStyle w:val="Hyperlink"/>
@@ -806,7 +806,7 @@
           <w:sz w:val="24"/>
           <w:u w:val="single"/>
         </w:rPr>
-        <w:hyperlink r:id="rId11" w:history="1">
+        <w:hyperlink r:id="rId12" w:history="1">
           <w:r>
             <w:rPr>
               <w:rStyle w:val="Hyperlink"/>

--- a/EXPORTS/DOCX/published/niveau3/Dutch/RijksmuseumAmsterdam.docx
+++ b/EXPORTS/DOCX/published/niveau3/Dutch/RijksmuseumAmsterdam.docx
@@ -677,14 +677,7 @@
           <w:sz w:val="24"/>
           <w:u w:val="single"/>
         </w:rPr>
-        <w:hyperlink r:id="rId11" w:history="1">
-          <w:r>
-            <w:rPr>
-              <w:rStyle w:val="Hyperlink"/>
-            </w:rPr>
-            <w:t>K</w:t>
-          </w:r>
-        </w:hyperlink>
+        <w:t>K</w:t>
       </w:r>
       <w:r>
         <w:rPr>
@@ -695,7 +688,7 @@
           <w:sz w:val="24"/>
           <w:u w:val="single"/>
         </w:rPr>
-        <w:hyperlink r:id="rId11" w:history="1">
+        <w:hyperlink r:id="rId10" w:history="1">
           <w:r>
             <w:rPr>
               <w:rStyle w:val="Hyperlink"/>
@@ -806,7 +799,7 @@
           <w:sz w:val="24"/>
           <w:u w:val="single"/>
         </w:rPr>
-        <w:hyperlink r:id="rId12" w:history="1">
+        <w:hyperlink r:id="rId11" w:history="1">
           <w:r>
             <w:rPr>
               <w:rStyle w:val="Hyperlink"/>
@@ -878,7 +871,7 @@
           <w:sz w:val="24"/>
           <w:u w:val="single"/>
         </w:rPr>
-        <w:hyperlink r:id="rId11" w:history="1">
+        <w:hyperlink r:id="rId12" w:history="1">
           <w:r>
             <w:rPr>
               <w:rStyle w:val="Hyperlink"/>
@@ -896,7 +889,7 @@
           <w:sz w:val="24"/>
           <w:u w:val="single"/>
         </w:rPr>
-        <w:hyperlink r:id="rId11" w:history="1">
+        <w:hyperlink r:id="rId12" w:history="1">
           <w:r>
             <w:rPr>
               <w:rStyle w:val="Hyperlink"/>
@@ -914,7 +907,7 @@
           <w:sz w:val="24"/>
           <w:u w:val="single"/>
         </w:rPr>
-        <w:hyperlink r:id="rId11" w:history="1">
+        <w:hyperlink r:id="rId12" w:history="1">
           <w:r>
             <w:rPr>
               <w:rStyle w:val="Hyperlink"/>
@@ -943,7 +936,7 @@
           <w:sz w:val="24"/>
           <w:u w:val="single"/>
         </w:rPr>
-        <w:hyperlink r:id="rId11" w:history="1">
+        <w:hyperlink r:id="rId12" w:history="1">
           <w:r>
             <w:rPr>
               <w:rStyle w:val="Hyperlink"/>
@@ -972,7 +965,7 @@
           <w:sz w:val="24"/>
           <w:u w:val="single"/>
         </w:rPr>
-        <w:hyperlink r:id="rId11" w:history="1">
+        <w:hyperlink r:id="rId12" w:history="1">
           <w:r>
             <w:rPr>
               <w:rStyle w:val="Hyperlink"/>

--- a/EXPORTS/DOCX/published/niveau3/Dutch/RijksmuseumAmsterdam.docx
+++ b/EXPORTS/DOCX/published/niveau3/Dutch/RijksmuseumAmsterdam.docx
@@ -630,7 +630,7 @@
           <w:sz w:val="24"/>
           <w:u w:val="single"/>
         </w:rPr>
-        <w:hyperlink r:id="rId10" w:history="1">
+        <w:hyperlink r:id="rId11" w:history="1">
           <w:r>
             <w:rPr>
               <w:rStyle w:val="Hyperlink"/>
@@ -648,7 +648,7 @@
           <w:sz w:val="24"/>
           <w:u w:val="single"/>
         </w:rPr>
-        <w:hyperlink r:id="rId10" w:history="1">
+        <w:hyperlink r:id="rId11" w:history="1">
           <w:r>
             <w:rPr>
               <w:rStyle w:val="Hyperlink"/>
@@ -677,7 +677,14 @@
           <w:sz w:val="24"/>
           <w:u w:val="single"/>
         </w:rPr>
-        <w:t>K</w:t>
+        <w:hyperlink r:id="rId11" w:history="1">
+          <w:r>
+            <w:rPr>
+              <w:rStyle w:val="Hyperlink"/>
+            </w:rPr>
+            <w:t>K</w:t>
+          </w:r>
+        </w:hyperlink>
       </w:r>
       <w:r>
         <w:rPr>
@@ -688,7 +695,7 @@
           <w:sz w:val="24"/>
           <w:u w:val="single"/>
         </w:rPr>
-        <w:hyperlink r:id="rId10" w:history="1">
+        <w:hyperlink r:id="rId11" w:history="1">
           <w:r>
             <w:rPr>
               <w:rStyle w:val="Hyperlink"/>
@@ -936,7 +943,7 @@
           <w:sz w:val="24"/>
           <w:u w:val="single"/>
         </w:rPr>
-        <w:hyperlink r:id="rId12" w:history="1">
+        <w:hyperlink r:id="rId11" w:history="1">
           <w:r>
             <w:rPr>
               <w:rStyle w:val="Hyperlink"/>
@@ -1130,21 +1137,13 @@
       </w:r>
       <w:r>
         <w:rPr>
-          <w:u w:val="single" w:color="0000ff"/>
           <w:rFonts w:ascii="Charis SIL Regular" w:hAnsi="Charis SIL Regular" w:eastAsia="Charis SIL Regular"/>
           <w:b w:val="0"/>
           <w:i w:val="0"/>
           <w:color w:val="000000"/>
           <w:sz w:val="24"/>
         </w:rPr>
-        <w:hyperlink r:id="rId12" w:history="1">
-          <w:r>
-            <w:rPr>
-              <w:rStyle w:val="Hyperlink"/>
-            </w:rPr>
-            <w:t>m. I</w:t>
-          </w:r>
-        </w:hyperlink>
+        <w:t>m. I</w:t>
       </w:r>
       <w:r>
         <w:rPr>
@@ -1851,24 +1850,13 @@
       </w:r>
       <w:r>
         <w:rPr>
-          <w:u w:val="single" w:color="0000ff"/>
           <w:rFonts w:ascii="Charis SIL Regular" w:hAnsi="Charis SIL Regular" w:eastAsia="Charis SIL Regular"/>
           <w:b w:val="0"/>
           <w:i w:val="0"/>
           <w:color w:val="000000"/>
           <w:sz w:val="24"/>
         </w:rPr>
-        <w:t>s</w:t>
-      </w:r>
-      <w:r>
-        <w:rPr>
-          <w:rFonts w:ascii="Charis SIL Regular" w:hAnsi="Charis SIL Regular" w:eastAsia="Charis SIL Regular"/>
-          <w:b w:val="0"/>
-          <w:i w:val="0"/>
-          <w:color w:val="000000"/>
-          <w:sz w:val="24"/>
-        </w:rPr>
-        <w:t xml:space="preserve">sen de </w:t>
+        <w:t xml:space="preserve">ssen de </w:t>
       </w:r>
       <w:r>
         <w:rPr>

--- a/EXPORTS/DOCX/published/niveau3/Dutch/RijksmuseumAmsterdam.docx
+++ b/EXPORTS/DOCX/published/niveau3/Dutch/RijksmuseumAmsterdam.docx
@@ -695,7 +695,7 @@
           <w:sz w:val="24"/>
           <w:u w:val="single"/>
         </w:rPr>
-        <w:hyperlink r:id="rId11" w:history="1">
+        <w:hyperlink r:id="rId10" w:history="1">
           <w:r>
             <w:rPr>
               <w:rStyle w:val="Hyperlink"/>
@@ -878,7 +878,7 @@
           <w:sz w:val="24"/>
           <w:u w:val="single"/>
         </w:rPr>
-        <w:hyperlink r:id="rId12" w:history="1">
+        <w:hyperlink r:id="rId11" w:history="1">
           <w:r>
             <w:rPr>
               <w:rStyle w:val="Hyperlink"/>
@@ -896,7 +896,7 @@
           <w:sz w:val="24"/>
           <w:u w:val="single"/>
         </w:rPr>
-        <w:hyperlink r:id="rId12" w:history="1">
+        <w:hyperlink r:id="rId11" w:history="1">
           <w:r>
             <w:rPr>
               <w:rStyle w:val="Hyperlink"/>
@@ -914,7 +914,7 @@
           <w:sz w:val="24"/>
           <w:u w:val="single"/>
         </w:rPr>
-        <w:hyperlink r:id="rId12" w:history="1">
+        <w:hyperlink r:id="rId11" w:history="1">
           <w:r>
             <w:rPr>
               <w:rStyle w:val="Hyperlink"/>
@@ -1137,13 +1137,21 @@
       </w:r>
       <w:r>
         <w:rPr>
+          <w:u w:val="single" w:color="0000ff"/>
           <w:rFonts w:ascii="Charis SIL Regular" w:hAnsi="Charis SIL Regular" w:eastAsia="Charis SIL Regular"/>
           <w:b w:val="0"/>
           <w:i w:val="0"/>
           <w:color w:val="000000"/>
           <w:sz w:val="24"/>
         </w:rPr>
-        <w:t>m. I</w:t>
+        <w:hyperlink r:id="rId12" w:history="1">
+          <w:r>
+            <w:rPr>
+              <w:rStyle w:val="Hyperlink"/>
+            </w:rPr>
+            <w:t>m. I</w:t>
+          </w:r>
+        </w:hyperlink>
       </w:r>
       <w:r>
         <w:rPr>
@@ -1850,13 +1858,24 @@
       </w:r>
       <w:r>
         <w:rPr>
+          <w:u w:val="single" w:color="0000ff"/>
           <w:rFonts w:ascii="Charis SIL Regular" w:hAnsi="Charis SIL Regular" w:eastAsia="Charis SIL Regular"/>
           <w:b w:val="0"/>
           <w:i w:val="0"/>
           <w:color w:val="000000"/>
           <w:sz w:val="24"/>
         </w:rPr>
-        <w:t xml:space="preserve">ssen de </w:t>
+        <w:t>s</w:t>
+      </w:r>
+      <w:r>
+        <w:rPr>
+          <w:rFonts w:ascii="Charis SIL Regular" w:hAnsi="Charis SIL Regular" w:eastAsia="Charis SIL Regular"/>
+          <w:b w:val="0"/>
+          <w:i w:val="0"/>
+          <w:color w:val="000000"/>
+          <w:sz w:val="24"/>
+        </w:rPr>
+        <w:t xml:space="preserve">sen de </w:t>
       </w:r>
       <w:r>
         <w:rPr>

--- a/EXPORTS/DOCX/published/niveau3/Dutch/RijksmuseumAmsterdam.docx
+++ b/EXPORTS/DOCX/published/niveau3/Dutch/RijksmuseumAmsterdam.docx
@@ -630,7 +630,7 @@
           <w:sz w:val="24"/>
           <w:u w:val="single"/>
         </w:rPr>
-        <w:hyperlink r:id="rId11" w:history="1">
+        <w:hyperlink r:id="rId10" w:history="1">
           <w:r>
             <w:rPr>
               <w:rStyle w:val="Hyperlink"/>
@@ -648,7 +648,7 @@
           <w:sz w:val="24"/>
           <w:u w:val="single"/>
         </w:rPr>
-        <w:hyperlink r:id="rId11" w:history="1">
+        <w:hyperlink r:id="rId10" w:history="1">
           <w:r>
             <w:rPr>
               <w:rStyle w:val="Hyperlink"/>
@@ -677,14 +677,7 @@
           <w:sz w:val="24"/>
           <w:u w:val="single"/>
         </w:rPr>
-        <w:hyperlink r:id="rId11" w:history="1">
-          <w:r>
-            <w:rPr>
-              <w:rStyle w:val="Hyperlink"/>
-            </w:rPr>
-            <w:t>K</w:t>
-          </w:r>
-        </w:hyperlink>
+        <w:t>K</w:t>
       </w:r>
       <w:r>
         <w:rPr>
@@ -806,7 +799,7 @@
           <w:sz w:val="24"/>
           <w:u w:val="single"/>
         </w:rPr>
-        <w:hyperlink r:id="rId11" w:history="1">
+        <w:hyperlink r:id="rId12" w:history="1">
           <w:r>
             <w:rPr>
               <w:rStyle w:val="Hyperlink"/>
@@ -824,7 +817,7 @@
           <w:sz w:val="24"/>
           <w:u w:val="single"/>
         </w:rPr>
-        <w:hyperlink r:id="rId11" w:history="1">
+        <w:hyperlink r:id="rId12" w:history="1">
           <w:r>
             <w:rPr>
               <w:rStyle w:val="Hyperlink"/>
@@ -842,7 +835,7 @@
           <w:sz w:val="24"/>
           <w:u w:val="single"/>
         </w:rPr>
-        <w:hyperlink r:id="rId11" w:history="1">
+        <w:hyperlink r:id="rId12" w:history="1">
           <w:r>
             <w:rPr>
               <w:rStyle w:val="Hyperlink"/>
@@ -878,7 +871,7 @@
           <w:sz w:val="24"/>
           <w:u w:val="single"/>
         </w:rPr>
-        <w:hyperlink r:id="rId11" w:history="1">
+        <w:hyperlink r:id="rId12" w:history="1">
           <w:r>
             <w:rPr>
               <w:rStyle w:val="Hyperlink"/>
@@ -972,7 +965,7 @@
           <w:sz w:val="24"/>
           <w:u w:val="single"/>
         </w:rPr>
-        <w:hyperlink r:id="rId12" w:history="1">
+        <w:hyperlink r:id="rId11" w:history="1">
           <w:r>
             <w:rPr>
               <w:rStyle w:val="Hyperlink"/>
